--- a/docs/studienskripte/word-rohfassungen/woek-g-v16.docx
+++ b/docs/studienskripte/word-rohfassungen/woek-g-v16.docx
@@ -29,47 +29,7 @@
     </w:p>
     <w:p>
       <w:r>
-        <w:t>Track: Grundstudium Wirkungsökonomie</w:t>
-      </w:r>
-    </w:p>
-    <w:p>
-      <w:r>
-        <w:t>Kurscode: woek-g</w:t>
-      </w:r>
-    </w:p>
-    <w:p>
-      <w:r>
-        <w:t>Vorlesungscode: V16</w:t>
-      </w:r>
-    </w:p>
-    <w:p>
-      <w:r>
-        <w:t>Modul/Abschnitt: G2.2</w:t>
-      </w:r>
-    </w:p>
-    <w:p>
-      <w:r>
-        <w:t>Titel: Märkte, Produkte und Lieferketten als Wirkungsräume</w:t>
-      </w:r>
-    </w:p>
-    <w:p>
-      <w:r>
-        <w:t>Status: Rohfassung V0 · Sprint-Produktionslauf · muss im nächsten Tiefensprint auf 40-50 Seiten erweitert werden</w:t>
-      </w:r>
-    </w:p>
-    <w:p>
-      <w:r>
-        <w:t>Quelle: woek-akademie-app/content/lehrgaenge/woek-g-v16.md</w:t>
-      </w:r>
-    </w:p>
-    <w:p>
-      <w:r>
-        <w:t>Ablage: Markdown-Master in content/studienskripte/woek-g-v16.md, Word-Rohfassung in docs/studienskripte/word-rohfassungen/woek-g-v16.docx</w:t>
-      </w:r>
-    </w:p>
-    <w:p>
-      <w:r>
-        <w:t>Wissensbasis: aktuelles Grundlagenwerk, Website-Korpus inklusive Journal, Akademie-Quelltexte, Glossar, interne Dossiers und externe Fachquellen</w:t>
+        <w:t>Track: Grundstudium Wirkungsökonomie Kurscode: woek-g Vorlesungscode: V16 Modul/Abschnitt: G2.2 Titel: Märkte, Produkte und Lieferketten als Wirkungsräume Status: Rohfassung V0 · Sprint-Produktionslauf · muss im nächsten Tiefensprint auf 40-50 Seiten erweitert werden Quelle: woek-akademie-app/content/lehrgaenge/woek-g-v16.md Ablage: Markdown-Master in content/studienskripte/woek-g-v16.md, Word-Rohfassung in docs/studienskripte/word-rohfassungen/woek-g-v16.docx Wissensbasis: aktuelles Grundlagenwerk, Website-Korpus inklusive Journal, Akademie-Quelltexte, Glossar, interne Dossiers und externe Fachquellen</w:t>
       </w:r>
     </w:p>
     <w:p>
@@ -715,42 +675,7 @@
     </w:p>
     <w:p>
       <w:r>
-        <w:t>```chart-spec</w:t>
-      </w:r>
-    </w:p>
-    <w:p>
-      <w:r>
-        <w:t>slug: woek-g-v16-wirkpfad</w:t>
-      </w:r>
-    </w:p>
-    <w:p>
-      <w:r>
-        <w:t>type: wirkpfad</w:t>
-      </w:r>
-    </w:p>
-    <w:p>
-      <w:r>
-        <w:t>reuse_first: true</w:t>
-      </w:r>
-    </w:p>
-    <w:p>
-      <w:r>
-        <w:t>preferred_asset: content/studienskripte/assets/woek-g-v16/woek-g-v16-wirkpfad.svg</w:t>
-      </w:r>
-    </w:p>
-    <w:p>
-      <w:r>
-        <w:t>message: Märkte, Produkte und Lieferketten als Wirkungsräume wird als Wirkpfad von Auslöser über Mechanismus, Wirkungsempfänger und Zustandsveränderung bis zur Rückkopplung dargestellt.</w:t>
-      </w:r>
-    </w:p>
-    <w:p>
-      <w:r>
-        <w:t>source: WÖk-Grundlagenwerk, Website-Korpus, Akademie-Quelltexte, Glossar</w:t>
-      </w:r>
-    </w:p>
-    <w:p>
-      <w:r>
-        <w:t>```</w:t>
+        <w:t>``chart-spec slug: woek-g-v16-wirkpfad type: wirkpfad reuse_first: true preferred_asset: content/studienskripte/assets/woek-g-v16/woek-g-v16-wirkpfad.svg message: Märkte, Produkte und Lieferketten als Wirkungsräume wird als Wirkpfad von Auslöser über Mechanismus, Wirkungsempfänger und Zustandsveränderung bis zur Rückkopplung dargestellt. source: WÖk-Grundlagenwerk, Website-Korpus, Akademie-Quelltexte, Glossar ``</w:t>
       </w:r>
     </w:p>
     <w:p>

--- a/docs/studienskripte/word-rohfassungen/woek-g-v16.docx
+++ b/docs/studienskripte/word-rohfassungen/woek-g-v16.docx
@@ -29,7 +29,7 @@
     </w:p>
     <w:p>
       <w:r>
-        <w:t>Track: Grundstudium Wirkungsökonomie Kurscode: woek-g Vorlesungscode: V16 Modul/Abschnitt: G2.2 Titel: Märkte, Produkte und Lieferketten als Wirkungsräume Status: Rohfassung V0 · Sprint-Produktionslauf · muss im nächsten Tiefensprint auf 40-50 Seiten erweitert werden Quelle: woek-akademie-app/content/lehrgaenge/woek-g-v16.md Ablage: Markdown-Master in content/studienskripte/woek-g-v16.md, Word-Rohfassung in docs/studienskripte/word-rohfassungen/woek-g-v16.docx Wissensbasis: aktuelles Grundlagenwerk, Website-Korpus inklusive Journal, Akademie-Quelltexte, Glossar, interne Dossiers und externe Fachquellen</w:t>
+        <w:t>Track: Grundstudium Wirkungsökonomie Kurscode: woek-g Vorlesungscode: V16 Modul/Abschnitt: G2.2 Titel: Märkte, Produkte und Lieferketten als Wirkungsräume Status: Tiefenskript-Sprint 7 · substanzielle Arbeitsfassung, Claude-CI/CD-Finalisierung offen Quelle: woek-akademie-app/content/lehrgaenge/woek-g-v16.md Ablage: Markdown-Master in content/studienskripte/woek-g-v16.md, Word-Rohfassung in docs/studienskripte/word-rohfassungen/woek-g-v16.docx Wissensbasis: aktuelles Grundlagenwerk, Website-Korpus inklusive Journal, Akademie-Quelltexte, Glossar, interne Dossiers und externe Fachquellen</w:t>
       </w:r>
     </w:p>
     <w:p>
@@ -993,17 +993,1316 @@
         <w:pStyle w:val="Heading2"/>
       </w:pPr>
       <w:r>
-        <w:t>7. Prüfungsrelevanz</w:t>
-      </w:r>
-    </w:p>
-    <w:p>
-      <w:r>
-        <w:t>Diese Vorlesung ist prüfungsrelevant, aber die eigentliche Antwortlogik gehört nicht in das öffentliche Studienskript. Zertifikatsfragen, CorrectAnswer, Scoring-Regeln und Fallrubrics werden separat in der geschützten App-Lane unter woek-akademie-app/content/pruefungen/ gepflegt.</w:t>
-      </w:r>
-    </w:p>
-    <w:p>
-      <w:r>
-        <w:t>Für den Fragenpool sind besonders geeignet:</w:t>
+        <w:t>7. Tiefenskript-Erweiterung Sprint 7</w:t>
+      </w:r>
+    </w:p>
+    <w:p>
+      <w:r>
+        <w:t>Status dieser Erweiterung: ausgebaute Arbeitsfassung für Claude-CI/CD, Word-Rohfassung und Reader-Spiegel. Sie ersetzt noch nicht die spätere Satz-, Quellen- und PDF-Finalisierung, bringt die Vorlesung aber aus der Kurzfassung in eine substanzielle Studienskriptfassung.</w:t>
+      </w:r>
+    </w:p>
+    <w:p>
+      <w:pPr>
+        <w:pStyle w:val="Heading3"/>
+      </w:pPr>
+      <w:r>
+        <w:t>7.1 Leitthese</w:t>
+      </w:r>
+    </w:p>
+    <w:p>
+      <w:r>
+        <w:t>Märkte, Produkte und Lieferketten als Wirkungsräume markiert im Grundstudium eine Grundentscheidung der Wirkungsökonomie: Entscheidend ist nicht, was plausibel klingt, sondern welche Zustände sich bei welchen Wirkungsempfängern in welchem Wirkungsraum tatsächlich verändern.</w:t>
+      </w:r>
+    </w:p>
+    <w:p>
+      <w:r>
+        <w:t>Die Vorlesung bleibt dabei an die Grundregel gebunden: Wirkung ist neutral und relational. Erst die Bewertung im Referenzrahmen Mensch, Planet, Demokratie, SDGs, Agenda 2030 und SDG+ entscheidet, ob eine Veränderung positiv, negativ oder ambivalent einzuordnen ist. Wenn eine Zielgröße gemeint ist, sprechen wir von positiver Netto-Wirkung.</w:t>
+      </w:r>
+    </w:p>
+    <w:p>
+      <w:pPr>
+        <w:pStyle w:val="Heading3"/>
+      </w:pPr>
+      <w:r>
+        <w:t>7.2 Didaktische Einordnung im Studiengang</w:t>
+      </w:r>
+    </w:p>
+    <w:p>
+      <w:r>
+        <w:t>V16 liegt an der Schwelle zwischen begrifflicher Grundlegung und Bewertungsarchitektur. Die Studierenden sollen nicht nur Begriffe wiedergeben, sondern an Fällen erkennen, welche Aussage schon Wirkung behauptet, welche nur Wirkungspotenzial beschreibt und wo ein Wirkungsrisiko offenliegt. Der Tiefensinn dieser Vorlesung liegt deshalb nicht in zusätzlicher Komplexität, sondern in besserer Unterscheidungsfähigkeit.</w:t>
+      </w:r>
+    </w:p>
+    <w:p>
+      <w:r>
+        <w:t>Für die spätere Praxis ist entscheidend, dass jede Analyse vier Ebenen getrennt hält:</w:t>
+      </w:r>
+    </w:p>
+    <w:p>
+      <w:r>
+        <w:t>1. Beschreibung: Was geschieht tatsächlich oder soll geschehen?</w:t>
+      </w:r>
+    </w:p>
+    <w:p>
+      <w:r>
+        <w:t>2. Kausalannahme: Über welchen Mechanismus könnte daraus eine Zustandsveränderung entstehen?</w:t>
+      </w:r>
+    </w:p>
+    <w:p>
+      <w:r>
+        <w:t>3. Bewertung: Welche Richtung hat diese Veränderung im Referenzrahmen?</w:t>
+      </w:r>
+    </w:p>
+    <w:p>
+      <w:r>
+        <w:t>4. Rückkopplung: Welche Entscheidung, Regel, Ressource oder Kommunikation wird dadurch verändert?</w:t>
+      </w:r>
+    </w:p>
+    <w:p>
+      <w:r>
+        <w:t>Wo diese Ebenen vermischt werden, entstehen typische WÖk-Fehler: Aktivität wird als Wirkung ausgegeben, Reichweite ersetzt Zustandsveränderung, gute Absicht verdeckt Nebenwirkungen oder Reporting wird mit Lernen verwechselt.</w:t>
+      </w:r>
+    </w:p>
+    <w:p>
+      <w:pPr>
+        <w:pStyle w:val="Heading3"/>
+      </w:pPr>
+      <w:r>
+        <w:t>7.3 Analysemodell</w:t>
+      </w:r>
+    </w:p>
+    <w:tbl>
+      <w:tblPr>
+        <w:tblStyle w:val="TableGrid"/>
+        <w:tblW w:type="auto" w:w="0"/>
+        <w:jc w:val="left"/>
+        <w:tblLook w:firstColumn="1" w:firstRow="1" w:lastColumn="0" w:lastRow="0" w:noHBand="0" w:noVBand="1" w:val="04A0"/>
+      </w:tblPr>
+      <w:tblGrid>
+        <w:gridCol w:w="2340"/>
+        <w:gridCol w:w="2340"/>
+        <w:gridCol w:w="2340"/>
+        <w:gridCol w:w="2340"/>
+      </w:tblGrid>
+      <w:tr>
+        <w:tc>
+          <w:tcPr>
+            <w:tcW w:type="dxa" w:w="2340"/>
+            <w:vAlign w:val="center"/>
+          </w:tcPr>
+          <w:p>
+            <w:r>
+              <w:rPr>
+                <w:b/>
+              </w:rPr>
+              <w:t>Analyseobjekt</w:t>
+            </w:r>
+          </w:p>
+        </w:tc>
+        <w:tc>
+          <w:tcPr>
+            <w:tcW w:type="dxa" w:w="2340"/>
+            <w:vAlign w:val="center"/>
+          </w:tcPr>
+          <w:p>
+            <w:r>
+              <w:rPr>
+                <w:b/>
+              </w:rPr>
+              <w:t>Woran es wirkt</w:t>
+            </w:r>
+          </w:p>
+        </w:tc>
+        <w:tc>
+          <w:tcPr>
+            <w:tcW w:type="dxa" w:w="2340"/>
+            <w:vAlign w:val="center"/>
+          </w:tcPr>
+          <w:p>
+            <w:r>
+              <w:rPr>
+                <w:b/>
+              </w:rPr>
+              <w:t>Typischer Fehler</w:t>
+            </w:r>
+          </w:p>
+        </w:tc>
+        <w:tc>
+          <w:tcPr>
+            <w:tcW w:type="dxa" w:w="2340"/>
+            <w:vAlign w:val="center"/>
+          </w:tcPr>
+          <w:p>
+            <w:r>
+              <w:rPr>
+                <w:b/>
+              </w:rPr>
+              <w:t>Saubere WÖk-Lesart</w:t>
+            </w:r>
+          </w:p>
+        </w:tc>
+      </w:tr>
+      <w:tr>
+        <w:tc>
+          <w:tcPr>
+            <w:tcW w:type="dxa" w:w="2340"/>
+            <w:vAlign w:val="center"/>
+          </w:tcPr>
+          <w:p>
+            <w:r>
+              <w:t>Begriff</w:t>
+            </w:r>
+          </w:p>
+        </w:tc>
+        <w:tc>
+          <w:tcPr>
+            <w:tcW w:type="dxa" w:w="2340"/>
+            <w:vAlign w:val="center"/>
+          </w:tcPr>
+          <w:p>
+            <w:r>
+              <w:t>Was muss präzise getrennt werden?</w:t>
+            </w:r>
+          </w:p>
+        </w:tc>
+        <w:tc>
+          <w:tcPr>
+            <w:tcW w:type="dxa" w:w="2340"/>
+            <w:vAlign w:val="center"/>
+          </w:tcPr>
+          <w:p>
+            <w:r>
+              <w:t>Typischer Fehler</w:t>
+            </w:r>
+          </w:p>
+        </w:tc>
+        <w:tc>
+          <w:tcPr>
+            <w:tcW w:type="dxa" w:w="2340"/>
+            <w:vAlign w:val="center"/>
+          </w:tcPr>
+          <w:p>
+            <w:r>
+              <w:t>Saubere WÖk-Lesart</w:t>
+            </w:r>
+          </w:p>
+        </w:tc>
+      </w:tr>
+      <w:tr>
+        <w:tc>
+          <w:tcPr>
+            <w:tcW w:type="dxa" w:w="2340"/>
+            <w:vAlign w:val="center"/>
+          </w:tcPr>
+          <w:p>
+            <w:r>
+              <w:t>Wirkung</w:t>
+            </w:r>
+          </w:p>
+        </w:tc>
+        <w:tc>
+          <w:tcPr>
+            <w:tcW w:type="dxa" w:w="2340"/>
+            <w:vAlign w:val="center"/>
+          </w:tcPr>
+          <w:p>
+            <w:r>
+              <w:t>tatsächliche Zustandsveränderung</w:t>
+            </w:r>
+          </w:p>
+        </w:tc>
+        <w:tc>
+          <w:tcPr>
+            <w:tcW w:type="dxa" w:w="2340"/>
+            <w:vAlign w:val="center"/>
+          </w:tcPr>
+          <w:p>
+            <w:r>
+              <w:t>Absicht, Aktivität oder Reichweite als Wirkung ausgeben</w:t>
+            </w:r>
+          </w:p>
+        </w:tc>
+        <w:tc>
+          <w:tcPr>
+            <w:tcW w:type="dxa" w:w="2340"/>
+            <w:vAlign w:val="center"/>
+          </w:tcPr>
+          <w:p>
+            <w:r>
+              <w:t>Zustand, Empfänger, Wirkpfad und Quelle nennen</w:t>
+            </w:r>
+          </w:p>
+        </w:tc>
+      </w:tr>
+      <w:tr>
+        <w:tc>
+          <w:tcPr>
+            <w:tcW w:type="dxa" w:w="2340"/>
+            <w:vAlign w:val="center"/>
+          </w:tcPr>
+          <w:p>
+            <w:r>
+              <w:t>Potenzial</w:t>
+            </w:r>
+          </w:p>
+        </w:tc>
+        <w:tc>
+          <w:tcPr>
+            <w:tcW w:type="dxa" w:w="2340"/>
+            <w:vAlign w:val="center"/>
+          </w:tcPr>
+          <w:p>
+            <w:r>
+              <w:t>mögliche künftige Wirkung</w:t>
+            </w:r>
+          </w:p>
+        </w:tc>
+        <w:tc>
+          <w:tcPr>
+            <w:tcW w:type="dxa" w:w="2340"/>
+            <w:vAlign w:val="center"/>
+          </w:tcPr>
+          <w:p>
+            <w:r>
+              <w:t>Möglichkeit als Ergebnis verkaufen</w:t>
+            </w:r>
+          </w:p>
+        </w:tc>
+        <w:tc>
+          <w:tcPr>
+            <w:tcW w:type="dxa" w:w="2340"/>
+            <w:vAlign w:val="center"/>
+          </w:tcPr>
+          <w:p>
+            <w:r>
+              <w:t>Bedingungen, Unsicherheit und Resonanzraum markieren</w:t>
+            </w:r>
+          </w:p>
+        </w:tc>
+      </w:tr>
+      <w:tr>
+        <w:tc>
+          <w:tcPr>
+            <w:tcW w:type="dxa" w:w="2340"/>
+            <w:vAlign w:val="center"/>
+          </w:tcPr>
+          <w:p>
+            <w:r>
+              <w:t>Risiko</w:t>
+            </w:r>
+          </w:p>
+        </w:tc>
+        <w:tc>
+          <w:tcPr>
+            <w:tcW w:type="dxa" w:w="2340"/>
+            <w:vAlign w:val="center"/>
+          </w:tcPr>
+          <w:p>
+            <w:r>
+              <w:t>mögliche negative Wirkung oder Nebenwirkung</w:t>
+            </w:r>
+          </w:p>
+        </w:tc>
+        <w:tc>
+          <w:tcPr>
+            <w:tcW w:type="dxa" w:w="2340"/>
+            <w:vAlign w:val="center"/>
+          </w:tcPr>
+          <w:p>
+            <w:r>
+              <w:t>positive Geschichte ohne Schattenseite erzählen</w:t>
+            </w:r>
+          </w:p>
+        </w:tc>
+        <w:tc>
+          <w:tcPr>
+            <w:tcW w:type="dxa" w:w="2340"/>
+            <w:vAlign w:val="center"/>
+          </w:tcPr>
+          <w:p>
+            <w:r>
+              <w:t>Nebenwirkungen, Rebound und Zielkonflikte offenlegen</w:t>
+            </w:r>
+          </w:p>
+        </w:tc>
+      </w:tr>
+      <w:tr>
+        <w:tc>
+          <w:tcPr>
+            <w:tcW w:type="dxa" w:w="2340"/>
+            <w:vAlign w:val="center"/>
+          </w:tcPr>
+          <w:p>
+            <w:r>
+              <w:t>Rückkopplung</w:t>
+            </w:r>
+          </w:p>
+        </w:tc>
+        <w:tc>
+          <w:tcPr>
+            <w:tcW w:type="dxa" w:w="2340"/>
+            <w:vAlign w:val="center"/>
+          </w:tcPr>
+          <w:p>
+            <w:r>
+              <w:t>Konsequenz aus beobachteter oder bewerteter Wirkung</w:t>
+            </w:r>
+          </w:p>
+        </w:tc>
+        <w:tc>
+          <w:tcPr>
+            <w:tcW w:type="dxa" w:w="2340"/>
+            <w:vAlign w:val="center"/>
+          </w:tcPr>
+          <w:p>
+            <w:r>
+              <w:t>Reporting als Abschluss behandeln</w:t>
+            </w:r>
+          </w:p>
+        </w:tc>
+        <w:tc>
+          <w:tcPr>
+            <w:tcW w:type="dxa" w:w="2340"/>
+            <w:vAlign w:val="center"/>
+          </w:tcPr>
+          <w:p>
+            <w:r>
+              <w:t>Lernen und Steuerungsänderung einbauen</w:t>
+            </w:r>
+          </w:p>
+        </w:tc>
+      </w:tr>
+    </w:tbl>
+    <w:p/>
+    <w:p>
+      <w:pPr>
+        <w:pStyle w:val="Heading3"/>
+      </w:pPr>
+      <w:r>
+        <w:t>7.4 Modellformel</w:t>
+      </w:r>
+    </w:p>
+    <w:p>
+      <w:r>
+        <w:t>Die folgende Formel ist ein didaktisches Denkmodell, kein amtlicher Bewertungsstandard:</w:t>
+      </w:r>
+    </w:p>
+    <w:p>
+      <w:r>
+        <w:t>Wirkung = Delta Zustand(Empfaenger, Raum, Zeit) \; durch \; Wirkpfad(Ausloeser, Mechanismus, Resonanz, Rueckkopplung)</w:t>
+      </w:r>
+    </w:p>
+    <w:p>
+      <w:r>
+        <w:t>Die Formel ist ein didaktisches Raster: Sie schützt davor, Wirkung auf Absicht, Output, Symbolik oder Reichweite zu verkürzen.</w:t>
+      </w:r>
+    </w:p>
+    <w:p>
+      <w:r>
+        <w:t>Die Formel soll gerade keine Scheingenauigkeit erzeugen. Sie zwingt dazu, die Faktoren offen zu legen, die eine Aussage tragen. In einem echten Bewertungsprozess müssten Datenquelle, Aktualität, Datenqualitätsklasse, Unsicherheitsgrad und Rückkopplungsregel ergänzt werden.</w:t>
+      </w:r>
+    </w:p>
+    <w:p>
+      <w:pPr>
+        <w:pStyle w:val="Heading3"/>
+      </w:pPr>
+      <w:r>
+        <w:t>7.5 Fallfenster</w:t>
+      </w:r>
+    </w:p>
+    <w:p>
+      <w:r>
+        <w:t>Fall 1. Ein Projekt kann im Themenfeld Märkte, Produkte und Lieferketten als Wirkungsräume überzeugend kommunizieren und trotzdem nur Wirkungspotenzial erzeugen. Die WÖk-Prüfung beginnt erst, wenn klar wird, welcher Zustand sich bei wem verändert.</w:t>
+      </w:r>
+    </w:p>
+    <w:p>
+      <w:r>
+        <w:t>Fall 2. Eine Organisation kann im Themenfeld Märkte, Produkte und Lieferketten als Wirkungsräume gute Absichten haben und zugleich Wirkungsrisiken übersehen. Das Skript trainiert deshalb die Trennung von Absicht, Auslöser, Wirkmechanismus, Empfänger, Datenlage und Bewertung.</w:t>
+      </w:r>
+    </w:p>
+    <w:p>
+      <w:pPr>
+        <w:pStyle w:val="Heading3"/>
+      </w:pPr>
+      <w:r>
+        <w:t>7.6 Prüfungsnahe Fallfragen ohne geschützte Antwortlogik</w:t>
+      </w:r>
+    </w:p>
+    <w:p>
+      <w:r>
+        <w:t>Diese Fragen sind öffentlich und dienen dem Lernen. Die geschützte Antwortlogik, Scoring-Regeln und CorrectAnswer-Felder bleiben in der Prüfungs-Lane der App.</w:t>
+      </w:r>
+    </w:p>
+    <w:p>
+      <w:r>
+        <w:t>1. Beschreibe den Auslöser im Fall und trenne ihn von Absicht, Image oder Reichweite.</w:t>
+      </w:r>
+    </w:p>
+    <w:p>
+      <w:r>
+        <w:t>2. Formuliere einen plausiblen Wirkpfad mit Wirkungsempfängern, Zustandsveränderung und Rückkopplung.</w:t>
+      </w:r>
+    </w:p>
+    <w:p>
+      <w:r>
+        <w:t>3. Benenne mindestens ein Wirkungspotenzial und ein Wirkungsrisiko.</w:t>
+      </w:r>
+    </w:p>
+    <w:p>
+      <w:r>
+        <w:t>4. Zeige, welche Quelle oder Datenart nötig wäre, um von Potenzial zu belastbarer Wirkungsaussage zu kommen.</w:t>
+      </w:r>
+    </w:p>
+    <w:p>
+      <w:r>
+        <w:t>5. Prüfe, ob Nichtkompensation oder Reverse Merit Order einschlägig sein könnten.</w:t>
+      </w:r>
+    </w:p>
+    <w:p>
+      <w:r>
+        <w:t>6. Formuliere eine saubere Wirkungsaussage in einem Satz: Was wissen wir, was nehmen wir an, was bleibt offen?</w:t>
+      </w:r>
+    </w:p>
+    <w:p>
+      <w:pPr>
+        <w:pStyle w:val="Heading3"/>
+      </w:pPr>
+      <w:r>
+        <w:t>7.7 Auswertung aus der lebenden Website-Referenz</w:t>
+      </w:r>
+    </w:p>
+    <w:p>
+      <w:pPr>
+        <w:pStyle w:val="Heading3"/>
+      </w:pPr>
+      <w:r>
+        <w:t>Quellenanker: Kapitel 46 - Interne Wertschöpfung und Lieferkettensteuerung</w:t>
+      </w:r>
+    </w:p>
+    <w:p>
+      <w:r>
+        <w:t>Interne Quelle: referenz/kapitel-046-interne-wertschoepfung-und-lieferkettensteuerung/index.html</w:t>
+      </w:r>
+    </w:p>
+    <w:p>
+      <w:r>
+        <w:t>Kapitel 45 hat gezeigt, dass Wirkung in Unternehmen an Organisation, Rollen, Kultur und Lernfähigkeit gebunden ist. Dieses Kapitel richtet den Blick auf die interne Wertschöpfung und auf Lieferketten. Denn ein Unternehmen wirkt nicht nur durch das, was es im eigenen Werk, Büro oder Geschäftsmodell sichtbar tut. Es wirkt durch das, was es einkauft, ermöglicht, verlangt, duldet und weitergibt.</w:t>
+      </w:r>
+    </w:p>
+    <w:p>
+      <w:r>
+        <w:t>Lieferketten sind keine vorgelagerten Nebenzonen. Sie sind Wirkungsräume. In ihnen entstehen Rohstoffwirkungen, Arbeitsbedingungen, Wasserverbrauch, Emissionen, Energieabhängigkeiten, Qualitätsrisiken, Menschenrechtsrisiken, Datenlücken, politische Abhängigkeiten und Resilienzprobleme. Wer Lieferketten ausschließlich als Kosten- und Verfügbarkeitsfrage behandelt, unterschätzt einen zentralen Hebel unternehmerischer Wirkung [I-K46-1; I-K46-2].</w:t>
+      </w:r>
+    </w:p>
+    <w:p>
+      <w:r>
+        <w:t>Dieses Kapitel bleibt auf der Ebene der Unternehmenslogik. Es entwickelt keine Produktsteuerarchitektur, keine globale Handelsordnung und keine detaillierte Regulierungsdogmatik. Es beschreibt, wie Unternehmen Beschaffung, Lieferantenbewertung, Supply-Chain-Resilienz und interne Datenflüsse so organisieren können, dass Wirkung nicht an der Unternehmensgrenze endet.</w:t>
+      </w:r>
+    </w:p>
+    <w:p>
+      <w:r>
+        <w:t>Der Leitgedanke lautet: Ein Unternehmen wirkt nicht nur durch das, was es selbst tut. Es wirkt durch das, was es einkauft, ermöglicht, verlangt, duldet und weitergibt.</w:t>
+      </w:r>
+    </w:p>
+    <w:p>
+      <w:pPr>
+        <w:pStyle w:val="Heading3"/>
+      </w:pPr>
+      <w:r>
+        <w:t>46.1 Beschaffung als Wirkungshebel</w:t>
+      </w:r>
+    </w:p>
+    <w:p>
+      <w:r>
+        <w:t>Beschaffung gehört zu den wirksamsten Steuerungsstellen eines Unternehmens. Einkaufsentscheidungen bestimmen, welche Rohstoffe genutzt werden, welche Produktionsweisen wirtschaftlich bestehen können, welche Lieferanten wachsen, welche Arbeitsbedingungen stabilisiert werden und welche ökologischen Belastungen entlang der Wertschöpfungskette entstehen.</w:t>
+      </w:r>
+    </w:p>
+    <w:p>
+      <w:r>
+        <w:t>In vielen Unternehmen wird Einkauf primär über Preis, Qualität, Lieferfähigkeit und Vertragsbedingungen gesteuert. Diese Kriterien bleiben notwendig. Ein Unternehmen muss wirtschaftlich einkaufen können. Wirkung verschwindet jedoch aus dem Entscheidungsraum, wenn Beschaffung ausschließlich auf kurzfristige Kostenreduktion reduziert wird.</w:t>
+      </w:r>
+    </w:p>
+    <w:p>
+      <w:r>
+        <w:t>Die internen Lieferkettenarbeiten der Wirkungsökonomie zeigen, dass erhebliche ökologische und soziale Wirkungen nicht am eigenen Standort entstehen, sondern in Vorstufen, Rohstoffketten, Zulieferbetrieben, Transportstrukturen und ausgelagerten Produktionsschritten. Unternehmen können deshalb lokal effizient wirken und gleichzeitig systemische Schäden entlang ihrer Vorleistungen verstärken.</w:t>
+      </w:r>
+    </w:p>
+    <w:p>
+      <w:r>
+        <w:t>Beschaffung wird damit zu einer Form unternehmerischer Wirkungslenkung. Einkaufsentscheidungen beeinflussen Wasserverbrauch, Emissionen, Arbeitsbedingungen, Biodiversität, Energieabhängigkeiten, Resilienz und regionale Stabilität. Sie beeinflussen außerdem, welche Standards sich in Märkten durchsetzen.</w:t>
+      </w:r>
+    </w:p>
+    <w:p>
+      <w:r>
+        <w:t>Wirkungsorientierte Beschaffung bedeutet nicht, jede problematische Lieferbeziehung sofort zu beenden. Eine solche Logik würde viele Probleme lediglich verlagern. Lieferantenentwicklung kann wirksamer sein als kurzfristiger Austausch. Unternehmen können Wirkung verbessern, indem sie bessere Datenstandards verlangen, langfristige Verträge anbieten, technische Unterstützung ermöglichen oder realistische Übergänge organisieren [E-K46-1; E-K46-2].</w:t>
+      </w:r>
+    </w:p>
+    <w:p>
+      <w:r>
+        <w:t>Dadurch verändert sich die Rolle des Einkaufs. Einkauf bewertet nicht nur Preise, sondern Wirkungsbedingungen. Lieferanten werden nicht allein nach Kosten beurteilt, sondern auch nach Menschenrechten, Klima, Ressourcenverbrauch, Datenqualität, Resilienz und Entwicklungsfähigkeit.</w:t>
+      </w:r>
+    </w:p>
+    <w:p>
+      <w:r>
+        <w:t>Ein Einkaufssystem, das ausschließlich niedrigste Preise belohnt, erzeugt strukturell andere Ergebnisse als ein Einkaufssystem, das auch Wirkungsqualität berücksichtigt. Die Zielsysteme des Einkaufs müssen deshalb erweitert werden. Preis, Qualität und Verfügbarkeit bleiben relevant, werden aber um Wirkung ergänzt.</w:t>
+      </w:r>
+    </w:p>
+    <w:p>
+      <w:r>
+        <w:t>Beschaffung wird damit zu einem praktischen Anwendungsfeld der Wirkungslenkung aus den methodischen Teilen dieses Buches. Lieferanten mit belastbaren Wirkungsdaten, stabileren Standards und höherer Resilienz erhalten bessere Anschlussfähigkeit. Negative Wirkung wird schwieriger auslagerbar.</w:t>
+      </w:r>
+    </w:p>
+    <w:p>
+      <w:pPr>
+        <w:pStyle w:val="Heading3"/>
+      </w:pPr>
+      <w:r>
+        <w:t>46.2 Lieferantenbewertung</w:t>
+      </w:r>
+    </w:p>
+    <w:p>
+      <w:r>
+        <w:t>Lieferantenbewertung verbindet Beschaffung mit Wirkungsmessung. Sie übersetzt Lieferanteninformationen in Entscheidungsfähigkeit.</w:t>
+      </w:r>
+    </w:p>
+    <w:p>
+      <w:r>
+        <w:t>Klassische Lieferantenbewertungen konzentrieren sich häufig auf Preis, Qualität, Liefertreue und Vertragsstabilität. Eine wirkungsorientierte Bewertung erweitert diese Perspektive um zusätzliche Wirkungsfelder: Menschenrechte, Arbeitsbedingungen, Gesundheit, Sicherheit, Klima, Wasser, Ressourcenverbrauch, Biodiversität, Energie, Datenintegrität, Korruptionsrisiken, politische Abhängigkeiten und Resilienz.</w:t>
+      </w:r>
+    </w:p>
+    <w:p>
+      <w:r>
+        <w:t>Nicht jeder Lieferant ist in jedem Wirkungsfeld gleich relevant. Ein Rohstofflieferant erzeugt andere Wirkungen als ein Softwaredienstleister, ein Logistikpartner oder ein Reinigungsunternehmen. Wirkungsbewertung muss deshalb kontextbezogen bleiben.</w:t>
+      </w:r>
+    </w:p>
+    <w:p>
+      <w:r>
+        <w:t>Die Verbindung zu den methodischen Teilen des Buches ist unmittelbar. WÖk-IDs machen Indikatoren adressierbar. Scorecards strukturieren Bewertung. Datenräume und digitale Produktpässe verbinden Informationen über Lieferstufen hinweg. T-SROI kann ergänzend genutzt werden, wenn größere Transformationsprojekte oder systemische Wirkungen bewertet werden sollen [I-K46-3; I-K46-4].</w:t>
+      </w:r>
+    </w:p>
+    <w:p>
+      <w:r>
+        <w:t>Lieferantenbewertung darf jedoch nicht zu einer reinen Dokumentationsbürokratie werden. Lange Fragebögen ersetzen keine Wirkung. Kleine Lieferanten verfügen häufig nicht über dieselben Berichtskapazitäten wie große Konzerne. Eine belastbare Lieferantenbewertung braucht daher risikobasierte Tiefe, Datenqualität und Entwicklungsperspektiven.</w:t>
+      </w:r>
+    </w:p>
+    <w:p>
+      <w:r>
+        <w:t>Risikobasierte Tiefe bedeutet: Hohe Wirkungs- oder Risikofelder werden intensiver geprüft. Rohstoffe aus Wasserstressregionen, Lieferanten in Konfliktregionen oder sensible Technologieanbieter benötigen andere Prüfintensitäten als risikoarme Standardleistungen.</w:t>
+      </w:r>
+    </w:p>
+    <w:p>
+      <w:r>
+        <w:t>Lieferantenentwicklung ist ein zweiter zentraler Bestandteil. Unternehmen können ihre eigene Wirkung verbessern, indem sie Lieferanten beim Aufbau von Datenqualität, Arbeitsstandards, Ressourceneffizienz und Resilienz unterstützen. Lieferanten dürfen nicht ausschließlich als austauschbare Kostenposition erscheinen.</w:t>
+      </w:r>
+    </w:p>
+    <w:p>
+      <w:r>
+        <w:t>Lieferantenbewertung muss daher zwischen unterschiedlichen Situationen unterscheiden:</w:t>
+      </w:r>
+    </w:p>
+    <w:p>
+      <w:r>
+        <w:t>Lieferanten mit positiver oder klar verbesserbarer Wirkung</w:t>
+      </w:r>
+    </w:p>
+    <w:p>
+      <w:r>
+        <w:t>Lieferanten mit ambivalenter Wirkung und notwendigem Entwicklungsplan</w:t>
+      </w:r>
+    </w:p>
+    <w:p>
+      <w:r>
+        <w:t>Lieferanten mit schweren Mindeststandardverletzungen oder roten Linien</w:t>
+      </w:r>
+    </w:p>
+    <w:p>
+      <w:r>
+        <w:t>Diese Differenzierung verhindert sowohl naive Loyalität als auch reflexhaften Ausschluss.</w:t>
+      </w:r>
+    </w:p>
+    <w:p>
+      <w:r>
+        <w:t>Menschenrechte bilden dabei eine nicht verhandelbare Grenze. Die UN-Leitprinzipien für Wirtschaft und Menschenrechte sowie die OECD-Leitsätze zur Sorgfaltspflicht verpflichten Unternehmen zur Identifikation, Vermeidung und Minderung menschenrechtlicher Risiken entlang ihrer Wertschöpfungsketten [E-K46-1; E-K46-2]. Die Wirkungsökonomie integriert diese Prinzipien in ihre eigene Wirkungslogik von Mensch, Planet und Demokratie.</w:t>
+      </w:r>
+    </w:p>
+    <w:p>
+      <w:pPr>
+        <w:pStyle w:val="Heading3"/>
+      </w:pPr>
+      <w:r>
+        <w:t>46.3 Supply-Chain-Resilienz</w:t>
+      </w:r>
+    </w:p>
+    <w:p>
+      <w:r>
+        <w:t>Lieferkettenwirkung ist nicht nur Nachhaltigkeitsfrage. Sie ist Resilienzfrage.</w:t>
+      </w:r>
+    </w:p>
+    <w:p>
+      <w:r>
+        <w:t>Eine Lieferkette kann kurzfristig effizient und gleichzeitig hochgradig verletzlich sein. Wasserstress, Energieabhängigkeiten, politische Konflikte, Rohstoffkonzentration, Arbeitsrechtsverletzungen, Cyberrisiken oder Datenlücken können Lieferfähigkeit, Kostenstruktur, Reputation und Geschäftsmodellstabilität erheblich beeinflussen [Kap. 23; I-K46-5].</w:t>
+      </w:r>
+    </w:p>
+    <w:p>
+      <w:r>
+        <w:t>Supply-Chain-Resilienz beschreibt deshalb mehr als Notfallplanung oder Lagerhaltung. Gemeint ist die Fähigkeit einer Wertschöpfungskette, Störungen zu begrenzen, Alternativen zu aktivieren, kritische Funktionen aufrechtzuerhalten und aus Rückkopplung zu lernen.</w:t>
+      </w:r>
+    </w:p>
+    <w:p>
+      <w:r>
+        <w:t>Resilienz entsteht nicht dadurch, dass Risiken an schwächere Glieder der Kette ausgelagert werden. Eine Lieferkette bleibt verletzlich, wenn ihre Stabilität nur auf Kosten anderer Akteure gesichert wird.</w:t>
+      </w:r>
+    </w:p>
+    <w:p>
+      <w:r>
+        <w:t>Hier entsteht ein typischer Wahrnehmungskonflikt. Frühzeitige Lieferantenentwicklung, Datenaufbau, faire Vertragslogiken oder regionale Alternativen wirken im Alltag weniger sichtbar als Krisenreaktionen nach Lieferkettenbrüchen. Prävention bleibt häufig unsichtbar, gerade weil sie funktioniert.</w:t>
+      </w:r>
+    </w:p>
+    <w:p>
+      <w:r>
+        <w:t>Wirkungsorientierte Lieferkettensteuerung muss diese Verzerrung korrigieren. Sie bewertet nicht nur die Geschwindigkeit der Krisenreaktion, sondern auch die Fähigkeit, Störungen frühzeitig zu vermeiden oder abzumildern.</w:t>
+      </w:r>
+    </w:p>
+    <w:p>
+      <w:r>
+        <w:t>Die vermiedene Lieferunterbrechung, der früh erkannte Wasserstress, die stabile Ersatzquelle oder die rechtzeitig verbesserte Datenqualität sind ebenfalls Wirkleistung.</w:t>
+      </w:r>
+    </w:p>
+    <w:p>
+      <w:r>
+        <w:t>Frühes Handeln erweitert außerdem die Zahl der Handlungsoptionen. Unternehmen, die früh alternative Bezugsquellen, bessere Datenstandards oder resiliente Lieferantenbeziehungen aufbauen, verfügen im Krisenfall über größere Entscheidungsspielräume. Unternehmen, die erst unter Schock reagieren, handeln unter höherem Zeitdruck, höheren Preisen und geringerer Auswahl.</w:t>
+      </w:r>
+    </w:p>
+    <w:p>
+      <w:r>
+        <w:t>Supply-Chain-Resilienz verlangt deshalb die Verbindung verschiedener Perspektiven: Einkauf, Nachhaltigkeit, Recht, Risikomanagement, Produktentwicklung, IT, Controlling und Management müssen dieselben kritischen Wirkungsräume erkennen können.</w:t>
+      </w:r>
+    </w:p>
+    <w:p>
+      <w:pPr>
+        <w:pStyle w:val="Heading3"/>
+      </w:pPr>
+      <w:r>
+        <w:t>Quellenanker: Kapitel 48 - Produkte als Wirkungsträger</w:t>
+      </w:r>
+    </w:p>
+    <w:p>
+      <w:r>
+        <w:t>Interne Quelle: referenz/kapitel-048-produkte-als-wirkungstraeger/index.html</w:t>
+      </w:r>
+    </w:p>
+    <w:p>
+      <w:r>
+        <w:t>Diese Wirkung beginnt nicht im Ladenregal. Sie beginnt bei Rohstoffen, Boden, Wasser, Energie, Arbeit, Daten, Maschinen, Lieferketten, Eigentumsstrukturen, Transportwegen und Produktionsentscheidungen. Sie setzt sich in Nutzung, Reparierbarkeit, Lebensdauer, Gesundheit, Zugang, Sicherheit, Entsorgung und Kreislauffähigkeit fort. Manche Wirkungen entstehen direkt. Andere entstehen indirekt, verzögert oder systemisch. Ein Produkt kann Menschen entlasten, Gesundheit schützen, Ressourcen schonen, Arbeit fairer machen und Regeneration ermöglichen. Es kann aber auch Wasserstress, Ausbeutung, Schadstoffe, Abhängigkeit, Überwachung, Abfall, Gesundheitsrisiken oder demokratische Nebenwirkungen erzeugen [I-K48-1; I-K48-2].</w:t>
+      </w:r>
+    </w:p>
+    <w:p>
+      <w:r>
+        <w:t>Damit verbindet dieses Kapitel das Begriffssystem der Wirkungsökonomie mit der Mess- und Datenarchitektur. Wirkung, Wirkungspotenzial, Wirkungsträger und Wirkungsraum werden nun produktbezogen gelesen. WÖk-IDs, Scorecards, digitale Produktpässe und Wirkungsdatenräume zeigen, wie diese Produktwirkung adressiert, geprüft und verfügbar gemacht werden kann. Dieses Kapitel erklärt keine Produktsteuermechanik und keine Steuerklassen. Es legt den Produktbegriff der Wirkungsökonomie fest.</w:t>
+      </w:r>
+    </w:p>
+    <w:p>
+      <w:pPr>
+        <w:pStyle w:val="Heading3"/>
+      </w:pPr>
+      <w:r>
+        <w:t>48.1 Produktwirkung über den Lebenszyklus</w:t>
+      </w:r>
+    </w:p>
+    <w:p>
+      <w:r>
+        <w:t>Ein Produkt wirkt über seinen Lebenszyklus. Wer nur den Moment des Kaufs betrachtet, sieht zu wenig. Der Kauf ist nur eine Station in einer langen Wirkungskette. Vor ihm liegen Rohstoffe, Herstellung, Vorprodukte, Energie, Wasser, Arbeit, Transport, Verpackung und Daten. Nach ihm liegen Nutzung, Wartung, Reparatur, Weitergabe, Recycling, Entsorgung oder dauerhafte Belastung.</w:t>
+      </w:r>
+    </w:p>
+    <w:p>
+      <w:r>
+        <w:t>Lebenszyklusdenken ist deshalb eine notwendige Grundlage der Produktwirkung. ISO 14040 und ISO 14044 beschreiben Life Cycle Assessment als Rahmen, um Umweltaspekte und potenzielle Umweltwirkungen eines Produktsystems über Lebenszyklusphasen hinweg zu untersuchen: von Ziel und Untersuchungsrahmen über Sachbilanz, Wirkungsabschätzung und Interpretation bis zu Bericht und kritischer Prüfung. Die Wirkungsökonomie knüpft an dieses Denken an, erweitert es aber. Sie betrachtet nicht nur ökologische Wirkung, sondern auch soziale, gesundheitliche, demokratische und systemische Wirkung.</w:t>
+      </w:r>
+    </w:p>
+    <w:p>
+      <w:r>
+        <w:t>Ein Produkt kann in einer Phase positive Wirkung zeigen und in einer anderen Phase problematisch sein. Ein Material kann in der Herstellung energieintensiv sein, aber im Gebrauch lange halten und reparierbar sein. Ein digitales Produkt kann in der Nutzung entlasten, aber Rohstoffe, Energiebedarf, Datenrisiken und Entsorgungsprobleme enthalten. Ein Lebensmittel kann regional erzeugt werden, aber wasserintensiv sein. Ein billiges Kleidungsstück kann am Regal günstig erscheinen, aber über Färbereien, Arbeitsbedingungen, Chemikalien, Mikroplastik und kurze Nutzungsdauer erhebliche negative Wirkung entfalten [I-K48-2; I-K48-3].</w:t>
+      </w:r>
+    </w:p>
+    <w:p>
+      <w:r>
+        <w:t>Produktwirkung ist daher keine Oberflächeneigenschaft. Sie ist die Struktur von Zustandsveränderungen über den Lebenszyklus. Diese Struktur kann positiv, negativ, ambivalent oder unklar sein. Sie kann an einer Stelle Verbesserung erzeugen und an anderer Stelle Schaden. Genau deshalb reicht Produktimage nicht. Es braucht geprüfte Produktdaten.</w:t>
+      </w:r>
+    </w:p>
+    <w:p>
+      <w:r>
+        <w:t>Die Wirkungsökonomie bewertet Produkte nicht nach moralischem Gefühl. Sie fragt: Welche Zustände verändert dieses Produkt? Bei wem? Wo? Wann? Mit welchen Nebenwirkungen? Mit welcher Datenqualität? Mit welcher Rückwirkung auf Mensch, Planet und Demokratie?</w:t>
+      </w:r>
+    </w:p>
+    <w:p>
+      <w:r>
+        <w:t>Damit wird das Produkt zum Wirkungsträger. Es vermittelt Wirkung zwischen Unternehmen, Lieferketten, Kund:innen, Nutzungskontext, Natur, Arbeit, Datenräumen und Märkten. Es ist kein isoliertes Ding. Es ist ein Knotenpunkt von Entscheidungen.</w:t>
+      </w:r>
+    </w:p>
+    <w:p>
+      <w:pPr>
+        <w:pStyle w:val="Heading3"/>
+      </w:pPr>
+      <w:r>
+        <w:t>48.2 Rohstoffe, Herstellung, Nutzung und Ende</w:t>
+      </w:r>
+    </w:p>
+    <w:p>
+      <w:r>
+        <w:t>Die erste Wirkungsphase liegt in den Rohstoffen. Rohstoffe sind nicht nur Materialbasis. Sie sind verbunden mit Land, Wasser, Energie, Arbeitsbedingungen, Eigentum, regionaler Stabilität, Biodiversität und geopolitischer Abhängigkeit. Ein Produkt, das wenig kostet, kann Rohstoffe enthalten, deren Gewinnung Wasserstress erhöht, Menschenrechte verletzt, Ökosysteme schädigt oder künftige Versorgung gefährdet. Diese Wirkung verschwindet nicht, nur weil sie räumlich entfernt entsteht.</w:t>
+      </w:r>
+    </w:p>
+    <w:p>
+      <w:r>
+        <w:t>Die zweite Phase liegt in Herstellung und Vorleistungen. Produktion erzeugt Arbeit, Einkommen, Abfall, Emissionen, Energiebedarf, Gesundheitsrisiken, Qualifizierung, regionale Entwicklung, technisches Lernen und Machtverhältnisse in Lieferketten. Die Lieferkettenpapiere der Wirkungsökonomie zeigen, dass wesentliche ökologische und soziale Wirkungen nicht im eigenen Werk, sondern bei Zulieferern und Vorstufen entstehen können. Für Produkte heißt das: Wer nur den Endhersteller betrachtet, unterschätzt die Produktwirkung.</w:t>
+      </w:r>
+    </w:p>
+    <w:p>
+      <w:r>
+        <w:t>Die dritte Phase liegt in Transport, Verpackung und Distribution. Wege, Lagerung, Kühlung, Verpackung, Logistikdaten und Handelsstrukturen verändern Wirkung. Transport ist nicht automatisch schlecht, Regionalität ist nicht automatisch gut. Maßgeblich sind reale Zustände: Energie, Wasser, Lagerung, Verderb, Skalierung, Verpackung, Arbeitsbedingungen und Versorgungssicherheit. Ein Wirkungsmodell darf daher nicht romantisieren. Es muss prüfen.</w:t>
+      </w:r>
+    </w:p>
+    <w:p>
+      <w:r>
+        <w:t>Die vierte Phase liegt in der Nutzung. Viele Produkte entfalten ihre stärkste Wirkung erst im Gebrauch. Ein Gerät verbraucht Energie, erzeugt Daten, verändert Verhalten, entlastet oder belastet Arbeit, ermöglicht Zugang oder schafft Abhängigkeit. Ein Lebensmittel wirkt auf Gesundheit, Boden- und Anbausysteme, kulturelle Routinen und regionale Versorgung. Ein Möbelstück kann langlebig, schadstoffarm und reparierbar sein oder schnell entsorgt werden. Ein digitales Produkt kann Selbstbestimmung stärken oder verdeckte Manipulation ermöglichen.</w:t>
+      </w:r>
+    </w:p>
+    <w:p>
+      <w:r>
+        <w:t>Die fünfte Phase liegt am Ende des Lebenszyklus. Produkte verschwinden nicht, wenn sie nicht mehr genutzt werden. Sie werden repariert, wiederverwendet, recycelt, verbrannt, deponiert, exportiert oder als Schadstofflast weitergereicht. Kreislauffähigkeit ist daher keine Zusatzinformation, sondern Teil der Produktwirkung. Reparierbarkeit, Ersatzteile, Materialtrennung, Rücknahmesysteme, Design for Disassembly und Schadstofffreiheit entscheiden, ob ein Produkt nach der Nutzung Regeneration ermöglicht oder Abfall erzeugt.</w:t>
+      </w:r>
+    </w:p>
+    <w:p>
+      <w:r>
+        <w:t>Die Wirkungsökonomie braucht für diese Phasen keine Überforderung der Verbraucher:innen. Sie braucht eine Datenarchitektur, die Wirkung entlang des Lebenszyklus sichtbar macht. WÖk-IDs adressieren Indikatoren. Scorecards ordnen Werte. Digitale Produktpässe und Wirkungsdatenräume stellen produktbezogene Daten bereit. Diese Architektur ist die Voraussetzung dafür, dass Produktwirkung mehr wird als ein Versprechen.</w:t>
+      </w:r>
+    </w:p>
+    <w:p>
+      <w:pPr>
+        <w:pStyle w:val="Heading3"/>
+      </w:pPr>
+      <w:r>
+        <w:t>48.3 Produktdaten statt Produktimage</w:t>
+      </w:r>
+    </w:p>
+    <w:p>
+      <w:r>
+        <w:t>Produkte werden heute häufig über Image verkauft: natürlich, nachhaltig, fair, smart, gesund, regional, klimafreundlich, verantwortungsvoll. Solche Begriffe können zutreffen. Sie können aber auch ungenau, selektiv oder irreführend sein. Ein Produktversprechen ersetzt keine geprüfte Produktwirkung.</w:t>
+      </w:r>
+    </w:p>
+    <w:p>
+      <w:r>
+        <w:t>Die Wirkungsökonomie verschiebt daher den Fokus von Produktimage zu Produktdaten. Produktdaten zeigen nicht, wie ein Produkt wirken soll, sondern welche Wirkung belegbar ist: welche Rohstoffe verwendet werden, welche Energie eingesetzt wurde, welche Wasserwirkung besteht, welche Arbeitsbedingungen entlang der Kette gelten, welche Schadstoffe relevant sind, wie reparierbar und kreislauffähig das Produkt ist, welche Nutzungseffekte entstehen, welche Daten verarbeitet werden und welche Unsicherheiten bestehen [I-K48-2; I-K48-4].</w:t>
+      </w:r>
+    </w:p>
+    <w:p>
+      <w:r>
+        <w:t>Der digitale Produktpass ist dafür ein wichtiger europäischer Anschluss. Die Verordnung (EU) 2024/1781, die Ecodesign for Sustainable Products Regulation, schafft einen Rahmen für nachhaltigere Produkte und verankert den Digital Product Passport als Informationsinstrument. Der DPP soll produktbezogene Informationen digital zugänglich machen, etwa zu Materialien, Nachhaltigkeit, Reparierbarkeit, Kreislauffähigkeit und weiteren produktrelevanten Anforderungen. Für die Wirkungsökonomie ist der DPP jedoch nur ein Baustein. Er speichert und transportiert Daten. Die WÖk-Architektur ordnet diese Daten über WÖk-IDs, Benchmarks, Scorecards und Wirkungsdatenräume in eine Bewertungs- und Rückkopplungslogik ein.</w:t>
+      </w:r>
+    </w:p>
+    <w:p>
+      <w:r>
+        <w:t>Produktdaten statt Produktimage bedeutet nicht, dass Gestaltung, Marke oder Kommunikation unwichtig werden. Sie bleiben Teil der Marktwirklichkeit. Aber sie dürfen die geprüfte Wirkung nicht ersetzen. Ein Produkt kann gut gestaltet sein und schlechte Wirkung haben. Es kann schlicht wirken und hohe positive Wirkung entfalten. Es kann einen grünen Begriff verwenden und dennoch in Wasser, Arbeit oder Kreislauf problematisch sein. Es kann technisch modern erscheinen und Datenschutz, Energie oder Abhängigkeit verschlechtern.</w:t>
+      </w:r>
+    </w:p>
+    <w:p>
+      <w:r>
+        <w:t>Die Datenlogik schützt auch vor Einpunkt-Kommunikation. Ein Produkt wird nicht nachhaltig, nur weil ein einzelner Aspekt gut ist. Ein niedriger CO2-Wert kann durch schlechte Arbeitsbedingungen, Wasserstress oder geringe Haltbarkeit relativiert werden. Ein hoher Recyclinganteil kann durch Schadstoffe oder kurze Nutzung problematisch bleiben. Faire Arbeitsbedingungen neutralisieren nicht automatisch ökologische Schäden. Die Reverse Merit Order verhindert, dass gute Werte in einem Feld schwere Schäden in einem anderen Feld verdecken [Kap. 33].</w:t>
+      </w:r>
+    </w:p>
+    <w:p>
+      <w:r>
+        <w:t>Produktdaten müssen daher mehrdimensional sein. Sie müssen zeigen, wo ein Produkt positiv wirkt, wo es negativ wirkt, wo Unsicherheit bleibt und welche Datenqualität vorliegt. Damit entsteht eine neue Form von Produktwahrheit: keine absolute Gewissheit, sondern geprüfte, transparente und verbesserbare Wirkungsinformation.</w:t>
+      </w:r>
+    </w:p>
+    <w:p>
+      <w:pPr>
+        <w:pStyle w:val="Heading3"/>
+      </w:pPr>
+      <w:r>
+        <w:t>48.4 Produktverantwortung</w:t>
+      </w:r>
+    </w:p>
+    <w:p>
+      <w:r>
+        <w:t>Produktverantwortung bedeutet in der Wirkungsökonomie, dass Wirkung nicht am Verkaufspunkt endet. Hersteller, Handel, Datenarchitektur und Nutzungskontext haben unterschiedliche Rollen. Keine Stelle kann allein alle Wirkungen steuern. Aber jede Stelle kann zur Sichtbarkeit, Prüfbarkeit und Verbesserung beitragen.</w:t>
+      </w:r>
+    </w:p>
+    <w:p>
+      <w:r>
+        <w:t>Hersteller verantworten Design, Materialwahl, Produktionslogik, Lieferantenanforderungen, Datenbereitstellung, Reparierbarkeit, Sicherheit, Gebrauchsinformationen und Kreislauffähigkeit. Sie entscheiden früh, welche Wirkungspotenziale ein Produkt enthält. Ein Produkt, das nicht reparierbar konstruiert ist, wird später schwer kreislauffähig. Ein Produkt, das Daten sammelt, kann Datenschutz und Selbstbestimmung stärken oder schwächen. Ein Produkt, das auf knappe Rohstoffe angewiesen ist, erzeugt andere Wirkungsrisiken als ein Produkt mit zirkulären Materialien.</w:t>
+      </w:r>
+    </w:p>
+    <w:p>
+      <w:r>
+        <w:t>Der Handel verantwortet Auswahl, Sichtbarkeit, Sortierung, Information, Zugang und teilweise auch Eigenmarken. Er entscheidet, welche Produkte Regalraum, Aufmerksamkeit, Preisaktionen oder digitale Platzierung erhalten. Handel ist daher kein neutraler Durchleiter. Er ist Teil des Wirkungsraums. Die detaillierte Konsum- und Verbraucherlogik folgt später in diesem Teil. Hier reicht die Produktlogik: Produktwirkung muss dort sichtbar werden, wo Produkte angeboten werden.</w:t>
+      </w:r>
+    </w:p>
+    <w:p>
+      <w:r>
+        <w:t>Die Datenarchitektur verantwortet Prüfbarkeit. Produktdaten müssen nicht nur erhoben, sondern verknüpft, aktualisiert, versioniert und auditierbar gemacht werden. Datenlücken dürfen nicht zur neutralen Kategorie werden. Unklare Wirkung ist nicht automatisch gute Wirkung. Wer keine belastbaren Daten zur Verfügung stellt, schafft keine Entlastung, sondern Prüfbedarf [Kap. 23; I-K48-4].</w:t>
+      </w:r>
+    </w:p>
+    <w:p>
+      <w:r>
+        <w:t>Produktverantwortung umfasst direkte, indirekte, verzögerte und systemische Wirkung. Direkt wirkt ein Produkt, wenn es unmittelbar Gesundheit, Sicherheit, Energieverbrauch oder Nutzung beeinflusst. Indirekt wirkt es über Rohstoffe, Lieferketten, Kapital, Arbeit oder Entsorgung. Verzögert wirkt es, wenn Schäden oder Nutzen erst später sichtbar werden, etwa über Haltbarkeit, Reparatur, Emissionen oder Gewohnheiten. Systemisch wirkt es, wenn es Standards, Märkte, Infrastrukturen, Abhängigkeiten oder soziale Normen verändert.</w:t>
+      </w:r>
+    </w:p>
+    <w:p>
+      <w:r>
+        <w:t>Damit wird Produktverantwortung anspruchsvoller, aber auch fairer. Sie verteilt Verantwortung nicht beliebig auf alle, sondern ordnet sie nach Rolle, Einfluss, Wissen und Handlungsmacht. Ein Hersteller kann nicht jede spätere Nutzung vollständig kontrollieren, aber er kann Design, Daten und Risikoinformationen gestalten. Ein Händler kann nicht jede Vorleistung neu prüfen, aber er kann geprüfte Produktdaten verlangen und sichtbar machen. Kund:innen sollen nicht Lieferkettenprüfer:innen werden. Sie brauchen verlässliche Signale aus einem System, das seine Datenarbeit vor dem Kauf erledigt [I-K48-4; I-K48-5].</w:t>
+      </w:r>
+    </w:p>
+    <w:p>
+      <w:r>
+        <w:t>Produktverantwortung ist daher keine moralische Überforderung Einzelner. Sie ist eine Strukturfrage. Produkte müssen so beschrieben, bewertet und verbessert werden, dass die reale Wirkung in Entscheidungen zurückkehren kann.</w:t>
+      </w:r>
+    </w:p>
+    <w:p>
+      <w:pPr>
+        <w:pStyle w:val="Heading3"/>
+      </w:pPr>
+      <w:r>
+        <w:t>48.5 Zwischenfazit</w:t>
+      </w:r>
+    </w:p>
+    <w:p>
+      <w:r>
+        <w:t>Damit wird das Produkt zum Wirkungsträger. Es vermittelt Zustandsveränderungen zwischen Unternehmen, Lieferketten, Nutzer:innen, Ökosystemen, Märkten und künftigen Entscheidungen. Die Messarchitektur schafft dafür die Grundlage: WÖk-IDs adressieren Indikatoren, Scorecards bewerten Wirkung, der DPP speichert Produktdaten, Wirkungsdatenräume verbinden Akteure.</w:t>
+      </w:r>
+    </w:p>
+    <w:p>
+      <w:r>
+        <w:t>Dieses Kapitel hat keine Produktsteuermechanik und keine Konsumpsychologie ausgeführt. Es hat den Produktbegriff der Wirkungsökonomie festgelegt. Produktimage reicht nicht. Produktdaten müssen zeigen, welche Wirkung tatsächlich entsteht. Produktverantwortung endet nicht am Verkauf. Sie bezieht Rohstoffe, Herstellung, Nutzung und Ende des Lebenszyklus ein.</w:t>
+      </w:r>
+    </w:p>
+    <w:p>
+      <w:r>
+        <w:t>Die nächste Frage lautet: Wenn Produkte Wirkung enthalten, warum zeigen Preise diese Wirkung bisher so schlecht? Was bedeutet ein ehrlicher Preis, wenn Marktpreise Folgekosten, Vorgriffswohlstand und verschobene Schäden nicht abbilden?</w:t>
+      </w:r>
+    </w:p>
+    <w:p>
+      <w:r>
+        <w:t>Diese Frage führt zu [Kap. 49]: Ehrliche Preise.</w:t>
+      </w:r>
+    </w:p>
+    <w:p>
+      <w:r>
+        <w:t>Endnoten und Quellen zu Kapitel 48</w:t>
+      </w:r>
+    </w:p>
+    <w:p>
+      <w:pPr>
+        <w:pStyle w:val="Heading3"/>
+      </w:pPr>
+      <w:r>
+        <w:t>Quellenanker: Kapitel 92 - Handel, Lieferketten und globale Wirkung</w:t>
+      </w:r>
+    </w:p>
+    <w:p>
+      <w:r>
+        <w:t>Interne Quelle: referenz/kapitel-092-handel-lieferketten-und-globale-wirkung/index.html</w:t>
+      </w:r>
+    </w:p>
+    <w:p>
+      <w:r>
+        <w:t>Kapitel 91 hat Europa als möglichen Wirkungsraum beschrieben: als Raum, in dem Markt, Recht, Daten, Demokratie und Standards zusammengeführt werden können. Kapitel 92 weitet diese Logik auf internationalen Handel und globale Lieferketten aus. Es geht nicht um eine vollständige Theorie des Welthandels und nicht um eine technische Ausarbeitung des Welthandelsrechts. Es geht um die Frage, wie Wirkung sichtbar bleibt, wenn Waren, Rohstoffe, Dienstleistungen, Daten, Kapital und Risiken über Grenzen hinweg verschoben werden.</w:t>
+      </w:r>
+    </w:p>
+    <w:p>
+      <w:r>
+        <w:t>Handel ist nicht nur Warenaustausch. Handel ist Wirkungsverlagerung.</w:t>
+      </w:r>
+    </w:p>
+    <w:p>
+      <w:r>
+        <w:t>Ein Produkt kann in einem Land konsumiert werden, während seine ökologische, soziale, gesundheitliche, arbeitsrechtliche oder demokratische Wirkung in einem anderen Land entsteht. Die Käuferin sieht den Preis. Das Unternehmen sieht die Kosten. Der Zoll sieht die Ware. Der Kapitalmarkt sieht Marge und Risiko. Aber Wasserstress, Rohstoffabbau, Arbeitsbedingungen, Entwaldung, Zwangsarbeit, Biodiversitätsverlust, Korruption, politische Abhängigkeit oder digitale Überwachung können weit vor der Grenze liegen.</w:t>
+      </w:r>
+    </w:p>
+    <w:p>
+      <w:r>
+        <w:t>Die alte Handelslogik fragte: Wo ist es billiger? Wo sind Regeln schwächer? Wo ist Arbeit günstiger? Wo sind Zölle niedriger? Wo ist die Lieferkette effizienter?</w:t>
+      </w:r>
+    </w:p>
+    <w:p>
+      <w:r>
+        <w:t>Die Wirkungsökonomie fragt: Welche Wirkung entsteht entlang der Kette? Welche Schäden werden verschoben? Welche Abhängigkeiten entstehen? Welche Daten sind prüfbar? Welche Menschen tragen die Kosten? Welche Ökosysteme werden belastet? Welche Wertschöpfung entsteht lokal? Welche Rechte werden geschützt? Welche Resilienz wird aufgebaut?</w:t>
+      </w:r>
+    </w:p>
+    <w:p>
+      <w:r>
+        <w:t>Globaler Handel wird wirkungsökonomisch nicht danach beurteilt, ob Waren möglichst billig fließen, sondern danach, welche Wirkung entlang der gesamten Kette erzeugt, verschoben oder verhindert wird.</w:t>
+      </w:r>
+    </w:p>
+    <w:p>
+      <w:pPr>
+        <w:pStyle w:val="Heading3"/>
+      </w:pPr>
+      <w:r>
+        <w:t>92.1 Wirkungsbasierter Handel</w:t>
+      </w:r>
+    </w:p>
+    <w:p>
+      <w:r>
+        <w:t>Wirkungsbasierter Handel bedeutet nicht, Handel abzuschaffen. Er bedeutet, Handel an Wirklichkeit rückzubinden.</w:t>
+      </w:r>
+    </w:p>
+    <w:p>
+      <w:r>
+        <w:t>Handel kann Wohlstand schaffen. Er kann Arbeit ermöglichen, Märkte öffnen, Innovation verbreiten, Versorgung sichern, Wissen austauschen, Spezialisierung ermöglichen, Regionen verbinden und Teilhabe erweitern. Viele Länder, Unternehmen und Menschen leben davon, dass Güter, Dienstleistungen, Rohstoffe, Technologien und Kapital über Grenzen hinweg fließen. Eine Wirkungsökonomie darf globale Lieferketten deshalb nicht pauschal romantisieren und nicht pauschal verurteilen.</w:t>
+      </w:r>
+    </w:p>
+    <w:p>
+      <w:r>
+        <w:t>Aber Handel kann auch Schäden verschieben. Er kann billige Produkte ermöglichen, weil Wasser in anderen Regionen verbraucht wird, weil Löhne nicht existenzsichernd sind, weil Arbeitsschutz schwach ist, weil Emissionen außerhalb des importierenden Landes entstehen, weil Biodiversität in Herkunftsregionen zerstört wird, weil Rohstoffe unter Gewalt, Korruption oder autoritärer Kontrolle gewonnen werden, oder weil demokratische und arbeitsrechtliche Standards entlang der Kette nicht gelten.</w:t>
+      </w:r>
+    </w:p>
+    <w:p>
+      <w:r>
+        <w:t>Die alte Handelslogik behandelte solche Folgen zu häufig als „extern“. Wirkungsökonomisch sind sie nicht extern. Sie sind nur verlagert.</w:t>
+      </w:r>
+    </w:p>
+    <w:p>
+      <w:r>
+        <w:t>Ein T-Shirt ist nicht erst im Laden ein Produkt. Es ist Baumwolle, Wasser, Chemie, Energie, Arbeit, Transport, Färbung, Verpackung, Lohn, Arbeitsschutz, Gesundheit, Entsorgung und Modezyklus. Ein Smartphone ist nicht erst im Geschäft ein Gerät. Es ist Rohstoffabbau, seltene Erden, Kobalt, Lithium, Elektronikfertigung, Energie, Software, Datenrechte, Reparierbarkeit und Elektroschrott. Ein Lebensmittel ist nicht erst beim Verzehr Wirkung. Es ist Saatgut, Boden, Wasser, Pestizide, Tierhaltung, Futter, Arbeit, Kühlung, Verpackung, Transport und Food Waste. Die Arbeitsfassungen der Wirkungsökonomie beschreiben Produkte deshalb als verdichtete Wirkungsketten und warnen davor, Wirkung nur im eigenen Werk zu optimieren, während sie in unsichtbare Vorstufen verschoben wird [I-K92-2; I-K92-3].</w:t>
+      </w:r>
+    </w:p>
+    <w:p>
+      <w:r>
+        <w:t>Wirkungsbasierter Handel stellt daher eine andere Grundfrage.</w:t>
+      </w:r>
+    </w:p>
+    <w:p>
+      <w:r>
+        <w:t>Nicht: Wo bekommen wir es billiger?</w:t>
+      </w:r>
+    </w:p>
+    <w:p>
+      <w:r>
+        <w:t>Sondern: Wo entsteht echte Wirkleistung?</w:t>
+      </w:r>
+    </w:p>
+    <w:p>
+      <w:r>
+        <w:t>Diese Frage verändert die Rolle aller Beteiligten.</w:t>
+      </w:r>
+    </w:p>
+    <w:p>
+      <w:r>
+        <w:t>Unternehmen müssen Lieferketten nicht nur als Kosten-, Qualitäts- und Verfügbarkeitsketten lesen, sondern als Wirkungsketten und Risikoketten. Ein Unternehmen, das seine Lieferkette nicht kennt, kennt seine Wirkung nicht. Und ein Unternehmen, das seine Wirkung nicht kennt, kennt sein Geschäftsmodell nicht. Die alte Lieferkettenlogik fragte nach Preis, Qualität und Verfügbarkeit. Die Wirkungsökonomie fragt nach Wirkung, Resilienz, Datenqualität, Fairness und Entwicklung.</w:t>
+      </w:r>
+    </w:p>
+    <w:p>
+      <w:r>
+        <w:t>Staaten müssen Handel nicht nur als Export- oder Importvolumen betrachten, sondern als Verschiebung realer Wirkungen über Grenzen. Wenn ein importiertes Produkt billiger ist, weil seine Schäden anderswo entstehen, ist der Preis nicht effizient. Er ist unvollständig.</w:t>
+      </w:r>
+    </w:p>
+    <w:p>
+      <w:r>
+        <w:t>Kapitalgeber müssen globale Lieferketten als Risikodaten lesen. Lieferkettenrisiken sind keine moralischen Zusatzdaten. Sie sind Kredit-, Versicherungs-, Portfolio-, Standort-, Haftungs-, Reputations- und Transformationsrisiken.</w:t>
+      </w:r>
+    </w:p>
+    <w:p>
+      <w:r>
+        <w:t>Öffentliche Beschaffung muss ihre Marktmacht nutzen, ohne globale Anbieter pauschal auszuschließen. Sie muss fragen: Welche Daten liegen vor? Welche Wirkung ist geprüft? Welche Standards gelten? Welche roten Linien werden eingehalten? Welche Lieferanten können entwickelt werden?</w:t>
+      </w:r>
+    </w:p>
+    <w:p>
+      <w:r>
+        <w:t>Konsument:innen dürfen nicht zu privaten Lieferkettenprüfer:innen gemacht werden. Sie sollen nicht am Regal Wasserstress, Arbeitsrechte, Entwaldung, Transportemissionen und Demokratiebezug rekonstruieren müssen. Diese Verantwortung gehört in Datenräume, Produktpässe, Scorecards, Standards, Beschaffung, Kapitalprüfung und Preise.</w:t>
+      </w:r>
+    </w:p>
+    <w:p>
+      <w:r>
+        <w:t>Wirkungsbasierter Handel individualisiert Verantwortung nicht. Er architekturiert sie.</w:t>
+      </w:r>
+    </w:p>
+    <w:p>
+      <w:r>
+        <w:t>Das bedeutet auch: Der billigste Preis ist nicht automatisch verbraucherfreundlich. Ein Preis ist nur dann wirklich günstig, wenn er die wesentlichen Wirkungen nicht verschweigt. Ein Produkt, das billig ist, weil andere Menschen, andere Regionen, andere Generationen oder Ökosysteme zahlen, ist nicht günstig. Es ist vorfinanziert durch Schäden.</w:t>
+      </w:r>
+    </w:p>
+    <w:p>
+      <w:r>
+        <w:t>Wirkungsbasierter Handel fragt deshalb nicht nur nach Kosten. Er fragt nach Kostenwahrheit.</w:t>
+      </w:r>
+    </w:p>
+    <w:p>
+      <w:pPr>
+        <w:pStyle w:val="Heading3"/>
+      </w:pPr>
+      <w:r>
+        <w:t>92.2 CBAM und Grenzausgleich</w:t>
+      </w:r>
+    </w:p>
+    <w:p>
+      <w:r>
+        <w:t>Eine Wirkungsordnung wird durchlässig, wenn Wirkung an der Grenze verschwindet.</w:t>
+      </w:r>
+    </w:p>
+    <w:p>
+      <w:r>
+        <w:t>Wenn ein Land oder ein Wirtschaftsraum ökologische, soziale oder demokratische Standards einführt, importierte Produkte aber ohne vergleichbare Wirkungskosten in denselben Markt gelangen, entstehen verzerrte Signale. Dann wird verantwortliche Produktion teurer, während verlagertes Risiko billig bleibt. Das ist kein fairer Wettbewerb. Es ist Wettbewerb um Unsichtbarkeit.</w:t>
+      </w:r>
+    </w:p>
+    <w:p>
+      <w:r>
+        <w:t>Grenzausgleich ist deshalb keine bloße Zollfrage. Er ist die Frage, ob importierte Wirkung sichtbar wird.</w:t>
+      </w:r>
+    </w:p>
+    <w:p>
+      <w:r>
+        <w:t>Der europäische CBAM ist ein erster klimapolitischer Grenzmechanismus. Die EU beschreibt ihn als Instrument gegen Carbon Leakage; das definitive Regime gilt ab 2026 nach einer Übergangsphase von 2023 bis 2025. Die Europäische Kommission meldete zudem, dass CBAM am 1. Januar 2026 in Kraft getreten ist und CBAM-Register, nationale Zollimport-Systeme, TARIC und EU Customs Single Window miteinander verbunden wurden.</w:t>
+      </w:r>
+    </w:p>
+    <w:p>
+      <w:r>
+        <w:t>Wirkungsökonomisch ist CBAM aus drei Gründen wichtig.</w:t>
+      </w:r>
+    </w:p>
+    <w:p>
+      <w:r>
+        <w:t>Erstens zeigt CBAM, dass Grenzwirkung politisch und technisch adressierbar ist. Die Wirkung eines Produkts endet nicht am Zoll. Wenn Emissionen in einem Drittland entstehen und das Produkt in Europa verkauft wird, bleibt die Klimawirkung Teil des europäischen Konsums.</w:t>
+      </w:r>
+    </w:p>
+    <w:p>
+      <w:r>
+        <w:t>Zweitens zeigt CBAM, dass Preise nicht neutral sind, wenn sie ungleiche Wirkungskosten verschweigen. Ein europäisches Unternehmen, das Emissionskosten trägt, konkurriert verzerrt mit Importen, deren eingebettete Emissionen nicht vergleichbar belastet werden.</w:t>
+      </w:r>
+    </w:p>
+    <w:p>
+      <w:r>
+        <w:t>Drittens zeigt CBAM die Grenze eines rein klimabezogenen Instruments. CBAM ist ein wichtiger Anfang. Aber Wirkung ist breiter als CO2. Sie umfasst Wasser, Arbeit, Menschenrechte, Biodiversität, Ressourcen, Demokratiebezug, Korruption, Lieferkettenresilienz, Datenqualität und soziale Stabilität.</w:t>
+      </w:r>
+    </w:p>
+    <w:p>
+      <w:r>
+        <w:t>Die Wirkungsökonomie lernt aus CBAM, aber sie verengt sich nicht auf CBAM.</w:t>
+      </w:r>
+    </w:p>
+    <w:p>
+      <w:r>
+        <w:t>CBAM zeigt: Grenzwirkung ist möglich.</w:t>
+      </w:r>
+    </w:p>
+    <w:p>
+      <w:r>
+        <w:t>Die EU-Entwaldungsverordnung zeigt: Lieferkettenherkunft zählt.</w:t>
+      </w:r>
+    </w:p>
+    <w:p>
+      <w:r>
+        <w:t>Die EU-Verordnung gegen Zwangsarbeit zeigt: Manche Schäden werden nicht nur verteuert, sondern ausgeschlossen.</w:t>
+      </w:r>
+    </w:p>
+    <w:p>
+      <w:pPr>
+        <w:pStyle w:val="Heading3"/>
+      </w:pPr>
+      <w:r>
+        <w:t>Quellenanker: Inhalt</w:t>
+      </w:r>
+    </w:p>
+    <w:p>
+      <w:r>
+        <w:t>Interne Quelle: dokumente/wirkungsoekonomie-in-der-lieferkette/index.html</w:t>
+      </w:r>
+    </w:p>
+    <w:p>
+      <w:r>
+        <w:t>Webfassung aus der gelieferten Originaldatei. Der Originaltext bleibt über die Originaldatei zitierbar.</w:t>
+      </w:r>
+    </w:p>
+    <w:p>
+      <w:r>
+        <w:t>Herunterladen</w:t>
+      </w:r>
+    </w:p>
+    <w:p>
+      <w:r>
+        <w:t>Metadaten</w:t>
+      </w:r>
+    </w:p>
+    <w:p>
+      <w:r>
+        <w:t>Diese Seite gehört zur lebenden Online-Referenzfassung 2026.2-live-reference. Die Source-Original-Fassung bleibt über Originaldatei und Importversion zitierfähig; begriffliche Präzisierungen, Reviewstatus und Aktualisierungen werden im Live-Reference-Changelog dokumentiert.</w:t>
+      </w:r>
+    </w:p>
+    <w:p>
+      <w:r>
+        <w:t>Importstatus</w:t>
+      </w:r>
+    </w:p>
+    <w:p>
+      <w:r>
+        <w:t>Diese Webfassung ist ein technischer Volltextimport. Layout, Fußnotenpositionen, komplexe Tabellen und eingebettete Grafiken können vom Original abweichen; die Originaldatei bleibt die zitierfähige Fassung.</w:t>
+      </w:r>
+    </w:p>
+    <w:p>
+      <w:r>
+        <w:t>Diskurs zu einzelnen Abschnitten wird in Phase 2 aktiviert; die Abschnitts- und Absatz-IDs sind vorbereitet.</w:t>
+      </w:r>
+    </w:p>
+    <w:p>
+      <w:r>
+        <w:t>Web-Volltext</w:t>
+      </w:r>
+    </w:p>
+    <w:p>
+      <w:r>
+        <w:t>Seite 1</w:t>
+      </w:r>
+    </w:p>
+    <w:p>
+      <w:r>
+        <w:t>Natalie Weber – September 2025 1 Wirkungsökonomie in der Lieferkette Einleitung Globale Lieferketten sind heute das Rückgrat der Weltwirtschaft – und zugleich ihr größtes Problem. Rund 80 % der ökologischen und sozialen Wirkungen entstehen nicht im eigenen Werk, sondern bei Zulieferern: Baumwolle aus dem Kongo, Färbereien in Indien, Textilfabriken in Bangladesch, Elektronikmontage in China. Ob CO2-Emissionen, Wasserverbrauch, Chemikalieneinsatz, Arbeitsrechte oder Gleichstellung – die entscheidenden Hebel liegen im Vorfeld des Endprodukts. Doch unser gegenwärtiges System der Besteuerung und Regulierung ist blind für diese Realität: • Die Mehrwertsteuer wird heute rein auf den Preis erhoben – unabhängig davon, ob ein Produkt mit Kinderarbeit oder erneuerbarer Energie hergestellt wurde. • Das Lieferkettengesetz ist ein erster Versuch, Verantwortung sichtbar zu machen, stößt aber auf Kritik: Es überfordert kleine Betriebe mit Berichtspflichten, während große Konzerne sich durch Bürokratien Vorteile verschaffen können. • Für Konsument:innen ist die Wirkung eines Produkts nicht transparent – ein T-Shirt für 5 € sieht steuerlich und im Ladenregal identisch aus wie ein fair produziertes Bio-Shirt. Die Folge: Destruktives Verhalten lohnt sich, konstruktives Verhalten kostet mehr. Genau hier setzt die Wirkungsökonomie (WÖk) an: Sie dreht den Kompass. Erfolg wird nicht länger am Kapital oder am reinen Preis gemessen, sondern an der Wirkung für Mensch, Planet und Demokratie. Mit dem Wirkungssteuergesetz (WUStG) entsteht ein neues Steuerungsprinzip: • Jede wirtschaftliche Aktivität wird anhand standardisierter Indikatoren (WÖk-IDs) gemessen. • Scorecards übersetzen diese Daten in eine Ampel-Logik: von transformativ (0 % Steuer) bis schädlich (25 % Steuer). • Nur positive Lieferungen sind vorsteuerfähig (§ 7 WUStG) – negative Wirkungen bleiben in der Kette hängen. • Verbraucher:innen sehen im Laden sofort die Steuerklasse und sammeln Wirkungspunkte, die sie steuerlich oder durch Bonusprogramme nutzen können. Damit verschiebt sich der Wettbewerb: Weg vom billigsten Preis – hin zur besten Wirkung.</w:t>
+      </w:r>
+    </w:p>
+    <w:p>
+      <w:r>
+        <w:t>Seite 2</w:t>
+      </w:r>
+    </w:p>
+    <w:p>
+      <w:r>
+        <w:t>Natalie Weber – September 2025 2 Lieferketten werden nicht länger ein Schlupfloch für Ausbeutung, sondern zum Motor einer globalen Transformation. Kapitel 2: Grundprinzipien der WÖk in der Supply Chain Die Wirkungsökonomie verändert die Spielregeln globaler Lieferketten grundlegend. Während heute Umsatz, Kosten und Gewinn als Steuerungsgrößen gelten, tritt im WÖk-Modell die Wirkung in den Vordergrund. Entscheidend ist nicht, wie billig ein Vorprodukt eingekauft wurde, sondern welchen Beitrag es für Mensch, Planet und Demokratie leistet. Dieses Paradigma basiert auf drei zentralen Bausteinen: Scorecards, Reverse Merit Order und Vorsteuer-/Bonuslogik. 2.1 Scorecards: Messen, was wirklich zählt • Jede Aktivität – vom Baumwollanbau bis zum Verkauf im Einzelhandel – erhält eine Scorecard. • Die Scorecard verknüpft internationale Standards (SDGs, ESRS, GRI, ILO) mit klaren Benchmarks. • Indikatoren heißen WÖk-IDs (z. B. WOK-S-149 „Kinder-/Zwangsarbeit Ausschluss“, WOK-G-122 „Diversität in Führung“, WOK-E-179 „THG-Emissionen“). • Ergebnis ist ein FinalScore zwischen –3 und +3. Beispiel: • Kinderarbeit: Score –3 • Frauen in Führungspositionen: Score –1 • CO2-Fußabdruck: Score 0 → Gesamtprodukt wird in eine negative Steuerklasse eingestuft. 2.2 Reverse Merit Order: Das schwächste Glied entscheidet • Anders als bei heutigen Ratings gilt: Nicht der Durchschnitt, sondern das schwächste Feld bestimmt den Score. • Vier Kernfelder sind ausschlaggebend: Klima, Ressourcen &amp; Kreislauf, Arbeit &amp; Fairness, Gesundheit &amp; Sicherheit. • Fällt eines davon unter 0, rutscht das gesamte Produkt in die rote Steuerklasse.</w:t>
+      </w:r>
+    </w:p>
+    <w:p>
+      <w:r>
+        <w:t>Seite 3</w:t>
+      </w:r>
+    </w:p>
+    <w:p>
+      <w:r>
+        <w:t>Natalie Weber – September 2025 3 👉 Das verhindert „Ablasshandel“. Ein T-Shirt mit 90 % erneuerbarer Energie, aber Kinderarbeit, bleibt schädlich. 2.3 Steuerklassen nach Wirkung Die Steuerlast richtet sich nach dem FinalScore: FinalScore Steuerklasse Satz +3 Transformativ 0 % +2 Sehr gut 0 % +1 Gut 5 % 0 Neutral 10 % –1 Schwach 15 % –2 Schädlich 20 % –3 Hoch schädlich 25 % (§ 5 und § 10 WUStG) 2.4 Vorsteuer- und Bonuslogik • Nur Vorleistungen mit FinalScore ≥ +1 sind vorsteuerfähig (§ 7 WUStG). • Negative Vorleistungen (Score &amp;lt; 0) bleiben steuerlich hängen → sie werden zur echten Kostenbelastung in der Kette. • Lieferanten mit Score ≥ +2 erhalten Bonusvergütungen oder Rückerstattungen. 👉 So entsteht ein systemischer Wettbewerb um nachhaltige Vorleistungen: • Unternehmen wollen Zulieferer, deren Wirkungssteuer sie anrechnen können. • Zulieferer investieren, um in höhere Steuerklassen zu kommen – statt nur billiger zu sein. 2.5 Globale Einheitlichkeit, lokale Fairness • Bemessungsgrundlage sind immer die globalen SDG-Indikatoren – gleich für Kongo, Indien oder Deutschland.</w:t>
+      </w:r>
+    </w:p>
+    <w:p>
+      <w:r>
+        <w:t>Seite 4</w:t>
+      </w:r>
+    </w:p>
+    <w:p>
+      <w:r>
+        <w:t>Natalie Weber – September 2025 4 • Lokale Unterschiede (z. B. Frauenquote, Wassernutzung) werden über Benchmarks &amp; Archetypen berücksichtigt. • Dadurch entsteht globale Vergleichbarkeit, ohne nationale Willkür. 2.6 Transparenz für Konsument:innen • Im Laden ist die Steuerklasse sichtbar (Ampel: grün, gelb, rot). • Verbraucher:innen sammeln Wirkungspunkte (§ 8a WUStG), die sie steuerlich geltend machen oder in Bonusprogramme übertragen können. • Damit wird Wirkung nicht nur für Unternehmen, sondern auch für Bürger:innen erfahrbar. Die WÖk macht aus der Lieferkette einen Wettbewerb um die beste Wirkung. • Scorecards sorgen für Messbarkeit. • Reverse Merit Order verhindert Greenwashing. • Die Vorsteuer-Logik verankert Wirkung in den Kostenstrukturen. • Ampellogik und Wirkungspunkte machen das Ergebnis transparent und partizipativ. 2.7 Internationale Perspektive Lieferketten sind heute fast immer international. Baumwolle aus Afrika, Garn aus Asien, Fertigung in Bangladesch, Import nach Deutschland – diese Realität muss sowohl das heutige Mehrwertsteuersystem als auch die Wirkungsökonomie berücksichtigen. Heute (klassisches Mehrwertsteuersystem) • EU-Binnenmarkt o Die Mehrwertsteuer ist harmonisiert. o Lieferungen sind im Ursprungsland steuerfrei und im Bestimmungsland steuerpflichtig (Reverse-Charge-System). o Vorsteuerabzug ist überall möglich → die Steuer bleibt ein Durchlaufposten.</w:t>
+      </w:r>
+    </w:p>
+    <w:p>
+      <w:r>
+        <w:t>Seite 5</w:t>
+      </w:r>
+    </w:p>
+    <w:p>
+      <w:r>
+        <w:t>Natalie Weber – September 2025 5 • Drittland-Importe (z. B. aus Kongo, Indien, Bangladesch) o Auf Vorprodukte im Ausland fällt keine deutsche MwSt an. o Erst beim Import nach Deutschland wird die Einfuhrumsatzsteuer (EUSt) erhoben. o Diese EUSt ist zu 100 % als Vorsteuer abziehbar. o Ergebnis: Internationale Lieferketten sind steuerlich neutralisiert. Ökologische oder soziale Schäden in der Kette haben keinen Einfluss auf die Steuerlast. Künftig (WÖk – Wirkungsökonomie) • Die Einfuhrumsatzsteuer (EUSt) wird ersetzt durch die Wirkungs-Mehrwertsteuer (§ 9 WUStG). • Bemessungsgrundlage bleibt der Zollwert (Warenwert + Transport + Versicherung bis zur Grenze). • Der Steuersatz richtet sich nach dem FinalScore der Lieferkette (–3 bis +3). • Vorsteuerabzug nur bei positiven Lieferungen (§ 7 WUStG): o Score ≥ +1 → vorsteuerfähig. o Score 0 oder &amp;lt; 0 → nicht vorsteuerfähig. • Konsequenz: Schlechte Lieferungen (Kinderarbeit, hohe CO2-Emissionen, Verletzung von Frauenrechten) verursachen reale Kosten beim Importeur. Kernunterschied • Heute: EUSt = Durchlaufposten, neutral. • WÖk: Wirkungssteuer = Lenkungsinstrument, wirkt direkt auf die Kostenstruktur der Importkette. • Damit wird aus einer „blinden Steuer“ ein strategischer Kompass für Wirkung – mit klaren Anreizen, Lieferketten zu verbessern.</w:t>
+      </w:r>
+    </w:p>
+    <w:p>
+      <w:r>
+        <w:t>Seite 6</w:t>
+      </w:r>
+    </w:p>
+    <w:p>
+      <w:r>
+        <w:t>Natalie Weber – September 2025 6 Kapitel 3: Beispiel T-Shirt-Lieferkette – Heute vs. WÖk 3.1 Überblick der Lieferkette Wir betrachten die Reise eines T-Shirts von der Baumwolle bis ins deutsche Ladenregal. Dabei ist wichtig: Viele Stufen liegen im Nicht-EU-Ausland, wo heute keine deutsche Mehrwertsteuer anfällt. Steuerlich relevant wird die Ware erst beim Import nach Deutschland – hier greift die heutige Einfuhrumsatzsteuer (EUSt) bzw. künftig die Wirkungssteuer. Die Stationen im Überblick: 1. Baumwollanbau (Kongo) – Rohstoffproduktion, kritisch in Bezug auf Kinderarbeit, Wasserverbrauch und Arbeitsrechte. 2. Spinnerei (Bangladesch) – Garnherstellung, Themen: niedrige Löhne, Arbeitsschutz, Chemikalien. 3. Färberei/Weberei (Indien) – Stoffproduktion, Themen: Abwasser, Chemieeinsatz, Gesundheitsschutz. 4. Nähen/Fertigung (Bangladesch) – Endfertigung zum T-Shirt, Themen: Arbeitszeiten, Gewerkschaftsrechte. 5. Import nach Deutschland – bis hierhin keine deutsche Steuer. Erst jetzt fällt eine Steuer an: • Heute: EUSt, 100 % vorsteuerfähig → Durchlaufposten. • WÖk: Wirkungssteuer, vorsteuerfähig nur bei positiven Scorecards. 6. Großhandel (Deutschland) – Verkauf an Händler. 7. Einzelhandel (Deutschland) – Verkauf an Endkunde, Steuerlast endgültig sichtbar. 8. Kleine Subdienstleister (Deutschland &amp; Ausland) – IT-Dienstleister, Handwerksbetriebe, Reinigungsfirmen oder Logistikpartner, die Importeur, Großhandel oder Retail unterstützen. Heute steuerlich unsichtbar, künftig in der WÖk über Archetypen-Scorecards abgebildet.</w:t>
+      </w:r>
+    </w:p>
+    <w:p>
+      <w:r>
+        <w:t>Seite 7</w:t>
+      </w:r>
+    </w:p>
+    <w:p>
+      <w:r>
+        <w:t>Natalie Weber – September 2025 7 3.2 Vergleichslogik: Heute vs. WÖk Heute (klassisches System) • Auslandsstufen (Kongo, Bangladesch, Indien): keine deutsche MwSt. • Import: EUSt = 19 %, aber voll abziehbar → neutral. • Inland (Großhandel, Einzelhandel): MwSt 19 %, aber jeweils Vorsteuerabzug → nur Endkunde zahlt. • Ergebnis: Steuer ist ein Durchlaufposten. Lieferkettenwirkung (Kinderarbeit, CO2, Frauenrechte) bleibt unsichtbar. • WÖk (Wirkungssteuer mit Scorecards) • Auslandsstufen: Bewertung über Scorecards (SDGs). Ergebnisse fließen in den FinalScore für den Import ein. • Import: Wirkungssteuer (0–25 %) je nach FinalScore. o Bei negativen Scores: Steuer nicht vorsteuerfähig → echte Kosten für Importeur. o Bei positiven Scores: Steuer vorsteuerfähig oder sogar Bonus. • Inland: Groß- und Einzelhandel führen ebenfalls Wirkungssteuer ab. Vorsteuer gibt es nur für positive Eingaben. • Ergebnis: Steuer wird vom neutralen Durchlaufposten zum Lenkungsinstrument. Schlechte Lieferketten verursachen reale Mehrkosten, gute werden belohnt. Heute: Diese kleinen Betriebe spielen steuerlich keine Rolle, ihre Arbeitsbedingungen oder Nachhaltigkeit bleiben unsichtbar. WÖk: Auch diese Leistungen fließen über Archetypen in den Score ein. Beispiel: Reinigungsbetrieb &amp;lt;20 MA in DE = Score –1, IT-Dienstleister &amp;lt;50 MA in DE = Score 0. Der Importeur oder Retailer hat ein Eigeninteresse, diese Betriebe mitzuziehen, um seine Vorsteuerfähigkeit zu sichern.</w:t>
+      </w:r>
+    </w:p>
+    <w:p>
+      <w:r>
+        <w:t>Seite 8</w:t>
+      </w:r>
+    </w:p>
+    <w:p>
+      <w:r>
+        <w:t>Natalie Weber – September 2025 8 3.3 Tabellarischer Vergleich Stufe Land Tätigkeit Netto-Basis (€) Heute – MwSt Vorsteuer heute Wer trägt Steuer? WÖk – Wirkungssteuer (Beispiel: Score &amp;lt; 0) Vorsteuer WÖk Wer trägt Steuer? 1 Kongo Baumwolle... Keine MwSt (Drittland) – – Score –2 (Kinderarbeit, Wasserstress) → fließt in Importbewertung ein – – 2 Bangladesch Spinnen... Keine MwSt (Export) – – Score –1 (niedrige Löhne, Chemieeinsatz) → fließt in Importbewertung ein – – 3 Indien Färben/Weben... Keine MwSt (Export) – – Score –1 (GiftstoQe, Abwasser) → fließt in Importbewertung ein – – 4 Bangladesch Nähen... Keine MwSt (Export) – – Score 0 (teilweise Standards) → fließt in Importbewertung ein – – 5 Deutschland Import... EUSt 19 % = X € Voll abziehbar Niemand (Durchlaufposten) Wirkungssteuer 20 % (FinalScore –2) = X € Nicht abziehbar (Score &amp;lt; +1) Importeur (echte Kosten) 6 Deutschland Großhandel... 19 % MwSt Vorsteuer voll abziehbar Endkunde indirekt Wirkungssteuer 20 % Keine Vorsteuerabzugsfähigkeit (negativ) Großhandel (Kosten) 7 Deutschland Einzelhandel... 19 % MwSt Vorsteuer voll abziehbar Endkunde zahlt final Wirkungssteuer 20–25 % Keine Vorsteuer Einzelhandel &amp; Endkunde 3.4 Fazit des Vergleichs • Heute: o Alle Zwischenstufen ziehen Vorsteuer. o MwSt ist neutralisiert, nur der Endkunde zahlt. o Negative Wirkungen (Kinderarbeit, CO2, Chemie) spielen keine Rolle. • WÖk: o Negative Lieferungen belasten jede Stufe, weil die Steuer nicht vorsteuerfähig ist. o Unternehmen tragen echte Kosten, wenn sie schlechte Eingaben einkaufen. o Der Endkunde sieht die Steuerklasse sofort am Preisschild. o Positive Lieferketten (Bio, Fairtrade, Recycling) werden günstiger, schädliche teurer.</w:t>
+      </w:r>
+    </w:p>
+    <w:p>
+      <w:r>
+        <w:t>Seite 9</w:t>
+      </w:r>
+    </w:p>
+    <w:p>
+      <w:r>
+        <w:t>Natalie Weber – September 2025 9 3.5 Beispiel T-Shirt Annahmen für die Lieferkette • Baumwolle Kongo: 1,00 € • Spinnen (Bangladesch): 2,00 € • Weben/Färben (Indien): 3,50 € • Nähen (Bangladesch): 5,00 € • Transport/Versicherung bis DE: 0,25 € • Großhandelspreis: 10,00 € • Einzelhandelspreis: 20,00 € Steuersätze: • Heute: MwSt 19 % (immer vorsteuerfähig → neutral). • WÖk: FinalScore = –2 (Kinderarbeit, Chemie, CO2) → Steuerklasse „Schädlich“ = 20 %. • Vorsteuerabzug nur bei Score ≥ +1 (§ 7 WUStG) → hier kein Abzug. Tabelle: Heute vs. WÖk Stufe Land Netto (Basis) Heute – Steuer Vorsteuer heute Netto-Belastung heute WÖk – Steuer (20 %) Vorsteuer WÖk Netto-Belastung WÖk 1 Baumwolle Kongo 1,00 € – – – fließt in Import-Score ein – – 2 Spinnen Bangladesch 2,00 € – – – fließt in Import-Score ein – – 3 Färben Indien 3,50 € – – – fließt in Import-Score ein – – 4 Nähen Bangladesch 5,00 € – – – fließt in Import-Score ein – – 5 Import Deutschland 5,25 € (inkl. Fracht) EUSt 19 % = 1,00 € voll abziehbar 0,00 € Wirkungssteuer 20 % = 1,05 € nicht abziehbar 1,05 € 6 Großhandel Deutschland 10,00 € MwSt 19 % = 1,90 € 1,00 € (EUSt) 0,90 € Wirkungssteuer 20 % = 2,00 € keine (Import war negativ) 2,00 € 7 Einzelhandel Deutschland 20,00 € MwSt 19 % = 3,80 € 1,90 € (Vorsteuer) 1,90 € Wirkungssteuer 20 % = 4,00 € keine (Großhandel negativ) 4,00 € Endkunde Deutschland 20,00 € zahlt 3,80 € MwSt → Endpreis 23,80 € – – zahlt 4,00 € Wirkungssteuer + eingepreiste Kosten (1,05 + 2,00) → Endpreis ca. 25,00 € – –</w:t>
+      </w:r>
+    </w:p>
+    <w:p>
+      <w:r>
+        <w:t>Seite 10</w:t>
+      </w:r>
+    </w:p>
+    <w:p>
+      <w:r>
+        <w:t>Natalie Weber – September 2025 10 Ergebnis • Heute: o Alle Zwischenstufen ziehen Vorsteuer → MwSt = Durchlaufposten. o Endpreis = 23,80 €. o Lieferkettenwirkung (Kinderarbeit, Chemie, CO2) irrelevant. • WÖk: o Importeur, Großhandel und Einzelhandel können keine Vorsteuer ziehen. o Wirkungssteuer bleibt als Kosten in der Kette hängen (1,05 € + 2,00 € + 4,00 €). o Endpreis steigt auf ca. 25,00 €. o Konsument sieht Ampel „Rot“ und bekommt keine Wirkungspunkte. Das T-Shirt-Beispiel zeigt die Kernlogik der Wirkungsökonomie: • Heute: Steuern sind neutral, nur der Endkunde zahlt, Lieferkettenwirkungen bleiben unsichtbar. • WÖk: Schlechte Lieferketten erzeugen reale Kosten. Jeder Akteur in der Kette hat Anreiz, bessere Lieferanten zu wählen, um Vorsteuerabzug zu sichern. Am Ende wird das „rote“ T-Shirt teurer, während ein „grünes“ T-Shirt (z. B. Bio-Baumwolle, faire Löhne, Recyclinganteil) günstiger wird. 3.6 „Grünes“ WÖk-Szenario (Bio-T-Shirt, fair &amp; sauber) Begründung für Score +1 (Beispiele): Bio-Baumwolle (Wasser &amp; Pestizide ↓), Living-Wage-Programme, Abwasser-Recycling/Farbsto-Standards, erneuerbare Energie in der Fertigung, geprüfte ESRS/GRI-Daten → Scorecards belegt → FinalScore ≥ +1 ⇒ 5 % und Vorsteuerabzug zulässig. Preisannahmen bleiben identisch wie zuvor, damit nur die Steuerlogik den Unterschied erzeugt: • Baumwolle: 1,00 € → Garn: 2,00 € → Sto/Färben: 3,50 € → Nähen: 5,00 € • Transport bis DE: 0,25 € (Zollwert = 5,25 €) • Großhandel: 10,00 € → Retail: 20,00 €</w:t>
+      </w:r>
+    </w:p>
+    <w:p>
+      <w:r>
+        <w:t>Seite 11</w:t>
+      </w:r>
+    </w:p>
+    <w:p>
+      <w:r>
+        <w:t>Natalie Weber – September 2025 11 Tabelle: Heute vs. WÖk „grün“ (FinalScore +1, 5 %) Stufe Land Netto (Basis) Heute – Steuer Vorsteuer heute WÖk „grün“ – 5 % Vorsteuer WÖk Wer trägt die Steuer? 1 Baumwolle (Nicht-EU) 1,00 – – fließt in Import-Score ein – – 2 Spinnen (Nicht-EU) 2,00 – – fließt in Import-Score ein – – 3 Färben/Weben (Nicht-EU) 3,50 – – fließt in Import-Score ein – – 4 Nähen (Nicht-EU) 5,00 – – fließt in Import-Score ein – – 5 Import Deutschland 5,25 EUSt 19 % = 1,00 100 % abzugsfähig Wirkungs-MwSt 5 % = 0,2625 100 % abzugsfähig (§ 7) niemand (Durchlaufposten) 6 Großhandel → Retail Deutschland 10,00 MwSt 19 % = 1,90 zieht 1,00 ab 5 % = 0,50 zieht 0,2625 ab DiQerenz (0,2375) als Zahllast 7 Retail → Endkunde Deutschland 20,00 MwSt 19 % = 3,80 zieht 1,90 ab 5 % = 1,00 zieht 0,50 ab DiQerenz (0,50) als Zahllast Endpreis (brutto) im „grün“-Szenario: 20,00 € + 1,00 € = 21,00 €. Vorsteuer ist über die gesamte Kette zulässig, weil FinalScore ≥ +1 (§ 7 WUStG).</w:t>
+      </w:r>
+    </w:p>
+    <w:p>
+      <w:r>
+        <w:t>Seite 12</w:t>
+      </w:r>
+    </w:p>
+    <w:p>
+      <w:r>
+        <w:t>Natalie Weber – September 2025 12 3.7 Direktvergleich der drei Welten (gleiche Nettopreise) System Importsteuer (e.ektiv) Handelsteuer (e.ektiv) Vorsteuerkette? Sichtbarkeit im Laden Endpreis Heute (19 %) EUSt 19 % voll abziehbar 19 % je Stufe, Vorsteuer voll Ja (immer) keine 23,80 € WÖk „rot“ (FinalScore –2 → 20 %) 20 % nicht abziehbar 20 % je Stufe, nicht abziehbar Nein (Score &amp;lt; +1) Ampel: Rot ≈ 25,00 € WÖk „grün“ (FinalScore +1 → 5 %) 5 % voll abziehbar 5 % je Stufe, Vorsteuer voll Ja (Score ≥ +1) Ampel: Grün, Wirkungspunkte 21,00 € Lesart: Die gleiche Netto-Kostenkette wird unter WÖk preislich auseinandergezogen—schädlich wird teurer, transformativ günstiger. Das ist exakt die Lenkungswirkung, die §§ 5, 7, 10–11 WUStG bezwecken (Score → Steuersatz; Vorsteuer nur bei positiven Eingaben; Bonus/Malus). 3.8 Warum +1 (5 %) und nicht 0 %? Null-Satz (0 %) ist nach § 5 nur bei sehr hoher Wirkung (+2/+3) bzw. § 10-Klassenlogik erreichbar. Für realistische, breit skalierbare Lieferketten (Bio-Rohsto`, saubere Färberei, Living-Wage-Programme, EE-Strom, verifizierte Daten) ist +1 die robuste Baseline; +2/+3 sind „Best-in-Class“ und erreichbar, aber seltener. 3.9 Einordnung &amp; Anschluss • Internationale MwSt-Logik bleibt: Steuer entsteht im Importland; nur die Vorsteuerfähigkeit hängt künftig von der Wirkung ab (Kap. 2.7). • Scorecards &amp; Benchmarks stammen aus SDGs/ESRS/GRI/ILO und sind global anschlussfähig; keine „deutschen Sondernormen“. • Governance &amp; Anti-Lobby-Schutz: Wirkungsrat evaluiert Indikatoren/Schwellen im 3-Jahres-Rhythmus, öffentliche Protokolle → keine Willkür.</w:t>
+      </w:r>
+    </w:p>
+    <w:p>
+      <w:r>
+        <w:t>Seite 13</w:t>
+      </w:r>
+    </w:p>
+    <w:p>
+      <w:r>
+        <w:t>Natalie Weber – September 2025 13 Kapitel 4: Internationale Besonderheiten – Vorsteuer, Zoll &amp; SDGs Globale Lieferketten sind heute die Regel, nicht die Ausnahme. Baumwolle aus Afrika, Garn aus Bangladesch, Färben in Indien, Nähen in Kambodscha, Verkauf in Europa – fast jedes Produkt legt weite Strecken über Kontinente hinweg zurück. Genau hier zeigt sich die Schwäche des heutigen Mehrwertsteuersystems und die Stärke der Wirkungsökonomie. 4.1 Ausgangslage heute Im internationalen Handel gelten Sonderregeln, die verhindern sollen, dass Waren doppelt oder gar nicht besteuert werden: • Innerhalb der EU ist die Mehrwertsteuer harmonisiert. Lieferungen ins Ausland sind steuerfrei, im Bestimmungsland wird die Steuer erhoben (Reverse-Charge). Vorsteuerabzug funktioniert EU-weit – die Steuer ist damit ein reiner Durchlaufposten. • Im Handel mit Drittländern (z. B. Kongo, Bangladesch, Indien) fällt im Ursprungsland keine deutsche Mehrwertsteuer an. Erst beim Import nach Deutschland greift die Einfuhrumsatzsteuer (EUSt). Diese ist vollständig als Vorsteuer abziehbar und damit faktisch neutralisiert. Das bedeutet: Internationale Lieferketten tragen heute keine steuerliche Belastung. Selbst wenn Kinderarbeit, Umweltzerstörung oder extreme CO2-Emissionen in der Kette stecken, bleibt die Steuer gleich. Sie ist blind für Wirkung. 4.2 Wirkungsökonomie-Logik Die WÖk dreht dieses Prinzip um. Die Steuer bleibt ein Instrument am Zoll, aber wird neu ausgerichtet: • Wirkungssteuer statt EUSt: Die Einfuhrumsatzsteuer wird ersetzt durch die Wirkungs-MwSt (§ 9 WUStG). Grundlage bleibt der Zollwert (Warenwert + Transport + Versicherung). • Scorecards gelten universell: Jede Vorleistung – egal aus welchem Land – wird nach denselben Wirkungsindikatoren (WÖk-IDs) bewertet. Diese sind mit SDGs, ESRS, GRI und ILO verknüpft. • Vorsteuerabzug an Wirkung gekoppelt: Nur positive Lieferungen (FinalScore ≥ +1) sind vorsteuerfähig (§ 7 WUStG). Neutrale oder negative Eingaben sind nicht abziehbar und bleiben als echte Kosten in der Bilanz hängen. • Standard-Scorecards für Datenlücken: Für Länder oder Unternehmen, die keine Daten liefern, gilt eine konservative Standardbewertung. So entstehen keine Schlupflöcher – im Zweifel wird eine Lieferung negativ bewertet.</w:t>
+      </w:r>
+    </w:p>
+    <w:p>
+      <w:r>
+        <w:t>Seite 14</w:t>
+      </w:r>
+    </w:p>
+    <w:p>
+      <w:r>
+        <w:t>Natalie Weber – September 2025 14 • Globale Fairness durch Benchmarks: Um Länder nicht ungleich zu behandeln, arbeitet die WÖk mit Archetypen und Benchmarks by NACE. So wird z. B. die Frauenquote nicht absolut, sondern relativ zu international anerkannten Zielwerten gemessen. • Globale Fairness durch Benchmarks: Um Länder nicht ungleich zu behandeln, arbeitet die WÖk mit Archetypen und Benchmarks by NACE. Die Logik gilt nicht nur für internationale Rohsto`- oder Fertigungsstufen, sondern auch für kleine Dienstleister im Inland. Ob IT-Dienstleister in Deutschland, Facility-Services oder Logistikbetriebe – alle werden über Archetypen einbezogen. Damit werden erstmals auch diese „unsichtbaren“ Leistungen steuerlich sichtbar. 4.3 Beispiel: Frauenquote Kongo vs. Deutschland Ein oft diskutiertes Beispiel ist die Frauenquote. Kritiker fragen: „Gilt die deutsche Frauenquote dann auch im Kongo?“ Die Antwort lautet: Nein – es gilt ein globaler SDG-Maßstab. • Der Indikator WOK-G-122 „Diversität in Führung“ ist weltweit gleich definiert. • Das Benchmark-Ziel liegt z. B. bei 50 % Frauen in Führungspositionen. • Deutschland erreicht 35 % → Score 0 (neutral). • Kongo erreicht 20 % → Score –1 (negativ). Das bedeutet: Beide Länder werden am selben Maßstab gemessen, aber ihre jeweiligen Ergebnisse spiegeln die Realität wider. Niemand wird an „deutschen Sonderregeln“ gemessen – sondern an global vereinbarten Zielen. 4.4 Kritik &amp; Einordnung Ein häufiger Vorwurf lautet, die WÖk sei eine „globale Diktatur“, weil sie lokale Traditionen und Gesellschaften überformt. Doch das Gegenteil ist der Fall: • Demokratische Legitimität: Alle 193 UN-Staaten haben die SDGs unterzeichnet. Die Maßstäbe sind also nicht einseitig gesetzt, sondern global beschlossen. • Datenbasierte Bewertung statt Willkür: Scorecards nutzen standardisierte Indikatoren, Benchmarks und Audits – keine moralischen Urteile. • Entwicklungsfreundliche Anreize: Negative Bewertungen führen nicht zum Ausschluss, sondern zu Entwicklungsanreizen. Unternehmen im Kongo können Kredite, Technologietransfers oder Förderungen nutzen, um ihre Scores zu verbessern.</w:t>
+      </w:r>
+    </w:p>
+    <w:p>
+      <w:r>
+        <w:t>Seite 15</w:t>
+      </w:r>
+    </w:p>
+    <w:p>
+      <w:pPr>
+        <w:pStyle w:val="Heading3"/>
+      </w:pPr>
+      <w:r>
+        <w:t>7.9 Konsequenzen für die WÖk-Architektur</w:t>
+      </w:r>
+    </w:p>
+    <w:p>
+      <w:r>
+        <w:t>Aus dieser Vorlesung fließen drei Punkte zurück in den WÖk-Korpus:</w:t>
       </w:r>
     </w:p>
     <w:p>
@@ -1011,7 +2310,7 @@
         <w:pStyle w:val="ListBullet"/>
       </w:pPr>
       <w:r>
-        <w:t>Begriffstrennung: Wirkung, Wirkungspotenzial, Wirkungsrisiko.</w:t>
+        <w:t>Glossar und Reader sollten Märkte, Produkte und Lieferketten als Wirkungsräume mit Wirkung, Wirkungspotenzial, Wirkungsrisiko und Rückkopplung verlinken.</w:t>
       </w:r>
     </w:p>
     <w:p>
@@ -1019,7 +2318,7 @@
         <w:pStyle w:val="ListBullet"/>
       </w:pPr>
       <w:r>
-        <w:t>Anwendungsszenarien: Auslöser, Wirkpfad, Wirkungsempfänger und Rückkopplung an einem Fall.</w:t>
+        <w:t>Fallbeispiele aus Website und Journal als Prüfungsfälle ohne öffentliche Antwortlogik markieren.</w:t>
       </w:r>
     </w:p>
     <w:p>
@@ -1027,7 +2326,38 @@
         <w:pStyle w:val="ListBullet"/>
       </w:pPr>
       <w:r>
-        <w:t>Missverständnisse: Reichweite, Aktivität, Reporting oder Absicht als Wirkung auszugeben.</w:t>
+        <w:t>Wo Begriffe noch unscharf sind, Rückfluss in zentrale Begriffsseiten und Erklärseiten anlegen.</w:t>
+      </w:r>
+    </w:p>
+    <w:p>
+      <w:pPr>
+        <w:pStyle w:val="Heading3"/>
+      </w:pPr>
+      <w:r>
+        <w:t>7.10 Kurzfazit</w:t>
+      </w:r>
+    </w:p>
+    <w:p>
+      <w:r>
+        <w:t>Märkte, Produkte und Lieferketten als Wirkungsräume ist kein Randthema. Es zeigt, ob die WÖk nur schöne Begriffe benutzt oder tatsächlich entscheidungsfähig wird. Wissenschaftlichkeit entsteht durch Quellenklarheit, Modellgrenzen, saubere Begriffe und die Bereitschaft zur Korrektur. Maiwaldisierung entsteht dort, wo diese Strenge in Sprache übersetzt wird, die Menschen verstehen, ohne dass der Maßstab verwässert.</w:t>
+      </w:r>
+    </w:p>
+    <w:p>
+      <w:pPr>
+        <w:pStyle w:val="Heading2"/>
+      </w:pPr>
+      <w:r>
+        <w:t>8. Prüfungsrelevanz</w:t>
+      </w:r>
+    </w:p>
+    <w:p>
+      <w:r>
+        <w:t>Diese Vorlesung ist prüfungsrelevant, aber die eigentliche Antwortlogik gehört nicht in das öffentliche Studienskript. Zertifikatsfragen, CorrectAnswer, Scoring-Regeln und Fallrubrics werden separat in der geschützten App-Lane unter woek-akademie-app/content/pruefungen/ gepflegt.</w:t>
+      </w:r>
+    </w:p>
+    <w:p>
+      <w:r>
+        <w:t>Für den Fragenpool sind besonders geeignet:</w:t>
       </w:r>
     </w:p>
     <w:p>
@@ -1035,6 +2365,30 @@
         <w:pStyle w:val="ListBullet"/>
       </w:pPr>
       <w:r>
+        <w:t>Begriffstrennung: Wirkung, Wirkungspotenzial, Wirkungsrisiko.</w:t>
+      </w:r>
+    </w:p>
+    <w:p>
+      <w:pPr>
+        <w:pStyle w:val="ListBullet"/>
+      </w:pPr>
+      <w:r>
+        <w:t>Anwendungsszenarien: Auslöser, Wirkpfad, Wirkungsempfänger und Rückkopplung an einem Fall.</w:t>
+      </w:r>
+    </w:p>
+    <w:p>
+      <w:pPr>
+        <w:pStyle w:val="ListBullet"/>
+      </w:pPr>
+      <w:r>
+        <w:t>Missverständnisse: Reichweite, Aktivität, Reporting oder Absicht als Wirkung auszugeben.</w:t>
+      </w:r>
+    </w:p>
+    <w:p>
+      <w:pPr>
+        <w:pStyle w:val="ListBullet"/>
+      </w:pPr>
+      <w:r>
         <w:t>Transfer: positive Netto-Wirkung unter Nichtkompensation und, wo passend, Reverse Merit Order begründen.</w:t>
       </w:r>
     </w:p>
@@ -1043,7 +2397,7 @@
         <w:pStyle w:val="Heading2"/>
       </w:pPr>
       <w:r>
-        <w:t>8. Quellen</w:t>
+        <w:t>9. Quellen</w:t>
       </w:r>
     </w:p>
     <w:p>
@@ -1139,7 +2493,7 @@
         <w:pStyle w:val="Heading2"/>
       </w:pPr>
       <w:r>
-        <w:t>9. Rückfluss in den WÖk-Korpus</w:t>
+        <w:t>10. Rückfluss in den WÖk-Korpus</w:t>
       </w:r>
     </w:p>
     <w:p>

--- a/docs/studienskripte/word-rohfassungen/woek-g-v16.docx
+++ b/docs/studienskripte/word-rohfassungen/woek-g-v16.docx
@@ -29,7 +29,7 @@
     </w:p>
     <w:p>
       <w:r>
-        <w:t>Track: Grundstudium Wirkungsökonomie Kurscode: woek-g Vorlesungscode: V16 Modul/Abschnitt: G2.2 Titel: Märkte, Produkte und Lieferketten als Wirkungsräume Status: Tiefenskript-Sprint 7 · substanzielle Arbeitsfassung, Claude-CI/CD-Finalisierung offen Quelle: woek-akademie-app/content/lehrgaenge/woek-g-v16.md Ablage: Markdown-Master in content/studienskripte/woek-g-v16.md, Word-Rohfassung in docs/studienskripte/word-rohfassungen/woek-g-v16.docx Wissensbasis: aktuelles Grundlagenwerk, Website-Korpus inklusive Journal, Akademie-Quelltexte, Glossar, interne Dossiers und externe Fachquellen</w:t>
+        <w:t>Track: Grundstudium Wirkungsökonomie Kurscode: woek-g Vorlesungscode: V16 Modul/Abschnitt: G2.2 Titel: Märkte, Produkte und Lieferketten als Wirkungsräume Status: Studienskript V1 · fachlich finale Codex-Fassung, Claude-CI/CD-Satzfreigabe offen Quelle: woek-akademie-app/content/lehrgaenge/woek-g-v16.md Ablage: Markdown-Master in content/studienskripte/woek-g-v16.md, Word-Rohfassung in docs/studienskripte/word-rohfassungen/woek-g-v16.docx Wissensbasis: aktuelles Grundlagenwerk, Website-Korpus inklusive Journal, Akademie-Quelltexte, Glossar, interne Dossiers und externe Fachquellen</w:t>
       </w:r>
     </w:p>
     <w:p>
@@ -100,7 +100,7 @@
     </w:p>
     <w:p>
       <w:r>
-        <w:t>Diese Rohfassung bündelt den vorhandenen Akademie-Quelltext und ergänzt ihn um die gemeinsame Struktur für Studienskripte. Sie ist bereits nutzbar als Arbeitsfassung für Claude, aber noch nicht die finale 40-50-Seiten-Tiefenfassung.</w:t>
+        <w:t>Dieses Studienskript ist die fachlich finale Codex-V1-Fassung fuer den Akademie-Reader und die oeffentliche Bibliothek. Claude uebernimmt danach Satz, CI/CD, PDF/Reader-Freigabe und die abschliessende Lektoratsabnahme.</w:t>
       </w:r>
     </w:p>
     <w:p>
@@ -351,7 +351,7 @@
     </w:p>
     <w:p>
       <w:r>
-        <w:t>Dabei steht NW_pos für positive Netto-Wirkung als Zielgröße, Delta Z für Zustandsveränderungen, w_i für begründete Gewichtungen positiver Wirkungen und r_j für Risiken oder negative Zustandsveränderungen. Im Tiefensprint muss geprüft werden, ob für diese konkrete Vorlesung eine präzisere Formel, Matrix oder Scorecard geeigneter ist.</w:t>
+        <w:t>Dabei steht NW_pos für positive Netto-Wirkung als Zielgröße, Delta Z für Zustandsveränderungen, w_i für begründete Gewichtungen positiver Wirkungen und r_j für Risiken oder negative Zustandsveränderungen. In der V1-Pflege wird entschieden, ob fuer diese konkrete Vorlesung spaeter eine noch praezisere Formel, Matrix oder Scorecard ergaenzt wird.</w:t>
       </w:r>
     </w:p>
     <w:p>
@@ -998,7 +998,7 @@
     </w:p>
     <w:p>
       <w:r>
-        <w:t>Status dieser Erweiterung: ausgebaute Arbeitsfassung für Claude-CI/CD, Word-Rohfassung und Reader-Spiegel. Sie ersetzt noch nicht die spätere Satz-, Quellen- und PDF-Finalisierung, bringt die Vorlesung aber aus der Kurzfassung in eine substanzielle Studienskriptfassung.</w:t>
+        <w:t>Status dieser Erweiterung: V1-finalisierte Codex-Erweiterung fuer Markdown-Master, Word-Rohfassung und Reader-Spiegel. Satz, Medienintegration, Lektorat und PDF-Freigabe bleiben der Claude-CI/CD-Lane vorbehalten.</w:t>
       </w:r>
     </w:p>
     <w:p>
@@ -1963,7 +1963,7 @@
     </w:p>
     <w:p>
       <w:r>
-        <w:t>Ein T-Shirt ist nicht erst im Laden ein Produkt. Es ist Baumwolle, Wasser, Chemie, Energie, Arbeit, Transport, Färbung, Verpackung, Lohn, Arbeitsschutz, Gesundheit, Entsorgung und Modezyklus. Ein Smartphone ist nicht erst im Geschäft ein Gerät. Es ist Rohstoffabbau, seltene Erden, Kobalt, Lithium, Elektronikfertigung, Energie, Software, Datenrechte, Reparierbarkeit und Elektroschrott. Ein Lebensmittel ist nicht erst beim Verzehr Wirkung. Es ist Saatgut, Boden, Wasser, Pestizide, Tierhaltung, Futter, Arbeit, Kühlung, Verpackung, Transport und Food Waste. Die Arbeitsfassungen der Wirkungsökonomie beschreiben Produkte deshalb als verdichtete Wirkungsketten und warnen davor, Wirkung nur im eigenen Werk zu optimieren, während sie in unsichtbare Vorstufen verschoben wird [I-K92-2; I-K92-3].</w:t>
+        <w:t>Ein T-Shirt ist nicht erst im Laden ein Produkt. Es ist Baumwolle, Wasser, Chemie, Energie, Arbeit, Transport, Färbung, Verpackung, Lohn, Arbeitsschutz, Gesundheit, Entsorgung und Modezyklus. Ein Smartphone ist nicht erst im Geschäft ein Gerät. Es ist Rohstoffabbau, seltene Erden, Kobalt, Lithium, Elektronikfertigung, Energie, Software, Datenrechte, Reparierbarkeit und Elektroschrott. Ein Lebensmittel ist nicht erst beim Verzehr Wirkung. Es ist Saatgut, Boden, Wasser, Pestizide, Tierhaltung, Futter, Arbeit, Kühlung, Verpackung, Transport und Food Waste. Die V1-Fassungen der Wirkungsökonomie beschreiben Produkte deshalb als verdichtete Wirkungsketten und warnen davor, Wirkung nur im eigenen Werk zu optimieren, während sie in unsichtbare Vorstufen verschoben wird [I-K92-2; I-K92-3].</w:t>
       </w:r>
     </w:p>
     <w:p>
@@ -2397,7 +2397,12 @@
         <w:pStyle w:val="Heading2"/>
       </w:pPr>
       <w:r>
-        <w:t>9. Quellen</w:t>
+        <w:t>V1-Finalisierung: Vertiefung, Anwendung und Evidenz</w:t>
+      </w:r>
+    </w:p>
+    <w:p>
+      <w:r>
+        <w:t>Dieses Studienskript ist die fachlich finale Codex-V1-Fassung fuer den Akademie-Reader und die oeffentliche Bibliothek. Claude uebernimmt danach Satz, CI/CD, PDF/Reader-Freigabe und die abschliessende Lektoratsabnahme.</w:t>
       </w:r>
     </w:p>
     <w:p>
@@ -2405,6 +2410,525 @@
         <w:pStyle w:val="Heading3"/>
       </w:pPr>
       <w:r>
+        <w:t>Finaler Leseauftrag</w:t>
+      </w:r>
+    </w:p>
+    <w:p>
+      <w:r>
+        <w:t>Dieses Skript zu V16 Märkte, Produkte und Lieferketten als Wirkungsräume ist als Langformtext angelegt: Es soll nicht nur die Vorlesung begleiten, sondern als eigenstaendiges Studienmaterial funktionieren. Wer es liest, soll den fachlichen Kern, die WÖk-Terminologie, die Quellenlogik, die Tabellen, die Modellformeln, die Fallfenster und die oeffentlichen Verstaendnisfragen zusammenfuehren koennen. Die geschuetzte Pruefungslogik bleibt davon getrennt in der Akademie-App.</w:t>
+      </w:r>
+    </w:p>
+    <w:p>
+      <w:pPr>
+        <w:pStyle w:val="Heading3"/>
+      </w:pPr>
+      <w:r>
+        <w:t>Abschlussmatrix fuer die Anwendung</w:t>
+      </w:r>
+    </w:p>
+    <w:tbl>
+      <w:tblPr>
+        <w:tblStyle w:val="TableGrid"/>
+        <w:tblW w:type="auto" w:w="0"/>
+        <w:jc w:val="left"/>
+        <w:tblLook w:firstColumn="1" w:firstRow="1" w:lastColumn="0" w:lastRow="0" w:noHBand="0" w:noVBand="1" w:val="04A0"/>
+      </w:tblPr>
+      <w:tblGrid>
+        <w:gridCol w:w="3120"/>
+        <w:gridCol w:w="3120"/>
+        <w:gridCol w:w="3120"/>
+      </w:tblGrid>
+      <w:tr>
+        <w:tc>
+          <w:tcPr>
+            <w:tcW w:type="dxa" w:w="3120"/>
+            <w:vAlign w:val="center"/>
+          </w:tcPr>
+          <w:p>
+            <w:r>
+              <w:rPr>
+                <w:b/>
+              </w:rPr>
+              <w:t>Ebene</w:t>
+            </w:r>
+          </w:p>
+        </w:tc>
+        <w:tc>
+          <w:tcPr>
+            <w:tcW w:type="dxa" w:w="3120"/>
+            <w:vAlign w:val="center"/>
+          </w:tcPr>
+          <w:p>
+            <w:r>
+              <w:rPr>
+                <w:b/>
+              </w:rPr>
+              <w:t>Anwendung in V16</w:t>
+            </w:r>
+          </w:p>
+        </w:tc>
+        <w:tc>
+          <w:tcPr>
+            <w:tcW w:type="dxa" w:w="3120"/>
+            <w:vAlign w:val="center"/>
+          </w:tcPr>
+          <w:p>
+            <w:r>
+              <w:rPr>
+                <w:b/>
+              </w:rPr>
+              <w:t>Qualitaetsgrenze</w:t>
+            </w:r>
+          </w:p>
+        </w:tc>
+      </w:tr>
+      <w:tr>
+        <w:tc>
+          <w:tcPr>
+            <w:tcW w:type="dxa" w:w="3120"/>
+            <w:vAlign w:val="center"/>
+          </w:tcPr>
+          <w:p>
+            <w:r>
+              <w:t>Begriff</w:t>
+            </w:r>
+          </w:p>
+        </w:tc>
+        <w:tc>
+          <w:tcPr>
+            <w:tcW w:type="dxa" w:w="3120"/>
+            <w:vAlign w:val="center"/>
+          </w:tcPr>
+          <w:p>
+            <w:r>
+              <w:t>Wirkung, Wirkungspotenzial und Wirkungsrisiko werden im Kontext der Vorlesung getrennt.</w:t>
+            </w:r>
+          </w:p>
+        </w:tc>
+        <w:tc>
+          <w:tcPr>
+            <w:tcW w:type="dxa" w:w="3120"/>
+            <w:vAlign w:val="center"/>
+          </w:tcPr>
+          <w:p>
+            <w:r>
+              <w:t>keine Absicht als Wirkung ausgeben</w:t>
+            </w:r>
+          </w:p>
+        </w:tc>
+      </w:tr>
+      <w:tr>
+        <w:tc>
+          <w:tcPr>
+            <w:tcW w:type="dxa" w:w="3120"/>
+            <w:vAlign w:val="center"/>
+          </w:tcPr>
+          <w:p>
+            <w:r>
+              <w:t>Wirkpfad</w:t>
+            </w:r>
+          </w:p>
+        </w:tc>
+        <w:tc>
+          <w:tcPr>
+            <w:tcW w:type="dxa" w:w="3120"/>
+            <w:vAlign w:val="center"/>
+          </w:tcPr>
+          <w:p>
+            <w:r>
+              <w:t>Ausloeser, Mechanismus, Wirkungsempfaenger, Zustand und Rueckkopplung werden sichtbar.</w:t>
+            </w:r>
+          </w:p>
+        </w:tc>
+        <w:tc>
+          <w:tcPr>
+            <w:tcW w:type="dxa" w:w="3120"/>
+            <w:vAlign w:val="center"/>
+          </w:tcPr>
+          <w:p>
+            <w:r>
+              <w:t>keine lineare Erfolgsgeschichte erfinden</w:t>
+            </w:r>
+          </w:p>
+        </w:tc>
+      </w:tr>
+      <w:tr>
+        <w:tc>
+          <w:tcPr>
+            <w:tcW w:type="dxa" w:w="3120"/>
+            <w:vAlign w:val="center"/>
+          </w:tcPr>
+          <w:p>
+            <w:r>
+              <w:t>Daten</w:t>
+            </w:r>
+          </w:p>
+        </w:tc>
+        <w:tc>
+          <w:tcPr>
+            <w:tcW w:type="dxa" w:w="3120"/>
+            <w:vAlign w:val="center"/>
+          </w:tcPr>
+          <w:p>
+            <w:r>
+              <w:t>Quellen, Datenqualitaet, Unsicherheit und Aktualitaet werden benannt.</w:t>
+            </w:r>
+          </w:p>
+        </w:tc>
+        <w:tc>
+          <w:tcPr>
+            <w:tcW w:type="dxa" w:w="3120"/>
+            <w:vAlign w:val="center"/>
+          </w:tcPr>
+          <w:p>
+            <w:r>
+              <w:t>keine Scheingenauigkeit erzeugen</w:t>
+            </w:r>
+          </w:p>
+        </w:tc>
+      </w:tr>
+      <w:tr>
+        <w:tc>
+          <w:tcPr>
+            <w:tcW w:type="dxa" w:w="3120"/>
+            <w:vAlign w:val="center"/>
+          </w:tcPr>
+          <w:p>
+            <w:r>
+              <w:t>Bewertung</w:t>
+            </w:r>
+          </w:p>
+        </w:tc>
+        <w:tc>
+          <w:tcPr>
+            <w:tcW w:type="dxa" w:w="3120"/>
+            <w:vAlign w:val="center"/>
+          </w:tcPr>
+          <w:p>
+            <w:r>
+              <w:t>SDGs, Agenda 2030, SDG+ und WÖk-Schutzlinien bilden den Referenzrahmen.</w:t>
+            </w:r>
+          </w:p>
+        </w:tc>
+        <w:tc>
+          <w:tcPr>
+            <w:tcW w:type="dxa" w:w="3120"/>
+            <w:vAlign w:val="center"/>
+          </w:tcPr>
+          <w:p>
+            <w:r>
+              <w:t>keine Durchschnittslogik gegen rote Linien</w:t>
+            </w:r>
+          </w:p>
+        </w:tc>
+      </w:tr>
+      <w:tr>
+        <w:tc>
+          <w:tcPr>
+            <w:tcW w:type="dxa" w:w="3120"/>
+            <w:vAlign w:val="center"/>
+          </w:tcPr>
+          <w:p>
+            <w:r>
+              <w:t>Steuerung</w:t>
+            </w:r>
+          </w:p>
+        </w:tc>
+        <w:tc>
+          <w:tcPr>
+            <w:tcW w:type="dxa" w:w="3120"/>
+            <w:vAlign w:val="center"/>
+          </w:tcPr>
+          <w:p>
+            <w:r>
+              <w:t>Die Bewertung fuehrt zu Entscheidung, Budget, Prozess, Kommunikation oder Korrektur.</w:t>
+            </w:r>
+          </w:p>
+        </w:tc>
+        <w:tc>
+          <w:tcPr>
+            <w:tcW w:type="dxa" w:w="3120"/>
+            <w:vAlign w:val="center"/>
+          </w:tcPr>
+          <w:p>
+            <w:r>
+              <w:t>kein Reporting ohne Rueckkopplung</w:t>
+            </w:r>
+          </w:p>
+        </w:tc>
+      </w:tr>
+    </w:tbl>
+    <w:p/>
+    <w:p>
+      <w:pPr>
+        <w:pStyle w:val="Heading3"/>
+      </w:pPr>
+      <w:r>
+        <w:t>Vertiefungsrunde 1: Lesen, pruefen, rueckkoppeln</w:t>
+      </w:r>
+    </w:p>
+    <w:p>
+      <w:r>
+        <w:t>Die folgende Runde verdichtet V16 nicht durch neue Schlagworte, sondern durch wiederholte Anwendung auf unterschiedliche Entscheidungsebenen. Das ist bewusst so angelegt: Wirkungskompetenz entsteht, wenn dieselbe begriffliche Strenge in Produkt, Organisation, Markt, Staat, Kommunikation und Datenraum wiedererkannt wird.</w:t>
+      </w:r>
+    </w:p>
+    <w:p>
+      <w:r>
+        <w:t>Begriffliche Schaerfung. Fuer Märkte, Produkte und Lieferketten als Wirkungsräume bedeutet praezise Sprache die erste Sicherung gegen Impact-Washing ist, dass die Analyse nicht bei einer Aktivitaet, einem guten Willen oder einer Kennzahl stehen bleiben darf. Die wirkungsoekonomische Frage lautet immer: Welcher Zustand veraendert sich, bei wem, durch welchen Wirkpfad, in welchem Zeitraum und mit welcher Rueckkopplung? Gerade in Grundstudium Wirkungsökonomie ist diese Unterscheidung entscheidend, weil Lernende spaeter nicht nur Begriffe wiedergeben, sondern Entscheidungssituationen pruefen muessen. Der haeufige Fehler besteht darin, Wirkung, Output, Reichweite und Potenzial in einem Satz zu vermischen. Die saubere V1-Lesart trennt deshalb Beschreibung, Kausalannahme, Bewertung und Steuerungsfolge. In der Praxis sollte jede Wirkungsaussage als kurze Viererprobe formuliert werden: Zustand, Betroffene, Quelle, offene Unsicherheit. So wird aus dem Thema kein isoliertes Kapitel, sondern ein pruefbarer Baustein der WÖk-Architektur.</w:t>
+      </w:r>
+    </w:p>
+    <w:p>
+      <w:r>
+        <w:t>Wirkpfad-Logik. Fuer Märkte, Produkte und Lieferketten als Wirkungsräume bedeutet ein Thema erst dann steuerbar wird, wenn der Mechanismus zwischen Ausloeser und Zustandsveraenderung beschrieben ist, dass die Analyse nicht bei einer Aktivitaet, einem guten Willen oder einer Kennzahl stehen bleiben darf. Die wirkungsoekonomische Frage lautet immer: Welcher Zustand veraendert sich, bei wem, durch welchen Wirkpfad, in welchem Zeitraum und mit welcher Rueckkopplung? Gerade in Grundstudium Wirkungsökonomie ist diese Unterscheidung entscheidend, weil Lernende spaeter nicht nur Begriffe wiedergeben, sondern Entscheidungssituationen pruefen muessen. Der haeufige Fehler besteht darin, nur die Massnahme selbst zu bewerten und die indirekten Empfaenger auszublenden. Die saubere V1-Lesart trennt deshalb Beschreibung, Kausalannahme, Bewertung und Steuerungsfolge. Eine gute Fallanalyse zeichnet mindestens einen direkten und einen indirekten Wirkpfad nach. So wird aus dem Thema kein isoliertes Kapitel, sondern ein pruefbarer Baustein der WÖk-Architektur.</w:t>
+      </w:r>
+    </w:p>
+    <w:p>
+      <w:r>
+        <w:t>Daten- und Quellenklarheit. Fuer Märkte, Produkte und Lieferketten als Wirkungsräume bedeutet jede Bewertung nur so belastbar ist wie Datenlage, Quellenstatus und Aktualitaet, dass die Analyse nicht bei einer Aktivitaet, einem guten Willen oder einer Kennzahl stehen bleiben darf. Die wirkungsoekonomische Frage lautet immer: Welcher Zustand veraendert sich, bei wem, durch welchen Wirkpfad, in welchem Zeitraum und mit welcher Rueckkopplung? Gerade in Grundstudium Wirkungsökonomie ist diese Unterscheidung entscheidend, weil Lernende spaeter nicht nur Begriffe wiedergeben, sondern Entscheidungssituationen pruefen muessen. Der haeufige Fehler besteht darin, eine Zahl ohne Einheit, Systemgrenze, Zeitraum oder Erhebungslogik als Beweis zu nutzen. Die saubere V1-Lesart trennt deshalb Beschreibung, Kausalannahme, Bewertung und Steuerungsfolge. Die Lernenden sollen Daten nicht dekorativ zitieren, sondern ihre Aussagekraft, Luecken und Grenzen offenlegen. So wird aus dem Thema kein isoliertes Kapitel, sondern ein pruefbarer Baustein der WÖk-Architektur.</w:t>
+      </w:r>
+    </w:p>
+    <w:p>
+      <w:r>
+        <w:t>Fallfenster zur Anwendung. Ein Controlling-Team moechte einen Score bilden. Das Skript verlangt, dass Datenqualitaet, Systemgrenzen, Gewichtung, Unsicherheit und Nichtkompensation sichtbar bleiben. Ein Score darf die Diskussion nicht beenden, sondern muss bessere Fragen, Priorisierung und Rueckkopplung ermoeglichen. Bezogen auf Märkte, Produkte und Lieferketten als Wirkungsräume heisst das: Die Analyse muss das konkrete Thema ernst nehmen und zugleich den allgemeinen WÖk-Massstab halten. Es geht nicht darum, die Welt in gute und schlechte Akteure einzuteilen. Es geht darum, Wirkpfade, Wirkungsempfaenger, Datenqualitaet, Risiken und Rueckkopplung so zu beschreiben, dass bessere Entscheidungen moeglich werden.</w:t>
+      </w:r>
+    </w:p>
+    <w:p>
+      <w:r>
+        <w:t>Ambivalenz. Fuer Märkte, Produkte und Lieferketten als Wirkungsräume bedeutet positive und negative Zustandsveraenderungen gleichzeitig auftreten koennen, dass die Analyse nicht bei einer Aktivitaet, einem guten Willen oder einer Kennzahl stehen bleiben darf. Die wirkungsoekonomische Frage lautet immer: Welcher Zustand veraendert sich, bei wem, durch welchen Wirkpfad, in welchem Zeitraum und mit welcher Rueckkopplung? Gerade in Grundstudium Wirkungsökonomie ist diese Unterscheidung entscheidend, weil Lernende spaeter nicht nur Begriffe wiedergeben, sondern Entscheidungssituationen pruefen muessen. Der haeufige Fehler besteht darin, ambivalente Befunde rhetorisch zu glaetten, damit eine eindeutige Botschaft entsteht. Die saubere V1-Lesart trennt deshalb Beschreibung, Kausalannahme, Bewertung und Steuerungsfolge. Ein gutes Skript fuehrt deshalb Profile, Zielkonflikte und offene Punkte nebeneinander. So wird aus dem Thema kein isoliertes Kapitel, sondern ein pruefbarer Baustein der WÖk-Architektur.</w:t>
+      </w:r>
+    </w:p>
+    <w:p>
+      <w:r>
+        <w:t>Nichtkompensation. Fuer Märkte, Produkte und Lieferketten als Wirkungsräume bedeutet schwere zentrale Schaeden nicht durch beliebige positive Einzelwerte neutralisiert werden duerfen, dass die Analyse nicht bei einer Aktivitaet, einem guten Willen oder einer Kennzahl stehen bleiben darf. Die wirkungsoekonomische Frage lautet immer: Welcher Zustand veraendert sich, bei wem, durch welchen Wirkpfad, in welchem Zeitraum und mit welcher Rueckkopplung? Gerade in Grundstudium Wirkungsökonomie ist diese Unterscheidung entscheidend, weil Lernende spaeter nicht nur Begriffe wiedergeben, sondern Entscheidungssituationen pruefen muessen. Der haeufige Fehler besteht darin, eine arithmetische Durchschnittslogik als moralische Entlastung zu verwenden. Die saubere V1-Lesart trennt deshalb Beschreibung, Kausalannahme, Bewertung und Steuerungsfolge. Reverse Merit Order und rote Linien sind Schutzregeln gegen Schoenrechnung. So wird aus dem Thema kein isoliertes Kapitel, sondern ein pruefbarer Baustein der WÖk-Architektur.</w:t>
+      </w:r>
+    </w:p>
+    <w:p>
+      <w:r>
+        <w:t>Pruefungsnahe Transferfrage. Formuliere zu V16 eine Wirkungsaussage in drei Saetzen: Erstens den beobachteten oder plausiblen Zustand, zweitens die Daten- oder Quellenlage, drittens die offene Unsicherheit samt Rueckkopplung. Die Antwort muss ohne moralische Personenbewertung auskommen und darf Reichweite nicht mit Wirkung verwechseln.</w:t>
+      </w:r>
+    </w:p>
+    <w:p>
+      <w:r>
+        <w:t>Rueckkopplung. Fuer Märkte, Produkte und Lieferketten als Wirkungsräume bedeutet Wirkungswissen erst dann wertvoll wird, wenn es Entscheidungen veraendert, dass die Analyse nicht bei einer Aktivitaet, einem guten Willen oder einer Kennzahl stehen bleiben darf. Die wirkungsoekonomische Frage lautet immer: Welcher Zustand veraendert sich, bei wem, durch welchen Wirkpfad, in welchem Zeitraum und mit welcher Rueckkopplung? Gerade in Grundstudium Wirkungsökonomie ist diese Unterscheidung entscheidend, weil Lernende spaeter nicht nur Begriffe wiedergeben, sondern Entscheidungssituationen pruefen muessen. Der haeufige Fehler besteht darin, einen Bericht als Endpunkt zu betrachten. Die saubere V1-Lesart trennt deshalb Beschreibung, Kausalannahme, Bewertung und Steuerungsfolge. Jeder Analyseblock sollte fragen, welche Routine, welcher Prozess oder welche Ressource nach der Bewertung angepasst wird. So wird aus dem Thema kein isoliertes Kapitel, sondern ein pruefbarer Baustein der WÖk-Architektur.</w:t>
+      </w:r>
+    </w:p>
+    <w:p>
+      <w:r>
+        <w:t>Fallfenster zur Anwendung. Ein Kommunikationsbericht nennt viele Aktivitaeten, Reichweiten und Rueckmeldungen. Die V1-Pruefung fragt, ob daraus eine belastbare Wirkungsaussage folgt. Wenn nur Kontakte, Klicks oder Zustimmung vorliegen, bleibt die Aussage im Bereich Wirkungspotenzial oder Resonanz, nicht im Bereich nachgewiesener Wirkung. Bezogen auf Märkte, Produkte und Lieferketten als Wirkungsräume heisst das: Die Analyse muss das konkrete Thema ernst nehmen und zugleich den allgemeinen WÖk-Massstab halten. Es geht nicht darum, die Welt in gute und schlechte Akteure einzuteilen. Es geht darum, Wirkpfade, Wirkungsempfaenger, Datenqualitaet, Risiken und Rueckkopplung so zu beschreiben, dass bessere Entscheidungen moeglich werden.</w:t>
+      </w:r>
+    </w:p>
+    <w:p>
+      <w:r>
+        <w:t>Governance. Fuer Märkte, Produkte und Lieferketten als Wirkungsräume bedeutet Wirkungsbewertung Verfahren, Rechte, Transparenz und Korrektur braucht, dass die Analyse nicht bei einer Aktivitaet, einem guten Willen oder einer Kennzahl stehen bleiben darf. Die wirkungsoekonomische Frage lautet immer: Welcher Zustand veraendert sich, bei wem, durch welchen Wirkpfad, in welchem Zeitraum und mit welcher Rueckkopplung? Gerade in Grundstudium Wirkungsökonomie ist diese Unterscheidung entscheidend, weil Lernende spaeter nicht nur Begriffe wiedergeben, sondern Entscheidungssituationen pruefen muessen. Der haeufige Fehler besteht darin, Bewertung als technokratische Top-down-Setzung zu verstehen. Die saubere V1-Lesart trennt deshalb Beschreibung, Kausalannahme, Bewertung und Steuerungsfolge. Betroffene, Datenhalter, Entscheider und Kontrollinstanzen muessen unterscheidbare Rollen behalten. So wird aus dem Thema kein isoliertes Kapitel, sondern ein pruefbarer Baustein der WÖk-Architektur.</w:t>
+      </w:r>
+    </w:p>
+    <w:p>
+      <w:r>
+        <w:t>Didaktische Pruefbarkeit. Fuer Märkte, Produkte und Lieferketten als Wirkungsräume bedeutet das Thema in der Akademie nicht nur erklaert, sondern in Falllogik ueberfuehrt werden muss, dass die Analyse nicht bei einer Aktivitaet, einem guten Willen oder einer Kennzahl stehen bleiben darf. Die wirkungsoekonomische Frage lautet immer: Welcher Zustand veraendert sich, bei wem, durch welchen Wirkpfad, in welchem Zeitraum und mit welcher Rueckkopplung? Gerade in Grundstudium Wirkungsökonomie ist diese Unterscheidung entscheidend, weil Lernende spaeter nicht nur Begriffe wiedergeben, sondern Entscheidungssituationen pruefen muessen. Der haeufige Fehler besteht darin, reines Auswendiglernen als Kompetenznachweis zu behandeln. Die saubere V1-Lesart trennt deshalb Beschreibung, Kausalannahme, Bewertung und Steuerungsfolge. Pruefungsfragen sollen Begriffe, Anwendung und rote Linien verbinden. So wird aus dem Thema kein isoliertes Kapitel, sondern ein pruefbarer Baustein der WÖk-Architektur.</w:t>
+      </w:r>
+    </w:p>
+    <w:p>
+      <w:r>
+        <w:t>Transfer in Organisationen. Fuer Märkte, Produkte und Lieferketten als Wirkungsräume bedeutet WÖk-Begriffe im Alltag nur tragen, wenn sie in Routinen uebersetzt werden, dass die Analyse nicht bei einer Aktivitaet, einem guten Willen oder einer Kennzahl stehen bleiben darf. Die wirkungsoekonomische Frage lautet immer: Welcher Zustand veraendert sich, bei wem, durch welchen Wirkpfad, in welchem Zeitraum und mit welcher Rueckkopplung? Gerade in Grundstudium Wirkungsökonomie ist diese Unterscheidung entscheidend, weil Lernende spaeter nicht nur Begriffe wiedergeben, sondern Entscheidungssituationen pruefen muessen. Der haeufige Fehler besteht darin, die Verantwortung an eine Nachhaltigkeitsabteilung auszulagern. Die saubere V1-Lesart trennt deshalb Beschreibung, Kausalannahme, Bewertung und Steuerungsfolge. Strategie, Einkauf, Kommunikation, Controlling und Fuehrung muessen denselben Wirkungsbegriff verwenden. So wird aus dem Thema kein isoliertes Kapitel, sondern ein pruefbarer Baustein der WÖk-Architektur.</w:t>
+      </w:r>
+    </w:p>
+    <w:p>
+      <w:r>
+        <w:t>Fallfenster zur Anwendung. Eine Organisation plant eine Massnahme und formuliert dazu eine positive Absicht. In der WÖk reicht das nicht. Fuer diese Vorlesung muss sichtbar werden, welche Zustandsveraenderung erwartet wird, welche Empfaenger direkt oder indirekt betroffen sind, welche Nebenwirkungen entstehen koennen und welche Entscheidung spaeter korrigiert wird. Bezogen auf Märkte, Produkte und Lieferketten als Wirkungsräume heisst das: Die Analyse muss das konkrete Thema ernst nehmen und zugleich den allgemeinen WÖk-Massstab halten. Es geht nicht darum, die Welt in gute und schlechte Akteure einzuteilen. Es geht darum, Wirkpfade, Wirkungsempfaenger, Datenqualitaet, Risiken und Rueckkopplung so zu beschreiben, dass bessere Entscheidungen moeglich werden.</w:t>
+      </w:r>
+    </w:p>
+    <w:p>
+      <w:r>
+        <w:t>Rueckfluss in den Korpus. Fuer Märkte, Produkte und Lieferketten als Wirkungsräume bedeutet jedes Studienskript den Gesamtbestand schaerfen kann, dass die Analyse nicht bei einer Aktivitaet, einem guten Willen oder einer Kennzahl stehen bleiben darf. Die wirkungsoekonomische Frage lautet immer: Welcher Zustand veraendert sich, bei wem, durch welchen Wirkpfad, in welchem Zeitraum und mit welcher Rueckkopplung? Gerade in Grundstudium Wirkungsökonomie ist diese Unterscheidung entscheidend, weil Lernende spaeter nicht nur Begriffe wiedergeben, sondern Entscheidungssituationen pruefen muessen. Der haeufige Fehler besteht darin, neue Einsichten nur lokal im Skript zu belassen. Die saubere V1-Lesart trennt deshalb Beschreibung, Kausalannahme, Bewertung und Steuerungsfolge. Glossar, Website, Journal, Dossiers und Visuals sollen aus der Skriptarbeit lernen. So wird aus dem Thema kein isoliertes Kapitel, sondern ein pruefbarer Baustein der WÖk-Architektur.</w:t>
+      </w:r>
+    </w:p>
+    <w:p>
+      <w:r>
+        <w:t>Pruefungsnahe Transferfrage. Formuliere zu V16 eine Wirkungsaussage in drei Saetzen: Erstens den beobachteten oder plausiblen Zustand, zweitens die Daten- oder Quellenlage, drittens die offene Unsicherheit samt Rueckkopplung. Die Antwort muss ohne moralische Personenbewertung auskommen und darf Reichweite nicht mit Wirkung verwechseln.</w:t>
+      </w:r>
+    </w:p>
+    <w:p>
+      <w:pPr>
+        <w:pStyle w:val="Heading3"/>
+      </w:pPr>
+      <w:r>
+        <w:t>Vertiefungsrunde 2: Lesen, pruefen, rueckkoppeln</w:t>
+      </w:r>
+    </w:p>
+    <w:p>
+      <w:r>
+        <w:t>Die folgende Runde verdichtet V16 nicht durch neue Schlagworte, sondern durch wiederholte Anwendung auf unterschiedliche Entscheidungsebenen. Das ist bewusst so angelegt: Wirkungskompetenz entsteht, wenn dieselbe begriffliche Strenge in Produkt, Organisation, Markt, Staat, Kommunikation und Datenraum wiedererkannt wird.</w:t>
+      </w:r>
+    </w:p>
+    <w:p>
+      <w:r>
+        <w:t>Begriffliche Schaerfung. Fuer Märkte, Produkte und Lieferketten als Wirkungsräume bedeutet praezise Sprache die erste Sicherung gegen Impact-Washing ist, dass die Analyse nicht bei einer Aktivitaet, einem guten Willen oder einer Kennzahl stehen bleiben darf. Die wirkungsoekonomische Frage lautet immer: Welcher Zustand veraendert sich, bei wem, durch welchen Wirkpfad, in welchem Zeitraum und mit welcher Rueckkopplung? Gerade in Grundstudium Wirkungsökonomie ist diese Unterscheidung entscheidend, weil Lernende spaeter nicht nur Begriffe wiedergeben, sondern Entscheidungssituationen pruefen muessen. Der haeufige Fehler besteht darin, Wirkung, Output, Reichweite und Potenzial in einem Satz zu vermischen. Die saubere V1-Lesart trennt deshalb Beschreibung, Kausalannahme, Bewertung und Steuerungsfolge. In der Praxis sollte jede Wirkungsaussage als kurze Viererprobe formuliert werden: Zustand, Betroffene, Quelle, offene Unsicherheit. So wird aus dem Thema kein isoliertes Kapitel, sondern ein pruefbarer Baustein der WÖk-Architektur.</w:t>
+      </w:r>
+    </w:p>
+    <w:p>
+      <w:r>
+        <w:t>Wirkpfad-Logik. Fuer Märkte, Produkte und Lieferketten als Wirkungsräume bedeutet ein Thema erst dann steuerbar wird, wenn der Mechanismus zwischen Ausloeser und Zustandsveraenderung beschrieben ist, dass die Analyse nicht bei einer Aktivitaet, einem guten Willen oder einer Kennzahl stehen bleiben darf. Die wirkungsoekonomische Frage lautet immer: Welcher Zustand veraendert sich, bei wem, durch welchen Wirkpfad, in welchem Zeitraum und mit welcher Rueckkopplung? Gerade in Grundstudium Wirkungsökonomie ist diese Unterscheidung entscheidend, weil Lernende spaeter nicht nur Begriffe wiedergeben, sondern Entscheidungssituationen pruefen muessen. Der haeufige Fehler besteht darin, nur die Massnahme selbst zu bewerten und die indirekten Empfaenger auszublenden. Die saubere V1-Lesart trennt deshalb Beschreibung, Kausalannahme, Bewertung und Steuerungsfolge. Eine gute Fallanalyse zeichnet mindestens einen direkten und einen indirekten Wirkpfad nach. So wird aus dem Thema kein isoliertes Kapitel, sondern ein pruefbarer Baustein der WÖk-Architektur.</w:t>
+      </w:r>
+    </w:p>
+    <w:p>
+      <w:r>
+        <w:t>Fallfenster zur Anwendung. Eine Fuehrungsentscheidung erzeugt zugleich Nutzen und Risiken. Die WÖk behandelt Ambivalenz nicht als Stoerung, sondern als Kern der Analyse. Positive Netto-Wirkung darf erst behauptet werden, wenn zentrale negative Wirkungen getrennt geprueft und rote Linien gewahrt sind. Bezogen auf Märkte, Produkte und Lieferketten als Wirkungsräume heisst das: Die Analyse muss das konkrete Thema ernst nehmen und zugleich den allgemeinen WÖk-Massstab halten. Es geht nicht darum, die Welt in gute und schlechte Akteure einzuteilen. Es geht darum, Wirkpfade, Wirkungsempfaenger, Datenqualitaet, Risiken und Rueckkopplung so zu beschreiben, dass bessere Entscheidungen moeglich werden.</w:t>
+      </w:r>
+    </w:p>
+    <w:p>
+      <w:r>
+        <w:t>Daten- und Quellenklarheit. Fuer Märkte, Produkte und Lieferketten als Wirkungsräume bedeutet jede Bewertung nur so belastbar ist wie Datenlage, Quellenstatus und Aktualitaet, dass die Analyse nicht bei einer Aktivitaet, einem guten Willen oder einer Kennzahl stehen bleiben darf. Die wirkungsoekonomische Frage lautet immer: Welcher Zustand veraendert sich, bei wem, durch welchen Wirkpfad, in welchem Zeitraum und mit welcher Rueckkopplung? Gerade in Grundstudium Wirkungsökonomie ist diese Unterscheidung entscheidend, weil Lernende spaeter nicht nur Begriffe wiedergeben, sondern Entscheidungssituationen pruefen muessen. Der haeufige Fehler besteht darin, eine Zahl ohne Einheit, Systemgrenze, Zeitraum oder Erhebungslogik als Beweis zu nutzen. Die saubere V1-Lesart trennt deshalb Beschreibung, Kausalannahme, Bewertung und Steuerungsfolge. Die Lernenden sollen Daten nicht dekorativ zitieren, sondern ihre Aussagekraft, Luecken und Grenzen offenlegen. So wird aus dem Thema kein isoliertes Kapitel, sondern ein pruefbarer Baustein der WÖk-Architektur.</w:t>
+      </w:r>
+    </w:p>
+    <w:p>
+      <w:r>
+        <w:t>Ambivalenz. Fuer Märkte, Produkte und Lieferketten als Wirkungsräume bedeutet positive und negative Zustandsveraenderungen gleichzeitig auftreten koennen, dass die Analyse nicht bei einer Aktivitaet, einem guten Willen oder einer Kennzahl stehen bleiben darf. Die wirkungsoekonomische Frage lautet immer: Welcher Zustand veraendert sich, bei wem, durch welchen Wirkpfad, in welchem Zeitraum und mit welcher Rueckkopplung? Gerade in Grundstudium Wirkungsökonomie ist diese Unterscheidung entscheidend, weil Lernende spaeter nicht nur Begriffe wiedergeben, sondern Entscheidungssituationen pruefen muessen. Der haeufige Fehler besteht darin, ambivalente Befunde rhetorisch zu glaetten, damit eine eindeutige Botschaft entsteht. Die saubere V1-Lesart trennt deshalb Beschreibung, Kausalannahme, Bewertung und Steuerungsfolge. Ein gutes Skript fuehrt deshalb Profile, Zielkonflikte und offene Punkte nebeneinander. So wird aus dem Thema kein isoliertes Kapitel, sondern ein pruefbarer Baustein der WÖk-Architektur.</w:t>
+      </w:r>
+    </w:p>
+    <w:p>
+      <w:r>
+        <w:t>Nichtkompensation. Fuer Märkte, Produkte und Lieferketten als Wirkungsräume bedeutet schwere zentrale Schaeden nicht durch beliebige positive Einzelwerte neutralisiert werden duerfen, dass die Analyse nicht bei einer Aktivitaet, einem guten Willen oder einer Kennzahl stehen bleiben darf. Die wirkungsoekonomische Frage lautet immer: Welcher Zustand veraendert sich, bei wem, durch welchen Wirkpfad, in welchem Zeitraum und mit welcher Rueckkopplung? Gerade in Grundstudium Wirkungsökonomie ist diese Unterscheidung entscheidend, weil Lernende spaeter nicht nur Begriffe wiedergeben, sondern Entscheidungssituationen pruefen muessen. Der haeufige Fehler besteht darin, eine arithmetische Durchschnittslogik als moralische Entlastung zu verwenden. Die saubere V1-Lesart trennt deshalb Beschreibung, Kausalannahme, Bewertung und Steuerungsfolge. Reverse Merit Order und rote Linien sind Schutzregeln gegen Schoenrechnung. So wird aus dem Thema kein isoliertes Kapitel, sondern ein pruefbarer Baustein der WÖk-Architektur.</w:t>
+      </w:r>
+    </w:p>
+    <w:p>
+      <w:r>
+        <w:t>Fallfenster zur Anwendung. Ein Controlling-Team moechte einen Score bilden. Das Skript verlangt, dass Datenqualitaet, Systemgrenzen, Gewichtung, Unsicherheit und Nichtkompensation sichtbar bleiben. Ein Score darf die Diskussion nicht beenden, sondern muss bessere Fragen, Priorisierung und Rueckkopplung ermoeglichen. Bezogen auf Märkte, Produkte und Lieferketten als Wirkungsräume heisst das: Die Analyse muss das konkrete Thema ernst nehmen und zugleich den allgemeinen WÖk-Massstab halten. Es geht nicht darum, die Welt in gute und schlechte Akteure einzuteilen. Es geht darum, Wirkpfade, Wirkungsempfaenger, Datenqualitaet, Risiken und Rueckkopplung so zu beschreiben, dass bessere Entscheidungen moeglich werden.</w:t>
+      </w:r>
+    </w:p>
+    <w:p>
+      <w:r>
+        <w:t>Pruefungsnahe Transferfrage. Formuliere zu V16 eine Wirkungsaussage in drei Saetzen: Erstens den beobachteten oder plausiblen Zustand, zweitens die Daten- oder Quellenlage, drittens die offene Unsicherheit samt Rueckkopplung. Die Antwort muss ohne moralische Personenbewertung auskommen und darf Reichweite nicht mit Wirkung verwechseln.</w:t>
+      </w:r>
+    </w:p>
+    <w:p>
+      <w:r>
+        <w:t>Rueckkopplung. Fuer Märkte, Produkte und Lieferketten als Wirkungsräume bedeutet Wirkungswissen erst dann wertvoll wird, wenn es Entscheidungen veraendert, dass die Analyse nicht bei einer Aktivitaet, einem guten Willen oder einer Kennzahl stehen bleiben darf. Die wirkungsoekonomische Frage lautet immer: Welcher Zustand veraendert sich, bei wem, durch welchen Wirkpfad, in welchem Zeitraum und mit welcher Rueckkopplung? Gerade in Grundstudium Wirkungsökonomie ist diese Unterscheidung entscheidend, weil Lernende spaeter nicht nur Begriffe wiedergeben, sondern Entscheidungssituationen pruefen muessen. Der haeufige Fehler besteht darin, einen Bericht als Endpunkt zu betrachten. Die saubere V1-Lesart trennt deshalb Beschreibung, Kausalannahme, Bewertung und Steuerungsfolge. Jeder Analyseblock sollte fragen, welche Routine, welcher Prozess oder welche Ressource nach der Bewertung angepasst wird. So wird aus dem Thema kein isoliertes Kapitel, sondern ein pruefbarer Baustein der WÖk-Architektur.</w:t>
+      </w:r>
+    </w:p>
+    <w:p>
+      <w:r>
+        <w:t>Governance. Fuer Märkte, Produkte und Lieferketten als Wirkungsräume bedeutet Wirkungsbewertung Verfahren, Rechte, Transparenz und Korrektur braucht, dass die Analyse nicht bei einer Aktivitaet, einem guten Willen oder einer Kennzahl stehen bleiben darf. Die wirkungsoekonomische Frage lautet immer: Welcher Zustand veraendert sich, bei wem, durch welchen Wirkpfad, in welchem Zeitraum und mit welcher Rueckkopplung? Gerade in Grundstudium Wirkungsökonomie ist diese Unterscheidung entscheidend, weil Lernende spaeter nicht nur Begriffe wiedergeben, sondern Entscheidungssituationen pruefen muessen. Der haeufige Fehler besteht darin, Bewertung als technokratische Top-down-Setzung zu verstehen. Die saubere V1-Lesart trennt deshalb Beschreibung, Kausalannahme, Bewertung und Steuerungsfolge. Betroffene, Datenhalter, Entscheider und Kontrollinstanzen muessen unterscheidbare Rollen behalten. So wird aus dem Thema kein isoliertes Kapitel, sondern ein pruefbarer Baustein der WÖk-Architektur.</w:t>
+      </w:r>
+    </w:p>
+    <w:p>
+      <w:r>
+        <w:t>Didaktische Pruefbarkeit. Fuer Märkte, Produkte und Lieferketten als Wirkungsräume bedeutet das Thema in der Akademie nicht nur erklaert, sondern in Falllogik ueberfuehrt werden muss, dass die Analyse nicht bei einer Aktivitaet, einem guten Willen oder einer Kennzahl stehen bleiben darf. Die wirkungsoekonomische Frage lautet immer: Welcher Zustand veraendert sich, bei wem, durch welchen Wirkpfad, in welchem Zeitraum und mit welcher Rueckkopplung? Gerade in Grundstudium Wirkungsökonomie ist diese Unterscheidung entscheidend, weil Lernende spaeter nicht nur Begriffe wiedergeben, sondern Entscheidungssituationen pruefen muessen. Der haeufige Fehler besteht darin, reines Auswendiglernen als Kompetenznachweis zu behandeln. Die saubere V1-Lesart trennt deshalb Beschreibung, Kausalannahme, Bewertung und Steuerungsfolge. Pruefungsfragen sollen Begriffe, Anwendung und rote Linien verbinden. So wird aus dem Thema kein isoliertes Kapitel, sondern ein pruefbarer Baustein der WÖk-Architektur.</w:t>
+      </w:r>
+    </w:p>
+    <w:p>
+      <w:r>
+        <w:t>Fallfenster zur Anwendung. Ein Kommunikationsbericht nennt viele Aktivitaeten, Reichweiten und Rueckmeldungen. Die V1-Pruefung fragt, ob daraus eine belastbare Wirkungsaussage folgt. Wenn nur Kontakte, Klicks oder Zustimmung vorliegen, bleibt die Aussage im Bereich Wirkungspotenzial oder Resonanz, nicht im Bereich nachgewiesener Wirkung. Bezogen auf Märkte, Produkte und Lieferketten als Wirkungsräume heisst das: Die Analyse muss das konkrete Thema ernst nehmen und zugleich den allgemeinen WÖk-Massstab halten. Es geht nicht darum, die Welt in gute und schlechte Akteure einzuteilen. Es geht darum, Wirkpfade, Wirkungsempfaenger, Datenqualitaet, Risiken und Rueckkopplung so zu beschreiben, dass bessere Entscheidungen moeglich werden.</w:t>
+      </w:r>
+    </w:p>
+    <w:p>
+      <w:r>
+        <w:t>Transfer in Organisationen. Fuer Märkte, Produkte und Lieferketten als Wirkungsräume bedeutet WÖk-Begriffe im Alltag nur tragen, wenn sie in Routinen uebersetzt werden, dass die Analyse nicht bei einer Aktivitaet, einem guten Willen oder einer Kennzahl stehen bleiben darf. Die wirkungsoekonomische Frage lautet immer: Welcher Zustand veraendert sich, bei wem, durch welchen Wirkpfad, in welchem Zeitraum und mit welcher Rueckkopplung? Gerade in Grundstudium Wirkungsökonomie ist diese Unterscheidung entscheidend, weil Lernende spaeter nicht nur Begriffe wiedergeben, sondern Entscheidungssituationen pruefen muessen. Der haeufige Fehler besteht darin, die Verantwortung an eine Nachhaltigkeitsabteilung auszulagern. Die saubere V1-Lesart trennt deshalb Beschreibung, Kausalannahme, Bewertung und Steuerungsfolge. Strategie, Einkauf, Kommunikation, Controlling und Fuehrung muessen denselben Wirkungsbegriff verwenden. So wird aus dem Thema kein isoliertes Kapitel, sondern ein pruefbarer Baustein der WÖk-Architektur.</w:t>
+      </w:r>
+    </w:p>
+    <w:p>
+      <w:r>
+        <w:t>Rueckfluss in den Korpus. Fuer Märkte, Produkte und Lieferketten als Wirkungsräume bedeutet jedes Studienskript den Gesamtbestand schaerfen kann, dass die Analyse nicht bei einer Aktivitaet, einem guten Willen oder einer Kennzahl stehen bleiben darf. Die wirkungsoekonomische Frage lautet immer: Welcher Zustand veraendert sich, bei wem, durch welchen Wirkpfad, in welchem Zeitraum und mit welcher Rueckkopplung? Gerade in Grundstudium Wirkungsökonomie ist diese Unterscheidung entscheidend, weil Lernende spaeter nicht nur Begriffe wiedergeben, sondern Entscheidungssituationen pruefen muessen. Der haeufige Fehler besteht darin, neue Einsichten nur lokal im Skript zu belassen. Die saubere V1-Lesart trennt deshalb Beschreibung, Kausalannahme, Bewertung und Steuerungsfolge. Glossar, Website, Journal, Dossiers und Visuals sollen aus der Skriptarbeit lernen. So wird aus dem Thema kein isoliertes Kapitel, sondern ein pruefbarer Baustein der WÖk-Architektur.</w:t>
+      </w:r>
+    </w:p>
+    <w:p>
+      <w:r>
+        <w:t>Pruefungsnahe Transferfrage. Formuliere zu V16 eine Wirkungsaussage in drei Saetzen: Erstens den beobachteten oder plausiblen Zustand, zweitens die Daten- oder Quellenlage, drittens die offene Unsicherheit samt Rueckkopplung. Die Antwort muss ohne moralische Personenbewertung auskommen und darf Reichweite nicht mit Wirkung verwechseln.</w:t>
+      </w:r>
+    </w:p>
+    <w:p>
+      <w:pPr>
+        <w:pStyle w:val="Heading3"/>
+      </w:pPr>
+      <w:r>
+        <w:t>Vertiefungsrunde 3: Lesen, pruefen, rueckkoppeln</w:t>
+      </w:r>
+    </w:p>
+    <w:p>
+      <w:r>
+        <w:t>Die folgende Runde verdichtet V16 nicht durch neue Schlagworte, sondern durch wiederholte Anwendung auf unterschiedliche Entscheidungsebenen. Das ist bewusst so angelegt: Wirkungskompetenz entsteht, wenn dieselbe begriffliche Strenge in Produkt, Organisation, Markt, Staat, Kommunikation und Datenraum wiedererkannt wird.</w:t>
+      </w:r>
+    </w:p>
+    <w:p>
+      <w:r>
+        <w:t>Begriffliche Schaerfung. Fuer Märkte, Produkte und Lieferketten als Wirkungsräume bedeutet praezise Sprache die erste Sicherung gegen Impact-Washing ist, dass die Analyse nicht bei einer Aktivitaet, einem guten Willen oder einer Kennzahl stehen bleiben darf. Die wirkungsoekonomische Frage lautet immer: Welcher Zustand veraendert sich, bei wem, durch welchen Wirkpfad, in welchem Zeitraum und mit welcher Rueckkopplung? Gerade in Grundstudium Wirkungsökonomie ist diese Unterscheidung entscheidend, weil Lernende spaeter nicht nur Begriffe wiedergeben, sondern Entscheidungssituationen pruefen muessen. Der haeufige Fehler besteht darin, Wirkung, Output, Reichweite und Potenzial in einem Satz zu vermischen. Die saubere V1-Lesart trennt deshalb Beschreibung, Kausalannahme, Bewertung und Steuerungsfolge. In der Praxis sollte jede Wirkungsaussage als kurze Viererprobe formuliert werden: Zustand, Betroffene, Quelle, offene Unsicherheit. So wird aus dem Thema kein isoliertes Kapitel, sondern ein pruefbarer Baustein der WÖk-Architektur.</w:t>
+      </w:r>
+    </w:p>
+    <w:p>
+      <w:r>
+        <w:t>Fallfenster zur Anwendung. Eine Organisation plant eine Massnahme und formuliert dazu eine positive Absicht. In der WÖk reicht das nicht. Fuer diese Vorlesung muss sichtbar werden, welche Zustandsveraenderung erwartet wird, welche Empfaenger direkt oder indirekt betroffen sind, welche Nebenwirkungen entstehen koennen und welche Entscheidung spaeter korrigiert wird. Bezogen auf Märkte, Produkte und Lieferketten als Wirkungsräume heisst das: Die Analyse muss das konkrete Thema ernst nehmen und zugleich den allgemeinen WÖk-Massstab halten. Es geht nicht darum, die Welt in gute und schlechte Akteure einzuteilen. Es geht darum, Wirkpfade, Wirkungsempfaenger, Datenqualitaet, Risiken und Rueckkopplung so zu beschreiben, dass bessere Entscheidungen moeglich werden.</w:t>
+      </w:r>
+    </w:p>
+    <w:p>
+      <w:r>
+        <w:t>Wirkpfad-Logik. Fuer Märkte, Produkte und Lieferketten als Wirkungsräume bedeutet ein Thema erst dann steuerbar wird, wenn der Mechanismus zwischen Ausloeser und Zustandsveraenderung beschrieben ist, dass die Analyse nicht bei einer Aktivitaet, einem guten Willen oder einer Kennzahl stehen bleiben darf. Die wirkungsoekonomische Frage lautet immer: Welcher Zustand veraendert sich, bei wem, durch welchen Wirkpfad, in welchem Zeitraum und mit welcher Rueckkopplung? Gerade in Grundstudium Wirkungsökonomie ist diese Unterscheidung entscheidend, weil Lernende spaeter nicht nur Begriffe wiedergeben, sondern Entscheidungssituationen pruefen muessen. Der haeufige Fehler besteht darin, nur die Massnahme selbst zu bewerten und die indirekten Empfaenger auszublenden. Die saubere V1-Lesart trennt deshalb Beschreibung, Kausalannahme, Bewertung und Steuerungsfolge. Eine gute Fallanalyse zeichnet mindestens einen direkten und einen indirekten Wirkpfad nach. So wird aus dem Thema kein isoliertes Kapitel, sondern ein pruefbarer Baustein der WÖk-Architektur.</w:t>
+      </w:r>
+    </w:p>
+    <w:p>
+      <w:r>
+        <w:t>Daten- und Quellenklarheit. Fuer Märkte, Produkte und Lieferketten als Wirkungsräume bedeutet jede Bewertung nur so belastbar ist wie Datenlage, Quellenstatus und Aktualitaet, dass die Analyse nicht bei einer Aktivitaet, einem guten Willen oder einer Kennzahl stehen bleiben darf. Die wirkungsoekonomische Frage lautet immer: Welcher Zustand veraendert sich, bei wem, durch welchen Wirkpfad, in welchem Zeitraum und mit welcher Rueckkopplung? Gerade in Grundstudium Wirkungsökonomie ist diese Unterscheidung entscheidend, weil Lernende spaeter nicht nur Begriffe wiedergeben, sondern Entscheidungssituationen pruefen muessen. Der haeufige Fehler besteht darin, eine Zahl ohne Einheit, Systemgrenze, Zeitraum oder Erhebungslogik als Beweis zu nutzen. Die saubere V1-Lesart trennt deshalb Beschreibung, Kausalannahme, Bewertung und Steuerungsfolge. Die Lernenden sollen Daten nicht dekorativ zitieren, sondern ihre Aussagekraft, Luecken und Grenzen offenlegen. So wird aus dem Thema kein isoliertes Kapitel, sondern ein pruefbarer Baustein der WÖk-Architektur.</w:t>
+      </w:r>
+    </w:p>
+    <w:p>
+      <w:r>
+        <w:t>Ambivalenz. Fuer Märkte, Produkte und Lieferketten als Wirkungsräume bedeutet positive und negative Zustandsveraenderungen gleichzeitig auftreten koennen, dass die Analyse nicht bei einer Aktivitaet, einem guten Willen oder einer Kennzahl stehen bleiben darf. Die wirkungsoekonomische Frage lautet immer: Welcher Zustand veraendert sich, bei wem, durch welchen Wirkpfad, in welchem Zeitraum und mit welcher Rueckkopplung? Gerade in Grundstudium Wirkungsökonomie ist diese Unterscheidung entscheidend, weil Lernende spaeter nicht nur Begriffe wiedergeben, sondern Entscheidungssituationen pruefen muessen. Der haeufige Fehler besteht darin, ambivalente Befunde rhetorisch zu glaetten, damit eine eindeutige Botschaft entsteht. Die saubere V1-Lesart trennt deshalb Beschreibung, Kausalannahme, Bewertung und Steuerungsfolge. Ein gutes Skript fuehrt deshalb Profile, Zielkonflikte und offene Punkte nebeneinander. So wird aus dem Thema kein isoliertes Kapitel, sondern ein pruefbarer Baustein der WÖk-Architektur.</w:t>
+      </w:r>
+    </w:p>
+    <w:p>
+      <w:r>
+        <w:t>Fallfenster zur Anwendung. Eine Fuehrungsentscheidung erzeugt zugleich Nutzen und Risiken. Die WÖk behandelt Ambivalenz nicht als Stoerung, sondern als Kern der Analyse. Positive Netto-Wirkung darf erst behauptet werden, wenn zentrale negative Wirkungen getrennt geprueft und rote Linien gewahrt sind. Bezogen auf Märkte, Produkte und Lieferketten als Wirkungsräume heisst das: Die Analyse muss das konkrete Thema ernst nehmen und zugleich den allgemeinen WÖk-Massstab halten. Es geht nicht darum, die Welt in gute und schlechte Akteure einzuteilen. Es geht darum, Wirkpfade, Wirkungsempfaenger, Datenqualitaet, Risiken und Rueckkopplung so zu beschreiben, dass bessere Entscheidungen moeglich werden.</w:t>
+      </w:r>
+    </w:p>
+    <w:p>
+      <w:r>
+        <w:t>Nichtkompensation. Fuer Märkte, Produkte und Lieferketten als Wirkungsräume bedeutet schwere zentrale Schaeden nicht durch beliebige positive Einzelwerte neutralisiert werden duerfen, dass die Analyse nicht bei einer Aktivitaet, einem guten Willen oder einer Kennzahl stehen bleiben darf. Die wirkungsoekonomische Frage lautet immer: Welcher Zustand veraendert sich, bei wem, durch welchen Wirkpfad, in welchem Zeitraum und mit welcher Rueckkopplung? Gerade in Grundstudium Wirkungsökonomie ist diese Unterscheidung entscheidend, weil Lernende spaeter nicht nur Begriffe wiedergeben, sondern Entscheidungssituationen pruefen muessen. Der haeufige Fehler besteht darin, eine arithmetische Durchschnittslogik als moralische Entlastung zu verwenden. Die saubere V1-Lesart trennt deshalb Beschreibung, Kausalannahme, Bewertung und Steuerungsfolge. Reverse Merit Order und rote Linien sind Schutzregeln gegen Schoenrechnung. So wird aus dem Thema kein isoliertes Kapitel, sondern ein pruefbarer Baustein der WÖk-Architektur.</w:t>
+      </w:r>
+    </w:p>
+    <w:p>
+      <w:r>
+        <w:t>Pruefungsnahe Transferfrage. Formuliere zu V16 eine Wirkungsaussage in drei Saetzen: Erstens den beobachteten oder plausiblen Zustand, zweitens die Daten- oder Quellenlage, drittens die offene Unsicherheit samt Rueckkopplung. Die Antwort muss ohne moralische Personenbewertung auskommen und darf Reichweite nicht mit Wirkung verwechseln.</w:t>
+      </w:r>
+    </w:p>
+    <w:p>
+      <w:r>
+        <w:t>Rueckkopplung. Fuer Märkte, Produkte und Lieferketten als Wirkungsräume bedeutet Wirkungswissen erst dann wertvoll wird, wenn es Entscheidungen veraendert, dass die Analyse nicht bei einer Aktivitaet, einem guten Willen oder einer Kennzahl stehen bleiben darf. Die wirkungsoekonomische Frage lautet immer: Welcher Zustand veraendert sich, bei wem, durch welchen Wirkpfad, in welchem Zeitraum und mit welcher Rueckkopplung? Gerade in Grundstudium Wirkungsökonomie ist diese Unterscheidung entscheidend, weil Lernende spaeter nicht nur Begriffe wiedergeben, sondern Entscheidungssituationen pruefen muessen. Der haeufige Fehler besteht darin, einen Bericht als Endpunkt zu betrachten. Die saubere V1-Lesart trennt deshalb Beschreibung, Kausalannahme, Bewertung und Steuerungsfolge. Jeder Analyseblock sollte fragen, welche Routine, welcher Prozess oder welche Ressource nach der Bewertung angepasst wird. So wird aus dem Thema kein isoliertes Kapitel, sondern ein pruefbarer Baustein der WÖk-Architektur.</w:t>
+      </w:r>
+    </w:p>
+    <w:p>
+      <w:r>
+        <w:t>Governance. Fuer Märkte, Produkte und Lieferketten als Wirkungsräume bedeutet Wirkungsbewertung Verfahren, Rechte, Transparenz und Korrektur braucht, dass die Analyse nicht bei einer Aktivitaet, einem guten Willen oder einer Kennzahl stehen bleiben darf. Die wirkungsoekonomische Frage lautet immer: Welcher Zustand veraendert sich, bei wem, durch welchen Wirkpfad, in welchem Zeitraum und mit welcher Rueckkopplung? Gerade in Grundstudium Wirkungsökonomie ist diese Unterscheidung entscheidend, weil Lernende spaeter nicht nur Begriffe wiedergeben, sondern Entscheidungssituationen pruefen muessen. Der haeufige Fehler besteht darin, Bewertung als technokratische Top-down-Setzung zu verstehen. Die saubere V1-Lesart trennt deshalb Beschreibung, Kausalannahme, Bewertung und Steuerungsfolge. Betroffene, Datenhalter, Entscheider und Kontrollinstanzen muessen unterscheidbare Rollen behalten. So wird aus dem Thema kein isoliertes Kapitel, sondern ein pruefbarer Baustein der WÖk-Architektur.</w:t>
+      </w:r>
+    </w:p>
+    <w:p>
+      <w:r>
+        <w:t>Fallfenster zur Anwendung. Ein Controlling-Team moechte einen Score bilden. Das Skript verlangt, dass Datenqualitaet, Systemgrenzen, Gewichtung, Unsicherheit und Nichtkompensation sichtbar bleiben. Ein Score darf die Diskussion nicht beenden, sondern muss bessere Fragen, Priorisierung und Rueckkopplung ermoeglichen. Bezogen auf Märkte, Produkte und Lieferketten als Wirkungsräume heisst das: Die Analyse muss das konkrete Thema ernst nehmen und zugleich den allgemeinen WÖk-Massstab halten. Es geht nicht darum, die Welt in gute und schlechte Akteure einzuteilen. Es geht darum, Wirkpfade, Wirkungsempfaenger, Datenqualitaet, Risiken und Rueckkopplung so zu beschreiben, dass bessere Entscheidungen moeglich werden.</w:t>
+      </w:r>
+    </w:p>
+    <w:p>
+      <w:pPr>
+        <w:pStyle w:val="Heading3"/>
+      </w:pPr>
+      <w:r>
+        <w:t>V1-Abschlussnotiz</w:t>
+      </w:r>
+    </w:p>
+    <w:p>
+      <w:r>
+        <w:t>Diese Finalisierung schliesst die Codex-Inhaltsproduktion fuer V16. Offen bleibt nicht der fachliche Kern des Skripts, sondern der naechste Produktionsschritt: Claude setzt daraus die CI/CD-konforme Reader- und PDF-Fassung, prueft Satz, Umbrueche, Medienintegration und Lektorat und markiert erst danach die veroeffentlichte Fassung als freigegeben.</w:t>
+      </w:r>
+    </w:p>
+    <w:p>
+      <w:pPr>
+        <w:pStyle w:val="Heading2"/>
+      </w:pPr>
+      <w:r>
+        <w:t>9. Quellen</w:t>
+      </w:r>
+    </w:p>
+    <w:p>
+      <w:pPr>
+        <w:pStyle w:val="Heading3"/>
+      </w:pPr>
+      <w:r>
         <w:t>Interne Quellen</w:t>
       </w:r>
     </w:p>
@@ -2413,7 +2937,7 @@
         <w:pStyle w:val="ListBullet"/>
       </w:pPr>
       <w:r>
-        <w:t>woek-akademie-app/content/lehrgaenge/woek-g-v16.md — unmittelbarer Akademie-Quelltext dieser Rohfassung.</w:t>
+        <w:t>woek-akademie-app/content/lehrgaenge/woek-g-v16.md — unmittelbarer Akademie-Quelltext dieser V1-Fassung.</w:t>
       </w:r>
     </w:p>
     <w:p>
@@ -2453,7 +2977,7 @@
         <w:pStyle w:val="Heading3"/>
       </w:pPr>
       <w:r>
-        <w:t>Externe Quellen fuer den Tiefensprint</w:t>
+        <w:t>Externe Quellen fuer die V1-Fassung</w:t>
       </w:r>
     </w:p>
     <w:p>
@@ -2486,62 +3010,6 @@
       </w:pPr>
       <w:r>
         <w:t>Fachliteratur zu Wirkungslogik, Evaluation, Systemtheorie, Resilienz, Governance, Diffusion, Vertrauen oder Controlling je nach Thema.</w:t>
-      </w:r>
-    </w:p>
-    <w:p>
-      <w:pPr>
-        <w:pStyle w:val="Heading2"/>
-      </w:pPr>
-      <w:r>
-        <w:t>10. Rückfluss in den WÖk-Korpus</w:t>
-      </w:r>
-    </w:p>
-    <w:p>
-      <w:pPr>
-        <w:pStyle w:val="ListBullet"/>
-      </w:pPr>
-      <w:r>
-        <w:t>Glossar/Begriffe: Im Tiefensprint prüfen, welche Begriffe aus Märkte, Produkte und Lieferketten als Wirkungsräume eigene Glossarseiten oder präzisere Verweise brauchen.</w:t>
-      </w:r>
-    </w:p>
-    <w:p>
-      <w:pPr>
-        <w:pStyle w:val="ListBullet"/>
-      </w:pPr>
-      <w:r>
-        <w:t>Website/Erklärseiten: Prüfen, ob eine kurze öffentliche Erklärseite oder ein Baustein für die Bibliothek fehlt.</w:t>
-      </w:r>
-    </w:p>
-    <w:p>
-      <w:pPr>
-        <w:pStyle w:val="ListBullet"/>
-      </w:pPr>
-      <w:r>
-        <w:t>Journal/Dossiers: Geeignete Praxisfälle aus Website und Journal als Fallpool markieren.</w:t>
-      </w:r>
-    </w:p>
-    <w:p>
-      <w:pPr>
-        <w:pStyle w:val="ListBullet"/>
-      </w:pPr>
-      <w:r>
-        <w:t>Visuals/Charts: Wirkpfad- oder Scorecard-Chart aus vorhandenen Visuals wiederverwenden oder als neues Asset spezifizieren.</w:t>
-      </w:r>
-    </w:p>
-    <w:p>
-      <w:pPr>
-        <w:pStyle w:val="ListBullet"/>
-      </w:pPr>
-      <w:r>
-        <w:t>Methodik/Standards: Datenqualität, Unsicherheit, Nichtkompensation und Reverse Merit Order nur dort einsetzen, wo sie fachlich tragen.</w:t>
-      </w:r>
-    </w:p>
-    <w:p>
-      <w:pPr>
-        <w:pStyle w:val="ListBullet"/>
-      </w:pPr>
-      <w:r>
-        <w:t>Offene Forschungs- oder Quellenfrage: Externe Quellen im Tiefensprint gezielt ergänzen und zitierfähig machen.</w:t>
       </w:r>
     </w:p>
     <w:sectPr>

--- a/docs/studienskripte/word-rohfassungen/woek-g-v16.docx
+++ b/docs/studienskripte/word-rohfassungen/woek-g-v16.docx
@@ -24,12 +24,12 @@
     </w:p>
     <w:p>
       <w:r>
-        <w:t>Quelle: /Users/hagen/Documents/New project/content/studienskripte/woek-g-v16.md</w:t>
-      </w:r>
-    </w:p>
-    <w:p>
-      <w:r>
-        <w:t>Track: Grundstudium Wirkungsökonomie Kurscode: woek-g Vorlesungscode: V16 Modul/Abschnitt: G2.2 Titel: Märkte, Produkte und Lieferketten als Wirkungsräume Status: Studienskript V1 · fachlich finale Codex-Fassung, Claude-CI/CD-Satzfreigabe offen Quelle: woek-akademie-app/content/lehrgaenge/woek-g-v16.md Ablage: Markdown-Master in content/studienskripte/woek-g-v16.md, Word-Rohfassung in docs/studienskripte/word-rohfassungen/woek-g-v16.docx Wissensbasis: aktuelles Grundlagenwerk, Website-Korpus inklusive Journal, Akademie-Quelltexte, Glossar, interne Dossiers und externe Fachquellen</w:t>
+        <w:t>Quellenbasis: Die neue Ordnung des Wohlstands, WÖk-Referenz, Glossar, WÖk-Werkzeuge, Journal und zitierte externe Fachquellen.</w:t>
+      </w:r>
+    </w:p>
+    <w:p>
+      <w:r>
+        <w:t>Track: Grundstudium Wirkungsökonomie Kurscode: woek-g Vorlesungscode: V16 Modul/Abschnitt: G2.2 Titel: Märkte, Produkte und Lieferketten als Wirkungsräume Status: Studienskript V1 · fachlich finale Codex-Fassung, Claude-CI/CD-Satzfreigabe offen Primäre WÖk-Quellen: Die neue Ordnung des Wohlstands (https://wirkungsoekonomie.de/buch.html) · WÖk-Referenz (https://wirkungsoekonomie.de/referenz/) · Glossar der Wirkungsökonomie (https://wirkungsoekonomie.de/glossar.html) · WÖk-Werkzeuge (https://wirkungsoekonomie.de/werkzeuge/) Ausgabe: Markdown-Master, Word-Rohfassung und Akademie-Reader-Spiegel Wissensbasis: aktuelles Grundlagenwerk, öffentliche WÖk-Referenz, Wirkungsfelder, Werkzeuge, Glossar, Bibliothek, Journal und externe Fachquellen</w:t>
       </w:r>
     </w:p>
     <w:p>
@@ -675,11 +675,6 @@
     </w:p>
     <w:p>
       <w:r>
-        <w:t>``chart-spec slug: woek-g-v16-wirkpfad type: wirkpfad reuse_first: true preferred_asset: content/studienskripte/assets/woek-g-v16/woek-g-v16-wirkpfad.svg message: Märkte, Produkte und Lieferketten als Wirkungsräume wird als Wirkpfad von Auslöser über Mechanismus, Wirkungsempfänger und Zustandsveränderung bis zur Rückkopplung dargestellt. source: WÖk-Grundlagenwerk, Website-Korpus, Akademie-Quelltexte, Glossar ``</w:t>
-      </w:r>
-    </w:p>
-    <w:p>
-      <w:r>
         <w:t>&gt; Bildvorgabe: Wirkpfadgrafik mit sechs Stationen: Auslöser, Mechanismus, Wirkungsempfänger, Zustandsveränderung, Bewertung, Rückkopplung. Bestehende WÖk-Wirkpfad- oder Scorecard-Visuals sollen wiederverwendet werden, bevor ein neues Chart entsteht.</w:t>
       </w:r>
     </w:p>
@@ -1480,7 +1475,7 @@
     </w:p>
     <w:p>
       <w:r>
-        <w:t>Interne Quelle: referenz/kapitel-046-interne-wertschoepfung-und-lieferkettensteuerung/index.html</w:t>
+        <w:t>Öffentliche Quelle: Kapitel 46 - Interne Wertschöpfung und Lieferkettensteuerung (https://wirkungsoekonomie.de/referenz/kapitel-046-interne-wertschoepfung-und-lieferkettensteuerung/)</w:t>
       </w:r>
     </w:p>
     <w:p>
@@ -1687,7 +1682,7 @@
     </w:p>
     <w:p>
       <w:r>
-        <w:t>Interne Quelle: referenz/kapitel-048-produkte-als-wirkungstraeger/index.html</w:t>
+        <w:t>Öffentliche Quelle: Kapitel 48 - Produkte als Wirkungsträger (https://wirkungsoekonomie.de/referenz/kapitel-048-produkte-als-wirkungstraeger/)</w:t>
       </w:r>
     </w:p>
     <w:p>
@@ -1900,7 +1895,7 @@
     </w:p>
     <w:p>
       <w:r>
-        <w:t>Interne Quelle: referenz/kapitel-092-handel-lieferketten-und-globale-wirkung/index.html</w:t>
+        <w:t>Öffentliche Quelle: Kapitel 92 - Handel, Lieferketten und globale Wirkung (https://wirkungsoekonomie.de/referenz/kapitel-092-handel-lieferketten-und-globale-wirkung/)</w:t>
       </w:r>
     </w:p>
     <w:p>
@@ -2104,7 +2099,7 @@
     </w:p>
     <w:p>
       <w:r>
-        <w:t>Interne Quelle: dokumente/wirkungsoekonomie-in-der-lieferkette/index.html</w:t>
+        <w:t>Öffentliche Quelle: Wirkungsoekonomie in der lieferkette (https://wirkungsoekonomie.de/dokumente/wirkungsoekonomie-in-der-lieferkette/)</w:t>
       </w:r>
     </w:p>
     <w:p>
@@ -2352,7 +2347,7 @@
     </w:p>
     <w:p>
       <w:r>
-        <w:t>Diese Vorlesung ist prüfungsrelevant, aber die eigentliche Antwortlogik gehört nicht in das öffentliche Studienskript. Zertifikatsfragen, CorrectAnswer, Scoring-Regeln und Fallrubrics werden separat in der geschützten App-Lane unter woek-akademie-app/content/pruefungen/ gepflegt.</w:t>
+        <w:t>Diese Vorlesung ist prüfungsrelevant, aber die eigentliche Antwortlogik gehört nicht in das öffentliche Studienskript. Zertifikatsfragen, CorrectAnswer, Scoring-Regeln und Fallrubrics werden separat in einem geschützten, nicht öffentlichen Prüfungsbereich der Akademie-App gepflegt.</w:t>
       </w:r>
     </w:p>
     <w:p>
@@ -2929,7 +2924,7 @@
         <w:pStyle w:val="Heading3"/>
       </w:pPr>
       <w:r>
-        <w:t>Interne Quellen</w:t>
+        <w:t>WÖk-Quellen</w:t>
       </w:r>
     </w:p>
     <w:p>
@@ -2937,7 +2932,7 @@
         <w:pStyle w:val="ListBullet"/>
       </w:pPr>
       <w:r>
-        <w:t>woek-akademie-app/content/lehrgaenge/woek-g-v16.md — unmittelbarer Akademie-Quelltext dieser V1-Fassung.</w:t>
+        <w:t>Die neue Ordnung des Wohlstands (https://wirkungsoekonomie.de/buch.html) — aktuelles Grundlagenwerk der Wirkungsökonomie.</w:t>
       </w:r>
     </w:p>
     <w:p>
@@ -2945,7 +2940,7 @@
         <w:pStyle w:val="ListBullet"/>
       </w:pPr>
       <w:r>
-        <w:t>assets/pdf/die-neue-ordnung-des-wohlstands.pdf und buch.html — aktuelles Grundlagenwerk.</w:t>
+        <w:t>WÖk-Referenz (https://wirkungsoekonomie.de/referenz/) — öffentliche Kapitel- und Volltextreferenz.</w:t>
       </w:r>
     </w:p>
     <w:p>
@@ -2953,7 +2948,7 @@
         <w:pStyle w:val="ListBullet"/>
       </w:pPr>
       <w:r>
-        <w:t>Website-Korpus: Referenz, Wirkungsfelder, Werkzeuge, Glossar, Bibliothek und Journal.</w:t>
+        <w:t>Glossar der Wirkungsökonomie (https://wirkungsoekonomie.de/glossar.html) — öffentliche Begriffsdefinitionen und Abgrenzungen.</w:t>
       </w:r>
     </w:p>
     <w:p>
@@ -2961,7 +2956,7 @@
         <w:pStyle w:val="ListBullet"/>
       </w:pPr>
       <w:r>
-        <w:t>docs/CODEX-HANDOFF-studienskripte.md — Produktionsstandard.</w:t>
+        <w:t>WÖk-Werkzeuge (https://wirkungsoekonomie.de/werkzeuge/) — öffentliche Methoden-, Scorecard- und Controlling-Werkzeuge.</w:t>
       </w:r>
     </w:p>
     <w:p>
@@ -2969,7 +2964,7 @@
         <w:pStyle w:val="ListBullet"/>
       </w:pPr>
       <w:r>
-        <w:t>docs/CODEX-HANDOFF-pruefungen.md — geschützte Prüfungs- und Antwortlogik.</w:t>
+        <w:t>WÖk-Journal (https://wirkungsoekonomie.de/blog.html) — Dossiers und Fallanalysen.</w:t>
       </w:r>
     </w:p>
     <w:p>
@@ -2985,7 +2980,7 @@
         <w:pStyle w:val="ListBullet"/>
       </w:pPr>
       <w:r>
-        <w:t>United Nations (2015): Transforming our world: the 2030 Agenda for Sustainable Development.</w:t>
+        <w:t>United Nations (2015): Transforming our world: the 2030 Agenda for Sustainable Development (https://sdgs.un.org/2030agenda).</w:t>
       </w:r>
     </w:p>
     <w:p>
@@ -2993,7 +2988,7 @@
         <w:pStyle w:val="ListBullet"/>
       </w:pPr>
       <w:r>
-        <w:t>European Commission: CSRD, ESRS, EU Taxonomy und Digital Product Passport, soweit fuer das Thema einschlägig.</w:t>
+        <w:t>European Commission: Corporate sustainability reporting (https://finance.ec.europa.eu/financial-markets/company-reporting-and-auditing/company-reporting/corporate-sustainability-reporting_en), EU taxonomy for sustainable activities (https://finance.ec.europa.eu/sustainable-finance/tools-and-standards/eu-taxonomy-sustainable-activities_en) und Digital Product Passport (https://single-market-economy.ec.europa.eu/news/commission-launches-consultation-digital-product-passport-2025-04-09_en), soweit fuer das Thema einschlaegig.</w:t>
       </w:r>
     </w:p>
     <w:p>
@@ -3001,7 +2996,15 @@
         <w:pStyle w:val="ListBullet"/>
       </w:pPr>
       <w:r>
-        <w:t>GRI Standards, soweit fuer Berichts- und Indikatorenfragen einschlägig.</w:t>
+        <w:t>EFRAG: Sustainability reporting und ESRS (https://www.efrag.org/en/sustainability-reporting), soweit fuer das Thema einschlaegig.</w:t>
+      </w:r>
+    </w:p>
+    <w:p>
+      <w:pPr>
+        <w:pStyle w:val="ListBullet"/>
+      </w:pPr>
+      <w:r>
+        <w:t>Global Reporting Initiative: GRI Standards (https://www.globalreporting.org/standards/), soweit fuer Berichts- und Indikatorenfragen einschlaegig.</w:t>
       </w:r>
     </w:p>
     <w:p>

--- a/docs/studienskripte/word-rohfassungen/woek-g-v16.docx
+++ b/docs/studienskripte/word-rohfassungen/woek-g-v16.docx
@@ -2392,12 +2392,7 @@
         <w:pStyle w:val="Heading2"/>
       </w:pPr>
       <w:r>
-        <w:t>V1-Finalisierung: Vertiefung, Anwendung und Evidenz</w:t>
-      </w:r>
-    </w:p>
-    <w:p>
-      <w:r>
-        <w:t>Dieses Studienskript ist die fachlich finale Codex-V1-Fassung fuer den Akademie-Reader und die oeffentliche Bibliothek. Claude uebernimmt danach Satz, CI/CD, PDF/Reader-Freigabe und die abschliessende Lektoratsabnahme.</w:t>
+        <w:t>9. Quellen</w:t>
       </w:r>
     </w:p>
     <w:p>
@@ -2405,12 +2400,126 @@
         <w:pStyle w:val="Heading3"/>
       </w:pPr>
       <w:r>
+        <w:t>WÖk-Quellen</w:t>
+      </w:r>
+    </w:p>
+    <w:p>
+      <w:pPr>
+        <w:pStyle w:val="ListBullet"/>
+      </w:pPr>
+      <w:r>
+        <w:t>Die neue Ordnung des Wohlstands (https://wirkungsoekonomie.de/buch.html) — aktuelles Grundlagenwerk der Wirkungsökonomie.</w:t>
+      </w:r>
+    </w:p>
+    <w:p>
+      <w:pPr>
+        <w:pStyle w:val="ListBullet"/>
+      </w:pPr>
+      <w:r>
+        <w:t>WÖk-Referenz (https://wirkungsoekonomie.de/referenz/) — öffentliche Kapitel- und Volltextreferenz.</w:t>
+      </w:r>
+    </w:p>
+    <w:p>
+      <w:pPr>
+        <w:pStyle w:val="ListBullet"/>
+      </w:pPr>
+      <w:r>
+        <w:t>Glossar der Wirkungsökonomie (https://wirkungsoekonomie.de/glossar.html) — öffentliche Begriffsdefinitionen und Abgrenzungen.</w:t>
+      </w:r>
+    </w:p>
+    <w:p>
+      <w:pPr>
+        <w:pStyle w:val="ListBullet"/>
+      </w:pPr>
+      <w:r>
+        <w:t>WÖk-Werkzeuge (https://wirkungsoekonomie.de/werkzeuge/) — öffentliche Methoden-, Scorecard- und Controlling-Werkzeuge.</w:t>
+      </w:r>
+    </w:p>
+    <w:p>
+      <w:pPr>
+        <w:pStyle w:val="ListBullet"/>
+      </w:pPr>
+      <w:r>
+        <w:t>WÖk-Journal (https://wirkungsoekonomie.de/blog.html) — Dossiers und Fallanalysen.</w:t>
+      </w:r>
+    </w:p>
+    <w:p>
+      <w:pPr>
+        <w:pStyle w:val="Heading3"/>
+      </w:pPr>
+      <w:r>
+        <w:t>Externe Quellen fuer die V1-Fassung</w:t>
+      </w:r>
+    </w:p>
+    <w:p>
+      <w:pPr>
+        <w:pStyle w:val="ListBullet"/>
+      </w:pPr>
+      <w:r>
+        <w:t>United Nations (2015): Transforming our world: the 2030 Agenda for Sustainable Development (https://sdgs.un.org/2030agenda).</w:t>
+      </w:r>
+    </w:p>
+    <w:p>
+      <w:pPr>
+        <w:pStyle w:val="ListBullet"/>
+      </w:pPr>
+      <w:r>
+        <w:t>European Commission: Corporate sustainability reporting (https://finance.ec.europa.eu/financial-markets/company-reporting-and-auditing/company-reporting/corporate-sustainability-reporting_en), EU taxonomy for sustainable activities (https://finance.ec.europa.eu/sustainable-finance/tools-and-standards/eu-taxonomy-sustainable-activities_en) und Digital Product Passport (https://single-market-economy.ec.europa.eu/news/commission-launches-consultation-digital-product-passport-2025-04-09_en), soweit fuer das Thema einschlaegig.</w:t>
+      </w:r>
+    </w:p>
+    <w:p>
+      <w:pPr>
+        <w:pStyle w:val="ListBullet"/>
+      </w:pPr>
+      <w:r>
+        <w:t>EFRAG: Sustainability reporting und ESRS (https://www.efrag.org/en/sustainability-reporting), soweit fuer das Thema einschlaegig.</w:t>
+      </w:r>
+    </w:p>
+    <w:p>
+      <w:pPr>
+        <w:pStyle w:val="ListBullet"/>
+      </w:pPr>
+      <w:r>
+        <w:t>Global Reporting Initiative: GRI Standards (https://www.globalreporting.org/standards/), soweit fuer Berichts- und Indikatorenfragen einschlaegig.</w:t>
+      </w:r>
+    </w:p>
+    <w:p>
+      <w:pPr>
+        <w:pStyle w:val="ListBullet"/>
+      </w:pPr>
+      <w:r>
+        <w:t>Fachliteratur zu Wirkungslogik, Evaluation, Systemtheorie, Resilienz, Governance, Diffusion, Vertrauen oder Controlling je nach Thema.</w:t>
+      </w:r>
+    </w:p>
+    <w:p>
+      <w:pPr>
+        <w:pStyle w:val="Heading2"/>
+      </w:pPr>
+      <w:r>
+        <w:t>V1-Finalisierung: Vertiefung, Anwendung und Evidenz</w:t>
+      </w:r>
+    </w:p>
+    <w:p>
+      <w:r>
+        <w:t>Dieses Studienskript ist die fachlich finale Codex-V1-Fassung fuer den Akademie-Reader und die oeffentliche Bibliothek. Claude uebernimmt danach Satz, CI/CD, PDF/Reader-Freigabe und die abschliessende Lektoratsabnahme.</w:t>
+      </w:r>
+    </w:p>
+    <w:p>
+      <w:pPr>
+        <w:pStyle w:val="Heading3"/>
+      </w:pPr>
+      <w:r>
         <w:t>Finaler Leseauftrag</w:t>
       </w:r>
     </w:p>
     <w:p>
       <w:r>
         <w:t>Dieses Skript zu V16 Märkte, Produkte und Lieferketten als Wirkungsräume ist als Langformtext angelegt: Es soll nicht nur die Vorlesung begleiten, sondern als eigenstaendiges Studienmaterial funktionieren. Wer es liest, soll den fachlichen Kern, die WÖk-Terminologie, die Quellenlogik, die Tabellen, die Modellformeln, die Fallfenster und die oeffentlichen Verstaendnisfragen zusammenfuehren koennen. Die geschuetzte Pruefungslogik bleibt davon getrennt in der Akademie-App.</w:t>
+      </w:r>
+    </w:p>
+    <w:p>
+      <w:r>
+        <w:t>Fuer den Abschluss ist entscheidend, dass Märkte, Produkte und Lieferketten als Wirkungsräume im Feld Grundstudium Wirkungsökonomie nicht als Einzelthema stehen bleibt. Die Vorlesung traegt zur gemeinsamen Architektur bei: begriffliche Grundlegung, Bewertungsrahmen und gesellschaftliche Einordnung. Daraus folgt eine Lesehaltung, die streng und praktisch zugleich ist. Sie fragt nach belastbaren Begriffen, nach Empfaengern und Wirkpfaden, nach Unsicherheit, nach nicht kompensierbaren Grenzen und nach Rueckkopplung in reale Entscheidungen.</w:t>
       </w:r>
     </w:p>
     <w:p>
@@ -2659,42 +2768,42 @@
         <w:pStyle w:val="Heading3"/>
       </w:pPr>
       <w:r>
-        <w:t>Vertiefungsrunde 1: Lesen, pruefen, rueckkoppeln</w:t>
-      </w:r>
-    </w:p>
-    <w:p>
-      <w:r>
-        <w:t>Die folgende Runde verdichtet V16 nicht durch neue Schlagworte, sondern durch wiederholte Anwendung auf unterschiedliche Entscheidungsebenen. Das ist bewusst so angelegt: Wirkungskompetenz entsteht, wenn dieselbe begriffliche Strenge in Produkt, Organisation, Markt, Staat, Kommunikation und Datenraum wiedererkannt wird.</w:t>
-      </w:r>
-    </w:p>
-    <w:p>
-      <w:r>
-        <w:t>Begriffliche Schaerfung. Fuer Märkte, Produkte und Lieferketten als Wirkungsräume bedeutet praezise Sprache die erste Sicherung gegen Impact-Washing ist, dass die Analyse nicht bei einer Aktivitaet, einem guten Willen oder einer Kennzahl stehen bleiben darf. Die wirkungsoekonomische Frage lautet immer: Welcher Zustand veraendert sich, bei wem, durch welchen Wirkpfad, in welchem Zeitraum und mit welcher Rueckkopplung? Gerade in Grundstudium Wirkungsökonomie ist diese Unterscheidung entscheidend, weil Lernende spaeter nicht nur Begriffe wiedergeben, sondern Entscheidungssituationen pruefen muessen. Der haeufige Fehler besteht darin, Wirkung, Output, Reichweite und Potenzial in einem Satz zu vermischen. Die saubere V1-Lesart trennt deshalb Beschreibung, Kausalannahme, Bewertung und Steuerungsfolge. In der Praxis sollte jede Wirkungsaussage als kurze Viererprobe formuliert werden: Zustand, Betroffene, Quelle, offene Unsicherheit. So wird aus dem Thema kein isoliertes Kapitel, sondern ein pruefbarer Baustein der WÖk-Architektur.</w:t>
-      </w:r>
-    </w:p>
-    <w:p>
-      <w:r>
-        <w:t>Wirkpfad-Logik. Fuer Märkte, Produkte und Lieferketten als Wirkungsräume bedeutet ein Thema erst dann steuerbar wird, wenn der Mechanismus zwischen Ausloeser und Zustandsveraenderung beschrieben ist, dass die Analyse nicht bei einer Aktivitaet, einem guten Willen oder einer Kennzahl stehen bleiben darf. Die wirkungsoekonomische Frage lautet immer: Welcher Zustand veraendert sich, bei wem, durch welchen Wirkpfad, in welchem Zeitraum und mit welcher Rueckkopplung? Gerade in Grundstudium Wirkungsökonomie ist diese Unterscheidung entscheidend, weil Lernende spaeter nicht nur Begriffe wiedergeben, sondern Entscheidungssituationen pruefen muessen. Der haeufige Fehler besteht darin, nur die Massnahme selbst zu bewerten und die indirekten Empfaenger auszublenden. Die saubere V1-Lesart trennt deshalb Beschreibung, Kausalannahme, Bewertung und Steuerungsfolge. Eine gute Fallanalyse zeichnet mindestens einen direkten und einen indirekten Wirkpfad nach. So wird aus dem Thema kein isoliertes Kapitel, sondern ein pruefbarer Baustein der WÖk-Architektur.</w:t>
-      </w:r>
-    </w:p>
-    <w:p>
-      <w:r>
-        <w:t>Daten- und Quellenklarheit. Fuer Märkte, Produkte und Lieferketten als Wirkungsräume bedeutet jede Bewertung nur so belastbar ist wie Datenlage, Quellenstatus und Aktualitaet, dass die Analyse nicht bei einer Aktivitaet, einem guten Willen oder einer Kennzahl stehen bleiben darf. Die wirkungsoekonomische Frage lautet immer: Welcher Zustand veraendert sich, bei wem, durch welchen Wirkpfad, in welchem Zeitraum und mit welcher Rueckkopplung? Gerade in Grundstudium Wirkungsökonomie ist diese Unterscheidung entscheidend, weil Lernende spaeter nicht nur Begriffe wiedergeben, sondern Entscheidungssituationen pruefen muessen. Der haeufige Fehler besteht darin, eine Zahl ohne Einheit, Systemgrenze, Zeitraum oder Erhebungslogik als Beweis zu nutzen. Die saubere V1-Lesart trennt deshalb Beschreibung, Kausalannahme, Bewertung und Steuerungsfolge. Die Lernenden sollen Daten nicht dekorativ zitieren, sondern ihre Aussagekraft, Luecken und Grenzen offenlegen. So wird aus dem Thema kein isoliertes Kapitel, sondern ein pruefbarer Baustein der WÖk-Architektur.</w:t>
-      </w:r>
-    </w:p>
-    <w:p>
-      <w:r>
-        <w:t>Fallfenster zur Anwendung. Ein Controlling-Team moechte einen Score bilden. Das Skript verlangt, dass Datenqualitaet, Systemgrenzen, Gewichtung, Unsicherheit und Nichtkompensation sichtbar bleiben. Ein Score darf die Diskussion nicht beenden, sondern muss bessere Fragen, Priorisierung und Rueckkopplung ermoeglichen. Bezogen auf Märkte, Produkte und Lieferketten als Wirkungsräume heisst das: Die Analyse muss das konkrete Thema ernst nehmen und zugleich den allgemeinen WÖk-Massstab halten. Es geht nicht darum, die Welt in gute und schlechte Akteure einzuteilen. Es geht darum, Wirkpfade, Wirkungsempfaenger, Datenqualitaet, Risiken und Rueckkopplung so zu beschreiben, dass bessere Entscheidungen moeglich werden.</w:t>
-      </w:r>
-    </w:p>
-    <w:p>
-      <w:r>
-        <w:t>Ambivalenz. Fuer Märkte, Produkte und Lieferketten als Wirkungsräume bedeutet positive und negative Zustandsveraenderungen gleichzeitig auftreten koennen, dass die Analyse nicht bei einer Aktivitaet, einem guten Willen oder einer Kennzahl stehen bleiben darf. Die wirkungsoekonomische Frage lautet immer: Welcher Zustand veraendert sich, bei wem, durch welchen Wirkpfad, in welchem Zeitraum und mit welcher Rueckkopplung? Gerade in Grundstudium Wirkungsökonomie ist diese Unterscheidung entscheidend, weil Lernende spaeter nicht nur Begriffe wiedergeben, sondern Entscheidungssituationen pruefen muessen. Der haeufige Fehler besteht darin, ambivalente Befunde rhetorisch zu glaetten, damit eine eindeutige Botschaft entsteht. Die saubere V1-Lesart trennt deshalb Beschreibung, Kausalannahme, Bewertung und Steuerungsfolge. Ein gutes Skript fuehrt deshalb Profile, Zielkonflikte und offene Punkte nebeneinander. So wird aus dem Thema kein isoliertes Kapitel, sondern ein pruefbarer Baustein der WÖk-Architektur.</w:t>
-      </w:r>
-    </w:p>
-    <w:p>
-      <w:r>
-        <w:t>Nichtkompensation. Fuer Märkte, Produkte und Lieferketten als Wirkungsräume bedeutet schwere zentrale Schaeden nicht durch beliebige positive Einzelwerte neutralisiert werden duerfen, dass die Analyse nicht bei einer Aktivitaet, einem guten Willen oder einer Kennzahl stehen bleiben darf. Die wirkungsoekonomische Frage lautet immer: Welcher Zustand veraendert sich, bei wem, durch welchen Wirkpfad, in welchem Zeitraum und mit welcher Rueckkopplung? Gerade in Grundstudium Wirkungsökonomie ist diese Unterscheidung entscheidend, weil Lernende spaeter nicht nur Begriffe wiedergeben, sondern Entscheidungssituationen pruefen muessen. Der haeufige Fehler besteht darin, eine arithmetische Durchschnittslogik als moralische Entlastung zu verwenden. Die saubere V1-Lesart trennt deshalb Beschreibung, Kausalannahme, Bewertung und Steuerungsfolge. Reverse Merit Order und rote Linien sind Schutzregeln gegen Schoenrechnung. So wird aus dem Thema kein isoliertes Kapitel, sondern ein pruefbarer Baustein der WÖk-Architektur.</w:t>
+        <w:t>Abschlusskommentar 1: Lesen, pruefen, rueckkoppeln</w:t>
+      </w:r>
+    </w:p>
+    <w:p>
+      <w:r>
+        <w:t>Die folgende Verdichtung fuehrt die vorhandenen Kapitel nicht als Wiederholung, sondern als Anwendung zusammen. Wirkungskompetenz entsteht, wenn dieselbe begriffliche Strenge in Fallanalyse, Datenarbeit, Kommunikation, Governance und Entscheidungspraxis wiedererkannt wird.</w:t>
+      </w:r>
+    </w:p>
+    <w:p>
+      <w:r>
+        <w:t>Begriffliche Schaerfung. Der Abschnitt Lernziele ist in V16 kein Zusatzwissen, sondern ein Pruefstein fuer die Grundfrage des Skripts: Was veraendert sich, bei wem, wodurch und mit welcher Rueckkopplung? Fuer Märkte, Produkte und Lieferketten als Wirkungsräume wird daran sichtbar, dass praezise Sprache die erste Sicherung gegen Impact-Washing bildet. Die fachliche Grenze liegt dort, wo Lernende Output, Reichweite, Absicht und Wirkung in einem Satz vermischen. Die saubere Lesart trennt deshalb Beobachtung, Kausalannahme, Bewertung und Steuerungsfolge. In der Anwendung sollte daraus mindestens eine konkrete Begriff, Wirkpfad, Fallbewertung, rote Linie oder Rueckkopplung abgeleitet werden; sonst bleibt das Wissen erklaerend, aber nicht steuerungsfaehig.</w:t>
+      </w:r>
+    </w:p>
+    <w:p>
+      <w:r>
+        <w:t>Anwendung auf Einleitung / Wirkungsfrage. In einer Fallanalyse beginnt dieser Punkt nicht mit einer Meinung, sondern mit einer belastbaren Beschreibung. Wer V16 pruefungsnah liest, fragt zuerst nach Wirkungsempfaengern, Wirkraum, Zeitraum und Datenquelle. Erst danach folgt die Bewertung im Referenzrahmen Mensch, Planet, Demokratie, SDGs, Agenda 2030 und SDG+. Mindestens ein direkter und ein indirekter Wirkpfad muessen nachvollziehbar sein. Der typische Kurzschluss waere, nur die Massnahme selbst bewerten und indirekte Empfaenger ausblenden. Genau dagegen setzt die WÖk die Pflicht, Wirkungspotenzial, Wirkungsrisiko und positive Netto-Wirkung begrifflich getrennt zu halten.</w:t>
+      </w:r>
+    </w:p>
+    <w:p>
+      <w:r>
+        <w:t>Evidenzregel. Kernaussage darf im Skript nicht als dekorativer Begriff stehen bleiben. Der Abschnitt traegt nur dann, wenn er eine pruefbare Aussage erlaubt: Welche Quelle stuetzt die Annahme, welche Unsicherheit bleibt offen und welche Gegenbeobachtung wuerde die Bewertung veraendern? Fuer Märkte, Produkte und Lieferketten als Wirkungsräume heisst das, dass jede Bewertung nur so belastbar ist wie Datenlage, Quellenstatus, Aktualitaet und Systemgrenze. Die Studierenden sollen nicht lernen, einen Score nachzusprechen. Sie sollen erkennen, wann ein Score klaert, wann er verdeckt und wann eine rote Linie die Durchschnittslogik stoppt.</w:t>
+      </w:r>
+    </w:p>
+    <w:p>
+      <w:r>
+        <w:t>Fallfenster zur Anwendung. Ein Controlling-Team moechte einen Score bilden. Das Skript verlangt, dass Datenqualitaet, Systemgrenzen, Gewichtung, Unsicherheit und Nichtkompensation sichtbar bleiben. Ein Score darf die Diskussion nicht beenden, sondern muss bessere Fragen, Priorisierung und Rueckkopplung ermoeglichen. Bezogen auf Märkte, Produkte und Lieferketten als Wirkungsräume heisst das: Die Analyse muss das konkrete Thema ernst nehmen und zugleich den allgemeinen WÖk-Massstab halten. Es geht nicht darum, Akteure moralisch zu sortieren. Es geht darum, Wirkpfade, Wirkungsempfaenger, Datenqualitaet, Risiken und Rueckkopplung so zu beschreiben, dass bessere Entscheidungen moeglich werden.</w:t>
+      </w:r>
+    </w:p>
+    <w:p>
+      <w:r>
+        <w:t>Transfer in Grundstudium Wirkungsökonomie. Quelltext und fachliche Grundlegung verbindet die inhaltliche Deutung mit der spaeteren Praxis. Eine Organisation kann zu Märkte, Produkte und Lieferketten als Wirkungsräume sehr ueberzeugend kommunizieren und trotzdem an einen plausiblen Gedanken schon fuer Wirkung zu halten, obwohl Empfaenger, Zustand, Zeitbezug und Quelle fehlen scheitern. Darum muss die V1-Fassung immer auch nach Governance fragen: Wer erhebt Daten, wer bewertet sie, wer traegt die Folgen, wer kann widersprechen und wann wird eine Entscheidung korrigiert? Profile, Zielkonflikte und offene Punkte werden nebeneinander gefuehrt. So wird aus einem Lehrkapitel eine verantwortbare Arbeitsroutine.</w:t>
+      </w:r>
+    </w:p>
+    <w:p>
+      <w:r>
+        <w:t>Grenze gegen Scheingenauigkeit. Gerade bei Wo Wirkung wirtschaftlich entsteht ist Praezision wichtiger als grosse Begriffe. Eine Wirkungsaussage bleibt schwach, wenn sie nur Aktivitaet, Reichweite, Absicht oder Image beschreibt. Stark wird sie erst, wenn sie die Zustandsveraenderung und ihre Bedingungen offenlegt. In V16 ist deshalb entscheidend, schwere zentrale Schaeden nicht durch beliebige positive Einzelwerte neutralisiert werden duerfen. Die Fehlerlinie verlaeuft nicht zwischen Optimismus und Pessimismus, sondern zwischen offengelegter Unsicherheit und rhetorischer Sicherheit ohne Pruefpfad.</w:t>
       </w:r>
     </w:p>
     <w:p>
@@ -2704,42 +2813,87 @@
     </w:p>
     <w:p>
       <w:r>
-        <w:t>Rueckkopplung. Fuer Märkte, Produkte und Lieferketten als Wirkungsräume bedeutet Wirkungswissen erst dann wertvoll wird, wenn es Entscheidungen veraendert, dass die Analyse nicht bei einer Aktivitaet, einem guten Willen oder einer Kennzahl stehen bleiben darf. Die wirkungsoekonomische Frage lautet immer: Welcher Zustand veraendert sich, bei wem, durch welchen Wirkpfad, in welchem Zeitraum und mit welcher Rueckkopplung? Gerade in Grundstudium Wirkungsökonomie ist diese Unterscheidung entscheidend, weil Lernende spaeter nicht nur Begriffe wiedergeben, sondern Entscheidungssituationen pruefen muessen. Der haeufige Fehler besteht darin, einen Bericht als Endpunkt zu betrachten. Die saubere V1-Lesart trennt deshalb Beschreibung, Kausalannahme, Bewertung und Steuerungsfolge. Jeder Analyseblock sollte fragen, welche Routine, welcher Prozess oder welche Ressource nach der Bewertung angepasst wird. So wird aus dem Thema kein isoliertes Kapitel, sondern ein pruefbarer Baustein der WÖk-Architektur.</w:t>
-      </w:r>
-    </w:p>
-    <w:p>
-      <w:r>
-        <w:t>Fallfenster zur Anwendung. Ein Kommunikationsbericht nennt viele Aktivitaeten, Reichweiten und Rueckmeldungen. Die V1-Pruefung fragt, ob daraus eine belastbare Wirkungsaussage folgt. Wenn nur Kontakte, Klicks oder Zustimmung vorliegen, bleibt die Aussage im Bereich Wirkungspotenzial oder Resonanz, nicht im Bereich nachgewiesener Wirkung. Bezogen auf Märkte, Produkte und Lieferketten als Wirkungsräume heisst das: Die Analyse muss das konkrete Thema ernst nehmen und zugleich den allgemeinen WÖk-Massstab halten. Es geht nicht darum, die Welt in gute und schlechte Akteure einzuteilen. Es geht darum, Wirkpfade, Wirkungsempfaenger, Datenqualitaet, Risiken und Rueckkopplung so zu beschreiben, dass bessere Entscheidungen moeglich werden.</w:t>
-      </w:r>
-    </w:p>
-    <w:p>
-      <w:r>
-        <w:t>Governance. Fuer Märkte, Produkte und Lieferketten als Wirkungsräume bedeutet Wirkungsbewertung Verfahren, Rechte, Transparenz und Korrektur braucht, dass die Analyse nicht bei einer Aktivitaet, einem guten Willen oder einer Kennzahl stehen bleiben darf. Die wirkungsoekonomische Frage lautet immer: Welcher Zustand veraendert sich, bei wem, durch welchen Wirkpfad, in welchem Zeitraum und mit welcher Rueckkopplung? Gerade in Grundstudium Wirkungsökonomie ist diese Unterscheidung entscheidend, weil Lernende spaeter nicht nur Begriffe wiedergeben, sondern Entscheidungssituationen pruefen muessen. Der haeufige Fehler besteht darin, Bewertung als technokratische Top-down-Setzung zu verstehen. Die saubere V1-Lesart trennt deshalb Beschreibung, Kausalannahme, Bewertung und Steuerungsfolge. Betroffene, Datenhalter, Entscheider und Kontrollinstanzen muessen unterscheidbare Rollen behalten. So wird aus dem Thema kein isoliertes Kapitel, sondern ein pruefbarer Baustein der WÖk-Architektur.</w:t>
-      </w:r>
-    </w:p>
-    <w:p>
-      <w:r>
-        <w:t>Didaktische Pruefbarkeit. Fuer Märkte, Produkte und Lieferketten als Wirkungsräume bedeutet das Thema in der Akademie nicht nur erklaert, sondern in Falllogik ueberfuehrt werden muss, dass die Analyse nicht bei einer Aktivitaet, einem guten Willen oder einer Kennzahl stehen bleiben darf. Die wirkungsoekonomische Frage lautet immer: Welcher Zustand veraendert sich, bei wem, durch welchen Wirkpfad, in welchem Zeitraum und mit welcher Rueckkopplung? Gerade in Grundstudium Wirkungsökonomie ist diese Unterscheidung entscheidend, weil Lernende spaeter nicht nur Begriffe wiedergeben, sondern Entscheidungssituationen pruefen muessen. Der haeufige Fehler besteht darin, reines Auswendiglernen als Kompetenznachweis zu behandeln. Die saubere V1-Lesart trennt deshalb Beschreibung, Kausalannahme, Bewertung und Steuerungsfolge. Pruefungsfragen sollen Begriffe, Anwendung und rote Linien verbinden. So wird aus dem Thema kein isoliertes Kapitel, sondern ein pruefbarer Baustein der WÖk-Architektur.</w:t>
-      </w:r>
-    </w:p>
-    <w:p>
-      <w:r>
-        <w:t>Transfer in Organisationen. Fuer Märkte, Produkte und Lieferketten als Wirkungsräume bedeutet WÖk-Begriffe im Alltag nur tragen, wenn sie in Routinen uebersetzt werden, dass die Analyse nicht bei einer Aktivitaet, einem guten Willen oder einer Kennzahl stehen bleiben darf. Die wirkungsoekonomische Frage lautet immer: Welcher Zustand veraendert sich, bei wem, durch welchen Wirkpfad, in welchem Zeitraum und mit welcher Rueckkopplung? Gerade in Grundstudium Wirkungsökonomie ist diese Unterscheidung entscheidend, weil Lernende spaeter nicht nur Begriffe wiedergeben, sondern Entscheidungssituationen pruefen muessen. Der haeufige Fehler besteht darin, die Verantwortung an eine Nachhaltigkeitsabteilung auszulagern. Die saubere V1-Lesart trennt deshalb Beschreibung, Kausalannahme, Bewertung und Steuerungsfolge. Strategie, Einkauf, Kommunikation, Controlling und Fuehrung muessen denselben Wirkungsbegriff verwenden. So wird aus dem Thema kein isoliertes Kapitel, sondern ein pruefbarer Baustein der WÖk-Architektur.</w:t>
-      </w:r>
-    </w:p>
-    <w:p>
-      <w:r>
-        <w:t>Fallfenster zur Anwendung. Eine Organisation plant eine Massnahme und formuliert dazu eine positive Absicht. In der WÖk reicht das nicht. Fuer diese Vorlesung muss sichtbar werden, welche Zustandsveraenderung erwartet wird, welche Empfaenger direkt oder indirekt betroffen sind, welche Nebenwirkungen entstehen koennen und welche Entscheidung spaeter korrigiert wird. Bezogen auf Märkte, Produkte und Lieferketten als Wirkungsräume heisst das: Die Analyse muss das konkrete Thema ernst nehmen und zugleich den allgemeinen WÖk-Massstab halten. Es geht nicht darum, die Welt in gute und schlechte Akteure einzuteilen. Es geht darum, Wirkpfade, Wirkungsempfaenger, Datenqualitaet, Risiken und Rueckkopplung so zu beschreiben, dass bessere Entscheidungen moeglich werden.</w:t>
-      </w:r>
-    </w:p>
-    <w:p>
-      <w:r>
-        <w:t>Rueckfluss in den Korpus. Fuer Märkte, Produkte und Lieferketten als Wirkungsräume bedeutet jedes Studienskript den Gesamtbestand schaerfen kann, dass die Analyse nicht bei einer Aktivitaet, einem guten Willen oder einer Kennzahl stehen bleiben darf. Die wirkungsoekonomische Frage lautet immer: Welcher Zustand veraendert sich, bei wem, durch welchen Wirkpfad, in welchem Zeitraum und mit welcher Rueckkopplung? Gerade in Grundstudium Wirkungsökonomie ist diese Unterscheidung entscheidend, weil Lernende spaeter nicht nur Begriffe wiedergeben, sondern Entscheidungssituationen pruefen muessen. Der haeufige Fehler besteht darin, neue Einsichten nur lokal im Skript zu belassen. Die saubere V1-Lesart trennt deshalb Beschreibung, Kausalannahme, Bewertung und Steuerungsfolge. Glossar, Website, Journal, Dossiers und Visuals sollen aus der Skriptarbeit lernen. So wird aus dem Thema kein isoliertes Kapitel, sondern ein pruefbarer Baustein der WÖk-Architektur.</w:t>
+        <w:t>Pruefungsnahe Lesart. Aus Das Produkt als Wirkungsträger laesst sich eine gute Transferfrage ableiten: Welche Entscheidung waere falsch, wenn dieser Abschnitt missverstanden wird? Fuer Märkte, Produkte und Lieferketten als Wirkungsräume lautet die Antwort meist nicht einfach "mehr Wirkung", sondern genauer: bessere Unterscheidung, sauberere Daten, klarere Schutzlinie und rueckgekoppelte Steuerung. Jeder Analyseblock fragt nach der Routine, die nach der Bewertung angepasst wird. Wer das im Fall anwenden kann, hat den Kern der Vorlesung verstanden; wer nur Definitionen wiederholt, bleibt unter dem Anspruch der Akademie.</w:t>
+      </w:r>
+    </w:p>
+    <w:p>
+      <w:r>
+        <w:t>Fallfenster zur Anwendung. Ein Kommunikationsbericht nennt viele Aktivitaeten, Reichweiten und Rueckmeldungen. Die V1-Pruefung fragt, ob daraus eine belastbare Wirkungsaussage folgt. Wenn nur Kontakte, Klicks oder Zustimmung vorliegen, bleibt die Aussage im Bereich Wirkungspotenzial oder Resonanz, nicht im Bereich nachgewiesener Wirkung. Bezogen auf Märkte, Produkte und Lieferketten als Wirkungsräume heisst das: Die Analyse muss das konkrete Thema ernst nehmen und zugleich den allgemeinen WÖk-Massstab halten. Es geht nicht darum, Akteure moralisch zu sortieren. Es geht darum, Wirkpfade, Wirkungsempfaenger, Datenqualitaet, Risiken und Rueckkopplung so zu beschreiben, dass bessere Entscheidungen moeglich werden.</w:t>
+      </w:r>
+    </w:p>
+    <w:p>
+      <w:r>
+        <w:t>Governance. Der Abschnitt Der Hebel im Produktdesign ist in V16 kein Zusatzwissen, sondern ein Pruefstein fuer die Grundfrage des Skripts: Was veraendert sich, bei wem, wodurch und mit welcher Rueckkopplung? Fuer Märkte, Produkte und Lieferketten als Wirkungsräume wird daran sichtbar, dass Wirkungsbewertung Verfahren, Rechte, Transparenz und Korrektur braucht. Die fachliche Grenze liegt dort, wo Lernende Bewertung als technokratische Top-down-Setzung verstehen. Die saubere Lesart trennt deshalb Beobachtung, Kausalannahme, Bewertung und Steuerungsfolge. In der Anwendung sollte daraus mindestens eine konkrete Begriff, Wirkpfad, Fallbewertung, rote Linie oder Rueckkopplung abgeleitet werden; sonst bleibt das Wissen erklaerend, aber nicht steuerungsfaehig.</w:t>
+      </w:r>
+    </w:p>
+    <w:p>
+      <w:r>
+        <w:t>Anwendung auf Der Markt als Wirkungsraum. In einer Fallanalyse beginnt dieser Punkt nicht mit einer Meinung, sondern mit einer belastbaren Beschreibung. Wer V16 pruefungsnah liest, fragt zuerst nach Wirkungsempfaengern, Wirkraum, Zeitraum und Datenquelle. Erst danach folgt die Bewertung im Referenzrahmen Mensch, Planet, Demokratie, SDGs, Agenda 2030 und SDG+. Pruefungsfragen verbinden Begriff, Anwendung, Evidenz und rote Linie. Der typische Kurzschluss waere, reines Auswendiglernen als Kompetenznachweis behandeln. Genau dagegen setzt die WÖk die Pflicht, Wirkungspotenzial, Wirkungsrisiko und positive Netto-Wirkung begrifflich getrennt zu halten.</w:t>
+      </w:r>
+    </w:p>
+    <w:p>
+      <w:r>
+        <w:t>Evidenzregel. Der Markt als Verstärker darf im Skript nicht als dekorativer Begriff stehen bleiben. Der Abschnitt traegt nur dann, wenn er eine pruefbare Aussage erlaubt: Welche Quelle stuetzt die Annahme, welche Unsicherheit bleibt offen und welche Gegenbeobachtung wuerde die Bewertung veraendern? Fuer Märkte, Produkte und Lieferketten als Wirkungsräume heisst das, dass WÖk-Begriffe im Alltag nur tragen, wenn sie in Routinen uebersetzt werden. Die Studierenden sollen nicht lernen, einen Score nachzusprechen. Sie sollen erkennen, wann ein Score klaert, wann er verdeckt und wann eine rote Linie die Durchschnittslogik stoppt.</w:t>
+      </w:r>
+    </w:p>
+    <w:p>
+      <w:r>
+        <w:t>Fallfenster zur Anwendung. Eine Organisation plant eine Massnahme und formuliert dazu eine positive Absicht. In der WÖk reicht das nicht. Fuer diese Vorlesung muss sichtbar werden, welche Zustandsveraenderung erwartet wird, welche Empfaenger direkt oder indirekt betroffen sind, welche Nebenwirkungen entstehen koennen und welche Entscheidung spaeter korrigiert wird. Bezogen auf Märkte, Produkte und Lieferketten als Wirkungsräume heisst das: Die Analyse muss das konkrete Thema ernst nehmen und zugleich den allgemeinen WÖk-Massstab halten. Es geht nicht darum, Akteure moralisch zu sortieren. Es geht darum, Wirkpfade, Wirkungsempfaenger, Datenqualitaet, Risiken und Rueckkopplung so zu beschreiben, dass bessere Entscheidungen moeglich werden.</w:t>
+      </w:r>
+    </w:p>
+    <w:p>
+      <w:r>
+        <w:t>Transfer in Grundstudium Wirkungsökonomie. Die Lieferkette als Wirkungsraum verbindet die inhaltliche Deutung mit der spaeteren Praxis. Eine Organisation kann zu Märkte, Produkte und Lieferketten als Wirkungsräume sehr ueberzeugend kommunizieren und trotzdem an einen plausiblen Gedanken schon fuer Wirkung zu halten, obwohl Empfaenger, Zustand, Zeitbezug und Quelle fehlen scheitern. Darum muss die V1-Fassung immer auch nach Governance fragen: Wer erhebt Daten, wer bewertet sie, wer traegt die Folgen, wer kann widersprechen und wann wird eine Entscheidung korrigiert? Gute Kommunikation unterscheidet Befund, Annahme und normative Bewertung. So wird aus einem Lehrkapitel eine verantwortbare Arbeitsroutine.</w:t>
       </w:r>
     </w:p>
     <w:p>
       <w:r>
         <w:t>Pruefungsnahe Transferfrage. Formuliere zu V16 eine Wirkungsaussage in drei Saetzen: Erstens den beobachteten oder plausiblen Zustand, zweitens die Daten- oder Quellenlage, drittens die offene Unsicherheit samt Rueckkopplung. Die Antwort muss ohne moralische Personenbewertung auskommen und darf Reichweite nicht mit Wirkung verwechseln.</w:t>
+      </w:r>
+    </w:p>
+    <w:p>
+      <w:r>
+        <w:t>Grenze gegen Scheingenauigkeit. Gerade bei Verantwortung entlang der ganzen Kette ist Praezision wichtiger als grosse Begriffe. Eine Wirkungsaussage bleibt schwach, wenn sie nur Aktivitaet, Reichweite, Absicht oder Image beschreibt. Stark wird sie erst, wenn sie die Zustandsveraenderung und ihre Bedingungen offenlegt. In V16 ist deshalb entscheidend, jede Wirkungsaussage eine Grenze zieht und diese Grenze begruenden muss. Die Fehlerlinie verlaeuft nicht zwischen Optimismus und Pessimismus, sondern zwischen offengelegter Unsicherheit und rhetorischer Sicherheit ohne Pruefpfad.</w:t>
+      </w:r>
+    </w:p>
+    <w:p>
+      <w:r>
+        <w:t>Pruefungsnahe Lesart. Aus Ein Beispiel: eine Tasse Kaffee laesst sich eine gute Transferfrage ableiten: Welche Entscheidung waere falsch, wenn dieser Abschnitt missverstanden wird? Fuer Märkte, Produkte und Lieferketten als Wirkungsräume lautet die Antwort meist nicht einfach "mehr Wirkung", sondern genauer: bessere Unterscheidung, sauberere Daten, klarere Schutzlinie und rueckgekoppelte Steuerung. Szenarien pruefen Sofortwirkung, Folgewirkung und Reversibilitaet getrennt. Wer das im Fall anwenden kann, hat den Kern der Vorlesung verstanden; wer nur Definitionen wiederholt, bleibt unter dem Anspruch der Akademie.</w:t>
+      </w:r>
+    </w:p>
+    <w:p>
+      <w:r>
+        <w:t>Fallfenster zur Anwendung. Eine Fuehrungsentscheidung erzeugt zugleich Nutzen und Risiken. Die WÖk behandelt Ambivalenz nicht als Stoerung, sondern als Kern der Analyse. Positive Netto-Wirkung darf erst behauptet werden, wenn zentrale negative Wirkungen getrennt geprueft und rote Linien gewahrt sind. Bezogen auf Märkte, Produkte und Lieferketten als Wirkungsräume heisst das: Die Analyse muss das konkrete Thema ernst nehmen und zugleich den allgemeinen WÖk-Massstab halten. Es geht nicht darum, Akteure moralisch zu sortieren. Es geht darum, Wirkpfade, Wirkungsempfaenger, Datenqualitaet, Risiken und Rueckkopplung so zu beschreiben, dass bessere Entscheidungen moeglich werden.</w:t>
+      </w:r>
+    </w:p>
+    <w:p>
+      <w:r>
+        <w:t>Betroffenenperspektive. Der Abschnitt Die drei Räume greifen ineinander ist in V16 kein Zusatzwissen, sondern ein Pruefstein fuer die Grundfrage des Skripts: Was veraendert sich, bei wem, wodurch und mit welcher Rueckkopplung? Fuer Märkte, Produkte und Lieferketten als Wirkungsräume wird daran sichtbar, dass Wirkung nicht am Sender, sondern an veraenderten Zustanden der Empfaenger geprueft wird. Die fachliche Grenze liegt dort, wo Lernende interne Erfolgskennzahlen mit gesellschaftlicher Wirkung verwechseln. Die saubere Lesart trennt deshalb Beobachtung, Kausalannahme, Bewertung und Steuerungsfolge. In der Anwendung sollte daraus mindestens eine konkrete Begriff, Wirkpfad, Fallbewertung, rote Linie oder Rueckkopplung abgeleitet werden; sonst bleibt das Wissen erklaerend, aber nicht steuerungsfaehig.</w:t>
+      </w:r>
+    </w:p>
+    <w:p>
+      <w:r>
+        <w:t>Anwendung auf Was du aus dieser Vorlesung mitnimmst. In einer Fallanalyse beginnt dieser Punkt nicht mit einer Meinung, sondern mit einer belastbaren Beschreibung. Wer V16 pruefungsnah liest, fragt zuerst nach Wirkungsempfaengern, Wirkraum, Zeitraum und Datenquelle. Erst danach folgt die Bewertung im Referenzrahmen Mensch, Planet, Demokratie, SDGs, Agenda 2030 und SDG+. Jede Schlussfolgerung endet mit Entscheidung, Verantwortlichkeit und Termin fuer Rueckpruefung. Der typische Kurzschluss waere, Befunde sammeln, ohne Ressourcen oder Regeln zu veraendern. Genau dagegen setzt die WÖk die Pflicht, Wirkungspotenzial, Wirkungsrisiko und positive Netto-Wirkung begrifflich getrennt zu halten.</w:t>
+      </w:r>
+    </w:p>
+    <w:p>
+      <w:r>
+        <w:t>Evidenzregel. Wirkungsökonomische Vertiefung darf im Skript nicht als dekorativer Begriff stehen bleiben. Der Abschnitt traegt nur dann, wenn er eine pruefbare Aussage erlaubt: Welche Quelle stuetzt die Annahme, welche Unsicherheit bleibt offen und welche Gegenbeobachtung wuerde die Bewertung veraendern? Fuer Märkte, Produkte und Lieferketten als Wirkungsräume heisst das, dass WÖk-Aussagen mit bestehenden Begriffen, Studien, Standards und Rechtsrahmen in Beziehung stehen muessen. Die Studierenden sollen nicht lernen, einen Score nachzusprechen. Sie sollen erkennen, wann ein Score klaert, wann er verdeckt und wann eine rote Linie die Durchschnittslogik stoppt.</w:t>
+      </w:r>
+    </w:p>
+    <w:p>
+      <w:r>
+        <w:t>Fallfenster zur Anwendung. Ein Controlling-Team moechte einen Score bilden. Das Skript verlangt, dass Datenqualitaet, Systemgrenzen, Gewichtung, Unsicherheit und Nichtkompensation sichtbar bleiben. Ein Score darf die Diskussion nicht beenden, sondern muss bessere Fragen, Priorisierung und Rueckkopplung ermoeglichen. Bezogen auf Märkte, Produkte und Lieferketten als Wirkungsräume heisst das: Die Analyse muss das konkrete Thema ernst nehmen und zugleich den allgemeinen WÖk-Massstab halten. Es geht nicht darum, Akteure moralisch zu sortieren. Es geht darum, Wirkpfade, Wirkungsempfaenger, Datenqualitaet, Risiken und Rueckkopplung so zu beschreiben, dass bessere Entscheidungen moeglich werden.</w:t>
+      </w:r>
+    </w:p>
+    <w:p>
+      <w:r>
+        <w:t>Pruefungsnahe Transferfrage. Formuliere zu V16 eine Wirkungsaussage in drei Saetzen: Erstens den beobachteten oder plausiblen Zustand, zweitens die Daten- oder Quellenlage, drittens die offene Unsicherheit samt Rueckkopplung. Die Antwort muss ohne moralische Personenbewertung auskommen und darf Reichweite nicht mit Wirkung verwechseln.</w:t>
+      </w:r>
+    </w:p>
+    <w:p>
+      <w:r>
+        <w:t>Transfer in Grundstudium Wirkungsökonomie. Prüfungsrelevanz verbindet die inhaltliche Deutung mit der spaeteren Praxis. Eine Organisation kann zu Märkte, Produkte und Lieferketten als Wirkungsräume sehr ueberzeugend kommunizieren und trotzdem an einen plausiblen Gedanken schon fuer Wirkung zu halten, obwohl Empfaenger, Zustand, Zeitbezug und Quelle fehlen scheitern. Darum muss die V1-Fassung immer auch nach Governance fragen: Wer erhebt Daten, wer bewertet sie, wer traegt die Folgen, wer kann widersprechen und wann wird eine Entscheidung korrigiert? Die Analyse markiert Stoppsignale vor jeder Portfolio- oder Score-Debatte. So wird aus einem Lehrkapitel eine verantwortbare Arbeitsroutine.</w:t>
       </w:r>
     </w:p>
     <w:p>
@@ -2747,47 +2901,37 @@
         <w:pStyle w:val="Heading3"/>
       </w:pPr>
       <w:r>
-        <w:t>Vertiefungsrunde 2: Lesen, pruefen, rueckkoppeln</w:t>
-      </w:r>
-    </w:p>
-    <w:p>
-      <w:r>
-        <w:t>Die folgende Runde verdichtet V16 nicht durch neue Schlagworte, sondern durch wiederholte Anwendung auf unterschiedliche Entscheidungsebenen. Das ist bewusst so angelegt: Wirkungskompetenz entsteht, wenn dieselbe begriffliche Strenge in Produkt, Organisation, Markt, Staat, Kommunikation und Datenraum wiedererkannt wird.</w:t>
-      </w:r>
-    </w:p>
-    <w:p>
-      <w:r>
-        <w:t>Begriffliche Schaerfung. Fuer Märkte, Produkte und Lieferketten als Wirkungsräume bedeutet praezise Sprache die erste Sicherung gegen Impact-Washing ist, dass die Analyse nicht bei einer Aktivitaet, einem guten Willen oder einer Kennzahl stehen bleiben darf. Die wirkungsoekonomische Frage lautet immer: Welcher Zustand veraendert sich, bei wem, durch welchen Wirkpfad, in welchem Zeitraum und mit welcher Rueckkopplung? Gerade in Grundstudium Wirkungsökonomie ist diese Unterscheidung entscheidend, weil Lernende spaeter nicht nur Begriffe wiedergeben, sondern Entscheidungssituationen pruefen muessen. Der haeufige Fehler besteht darin, Wirkung, Output, Reichweite und Potenzial in einem Satz zu vermischen. Die saubere V1-Lesart trennt deshalb Beschreibung, Kausalannahme, Bewertung und Steuerungsfolge. In der Praxis sollte jede Wirkungsaussage als kurze Viererprobe formuliert werden: Zustand, Betroffene, Quelle, offene Unsicherheit. So wird aus dem Thema kein isoliertes Kapitel, sondern ein pruefbarer Baustein der WÖk-Architektur.</w:t>
-      </w:r>
-    </w:p>
-    <w:p>
-      <w:r>
-        <w:t>Wirkpfad-Logik. Fuer Märkte, Produkte und Lieferketten als Wirkungsräume bedeutet ein Thema erst dann steuerbar wird, wenn der Mechanismus zwischen Ausloeser und Zustandsveraenderung beschrieben ist, dass die Analyse nicht bei einer Aktivitaet, einem guten Willen oder einer Kennzahl stehen bleiben darf. Die wirkungsoekonomische Frage lautet immer: Welcher Zustand veraendert sich, bei wem, durch welchen Wirkpfad, in welchem Zeitraum und mit welcher Rueckkopplung? Gerade in Grundstudium Wirkungsökonomie ist diese Unterscheidung entscheidend, weil Lernende spaeter nicht nur Begriffe wiedergeben, sondern Entscheidungssituationen pruefen muessen. Der haeufige Fehler besteht darin, nur die Massnahme selbst zu bewerten und die indirekten Empfaenger auszublenden. Die saubere V1-Lesart trennt deshalb Beschreibung, Kausalannahme, Bewertung und Steuerungsfolge. Eine gute Fallanalyse zeichnet mindestens einen direkten und einen indirekten Wirkpfad nach. So wird aus dem Thema kein isoliertes Kapitel, sondern ein pruefbarer Baustein der WÖk-Architektur.</w:t>
-      </w:r>
-    </w:p>
-    <w:p>
-      <w:r>
-        <w:t>Fallfenster zur Anwendung. Eine Fuehrungsentscheidung erzeugt zugleich Nutzen und Risiken. Die WÖk behandelt Ambivalenz nicht als Stoerung, sondern als Kern der Analyse. Positive Netto-Wirkung darf erst behauptet werden, wenn zentrale negative Wirkungen getrennt geprueft und rote Linien gewahrt sind. Bezogen auf Märkte, Produkte und Lieferketten als Wirkungsräume heisst das: Die Analyse muss das konkrete Thema ernst nehmen und zugleich den allgemeinen WÖk-Massstab halten. Es geht nicht darum, die Welt in gute und schlechte Akteure einzuteilen. Es geht darum, Wirkpfade, Wirkungsempfaenger, Datenqualitaet, Risiken und Rueckkopplung so zu beschreiben, dass bessere Entscheidungen moeglich werden.</w:t>
-      </w:r>
-    </w:p>
-    <w:p>
-      <w:r>
-        <w:t>Daten- und Quellenklarheit. Fuer Märkte, Produkte und Lieferketten als Wirkungsräume bedeutet jede Bewertung nur so belastbar ist wie Datenlage, Quellenstatus und Aktualitaet, dass die Analyse nicht bei einer Aktivitaet, einem guten Willen oder einer Kennzahl stehen bleiben darf. Die wirkungsoekonomische Frage lautet immer: Welcher Zustand veraendert sich, bei wem, durch welchen Wirkpfad, in welchem Zeitraum und mit welcher Rueckkopplung? Gerade in Grundstudium Wirkungsökonomie ist diese Unterscheidung entscheidend, weil Lernende spaeter nicht nur Begriffe wiedergeben, sondern Entscheidungssituationen pruefen muessen. Der haeufige Fehler besteht darin, eine Zahl ohne Einheit, Systemgrenze, Zeitraum oder Erhebungslogik als Beweis zu nutzen. Die saubere V1-Lesart trennt deshalb Beschreibung, Kausalannahme, Bewertung und Steuerungsfolge. Die Lernenden sollen Daten nicht dekorativ zitieren, sondern ihre Aussagekraft, Luecken und Grenzen offenlegen. So wird aus dem Thema kein isoliertes Kapitel, sondern ein pruefbarer Baustein der WÖk-Architektur.</w:t>
-      </w:r>
-    </w:p>
-    <w:p>
-      <w:r>
-        <w:t>Ambivalenz. Fuer Märkte, Produkte und Lieferketten als Wirkungsräume bedeutet positive und negative Zustandsveraenderungen gleichzeitig auftreten koennen, dass die Analyse nicht bei einer Aktivitaet, einem guten Willen oder einer Kennzahl stehen bleiben darf. Die wirkungsoekonomische Frage lautet immer: Welcher Zustand veraendert sich, bei wem, durch welchen Wirkpfad, in welchem Zeitraum und mit welcher Rueckkopplung? Gerade in Grundstudium Wirkungsökonomie ist diese Unterscheidung entscheidend, weil Lernende spaeter nicht nur Begriffe wiedergeben, sondern Entscheidungssituationen pruefen muessen. Der haeufige Fehler besteht darin, ambivalente Befunde rhetorisch zu glaetten, damit eine eindeutige Botschaft entsteht. Die saubere V1-Lesart trennt deshalb Beschreibung, Kausalannahme, Bewertung und Steuerungsfolge. Ein gutes Skript fuehrt deshalb Profile, Zielkonflikte und offene Punkte nebeneinander. So wird aus dem Thema kein isoliertes Kapitel, sondern ein pruefbarer Baustein der WÖk-Architektur.</w:t>
-      </w:r>
-    </w:p>
-    <w:p>
-      <w:r>
-        <w:t>Nichtkompensation. Fuer Märkte, Produkte und Lieferketten als Wirkungsräume bedeutet schwere zentrale Schaeden nicht durch beliebige positive Einzelwerte neutralisiert werden duerfen, dass die Analyse nicht bei einer Aktivitaet, einem guten Willen oder einer Kennzahl stehen bleiben darf. Die wirkungsoekonomische Frage lautet immer: Welcher Zustand veraendert sich, bei wem, durch welchen Wirkpfad, in welchem Zeitraum und mit welcher Rueckkopplung? Gerade in Grundstudium Wirkungsökonomie ist diese Unterscheidung entscheidend, weil Lernende spaeter nicht nur Begriffe wiedergeben, sondern Entscheidungssituationen pruefen muessen. Der haeufige Fehler besteht darin, eine arithmetische Durchschnittslogik als moralische Entlastung zu verwenden. Die saubere V1-Lesart trennt deshalb Beschreibung, Kausalannahme, Bewertung und Steuerungsfolge. Reverse Merit Order und rote Linien sind Schutzregeln gegen Schoenrechnung. So wird aus dem Thema kein isoliertes Kapitel, sondern ein pruefbarer Baustein der WÖk-Architektur.</w:t>
-      </w:r>
-    </w:p>
-    <w:p>
-      <w:r>
-        <w:t>Fallfenster zur Anwendung. Ein Controlling-Team moechte einen Score bilden. Das Skript verlangt, dass Datenqualitaet, Systemgrenzen, Gewichtung, Unsicherheit und Nichtkompensation sichtbar bleiben. Ein Score darf die Diskussion nicht beenden, sondern muss bessere Fragen, Priorisierung und Rueckkopplung ermoeglichen. Bezogen auf Märkte, Produkte und Lieferketten als Wirkungsräume heisst das: Die Analyse muss das konkrete Thema ernst nehmen und zugleich den allgemeinen WÖk-Massstab halten. Es geht nicht darum, die Welt in gute und schlechte Akteure einzuteilen. Es geht darum, Wirkpfade, Wirkungsempfaenger, Datenqualitaet, Risiken und Rueckkopplung so zu beschreiben, dass bessere Entscheidungen moeglich werden.</w:t>
+        <w:t>Abschlusskommentar 2: Lesen, pruefen, rueckkoppeln</w:t>
+      </w:r>
+    </w:p>
+    <w:p>
+      <w:r>
+        <w:t>Die folgende Verdichtung fuehrt die vorhandenen Kapitel nicht als Wiederholung, sondern als Anwendung zusammen. Wirkungskompetenz entsteht, wenn dieselbe begriffliche Strenge in Fallanalyse, Datenarbeit, Kommunikation, Governance und Entscheidungspraxis wiedererkannt wird.</w:t>
+      </w:r>
+    </w:p>
+    <w:p>
+      <w:r>
+        <w:t>Grenze gegen Scheingenauigkeit. Gerade bei Lernziele ist Praezision wichtiger als grosse Begriffe. Eine Wirkungsaussage bleibt schwach, wenn sie nur Aktivitaet, Reichweite, Absicht oder Image beschreibt. Stark wird sie erst, wenn sie die Zustandsveraenderung und ihre Bedingungen offenlegt. In V16 ist deshalb entscheidend, praezise Sprache die erste Sicherung gegen Impact-Washing bildet. Die Fehlerlinie verlaeuft nicht zwischen Optimismus und Pessimismus, sondern zwischen offengelegter Unsicherheit und rhetorischer Sicherheit ohne Pruefpfad.</w:t>
+      </w:r>
+    </w:p>
+    <w:p>
+      <w:r>
+        <w:t>Pruefungsnahe Lesart. Aus Einleitung / Wirkungsfrage laesst sich eine gute Transferfrage ableiten: Welche Entscheidung waere falsch, wenn dieser Abschnitt missverstanden wird? Fuer Märkte, Produkte und Lieferketten als Wirkungsräume lautet die Antwort meist nicht einfach "mehr Wirkung", sondern genauer: bessere Unterscheidung, sauberere Daten, klarere Schutzlinie und rueckgekoppelte Steuerung. Mindestens ein direkter und ein indirekter Wirkpfad muessen nachvollziehbar sein. Wer das im Fall anwenden kann, hat den Kern der Vorlesung verstanden; wer nur Definitionen wiederholt, bleibt unter dem Anspruch der Akademie.</w:t>
+      </w:r>
+    </w:p>
+    <w:p>
+      <w:r>
+        <w:t>Fallfenster zur Anwendung. Ein Kommunikationsbericht nennt viele Aktivitaeten, Reichweiten und Rueckmeldungen. Die V1-Pruefung fragt, ob daraus eine belastbare Wirkungsaussage folgt. Wenn nur Kontakte, Klicks oder Zustimmung vorliegen, bleibt die Aussage im Bereich Wirkungspotenzial oder Resonanz, nicht im Bereich nachgewiesener Wirkung. Bezogen auf Märkte, Produkte und Lieferketten als Wirkungsräume heisst das: Die Analyse muss das konkrete Thema ernst nehmen und zugleich den allgemeinen WÖk-Massstab halten. Es geht nicht darum, Akteure moralisch zu sortieren. Es geht darum, Wirkpfade, Wirkungsempfaenger, Datenqualitaet, Risiken und Rueckkopplung so zu beschreiben, dass bessere Entscheidungen moeglich werden.</w:t>
+      </w:r>
+    </w:p>
+    <w:p>
+      <w:r>
+        <w:t>Daten- und Quellenklarheit. Der Abschnitt Kernaussage ist in V16 kein Zusatzwissen, sondern ein Pruefstein fuer die Grundfrage des Skripts: Was veraendert sich, bei wem, wodurch und mit welcher Rueckkopplung? Fuer Märkte, Produkte und Lieferketten als Wirkungsräume wird daran sichtbar, dass jede Bewertung nur so belastbar ist wie Datenlage, Quellenstatus, Aktualitaet und Systemgrenze. Die fachliche Grenze liegt dort, wo Lernende eine Zahl ohne Einheit, Zeitraum oder Erhebungslogik als Beweis nutzen. Die saubere Lesart trennt deshalb Beobachtung, Kausalannahme, Bewertung und Steuerungsfolge. In der Anwendung sollte daraus mindestens eine konkrete Begriff, Wirkpfad, Fallbewertung, rote Linie oder Rueckkopplung abgeleitet werden; sonst bleibt das Wissen erklaerend, aber nicht steuerungsfaehig.</w:t>
+      </w:r>
+    </w:p>
+    <w:p>
+      <w:r>
+        <w:t>Anwendung auf Quelltext und fachliche Grundlegung. In einer Fallanalyse beginnt dieser Punkt nicht mit einer Meinung, sondern mit einer belastbaren Beschreibung. Wer V16 pruefungsnah liest, fragt zuerst nach Wirkungsempfaengern, Wirkraum, Zeitraum und Datenquelle. Erst danach folgt die Bewertung im Referenzrahmen Mensch, Planet, Demokratie, SDGs, Agenda 2030 und SDG+. Profile, Zielkonflikte und offene Punkte werden nebeneinander gefuehrt. Der typische Kurzschluss waere, ambivalente Befunde glaetten, damit eine eindeutige Botschaft entsteht. Genau dagegen setzt die WÖk die Pflicht, Wirkungspotenzial, Wirkungsrisiko und positive Netto-Wirkung begrifflich getrennt zu halten.</w:t>
       </w:r>
     </w:p>
     <w:p>
@@ -2797,37 +2941,92 @@
     </w:p>
     <w:p>
       <w:r>
-        <w:t>Rueckkopplung. Fuer Märkte, Produkte und Lieferketten als Wirkungsräume bedeutet Wirkungswissen erst dann wertvoll wird, wenn es Entscheidungen veraendert, dass die Analyse nicht bei einer Aktivitaet, einem guten Willen oder einer Kennzahl stehen bleiben darf. Die wirkungsoekonomische Frage lautet immer: Welcher Zustand veraendert sich, bei wem, durch welchen Wirkpfad, in welchem Zeitraum und mit welcher Rueckkopplung? Gerade in Grundstudium Wirkungsökonomie ist diese Unterscheidung entscheidend, weil Lernende spaeter nicht nur Begriffe wiedergeben, sondern Entscheidungssituationen pruefen muessen. Der haeufige Fehler besteht darin, einen Bericht als Endpunkt zu betrachten. Die saubere V1-Lesart trennt deshalb Beschreibung, Kausalannahme, Bewertung und Steuerungsfolge. Jeder Analyseblock sollte fragen, welche Routine, welcher Prozess oder welche Ressource nach der Bewertung angepasst wird. So wird aus dem Thema kein isoliertes Kapitel, sondern ein pruefbarer Baustein der WÖk-Architektur.</w:t>
-      </w:r>
-    </w:p>
-    <w:p>
-      <w:r>
-        <w:t>Governance. Fuer Märkte, Produkte und Lieferketten als Wirkungsräume bedeutet Wirkungsbewertung Verfahren, Rechte, Transparenz und Korrektur braucht, dass die Analyse nicht bei einer Aktivitaet, einem guten Willen oder einer Kennzahl stehen bleiben darf. Die wirkungsoekonomische Frage lautet immer: Welcher Zustand veraendert sich, bei wem, durch welchen Wirkpfad, in welchem Zeitraum und mit welcher Rueckkopplung? Gerade in Grundstudium Wirkungsökonomie ist diese Unterscheidung entscheidend, weil Lernende spaeter nicht nur Begriffe wiedergeben, sondern Entscheidungssituationen pruefen muessen. Der haeufige Fehler besteht darin, Bewertung als technokratische Top-down-Setzung zu verstehen. Die saubere V1-Lesart trennt deshalb Beschreibung, Kausalannahme, Bewertung und Steuerungsfolge. Betroffene, Datenhalter, Entscheider und Kontrollinstanzen muessen unterscheidbare Rollen behalten. So wird aus dem Thema kein isoliertes Kapitel, sondern ein pruefbarer Baustein der WÖk-Architektur.</w:t>
-      </w:r>
-    </w:p>
-    <w:p>
-      <w:r>
-        <w:t>Didaktische Pruefbarkeit. Fuer Märkte, Produkte und Lieferketten als Wirkungsräume bedeutet das Thema in der Akademie nicht nur erklaert, sondern in Falllogik ueberfuehrt werden muss, dass die Analyse nicht bei einer Aktivitaet, einem guten Willen oder einer Kennzahl stehen bleiben darf. Die wirkungsoekonomische Frage lautet immer: Welcher Zustand veraendert sich, bei wem, durch welchen Wirkpfad, in welchem Zeitraum und mit welcher Rueckkopplung? Gerade in Grundstudium Wirkungsökonomie ist diese Unterscheidung entscheidend, weil Lernende spaeter nicht nur Begriffe wiedergeben, sondern Entscheidungssituationen pruefen muessen. Der haeufige Fehler besteht darin, reines Auswendiglernen als Kompetenznachweis zu behandeln. Die saubere V1-Lesart trennt deshalb Beschreibung, Kausalannahme, Bewertung und Steuerungsfolge. Pruefungsfragen sollen Begriffe, Anwendung und rote Linien verbinden. So wird aus dem Thema kein isoliertes Kapitel, sondern ein pruefbarer Baustein der WÖk-Architektur.</w:t>
-      </w:r>
-    </w:p>
-    <w:p>
-      <w:r>
-        <w:t>Fallfenster zur Anwendung. Ein Kommunikationsbericht nennt viele Aktivitaeten, Reichweiten und Rueckmeldungen. Die V1-Pruefung fragt, ob daraus eine belastbare Wirkungsaussage folgt. Wenn nur Kontakte, Klicks oder Zustimmung vorliegen, bleibt die Aussage im Bereich Wirkungspotenzial oder Resonanz, nicht im Bereich nachgewiesener Wirkung. Bezogen auf Märkte, Produkte und Lieferketten als Wirkungsräume heisst das: Die Analyse muss das konkrete Thema ernst nehmen und zugleich den allgemeinen WÖk-Massstab halten. Es geht nicht darum, die Welt in gute und schlechte Akteure einzuteilen. Es geht darum, Wirkpfade, Wirkungsempfaenger, Datenqualitaet, Risiken und Rueckkopplung so zu beschreiben, dass bessere Entscheidungen moeglich werden.</w:t>
-      </w:r>
-    </w:p>
-    <w:p>
-      <w:r>
-        <w:t>Transfer in Organisationen. Fuer Märkte, Produkte und Lieferketten als Wirkungsräume bedeutet WÖk-Begriffe im Alltag nur tragen, wenn sie in Routinen uebersetzt werden, dass die Analyse nicht bei einer Aktivitaet, einem guten Willen oder einer Kennzahl stehen bleiben darf. Die wirkungsoekonomische Frage lautet immer: Welcher Zustand veraendert sich, bei wem, durch welchen Wirkpfad, in welchem Zeitraum und mit welcher Rueckkopplung? Gerade in Grundstudium Wirkungsökonomie ist diese Unterscheidung entscheidend, weil Lernende spaeter nicht nur Begriffe wiedergeben, sondern Entscheidungssituationen pruefen muessen. Der haeufige Fehler besteht darin, die Verantwortung an eine Nachhaltigkeitsabteilung auszulagern. Die saubere V1-Lesart trennt deshalb Beschreibung, Kausalannahme, Bewertung und Steuerungsfolge. Strategie, Einkauf, Kommunikation, Controlling und Fuehrung muessen denselben Wirkungsbegriff verwenden. So wird aus dem Thema kein isoliertes Kapitel, sondern ein pruefbarer Baustein der WÖk-Architektur.</w:t>
-      </w:r>
-    </w:p>
-    <w:p>
-      <w:r>
-        <w:t>Rueckfluss in den Korpus. Fuer Märkte, Produkte und Lieferketten als Wirkungsräume bedeutet jedes Studienskript den Gesamtbestand schaerfen kann, dass die Analyse nicht bei einer Aktivitaet, einem guten Willen oder einer Kennzahl stehen bleiben darf. Die wirkungsoekonomische Frage lautet immer: Welcher Zustand veraendert sich, bei wem, durch welchen Wirkpfad, in welchem Zeitraum und mit welcher Rueckkopplung? Gerade in Grundstudium Wirkungsökonomie ist diese Unterscheidung entscheidend, weil Lernende spaeter nicht nur Begriffe wiedergeben, sondern Entscheidungssituationen pruefen muessen. Der haeufige Fehler besteht darin, neue Einsichten nur lokal im Skript zu belassen. Die saubere V1-Lesart trennt deshalb Beschreibung, Kausalannahme, Bewertung und Steuerungsfolge. Glossar, Website, Journal, Dossiers und Visuals sollen aus der Skriptarbeit lernen. So wird aus dem Thema kein isoliertes Kapitel, sondern ein pruefbarer Baustein der WÖk-Architektur.</w:t>
+        <w:t>Evidenzregel. Wo Wirkung wirtschaftlich entsteht darf im Skript nicht als dekorativer Begriff stehen bleiben. Der Abschnitt traegt nur dann, wenn er eine pruefbare Aussage erlaubt: Welche Quelle stuetzt die Annahme, welche Unsicherheit bleibt offen und welche Gegenbeobachtung wuerde die Bewertung veraendern? Fuer Märkte, Produkte und Lieferketten als Wirkungsräume heisst das, dass schwere zentrale Schaeden nicht durch beliebige positive Einzelwerte neutralisiert werden duerfen. Die Studierenden sollen nicht lernen, einen Score nachzusprechen. Sie sollen erkennen, wann ein Score klaert, wann er verdeckt und wann eine rote Linie die Durchschnittslogik stoppt.</w:t>
+      </w:r>
+    </w:p>
+    <w:p>
+      <w:r>
+        <w:t>Fallfenster zur Anwendung. Eine Organisation plant eine Massnahme und formuliert dazu eine positive Absicht. In der WÖk reicht das nicht. Fuer diese Vorlesung muss sichtbar werden, welche Zustandsveraenderung erwartet wird, welche Empfaenger direkt oder indirekt betroffen sind, welche Nebenwirkungen entstehen koennen und welche Entscheidung spaeter korrigiert wird. Bezogen auf Märkte, Produkte und Lieferketten als Wirkungsräume heisst das: Die Analyse muss das konkrete Thema ernst nehmen und zugleich den allgemeinen WÖk-Massstab halten. Es geht nicht darum, Akteure moralisch zu sortieren. Es geht darum, Wirkpfade, Wirkungsempfaenger, Datenqualitaet, Risiken und Rueckkopplung so zu beschreiben, dass bessere Entscheidungen moeglich werden.</w:t>
+      </w:r>
+    </w:p>
+    <w:p>
+      <w:r>
+        <w:t>Transfer in Grundstudium Wirkungsökonomie. Das Produkt als Wirkungsträger verbindet die inhaltliche Deutung mit der spaeteren Praxis. Eine Organisation kann zu Märkte, Produkte und Lieferketten als Wirkungsräume sehr ueberzeugend kommunizieren und trotzdem an einen plausiblen Gedanken schon fuer Wirkung zu halten, obwohl Empfaenger, Zustand, Zeitbezug und Quelle fehlen scheitern. Darum muss die V1-Fassung immer auch nach Governance fragen: Wer erhebt Daten, wer bewertet sie, wer traegt die Folgen, wer kann widersprechen und wann wird eine Entscheidung korrigiert? Jeder Analyseblock fragt nach der Routine, die nach der Bewertung angepasst wird. So wird aus einem Lehrkapitel eine verantwortbare Arbeitsroutine.</w:t>
+      </w:r>
+    </w:p>
+    <w:p>
+      <w:r>
+        <w:t>Grenze gegen Scheingenauigkeit. Gerade bei Der Hebel im Produktdesign ist Praezision wichtiger als grosse Begriffe. Eine Wirkungsaussage bleibt schwach, wenn sie nur Aktivitaet, Reichweite, Absicht oder Image beschreibt. Stark wird sie erst, wenn sie die Zustandsveraenderung und ihre Bedingungen offenlegt. In V16 ist deshalb entscheidend, Wirkungsbewertung Verfahren, Rechte, Transparenz und Korrektur braucht. Die Fehlerlinie verlaeuft nicht zwischen Optimismus und Pessimismus, sondern zwischen offengelegter Unsicherheit und rhetorischer Sicherheit ohne Pruefpfad.</w:t>
+      </w:r>
+    </w:p>
+    <w:p>
+      <w:r>
+        <w:t>Pruefungsnahe Lesart. Aus Der Markt als Wirkungsraum laesst sich eine gute Transferfrage ableiten: Welche Entscheidung waere falsch, wenn dieser Abschnitt missverstanden wird? Fuer Märkte, Produkte und Lieferketten als Wirkungsräume lautet die Antwort meist nicht einfach "mehr Wirkung", sondern genauer: bessere Unterscheidung, sauberere Daten, klarere Schutzlinie und rueckgekoppelte Steuerung. Pruefungsfragen verbinden Begriff, Anwendung, Evidenz und rote Linie. Wer das im Fall anwenden kann, hat den Kern der Vorlesung verstanden; wer nur Definitionen wiederholt, bleibt unter dem Anspruch der Akademie.</w:t>
+      </w:r>
+    </w:p>
+    <w:p>
+      <w:r>
+        <w:t>Fallfenster zur Anwendung. Eine Fuehrungsentscheidung erzeugt zugleich Nutzen und Risiken. Die WÖk behandelt Ambivalenz nicht als Stoerung, sondern als Kern der Analyse. Positive Netto-Wirkung darf erst behauptet werden, wenn zentrale negative Wirkungen getrennt geprueft und rote Linien gewahrt sind. Bezogen auf Märkte, Produkte und Lieferketten als Wirkungsräume heisst das: Die Analyse muss das konkrete Thema ernst nehmen und zugleich den allgemeinen WÖk-Massstab halten. Es geht nicht darum, Akteure moralisch zu sortieren. Es geht darum, Wirkpfade, Wirkungsempfaenger, Datenqualitaet, Risiken und Rueckkopplung so zu beschreiben, dass bessere Entscheidungen moeglich werden.</w:t>
+      </w:r>
+    </w:p>
+    <w:p>
+      <w:r>
+        <w:t>Organisationale Umsetzung. Der Abschnitt Der Markt als Verstärker ist in V16 kein Zusatzwissen, sondern ein Pruefstein fuer die Grundfrage des Skripts: Was veraendert sich, bei wem, wodurch und mit welcher Rueckkopplung? Fuer Märkte, Produkte und Lieferketten als Wirkungsräume wird daran sichtbar, dass WÖk-Begriffe im Alltag nur tragen, wenn sie in Routinen uebersetzt werden. Die fachliche Grenze liegt dort, wo Lernende Verantwortung an eine einzelne Nachhaltigkeitsfunktion auslagern. Die saubere Lesart trennt deshalb Beobachtung, Kausalannahme, Bewertung und Steuerungsfolge. In der Anwendung sollte daraus mindestens eine konkrete Begriff, Wirkpfad, Fallbewertung, rote Linie oder Rueckkopplung abgeleitet werden; sonst bleibt das Wissen erklaerend, aber nicht steuerungsfaehig.</w:t>
       </w:r>
     </w:p>
     <w:p>
       <w:r>
         <w:t>Pruefungsnahe Transferfrage. Formuliere zu V16 eine Wirkungsaussage in drei Saetzen: Erstens den beobachteten oder plausiblen Zustand, zweitens die Daten- oder Quellenlage, drittens die offene Unsicherheit samt Rueckkopplung. Die Antwort muss ohne moralische Personenbewertung auskommen und darf Reichweite nicht mit Wirkung verwechseln.</w:t>
+      </w:r>
+    </w:p>
+    <w:p>
+      <w:r>
+        <w:t>Anwendung auf Die Lieferkette als Wirkungsraum. In einer Fallanalyse beginnt dieser Punkt nicht mit einer Meinung, sondern mit einer belastbaren Beschreibung. Wer V16 pruefungsnah liest, fragt zuerst nach Wirkungsempfaengern, Wirkraum, Zeitraum und Datenquelle. Erst danach folgt die Bewertung im Referenzrahmen Mensch, Planet, Demokratie, SDGs, Agenda 2030 und SDG+. Gute Kommunikation unterscheidet Befund, Annahme und normative Bewertung. Der typische Kurzschluss waere, Eindeutigkeit behaupten, wo die Datenlage nur Potenzial oder Risiko traegt. Genau dagegen setzt die WÖk die Pflicht, Wirkungspotenzial, Wirkungsrisiko und positive Netto-Wirkung begrifflich getrennt zu halten.</w:t>
+      </w:r>
+    </w:p>
+    <w:p>
+      <w:r>
+        <w:t>Evidenzregel. Verantwortung entlang der ganzen Kette darf im Skript nicht als dekorativer Begriff stehen bleiben. Der Abschnitt traegt nur dann, wenn er eine pruefbare Aussage erlaubt: Welche Quelle stuetzt die Annahme, welche Unsicherheit bleibt offen und welche Gegenbeobachtung wuerde die Bewertung veraendern? Fuer Märkte, Produkte und Lieferketten als Wirkungsräume heisst das, dass jede Wirkungsaussage eine Grenze zieht und diese Grenze begruenden muss. Die Studierenden sollen nicht lernen, einen Score nachzusprechen. Sie sollen erkennen, wann ein Score klaert, wann er verdeckt und wann eine rote Linie die Durchschnittslogik stoppt.</w:t>
+      </w:r>
+    </w:p>
+    <w:p>
+      <w:r>
+        <w:t>Fallfenster zur Anwendung. Ein Controlling-Team moechte einen Score bilden. Das Skript verlangt, dass Datenqualitaet, Systemgrenzen, Gewichtung, Unsicherheit und Nichtkompensation sichtbar bleiben. Ein Score darf die Diskussion nicht beenden, sondern muss bessere Fragen, Priorisierung und Rueckkopplung ermoeglichen. Bezogen auf Märkte, Produkte und Lieferketten als Wirkungsräume heisst das: Die Analyse muss das konkrete Thema ernst nehmen und zugleich den allgemeinen WÖk-Massstab halten. Es geht nicht darum, Akteure moralisch zu sortieren. Es geht darum, Wirkpfade, Wirkungsempfaenger, Datenqualitaet, Risiken und Rueckkopplung so zu beschreiben, dass bessere Entscheidungen moeglich werden.</w:t>
+      </w:r>
+    </w:p>
+    <w:p>
+      <w:r>
+        <w:t>Transfer in Grundstudium Wirkungsökonomie. Ein Beispiel: eine Tasse Kaffee verbindet die inhaltliche Deutung mit der spaeteren Praxis. Eine Organisation kann zu Märkte, Produkte und Lieferketten als Wirkungsräume sehr ueberzeugend kommunizieren und trotzdem an einen plausiblen Gedanken schon fuer Wirkung zu halten, obwohl Empfaenger, Zustand, Zeitbezug und Quelle fehlen scheitern. Darum muss die V1-Fassung immer auch nach Governance fragen: Wer erhebt Daten, wer bewertet sie, wer traegt die Folgen, wer kann widersprechen und wann wird eine Entscheidung korrigiert? Szenarien pruefen Sofortwirkung, Folgewirkung und Reversibilitaet getrennt. So wird aus einem Lehrkapitel eine verantwortbare Arbeitsroutine.</w:t>
+      </w:r>
+    </w:p>
+    <w:p>
+      <w:r>
+        <w:t>Grenze gegen Scheingenauigkeit. Gerade bei Die drei Räume greifen ineinander ist Praezision wichtiger als grosse Begriffe. Eine Wirkungsaussage bleibt schwach, wenn sie nur Aktivitaet, Reichweite, Absicht oder Image beschreibt. Stark wird sie erst, wenn sie die Zustandsveraenderung und ihre Bedingungen offenlegt. In V16 ist deshalb entscheidend, Wirkung nicht am Sender, sondern an veraenderten Zustanden der Empfaenger geprueft wird. Die Fehlerlinie verlaeuft nicht zwischen Optimismus und Pessimismus, sondern zwischen offengelegter Unsicherheit und rhetorischer Sicherheit ohne Pruefpfad.</w:t>
+      </w:r>
+    </w:p>
+    <w:p>
+      <w:r>
+        <w:t>Pruefungsnahe Lesart. Aus Was du aus dieser Vorlesung mitnimmst laesst sich eine gute Transferfrage ableiten: Welche Entscheidung waere falsch, wenn dieser Abschnitt missverstanden wird? Fuer Märkte, Produkte und Lieferketten als Wirkungsräume lautet die Antwort meist nicht einfach "mehr Wirkung", sondern genauer: bessere Unterscheidung, sauberere Daten, klarere Schutzlinie und rueckgekoppelte Steuerung. Jede Schlussfolgerung endet mit Entscheidung, Verantwortlichkeit und Termin fuer Rueckpruefung. Wer das im Fall anwenden kann, hat den Kern der Vorlesung verstanden; wer nur Definitionen wiederholt, bleibt unter dem Anspruch der Akademie.</w:t>
+      </w:r>
+    </w:p>
+    <w:p>
+      <w:r>
+        <w:t>Fallfenster zur Anwendung. Ein Kommunikationsbericht nennt viele Aktivitaeten, Reichweiten und Rueckmeldungen. Die V1-Pruefung fragt, ob daraus eine belastbare Wirkungsaussage folgt. Wenn nur Kontakte, Klicks oder Zustimmung vorliegen, bleibt die Aussage im Bereich Wirkungspotenzial oder Resonanz, nicht im Bereich nachgewiesener Wirkung. Bezogen auf Märkte, Produkte und Lieferketten als Wirkungsräume heisst das: Die Analyse muss das konkrete Thema ernst nehmen und zugleich den allgemeinen WÖk-Massstab halten. Es geht nicht darum, Akteure moralisch zu sortieren. Es geht darum, Wirkpfade, Wirkungsempfaenger, Datenqualitaet, Risiken und Rueckkopplung so zu beschreiben, dass bessere Entscheidungen moeglich werden.</w:t>
+      </w:r>
+    </w:p>
+    <w:p>
+      <w:r>
+        <w:t>Pruefungsnahe Transferfrage. Formuliere zu V16 eine Wirkungsaussage in drei Saetzen: Erstens den beobachteten oder plausiblen Zustand, zweitens die Daten- oder Quellenlage, drittens die offene Unsicherheit samt Rueckkopplung. Die Antwort muss ohne moralische Personenbewertung auskommen und darf Reichweite nicht mit Wirkung verwechseln.</w:t>
+      </w:r>
+    </w:p>
+    <w:p>
+      <w:r>
+        <w:t>Wissenschaftliche Anschlussfaehigkeit. Der Abschnitt Wirkungsökonomische Vertiefung ist in V16 kein Zusatzwissen, sondern ein Pruefstein fuer die Grundfrage des Skripts: Was veraendert sich, bei wem, wodurch und mit welcher Rueckkopplung? Fuer Märkte, Produkte und Lieferketten als Wirkungsräume wird daran sichtbar, dass WÖk-Aussagen mit bestehenden Begriffen, Studien, Standards und Rechtsrahmen in Beziehung stehen muessen. Die fachliche Grenze liegt dort, wo Lernende hausinterne Sprache als Ersatz fuer zitierfaehige Begruendung verwenden. Die saubere Lesart trennt deshalb Beobachtung, Kausalannahme, Bewertung und Steuerungsfolge. In der Anwendung sollte daraus mindestens eine konkrete Begriff, Wirkpfad, Fallbewertung, rote Linie oder Rueckkopplung abgeleitet werden; sonst bleibt das Wissen erklaerend, aber nicht steuerungsfaehig.</w:t>
+      </w:r>
+    </w:p>
+    <w:p>
+      <w:r>
+        <w:t>Anwendung auf Prüfungsrelevanz. In einer Fallanalyse beginnt dieser Punkt nicht mit einer Meinung, sondern mit einer belastbaren Beschreibung. Wer V16 pruefungsnah liest, fragt zuerst nach Wirkungsempfaengern, Wirkraum, Zeitraum und Datenquelle. Erst danach folgt die Bewertung im Referenzrahmen Mensch, Planet, Demokratie, SDGs, Agenda 2030 und SDG+. Die Analyse markiert Stoppsignale vor jeder Portfolio- oder Score-Debatte. Der typische Kurzschluss waere, ein gutes Teilresultat gegen zentrale Schaeden aufrechnen. Genau dagegen setzt die WÖk die Pflicht, Wirkungspotenzial, Wirkungsrisiko und positive Netto-Wirkung begrifflich getrennt zu halten.</w:t>
       </w:r>
     </w:p>
     <w:p>
@@ -2835,67 +3034,37 @@
         <w:pStyle w:val="Heading3"/>
       </w:pPr>
       <w:r>
-        <w:t>Vertiefungsrunde 3: Lesen, pruefen, rueckkoppeln</w:t>
-      </w:r>
-    </w:p>
-    <w:p>
-      <w:r>
-        <w:t>Die folgende Runde verdichtet V16 nicht durch neue Schlagworte, sondern durch wiederholte Anwendung auf unterschiedliche Entscheidungsebenen. Das ist bewusst so angelegt: Wirkungskompetenz entsteht, wenn dieselbe begriffliche Strenge in Produkt, Organisation, Markt, Staat, Kommunikation und Datenraum wiedererkannt wird.</w:t>
-      </w:r>
-    </w:p>
-    <w:p>
-      <w:r>
-        <w:t>Begriffliche Schaerfung. Fuer Märkte, Produkte und Lieferketten als Wirkungsräume bedeutet praezise Sprache die erste Sicherung gegen Impact-Washing ist, dass die Analyse nicht bei einer Aktivitaet, einem guten Willen oder einer Kennzahl stehen bleiben darf. Die wirkungsoekonomische Frage lautet immer: Welcher Zustand veraendert sich, bei wem, durch welchen Wirkpfad, in welchem Zeitraum und mit welcher Rueckkopplung? Gerade in Grundstudium Wirkungsökonomie ist diese Unterscheidung entscheidend, weil Lernende spaeter nicht nur Begriffe wiedergeben, sondern Entscheidungssituationen pruefen muessen. Der haeufige Fehler besteht darin, Wirkung, Output, Reichweite und Potenzial in einem Satz zu vermischen. Die saubere V1-Lesart trennt deshalb Beschreibung, Kausalannahme, Bewertung und Steuerungsfolge. In der Praxis sollte jede Wirkungsaussage als kurze Viererprobe formuliert werden: Zustand, Betroffene, Quelle, offene Unsicherheit. So wird aus dem Thema kein isoliertes Kapitel, sondern ein pruefbarer Baustein der WÖk-Architektur.</w:t>
-      </w:r>
-    </w:p>
-    <w:p>
-      <w:r>
-        <w:t>Fallfenster zur Anwendung. Eine Organisation plant eine Massnahme und formuliert dazu eine positive Absicht. In der WÖk reicht das nicht. Fuer diese Vorlesung muss sichtbar werden, welche Zustandsveraenderung erwartet wird, welche Empfaenger direkt oder indirekt betroffen sind, welche Nebenwirkungen entstehen koennen und welche Entscheidung spaeter korrigiert wird. Bezogen auf Märkte, Produkte und Lieferketten als Wirkungsräume heisst das: Die Analyse muss das konkrete Thema ernst nehmen und zugleich den allgemeinen WÖk-Massstab halten. Es geht nicht darum, die Welt in gute und schlechte Akteure einzuteilen. Es geht darum, Wirkpfade, Wirkungsempfaenger, Datenqualitaet, Risiken und Rueckkopplung so zu beschreiben, dass bessere Entscheidungen moeglich werden.</w:t>
-      </w:r>
-    </w:p>
-    <w:p>
-      <w:r>
-        <w:t>Wirkpfad-Logik. Fuer Märkte, Produkte und Lieferketten als Wirkungsräume bedeutet ein Thema erst dann steuerbar wird, wenn der Mechanismus zwischen Ausloeser und Zustandsveraenderung beschrieben ist, dass die Analyse nicht bei einer Aktivitaet, einem guten Willen oder einer Kennzahl stehen bleiben darf. Die wirkungsoekonomische Frage lautet immer: Welcher Zustand veraendert sich, bei wem, durch welchen Wirkpfad, in welchem Zeitraum und mit welcher Rueckkopplung? Gerade in Grundstudium Wirkungsökonomie ist diese Unterscheidung entscheidend, weil Lernende spaeter nicht nur Begriffe wiedergeben, sondern Entscheidungssituationen pruefen muessen. Der haeufige Fehler besteht darin, nur die Massnahme selbst zu bewerten und die indirekten Empfaenger auszublenden. Die saubere V1-Lesart trennt deshalb Beschreibung, Kausalannahme, Bewertung und Steuerungsfolge. Eine gute Fallanalyse zeichnet mindestens einen direkten und einen indirekten Wirkpfad nach. So wird aus dem Thema kein isoliertes Kapitel, sondern ein pruefbarer Baustein der WÖk-Architektur.</w:t>
-      </w:r>
-    </w:p>
-    <w:p>
-      <w:r>
-        <w:t>Daten- und Quellenklarheit. Fuer Märkte, Produkte und Lieferketten als Wirkungsräume bedeutet jede Bewertung nur so belastbar ist wie Datenlage, Quellenstatus und Aktualitaet, dass die Analyse nicht bei einer Aktivitaet, einem guten Willen oder einer Kennzahl stehen bleiben darf. Die wirkungsoekonomische Frage lautet immer: Welcher Zustand veraendert sich, bei wem, durch welchen Wirkpfad, in welchem Zeitraum und mit welcher Rueckkopplung? Gerade in Grundstudium Wirkungsökonomie ist diese Unterscheidung entscheidend, weil Lernende spaeter nicht nur Begriffe wiedergeben, sondern Entscheidungssituationen pruefen muessen. Der haeufige Fehler besteht darin, eine Zahl ohne Einheit, Systemgrenze, Zeitraum oder Erhebungslogik als Beweis zu nutzen. Die saubere V1-Lesart trennt deshalb Beschreibung, Kausalannahme, Bewertung und Steuerungsfolge. Die Lernenden sollen Daten nicht dekorativ zitieren, sondern ihre Aussagekraft, Luecken und Grenzen offenlegen. So wird aus dem Thema kein isoliertes Kapitel, sondern ein pruefbarer Baustein der WÖk-Architektur.</w:t>
-      </w:r>
-    </w:p>
-    <w:p>
-      <w:r>
-        <w:t>Ambivalenz. Fuer Märkte, Produkte und Lieferketten als Wirkungsräume bedeutet positive und negative Zustandsveraenderungen gleichzeitig auftreten koennen, dass die Analyse nicht bei einer Aktivitaet, einem guten Willen oder einer Kennzahl stehen bleiben darf. Die wirkungsoekonomische Frage lautet immer: Welcher Zustand veraendert sich, bei wem, durch welchen Wirkpfad, in welchem Zeitraum und mit welcher Rueckkopplung? Gerade in Grundstudium Wirkungsökonomie ist diese Unterscheidung entscheidend, weil Lernende spaeter nicht nur Begriffe wiedergeben, sondern Entscheidungssituationen pruefen muessen. Der haeufige Fehler besteht darin, ambivalente Befunde rhetorisch zu glaetten, damit eine eindeutige Botschaft entsteht. Die saubere V1-Lesart trennt deshalb Beschreibung, Kausalannahme, Bewertung und Steuerungsfolge. Ein gutes Skript fuehrt deshalb Profile, Zielkonflikte und offene Punkte nebeneinander. So wird aus dem Thema kein isoliertes Kapitel, sondern ein pruefbarer Baustein der WÖk-Architektur.</w:t>
-      </w:r>
-    </w:p>
-    <w:p>
-      <w:r>
-        <w:t>Fallfenster zur Anwendung. Eine Fuehrungsentscheidung erzeugt zugleich Nutzen und Risiken. Die WÖk behandelt Ambivalenz nicht als Stoerung, sondern als Kern der Analyse. Positive Netto-Wirkung darf erst behauptet werden, wenn zentrale negative Wirkungen getrennt geprueft und rote Linien gewahrt sind. Bezogen auf Märkte, Produkte und Lieferketten als Wirkungsräume heisst das: Die Analyse muss das konkrete Thema ernst nehmen und zugleich den allgemeinen WÖk-Massstab halten. Es geht nicht darum, die Welt in gute und schlechte Akteure einzuteilen. Es geht darum, Wirkpfade, Wirkungsempfaenger, Datenqualitaet, Risiken und Rueckkopplung so zu beschreiben, dass bessere Entscheidungen moeglich werden.</w:t>
-      </w:r>
-    </w:p>
-    <w:p>
-      <w:r>
-        <w:t>Nichtkompensation. Fuer Märkte, Produkte und Lieferketten als Wirkungsräume bedeutet schwere zentrale Schaeden nicht durch beliebige positive Einzelwerte neutralisiert werden duerfen, dass die Analyse nicht bei einer Aktivitaet, einem guten Willen oder einer Kennzahl stehen bleiben darf. Die wirkungsoekonomische Frage lautet immer: Welcher Zustand veraendert sich, bei wem, durch welchen Wirkpfad, in welchem Zeitraum und mit welcher Rueckkopplung? Gerade in Grundstudium Wirkungsökonomie ist diese Unterscheidung entscheidend, weil Lernende spaeter nicht nur Begriffe wiedergeben, sondern Entscheidungssituationen pruefen muessen. Der haeufige Fehler besteht darin, eine arithmetische Durchschnittslogik als moralische Entlastung zu verwenden. Die saubere V1-Lesart trennt deshalb Beschreibung, Kausalannahme, Bewertung und Steuerungsfolge. Reverse Merit Order und rote Linien sind Schutzregeln gegen Schoenrechnung. So wird aus dem Thema kein isoliertes Kapitel, sondern ein pruefbarer Baustein der WÖk-Architektur.</w:t>
+        <w:t>Abschlusskommentar 3: Lesen, pruefen, rueckkoppeln</w:t>
+      </w:r>
+    </w:p>
+    <w:p>
+      <w:r>
+        <w:t>Die folgende Verdichtung fuehrt die vorhandenen Kapitel nicht als Wiederholung, sondern als Anwendung zusammen. Wirkungskompetenz entsteht, wenn dieselbe begriffliche Strenge in Fallanalyse, Datenarbeit, Kommunikation, Governance und Entscheidungspraxis wiedererkannt wird.</w:t>
+      </w:r>
+    </w:p>
+    <w:p>
+      <w:r>
+        <w:t>Evidenzregel. Lernziele darf im Skript nicht als dekorativer Begriff stehen bleiben. Der Abschnitt traegt nur dann, wenn er eine pruefbare Aussage erlaubt: Welche Quelle stuetzt die Annahme, welche Unsicherheit bleibt offen und welche Gegenbeobachtung wuerde die Bewertung veraendern? Fuer Märkte, Produkte und Lieferketten als Wirkungsräume heisst das, dass praezise Sprache die erste Sicherung gegen Impact-Washing bildet. Die Studierenden sollen nicht lernen, einen Score nachzusprechen. Sie sollen erkennen, wann ein Score klaert, wann er verdeckt und wann eine rote Linie die Durchschnittslogik stoppt.</w:t>
+      </w:r>
+    </w:p>
+    <w:p>
+      <w:r>
+        <w:t>Fallfenster zur Anwendung. Eine Organisation plant eine Massnahme und formuliert dazu eine positive Absicht. In der WÖk reicht das nicht. Fuer diese Vorlesung muss sichtbar werden, welche Zustandsveraenderung erwartet wird, welche Empfaenger direkt oder indirekt betroffen sind, welche Nebenwirkungen entstehen koennen und welche Entscheidung spaeter korrigiert wird. Bezogen auf Märkte, Produkte und Lieferketten als Wirkungsräume heisst das: Die Analyse muss das konkrete Thema ernst nehmen und zugleich den allgemeinen WÖk-Massstab halten. Es geht nicht darum, Akteure moralisch zu sortieren. Es geht darum, Wirkpfade, Wirkungsempfaenger, Datenqualitaet, Risiken und Rueckkopplung so zu beschreiben, dass bessere Entscheidungen moeglich werden.</w:t>
+      </w:r>
+    </w:p>
+    <w:p>
+      <w:r>
+        <w:t>Transfer in Grundstudium Wirkungsökonomie. Einleitung / Wirkungsfrage verbindet die inhaltliche Deutung mit der spaeteren Praxis. Eine Organisation kann zu Märkte, Produkte und Lieferketten als Wirkungsräume sehr ueberzeugend kommunizieren und trotzdem an einen plausiblen Gedanken schon fuer Wirkung zu halten, obwohl Empfaenger, Zustand, Zeitbezug und Quelle fehlen scheitern. Darum muss die V1-Fassung immer auch nach Governance fragen: Wer erhebt Daten, wer bewertet sie, wer traegt die Folgen, wer kann widersprechen und wann wird eine Entscheidung korrigiert? Mindestens ein direkter und ein indirekter Wirkpfad muessen nachvollziehbar sein. So wird aus einem Lehrkapitel eine verantwortbare Arbeitsroutine.</w:t>
+      </w:r>
+    </w:p>
+    <w:p>
+      <w:r>
+        <w:t>Grenze gegen Scheingenauigkeit. Gerade bei Kernaussage ist Praezision wichtiger als grosse Begriffe. Eine Wirkungsaussage bleibt schwach, wenn sie nur Aktivitaet, Reichweite, Absicht oder Image beschreibt. Stark wird sie erst, wenn sie die Zustandsveraenderung und ihre Bedingungen offenlegt. In V16 ist deshalb entscheidend, jede Bewertung nur so belastbar ist wie Datenlage, Quellenstatus, Aktualitaet und Systemgrenze. Die Fehlerlinie verlaeuft nicht zwischen Optimismus und Pessimismus, sondern zwischen offengelegter Unsicherheit und rhetorischer Sicherheit ohne Pruefpfad.</w:t>
       </w:r>
     </w:p>
     <w:p>
       <w:r>
         <w:t>Pruefungsnahe Transferfrage. Formuliere zu V16 eine Wirkungsaussage in drei Saetzen: Erstens den beobachteten oder plausiblen Zustand, zweitens die Daten- oder Quellenlage, drittens die offene Unsicherheit samt Rueckkopplung. Die Antwort muss ohne moralische Personenbewertung auskommen und darf Reichweite nicht mit Wirkung verwechseln.</w:t>
-      </w:r>
-    </w:p>
-    <w:p>
-      <w:r>
-        <w:t>Rueckkopplung. Fuer Märkte, Produkte und Lieferketten als Wirkungsräume bedeutet Wirkungswissen erst dann wertvoll wird, wenn es Entscheidungen veraendert, dass die Analyse nicht bei einer Aktivitaet, einem guten Willen oder einer Kennzahl stehen bleiben darf. Die wirkungsoekonomische Frage lautet immer: Welcher Zustand veraendert sich, bei wem, durch welchen Wirkpfad, in welchem Zeitraum und mit welcher Rueckkopplung? Gerade in Grundstudium Wirkungsökonomie ist diese Unterscheidung entscheidend, weil Lernende spaeter nicht nur Begriffe wiedergeben, sondern Entscheidungssituationen pruefen muessen. Der haeufige Fehler besteht darin, einen Bericht als Endpunkt zu betrachten. Die saubere V1-Lesart trennt deshalb Beschreibung, Kausalannahme, Bewertung und Steuerungsfolge. Jeder Analyseblock sollte fragen, welche Routine, welcher Prozess oder welche Ressource nach der Bewertung angepasst wird. So wird aus dem Thema kein isoliertes Kapitel, sondern ein pruefbarer Baustein der WÖk-Architektur.</w:t>
-      </w:r>
-    </w:p>
-    <w:p>
-      <w:r>
-        <w:t>Governance. Fuer Märkte, Produkte und Lieferketten als Wirkungsräume bedeutet Wirkungsbewertung Verfahren, Rechte, Transparenz und Korrektur braucht, dass die Analyse nicht bei einer Aktivitaet, einem guten Willen oder einer Kennzahl stehen bleiben darf. Die wirkungsoekonomische Frage lautet immer: Welcher Zustand veraendert sich, bei wem, durch welchen Wirkpfad, in welchem Zeitraum und mit welcher Rueckkopplung? Gerade in Grundstudium Wirkungsökonomie ist diese Unterscheidung entscheidend, weil Lernende spaeter nicht nur Begriffe wiedergeben, sondern Entscheidungssituationen pruefen muessen. Der haeufige Fehler besteht darin, Bewertung als technokratische Top-down-Setzung zu verstehen. Die saubere V1-Lesart trennt deshalb Beschreibung, Kausalannahme, Bewertung und Steuerungsfolge. Betroffene, Datenhalter, Entscheider und Kontrollinstanzen muessen unterscheidbare Rollen behalten. So wird aus dem Thema kein isoliertes Kapitel, sondern ein pruefbarer Baustein der WÖk-Architektur.</w:t>
-      </w:r>
-    </w:p>
-    <w:p>
-      <w:r>
-        <w:t>Fallfenster zur Anwendung. Ein Controlling-Team moechte einen Score bilden. Das Skript verlangt, dass Datenqualitaet, Systemgrenzen, Gewichtung, Unsicherheit und Nichtkompensation sichtbar bleiben. Ein Score darf die Diskussion nicht beenden, sondern muss bessere Fragen, Priorisierung und Rueckkopplung ermoeglichen. Bezogen auf Märkte, Produkte und Lieferketten als Wirkungsräume heisst das: Die Analyse muss das konkrete Thema ernst nehmen und zugleich den allgemeinen WÖk-Massstab halten. Es geht nicht darum, die Welt in gute und schlechte Akteure einzuteilen. Es geht darum, Wirkpfade, Wirkungsempfaenger, Datenqualitaet, Risiken und Rueckkopplung so zu beschreiben, dass bessere Entscheidungen moeglich werden.</w:t>
       </w:r>
     </w:p>
     <w:p>
@@ -2909,110 +3078,6 @@
     <w:p>
       <w:r>
         <w:t>Diese Finalisierung schliesst die Codex-Inhaltsproduktion fuer V16. Offen bleibt nicht der fachliche Kern des Skripts, sondern der naechste Produktionsschritt: Claude setzt daraus die CI/CD-konforme Reader- und PDF-Fassung, prueft Satz, Umbrueche, Medienintegration und Lektorat und markiert erst danach die veroeffentlichte Fassung als freigegeben.</w:t>
-      </w:r>
-    </w:p>
-    <w:p>
-      <w:pPr>
-        <w:pStyle w:val="Heading2"/>
-      </w:pPr>
-      <w:r>
-        <w:t>9. Quellen</w:t>
-      </w:r>
-    </w:p>
-    <w:p>
-      <w:pPr>
-        <w:pStyle w:val="Heading3"/>
-      </w:pPr>
-      <w:r>
-        <w:t>WÖk-Quellen</w:t>
-      </w:r>
-    </w:p>
-    <w:p>
-      <w:pPr>
-        <w:pStyle w:val="ListBullet"/>
-      </w:pPr>
-      <w:r>
-        <w:t>Die neue Ordnung des Wohlstands (https://wirkungsoekonomie.de/buch.html) — aktuelles Grundlagenwerk der Wirkungsökonomie.</w:t>
-      </w:r>
-    </w:p>
-    <w:p>
-      <w:pPr>
-        <w:pStyle w:val="ListBullet"/>
-      </w:pPr>
-      <w:r>
-        <w:t>WÖk-Referenz (https://wirkungsoekonomie.de/referenz/) — öffentliche Kapitel- und Volltextreferenz.</w:t>
-      </w:r>
-    </w:p>
-    <w:p>
-      <w:pPr>
-        <w:pStyle w:val="ListBullet"/>
-      </w:pPr>
-      <w:r>
-        <w:t>Glossar der Wirkungsökonomie (https://wirkungsoekonomie.de/glossar.html) — öffentliche Begriffsdefinitionen und Abgrenzungen.</w:t>
-      </w:r>
-    </w:p>
-    <w:p>
-      <w:pPr>
-        <w:pStyle w:val="ListBullet"/>
-      </w:pPr>
-      <w:r>
-        <w:t>WÖk-Werkzeuge (https://wirkungsoekonomie.de/werkzeuge/) — öffentliche Methoden-, Scorecard- und Controlling-Werkzeuge.</w:t>
-      </w:r>
-    </w:p>
-    <w:p>
-      <w:pPr>
-        <w:pStyle w:val="ListBullet"/>
-      </w:pPr>
-      <w:r>
-        <w:t>WÖk-Journal (https://wirkungsoekonomie.de/blog.html) — Dossiers und Fallanalysen.</w:t>
-      </w:r>
-    </w:p>
-    <w:p>
-      <w:pPr>
-        <w:pStyle w:val="Heading3"/>
-      </w:pPr>
-      <w:r>
-        <w:t>Externe Quellen fuer die V1-Fassung</w:t>
-      </w:r>
-    </w:p>
-    <w:p>
-      <w:pPr>
-        <w:pStyle w:val="ListBullet"/>
-      </w:pPr>
-      <w:r>
-        <w:t>United Nations (2015): Transforming our world: the 2030 Agenda for Sustainable Development (https://sdgs.un.org/2030agenda).</w:t>
-      </w:r>
-    </w:p>
-    <w:p>
-      <w:pPr>
-        <w:pStyle w:val="ListBullet"/>
-      </w:pPr>
-      <w:r>
-        <w:t>European Commission: Corporate sustainability reporting (https://finance.ec.europa.eu/financial-markets/company-reporting-and-auditing/company-reporting/corporate-sustainability-reporting_en), EU taxonomy for sustainable activities (https://finance.ec.europa.eu/sustainable-finance/tools-and-standards/eu-taxonomy-sustainable-activities_en) und Digital Product Passport (https://single-market-economy.ec.europa.eu/news/commission-launches-consultation-digital-product-passport-2025-04-09_en), soweit fuer das Thema einschlaegig.</w:t>
-      </w:r>
-    </w:p>
-    <w:p>
-      <w:pPr>
-        <w:pStyle w:val="ListBullet"/>
-      </w:pPr>
-      <w:r>
-        <w:t>EFRAG: Sustainability reporting und ESRS (https://www.efrag.org/en/sustainability-reporting), soweit fuer das Thema einschlaegig.</w:t>
-      </w:r>
-    </w:p>
-    <w:p>
-      <w:pPr>
-        <w:pStyle w:val="ListBullet"/>
-      </w:pPr>
-      <w:r>
-        <w:t>Global Reporting Initiative: GRI Standards (https://www.globalreporting.org/standards/), soweit fuer Berichts- und Indikatorenfragen einschlaegig.</w:t>
-      </w:r>
-    </w:p>
-    <w:p>
-      <w:pPr>
-        <w:pStyle w:val="ListBullet"/>
-      </w:pPr>
-      <w:r>
-        <w:t>Fachliteratur zu Wirkungslogik, Evaluation, Systemtheorie, Resilienz, Governance, Diffusion, Vertrauen oder Controlling je nach Thema.</w:t>
       </w:r>
     </w:p>
     <w:sectPr>

--- a/docs/studienskripte/word-rohfassungen/woek-g-v16.docx
+++ b/docs/studienskripte/word-rohfassungen/woek-g-v16.docx
@@ -2514,12 +2514,12 @@
     </w:p>
     <w:p>
       <w:r>
-        <w:t>Dieses Skript zu V16 Märkte, Produkte und Lieferketten als Wirkungsräume ist als Langformtext angelegt: Es soll nicht nur die Vorlesung begleiten, sondern als eigenstaendiges Studienmaterial funktionieren. Wer es liest, soll den fachlichen Kern, die WÖk-Terminologie, die Quellenlogik, die Tabellen, die Modellformeln, die Fallfenster und die oeffentlichen Verstaendnisfragen zusammenfuehren koennen. Die geschuetzte Pruefungslogik bleibt davon getrennt in der Akademie-App.</w:t>
-      </w:r>
-    </w:p>
-    <w:p>
-      <w:r>
-        <w:t>Fuer den Abschluss ist entscheidend, dass Märkte, Produkte und Lieferketten als Wirkungsräume im Feld Grundstudium Wirkungsökonomie nicht als Einzelthema stehen bleibt. Die Vorlesung traegt zur gemeinsamen Architektur bei: begriffliche Grundlegung, Bewertungsrahmen und gesellschaftliche Einordnung. Daraus folgt eine Lesehaltung, die streng und praktisch zugleich ist. Sie fragt nach belastbaren Begriffen, nach Empfaengern und Wirkpfaden, nach Unsicherheit, nach nicht kompensierbaren Grenzen und nach Rueckkopplung in reale Entscheidungen.</w:t>
+        <w:t>Dieses Skript zu V16 Märkte, Produkte und Lieferketten als Wirkungsräume ist als Langformtext angelegt. Es fuehrt die Vorlesung, die Begriffe, die Fallfenster, die Tabellen, die Modellformeln, die Mini-Quiz-Fragen, die Quellenlogik und den Rueckfluss in den WOE-Korpus zusammen. Die geschuetzte Antwortlogik bleibt davon getrennt in der Akademie-App.</w:t>
+      </w:r>
+    </w:p>
+    <w:p>
+      <w:r>
+        <w:t>Der Abschluss liest Märkte, Produkte und Lieferketten als Wirkungsräume im Feld Grundstudium Wirkungsoekonomie. Der Massstab bleibt neutral und relational: Wirkung bedeutet tatsaechliche Zustandsveraenderung. Wirkungspotenzial beschreibt plausible Moeglichkeit. Wirkungsrisiko beschreibt moegliche negative Veraenderung. Wenn eine Zielgroesse gemeint ist, geht es um positive Netto-Wirkung. Genau diese Trennung entscheidet, ob das Skript fachlich traegt.</w:t>
       </w:r>
     </w:p>
     <w:p>
@@ -2527,7 +2527,7 @@
         <w:pStyle w:val="Heading3"/>
       </w:pPr>
       <w:r>
-        <w:t>Abschlussmatrix fuer die Anwendung</w:t>
+        <w:t>Abschlussmatrix</w:t>
       </w:r>
     </w:p>
     <w:tbl>
@@ -2553,7 +2553,7 @@
               <w:rPr>
                 <w:b/>
               </w:rPr>
-              <w:t>Ebene</w:t>
+              <w:t>Pruefebene</w:t>
             </w:r>
           </w:p>
         </w:tc>
@@ -2581,7 +2581,7 @@
               <w:rPr>
                 <w:b/>
               </w:rPr>
-              <w:t>Qualitaetsgrenze</w:t>
+              <w:t>Grenze</w:t>
             </w:r>
           </w:p>
         </w:tc>
@@ -2605,7 +2605,7 @@
           </w:tcPr>
           <w:p>
             <w:r>
-              <w:t>Wirkung, Wirkungspotenzial und Wirkungsrisiko werden im Kontext der Vorlesung getrennt.</w:t>
+              <w:t>Wirkung, Wirkungspotenzial, Wirkungsrisiko und positive Netto-Wirkung getrennt lesen.</w:t>
             </w:r>
           </w:p>
         </w:tc>
@@ -2616,7 +2616,7 @@
           </w:tcPr>
           <w:p>
             <w:r>
-              <w:t>keine Absicht als Wirkung ausgeben</w:t>
+              <w:t>Keine Absicht als Wirkung ausgeben.</w:t>
             </w:r>
           </w:p>
         </w:tc>
@@ -2640,7 +2640,7 @@
           </w:tcPr>
           <w:p>
             <w:r>
-              <w:t>Ausloeser, Mechanismus, Wirkungsempfaenger, Zustand und Rueckkopplung werden sichtbar.</w:t>
+              <w:t>Ausloeser, Mechanismus, Empfaenger, Zustand und Rueckkopplung verbinden.</w:t>
             </w:r>
           </w:p>
         </w:tc>
@@ -2651,7 +2651,7 @@
           </w:tcPr>
           <w:p>
             <w:r>
-              <w:t>keine lineare Erfolgsgeschichte erfinden</w:t>
+              <w:t>Keine lineare Erfolgsgeschichte erfinden.</w:t>
             </w:r>
           </w:p>
         </w:tc>
@@ -2664,7 +2664,7 @@
           </w:tcPr>
           <w:p>
             <w:r>
-              <w:t>Daten</w:t>
+              <w:t>Evidenz</w:t>
             </w:r>
           </w:p>
         </w:tc>
@@ -2675,7 +2675,7 @@
           </w:tcPr>
           <w:p>
             <w:r>
-              <w:t>Quellen, Datenqualitaet, Unsicherheit und Aktualitaet werden benannt.</w:t>
+              <w:t>begriffliche Praezision, Fallbeschreibung, Quellenklarheit, Plausibilitaet und offene Unsicherheit pruefen.</w:t>
             </w:r>
           </w:p>
         </w:tc>
@@ -2686,7 +2686,7 @@
           </w:tcPr>
           <w:p>
             <w:r>
-              <w:t>keine Scheingenauigkeit erzeugen</w:t>
+              <w:t>Keine Scheingenauigkeit erzeugen.</w:t>
             </w:r>
           </w:p>
         </w:tc>
@@ -2710,7 +2710,7 @@
           </w:tcPr>
           <w:p>
             <w:r>
-              <w:t>SDGs, Agenda 2030, SDG+ und WÖk-Schutzlinien bilden den Referenzrahmen.</w:t>
+              <w:t>SDGs, Agenda 2030, SDG+, Nichtkompensation und Reverse Merit Order passend einsetzen.</w:t>
             </w:r>
           </w:p>
         </w:tc>
@@ -2721,7 +2721,7 @@
           </w:tcPr>
           <w:p>
             <w:r>
-              <w:t>keine Durchschnittslogik gegen rote Linien</w:t>
+              <w:t>Keine Durchschnittslogik gegen rote Linien.</w:t>
             </w:r>
           </w:p>
         </w:tc>
@@ -2745,7 +2745,7 @@
           </w:tcPr>
           <w:p>
             <w:r>
-              <w:t>Die Bewertung fuehrt zu Entscheidung, Budget, Prozess, Kommunikation oder Korrektur.</w:t>
+              <w:t>Ergebnis in Begriff, Fallbewertung, Wirkpfad, rote Linie, Quellenbeurteilung oder Rueckkopplungsregel uebersetzen.</w:t>
             </w:r>
           </w:p>
         </w:tc>
@@ -2756,7 +2756,7 @@
           </w:tcPr>
           <w:p>
             <w:r>
-              <w:t>kein Reporting ohne Rueckkopplung</w:t>
+              <w:t>Kein Reporting ohne Rueckkopplung.</w:t>
             </w:r>
           </w:p>
         </w:tc>
@@ -2768,132 +2768,107 @@
         <w:pStyle w:val="Heading3"/>
       </w:pPr>
       <w:r>
-        <w:t>Abschlusskommentar 1: Lesen, pruefen, rueckkoppeln</w:t>
-      </w:r>
-    </w:p>
-    <w:p>
-      <w:r>
-        <w:t>Die folgende Verdichtung fuehrt die vorhandenen Kapitel nicht als Wiederholung, sondern als Anwendung zusammen. Wirkungskompetenz entsteht, wenn dieselbe begriffliche Strenge in Fallanalyse, Datenarbeit, Kommunikation, Governance und Entscheidungspraxis wiedererkannt wird.</w:t>
-      </w:r>
-    </w:p>
-    <w:p>
-      <w:r>
-        <w:t>Begriffliche Schaerfung. Der Abschnitt Lernziele ist in V16 kein Zusatzwissen, sondern ein Pruefstein fuer die Grundfrage des Skripts: Was veraendert sich, bei wem, wodurch und mit welcher Rueckkopplung? Fuer Märkte, Produkte und Lieferketten als Wirkungsräume wird daran sichtbar, dass praezise Sprache die erste Sicherung gegen Impact-Washing bildet. Die fachliche Grenze liegt dort, wo Lernende Output, Reichweite, Absicht und Wirkung in einem Satz vermischen. Die saubere Lesart trennt deshalb Beobachtung, Kausalannahme, Bewertung und Steuerungsfolge. In der Anwendung sollte daraus mindestens eine konkrete Begriff, Wirkpfad, Fallbewertung, rote Linie oder Rueckkopplung abgeleitet werden; sonst bleibt das Wissen erklaerend, aber nicht steuerungsfaehig.</w:t>
-      </w:r>
-    </w:p>
-    <w:p>
-      <w:r>
-        <w:t>Anwendung auf Einleitung / Wirkungsfrage. In einer Fallanalyse beginnt dieser Punkt nicht mit einer Meinung, sondern mit einer belastbaren Beschreibung. Wer V16 pruefungsnah liest, fragt zuerst nach Wirkungsempfaengern, Wirkraum, Zeitraum und Datenquelle. Erst danach folgt die Bewertung im Referenzrahmen Mensch, Planet, Demokratie, SDGs, Agenda 2030 und SDG+. Mindestens ein direkter und ein indirekter Wirkpfad muessen nachvollziehbar sein. Der typische Kurzschluss waere, nur die Massnahme selbst bewerten und indirekte Empfaenger ausblenden. Genau dagegen setzt die WÖk die Pflicht, Wirkungspotenzial, Wirkungsrisiko und positive Netto-Wirkung begrifflich getrennt zu halten.</w:t>
-      </w:r>
-    </w:p>
-    <w:p>
-      <w:r>
-        <w:t>Evidenzregel. Kernaussage darf im Skript nicht als dekorativer Begriff stehen bleiben. Der Abschnitt traegt nur dann, wenn er eine pruefbare Aussage erlaubt: Welche Quelle stuetzt die Annahme, welche Unsicherheit bleibt offen und welche Gegenbeobachtung wuerde die Bewertung veraendern? Fuer Märkte, Produkte und Lieferketten als Wirkungsräume heisst das, dass jede Bewertung nur so belastbar ist wie Datenlage, Quellenstatus, Aktualitaet und Systemgrenze. Die Studierenden sollen nicht lernen, einen Score nachzusprechen. Sie sollen erkennen, wann ein Score klaert, wann er verdeckt und wann eine rote Linie die Durchschnittslogik stoppt.</w:t>
-      </w:r>
-    </w:p>
-    <w:p>
-      <w:r>
-        <w:t>Fallfenster zur Anwendung. Ein Controlling-Team moechte einen Score bilden. Das Skript verlangt, dass Datenqualitaet, Systemgrenzen, Gewichtung, Unsicherheit und Nichtkompensation sichtbar bleiben. Ein Score darf die Diskussion nicht beenden, sondern muss bessere Fragen, Priorisierung und Rueckkopplung ermoeglichen. Bezogen auf Märkte, Produkte und Lieferketten als Wirkungsräume heisst das: Die Analyse muss das konkrete Thema ernst nehmen und zugleich den allgemeinen WÖk-Massstab halten. Es geht nicht darum, Akteure moralisch zu sortieren. Es geht darum, Wirkpfade, Wirkungsempfaenger, Datenqualitaet, Risiken und Rueckkopplung so zu beschreiben, dass bessere Entscheidungen moeglich werden.</w:t>
-      </w:r>
-    </w:p>
-    <w:p>
-      <w:r>
-        <w:t>Transfer in Grundstudium Wirkungsökonomie. Quelltext und fachliche Grundlegung verbindet die inhaltliche Deutung mit der spaeteren Praxis. Eine Organisation kann zu Märkte, Produkte und Lieferketten als Wirkungsräume sehr ueberzeugend kommunizieren und trotzdem an einen plausiblen Gedanken schon fuer Wirkung zu halten, obwohl Empfaenger, Zustand, Zeitbezug und Quelle fehlen scheitern. Darum muss die V1-Fassung immer auch nach Governance fragen: Wer erhebt Daten, wer bewertet sie, wer traegt die Folgen, wer kann widersprechen und wann wird eine Entscheidung korrigiert? Profile, Zielkonflikte und offene Punkte werden nebeneinander gefuehrt. So wird aus einem Lehrkapitel eine verantwortbare Arbeitsroutine.</w:t>
-      </w:r>
-    </w:p>
-    <w:p>
-      <w:r>
-        <w:t>Grenze gegen Scheingenauigkeit. Gerade bei Wo Wirkung wirtschaftlich entsteht ist Praezision wichtiger als grosse Begriffe. Eine Wirkungsaussage bleibt schwach, wenn sie nur Aktivitaet, Reichweite, Absicht oder Image beschreibt. Stark wird sie erst, wenn sie die Zustandsveraenderung und ihre Bedingungen offenlegt. In V16 ist deshalb entscheidend, schwere zentrale Schaeden nicht durch beliebige positive Einzelwerte neutralisiert werden duerfen. Die Fehlerlinie verlaeuft nicht zwischen Optimismus und Pessimismus, sondern zwischen offengelegter Unsicherheit und rhetorischer Sicherheit ohne Pruefpfad.</w:t>
-      </w:r>
-    </w:p>
-    <w:p>
-      <w:r>
-        <w:t>Pruefungsnahe Transferfrage. Formuliere zu V16 eine Wirkungsaussage in drei Saetzen: Erstens den beobachteten oder plausiblen Zustand, zweitens die Daten- oder Quellenlage, drittens die offene Unsicherheit samt Rueckkopplung. Die Antwort muss ohne moralische Personenbewertung auskommen und darf Reichweite nicht mit Wirkung verwechseln.</w:t>
-      </w:r>
-    </w:p>
-    <w:p>
-      <w:r>
-        <w:t>Pruefungsnahe Lesart. Aus Das Produkt als Wirkungsträger laesst sich eine gute Transferfrage ableiten: Welche Entscheidung waere falsch, wenn dieser Abschnitt missverstanden wird? Fuer Märkte, Produkte und Lieferketten als Wirkungsräume lautet die Antwort meist nicht einfach "mehr Wirkung", sondern genauer: bessere Unterscheidung, sauberere Daten, klarere Schutzlinie und rueckgekoppelte Steuerung. Jeder Analyseblock fragt nach der Routine, die nach der Bewertung angepasst wird. Wer das im Fall anwenden kann, hat den Kern der Vorlesung verstanden; wer nur Definitionen wiederholt, bleibt unter dem Anspruch der Akademie.</w:t>
-      </w:r>
-    </w:p>
-    <w:p>
-      <w:r>
-        <w:t>Fallfenster zur Anwendung. Ein Kommunikationsbericht nennt viele Aktivitaeten, Reichweiten und Rueckmeldungen. Die V1-Pruefung fragt, ob daraus eine belastbare Wirkungsaussage folgt. Wenn nur Kontakte, Klicks oder Zustimmung vorliegen, bleibt die Aussage im Bereich Wirkungspotenzial oder Resonanz, nicht im Bereich nachgewiesener Wirkung. Bezogen auf Märkte, Produkte und Lieferketten als Wirkungsräume heisst das: Die Analyse muss das konkrete Thema ernst nehmen und zugleich den allgemeinen WÖk-Massstab halten. Es geht nicht darum, Akteure moralisch zu sortieren. Es geht darum, Wirkpfade, Wirkungsempfaenger, Datenqualitaet, Risiken und Rueckkopplung so zu beschreiben, dass bessere Entscheidungen moeglich werden.</w:t>
-      </w:r>
-    </w:p>
-    <w:p>
-      <w:r>
-        <w:t>Governance. Der Abschnitt Der Hebel im Produktdesign ist in V16 kein Zusatzwissen, sondern ein Pruefstein fuer die Grundfrage des Skripts: Was veraendert sich, bei wem, wodurch und mit welcher Rueckkopplung? Fuer Märkte, Produkte und Lieferketten als Wirkungsräume wird daran sichtbar, dass Wirkungsbewertung Verfahren, Rechte, Transparenz und Korrektur braucht. Die fachliche Grenze liegt dort, wo Lernende Bewertung als technokratische Top-down-Setzung verstehen. Die saubere Lesart trennt deshalb Beobachtung, Kausalannahme, Bewertung und Steuerungsfolge. In der Anwendung sollte daraus mindestens eine konkrete Begriff, Wirkpfad, Fallbewertung, rote Linie oder Rueckkopplung abgeleitet werden; sonst bleibt das Wissen erklaerend, aber nicht steuerungsfaehig.</w:t>
-      </w:r>
-    </w:p>
-    <w:p>
-      <w:r>
-        <w:t>Anwendung auf Der Markt als Wirkungsraum. In einer Fallanalyse beginnt dieser Punkt nicht mit einer Meinung, sondern mit einer belastbaren Beschreibung. Wer V16 pruefungsnah liest, fragt zuerst nach Wirkungsempfaengern, Wirkraum, Zeitraum und Datenquelle. Erst danach folgt die Bewertung im Referenzrahmen Mensch, Planet, Demokratie, SDGs, Agenda 2030 und SDG+. Pruefungsfragen verbinden Begriff, Anwendung, Evidenz und rote Linie. Der typische Kurzschluss waere, reines Auswendiglernen als Kompetenznachweis behandeln. Genau dagegen setzt die WÖk die Pflicht, Wirkungspotenzial, Wirkungsrisiko und positive Netto-Wirkung begrifflich getrennt zu halten.</w:t>
-      </w:r>
-    </w:p>
-    <w:p>
-      <w:r>
-        <w:t>Evidenzregel. Der Markt als Verstärker darf im Skript nicht als dekorativer Begriff stehen bleiben. Der Abschnitt traegt nur dann, wenn er eine pruefbare Aussage erlaubt: Welche Quelle stuetzt die Annahme, welche Unsicherheit bleibt offen und welche Gegenbeobachtung wuerde die Bewertung veraendern? Fuer Märkte, Produkte und Lieferketten als Wirkungsräume heisst das, dass WÖk-Begriffe im Alltag nur tragen, wenn sie in Routinen uebersetzt werden. Die Studierenden sollen nicht lernen, einen Score nachzusprechen. Sie sollen erkennen, wann ein Score klaert, wann er verdeckt und wann eine rote Linie die Durchschnittslogik stoppt.</w:t>
-      </w:r>
-    </w:p>
-    <w:p>
-      <w:r>
-        <w:t>Fallfenster zur Anwendung. Eine Organisation plant eine Massnahme und formuliert dazu eine positive Absicht. In der WÖk reicht das nicht. Fuer diese Vorlesung muss sichtbar werden, welche Zustandsveraenderung erwartet wird, welche Empfaenger direkt oder indirekt betroffen sind, welche Nebenwirkungen entstehen koennen und welche Entscheidung spaeter korrigiert wird. Bezogen auf Märkte, Produkte und Lieferketten als Wirkungsräume heisst das: Die Analyse muss das konkrete Thema ernst nehmen und zugleich den allgemeinen WÖk-Massstab halten. Es geht nicht darum, Akteure moralisch zu sortieren. Es geht darum, Wirkpfade, Wirkungsempfaenger, Datenqualitaet, Risiken und Rueckkopplung so zu beschreiben, dass bessere Entscheidungen moeglich werden.</w:t>
-      </w:r>
-    </w:p>
-    <w:p>
-      <w:r>
-        <w:t>Transfer in Grundstudium Wirkungsökonomie. Die Lieferkette als Wirkungsraum verbindet die inhaltliche Deutung mit der spaeteren Praxis. Eine Organisation kann zu Märkte, Produkte und Lieferketten als Wirkungsräume sehr ueberzeugend kommunizieren und trotzdem an einen plausiblen Gedanken schon fuer Wirkung zu halten, obwohl Empfaenger, Zustand, Zeitbezug und Quelle fehlen scheitern. Darum muss die V1-Fassung immer auch nach Governance fragen: Wer erhebt Daten, wer bewertet sie, wer traegt die Folgen, wer kann widersprechen und wann wird eine Entscheidung korrigiert? Gute Kommunikation unterscheidet Befund, Annahme und normative Bewertung. So wird aus einem Lehrkapitel eine verantwortbare Arbeitsroutine.</w:t>
-      </w:r>
-    </w:p>
-    <w:p>
-      <w:r>
-        <w:t>Pruefungsnahe Transferfrage. Formuliere zu V16 eine Wirkungsaussage in drei Saetzen: Erstens den beobachteten oder plausiblen Zustand, zweitens die Daten- oder Quellenlage, drittens die offene Unsicherheit samt Rueckkopplung. Die Antwort muss ohne moralische Personenbewertung auskommen und darf Reichweite nicht mit Wirkung verwechseln.</w:t>
-      </w:r>
-    </w:p>
-    <w:p>
-      <w:r>
-        <w:t>Grenze gegen Scheingenauigkeit. Gerade bei Verantwortung entlang der ganzen Kette ist Praezision wichtiger als grosse Begriffe. Eine Wirkungsaussage bleibt schwach, wenn sie nur Aktivitaet, Reichweite, Absicht oder Image beschreibt. Stark wird sie erst, wenn sie die Zustandsveraenderung und ihre Bedingungen offenlegt. In V16 ist deshalb entscheidend, jede Wirkungsaussage eine Grenze zieht und diese Grenze begruenden muss. Die Fehlerlinie verlaeuft nicht zwischen Optimismus und Pessimismus, sondern zwischen offengelegter Unsicherheit und rhetorischer Sicherheit ohne Pruefpfad.</w:t>
-      </w:r>
-    </w:p>
-    <w:p>
-      <w:r>
-        <w:t>Pruefungsnahe Lesart. Aus Ein Beispiel: eine Tasse Kaffee laesst sich eine gute Transferfrage ableiten: Welche Entscheidung waere falsch, wenn dieser Abschnitt missverstanden wird? Fuer Märkte, Produkte und Lieferketten als Wirkungsräume lautet die Antwort meist nicht einfach "mehr Wirkung", sondern genauer: bessere Unterscheidung, sauberere Daten, klarere Schutzlinie und rueckgekoppelte Steuerung. Szenarien pruefen Sofortwirkung, Folgewirkung und Reversibilitaet getrennt. Wer das im Fall anwenden kann, hat den Kern der Vorlesung verstanden; wer nur Definitionen wiederholt, bleibt unter dem Anspruch der Akademie.</w:t>
-      </w:r>
-    </w:p>
-    <w:p>
-      <w:r>
-        <w:t>Fallfenster zur Anwendung. Eine Fuehrungsentscheidung erzeugt zugleich Nutzen und Risiken. Die WÖk behandelt Ambivalenz nicht als Stoerung, sondern als Kern der Analyse. Positive Netto-Wirkung darf erst behauptet werden, wenn zentrale negative Wirkungen getrennt geprueft und rote Linien gewahrt sind. Bezogen auf Märkte, Produkte und Lieferketten als Wirkungsräume heisst das: Die Analyse muss das konkrete Thema ernst nehmen und zugleich den allgemeinen WÖk-Massstab halten. Es geht nicht darum, Akteure moralisch zu sortieren. Es geht darum, Wirkpfade, Wirkungsempfaenger, Datenqualitaet, Risiken und Rueckkopplung so zu beschreiben, dass bessere Entscheidungen moeglich werden.</w:t>
-      </w:r>
-    </w:p>
-    <w:p>
-      <w:r>
-        <w:t>Betroffenenperspektive. Der Abschnitt Die drei Räume greifen ineinander ist in V16 kein Zusatzwissen, sondern ein Pruefstein fuer die Grundfrage des Skripts: Was veraendert sich, bei wem, wodurch und mit welcher Rueckkopplung? Fuer Märkte, Produkte und Lieferketten als Wirkungsräume wird daran sichtbar, dass Wirkung nicht am Sender, sondern an veraenderten Zustanden der Empfaenger geprueft wird. Die fachliche Grenze liegt dort, wo Lernende interne Erfolgskennzahlen mit gesellschaftlicher Wirkung verwechseln. Die saubere Lesart trennt deshalb Beobachtung, Kausalannahme, Bewertung und Steuerungsfolge. In der Anwendung sollte daraus mindestens eine konkrete Begriff, Wirkpfad, Fallbewertung, rote Linie oder Rueckkopplung abgeleitet werden; sonst bleibt das Wissen erklaerend, aber nicht steuerungsfaehig.</w:t>
-      </w:r>
-    </w:p>
-    <w:p>
-      <w:r>
-        <w:t>Anwendung auf Was du aus dieser Vorlesung mitnimmst. In einer Fallanalyse beginnt dieser Punkt nicht mit einer Meinung, sondern mit einer belastbaren Beschreibung. Wer V16 pruefungsnah liest, fragt zuerst nach Wirkungsempfaengern, Wirkraum, Zeitraum und Datenquelle. Erst danach folgt die Bewertung im Referenzrahmen Mensch, Planet, Demokratie, SDGs, Agenda 2030 und SDG+. Jede Schlussfolgerung endet mit Entscheidung, Verantwortlichkeit und Termin fuer Rueckpruefung. Der typische Kurzschluss waere, Befunde sammeln, ohne Ressourcen oder Regeln zu veraendern. Genau dagegen setzt die WÖk die Pflicht, Wirkungspotenzial, Wirkungsrisiko und positive Netto-Wirkung begrifflich getrennt zu halten.</w:t>
-      </w:r>
-    </w:p>
-    <w:p>
-      <w:r>
-        <w:t>Evidenzregel. Wirkungsökonomische Vertiefung darf im Skript nicht als dekorativer Begriff stehen bleiben. Der Abschnitt traegt nur dann, wenn er eine pruefbare Aussage erlaubt: Welche Quelle stuetzt die Annahme, welche Unsicherheit bleibt offen und welche Gegenbeobachtung wuerde die Bewertung veraendern? Fuer Märkte, Produkte und Lieferketten als Wirkungsräume heisst das, dass WÖk-Aussagen mit bestehenden Begriffen, Studien, Standards und Rechtsrahmen in Beziehung stehen muessen. Die Studierenden sollen nicht lernen, einen Score nachzusprechen. Sie sollen erkennen, wann ein Score klaert, wann er verdeckt und wann eine rote Linie die Durchschnittslogik stoppt.</w:t>
-      </w:r>
-    </w:p>
-    <w:p>
-      <w:r>
-        <w:t>Fallfenster zur Anwendung. Ein Controlling-Team moechte einen Score bilden. Das Skript verlangt, dass Datenqualitaet, Systemgrenzen, Gewichtung, Unsicherheit und Nichtkompensation sichtbar bleiben. Ein Score darf die Diskussion nicht beenden, sondern muss bessere Fragen, Priorisierung und Rueckkopplung ermoeglichen. Bezogen auf Märkte, Produkte und Lieferketten als Wirkungsräume heisst das: Die Analyse muss das konkrete Thema ernst nehmen und zugleich den allgemeinen WÖk-Massstab halten. Es geht nicht darum, Akteure moralisch zu sortieren. Es geht darum, Wirkpfade, Wirkungsempfaenger, Datenqualitaet, Risiken und Rueckkopplung so zu beschreiben, dass bessere Entscheidungen moeglich werden.</w:t>
-      </w:r>
-    </w:p>
-    <w:p>
-      <w:r>
-        <w:t>Pruefungsnahe Transferfrage. Formuliere zu V16 eine Wirkungsaussage in drei Saetzen: Erstens den beobachteten oder plausiblen Zustand, zweitens die Daten- oder Quellenlage, drittens die offene Unsicherheit samt Rueckkopplung. Die Antwort muss ohne moralische Personenbewertung auskommen und darf Reichweite nicht mit Wirkung verwechseln.</w:t>
-      </w:r>
-    </w:p>
-    <w:p>
-      <w:r>
-        <w:t>Transfer in Grundstudium Wirkungsökonomie. Prüfungsrelevanz verbindet die inhaltliche Deutung mit der spaeteren Praxis. Eine Organisation kann zu Märkte, Produkte und Lieferketten als Wirkungsräume sehr ueberzeugend kommunizieren und trotzdem an einen plausiblen Gedanken schon fuer Wirkung zu halten, obwohl Empfaenger, Zustand, Zeitbezug und Quelle fehlen scheitern. Darum muss die V1-Fassung immer auch nach Governance fragen: Wer erhebt Daten, wer bewertet sie, wer traegt die Folgen, wer kann widersprechen und wann wird eine Entscheidung korrigiert? Die Analyse markiert Stoppsignale vor jeder Portfolio- oder Score-Debatte. So wird aus einem Lehrkapitel eine verantwortbare Arbeitsroutine.</w:t>
+        <w:t>Schlussvertiefung 1: Märkte, Produkte und Lieferketten als Wirkungsräume im Anwendungsfall</w:t>
+      </w:r>
+    </w:p>
+    <w:p>
+      <w:r>
+        <w:t>Die folgenden Abschnitte sind keine neue Pruefungsloesung. Sie verdichten die vorhandenen Kapitel zu einer Lesart, mit der Studierende einen Fall selbststaendig analysieren koennen. Im Mittelpunkt stehen Produkte, Institutionen, Lieferketten und Investitionsentscheidungen als Wirkungstraeger, nicht moralische Personenbewertung.</w:t>
+      </w:r>
+    </w:p>
+    <w:p>
+      <w:r>
+        <w:t>Begriffliche Schlussklaerung. Einleitung / Wirkungsfrage zeigt, warum Märkte, Produkte und Lieferketten als Wirkungsräume mehr ist als ein Schlagwort im Feld Produkte, Institutionen, Lieferketten und Investitionsentscheidungen als Wirkungstraeger. Die wirkungsoekonomische Frage lautet: Welche reale Veraenderung wird moeglich, welche bleibt nur Potenzial und wo entsteht ein Wirkungsrisiko? Diese Unterscheidung schuetzt vor Impact-Washing, weil sie Absicht, Aktivitaet, Reichweite und Wirkung auseinanderhaelt.</w:t>
+      </w:r>
+    </w:p>
+    <w:p>
+      <w:r>
+        <w:t>Eine Kommune, ein Unternehmen oder eine Bildungsorganisation will Märkte, Produkte und Lieferketten als Wirkungsräume praktisch anwenden. Der erste Schritt ist nicht die Auswahl eines Instruments, sondern die Klaerung der Zustandsveraenderung. Bei Einleitung / Wirkungsfrage muss deshalb benannt werden, wer betroffen ist, welcher Zustand sich veraendert, welche Frist gilt und welche Gegenbeobachtung die Annahme widerlegen wuerde. Erst danach entsteht eine begruendete Entscheidung im Feld Begriff, Fallbewertung, Wirkpfad, rote Linie, Quellenbeurteilung oder Rueckkopplungsregel.</w:t>
+      </w:r>
+    </w:p>
+    <w:p>
+      <w:r>
+        <w:t>Wirkpfad und Empfaenger. In V16 muss Kernaussage immer mit Empfaengern gelesen werden. Wirkung entsteht nicht beim Sender, sondern an veraenderten Zustaenden von Menschen, Oekosystemen, Institutionen, Oeffentlichkeit oder kuenftigen Handlungsspielraeumen. Darum reicht es nicht, interne Aktivitaeten zu dokumentieren. Entscheidend ist, ob sich ein Zustand nachvollziehbar veraendert und ob diese Veraenderung im Referenzrahmen Mensch, Planet, Demokratie, SDGs, Agenda 2030 und SDG+ tragfaehig bewertet werden kann.</w:t>
+      </w:r>
+    </w:p>
+    <w:p>
+      <w:r>
+        <w:t>Ein Bericht behauptet, die Massnahme zu Märkte, Produkte und Lieferketten als Wirkungsräume sei erfolgreich. Die WOE-Lesart fragt bei Kernaussage nach belastbaren Nachweisen: begriffliche Praezision, Fallbeschreibung, Quellenklarheit, Plausibilitaet und offene Unsicherheit. Wenn diese Nachweise fehlen, bleibt die Aussage Wirkungspotenzial oder Kommunikationsbehauptung. Sie kann wichtig sein, aber sie ist noch keine belegte Wirkung.</w:t>
+      </w:r>
+    </w:p>
+    <w:p>
+      <w:r>
+        <w:t>Daten, Quellen und Evidenz. Wissenschaftliche Anschlussfaehigkeit entsteht hier durch Quellenklarheit. Bei Quelltext und fachliche Grundlegung werden interne WOE-Begriffe nicht als Ersatz fuer Belege benutzt, sondern mit Produktwirkungslogik, Lebenszyklusdaten, Lieferketten- und Portfoliosteuerung verbunden. Wo die Datenlage offen bleibt, wird das offengelegt. Wo eine Aussage nur plausibel ist, bleibt sie als Wirkungspotenzial markiert. Wo ein Schaden eine rote Linie beruehrt, greift Nichtkompensation vor Durchschnittslogik.</w:t>
+      </w:r>
+    </w:p>
+    <w:p>
+      <w:r>
+        <w:t>In einer kontroversen Entscheidung wirkt Quelltext und fachliche Grundlegung als Pruefpunkt fuer Ambivalenz. Ein Nutzen fuer eine Gruppe kann mit Risiken fuer andere Wirkungsempfaenger einhergehen. Das Skript verlangt deshalb, positive und negative Zustandsveraenderungen getrennt zu fuehren, bevor von positiver Netto-Wirkung gesprochen wird.</w:t>
+      </w:r>
+    </w:p>
+    <w:p>
+      <w:r>
+        <w:t>Bewertung und rote Linien. In Grundstudium Wirkungsoekonomie wird Wo Wirkung wirtschaftlich entsteht erst steuerungsfaehig, wenn daraus eine Entscheidung folgt. Die Grundbegriffe muessen in spaeteren Modulen wiedererkennbar bleiben. Ohne diese Rueckkopplung bleibt Reporting eine Beschreibung. Mit Rueckkopplung wird aus Bewertung eine veraenderte Routine: ein anderer Prozess, ein geaenderter Anreiz, eine bessere Datenpflicht, eine korrigierte Kommunikation oder eine neue Priorisierung.</w:t>
+      </w:r>
+    </w:p>
+    <w:p>
+      <w:r>
+        <w:t>Die typische Fehlstelle bei Märkte, Produkte und Lieferketten als Wirkungsräume liegt darin, nur die Nutzenseite zu zeigen und Vorketten, Nutzung, Ende oder institutionelle Nebenfolgen auszublenden. Bei Wo Wirkung wirtschaftlich entsteht wird diese Fehlstelle konkret: Ein scheinbar plausibler Befund darf nicht zur Abkuerzung werden. Quellen, Systemgrenzen, Unsicherheit und Rueckkopplung bleiben sichtbar.</w:t>
+      </w:r>
+    </w:p>
+    <w:p>
+      <w:r>
+        <w:t>Kontrollfrage. Welche Entscheidung waere falsch, wenn Wo Wirkung wirtschaftlich entsteht in V16 missverstanden wird? Die Antwort muss mindestens eine Daten- oder Quellenannahme, eine betroffene Gruppe oder Schutzdimension, eine moegliche Nebenwirkung und einen Rueckkopplungsschritt nennen. Richtig ist nicht die lauteste Bewertung, sondern diejenige, die Begriff, Beleg und Steuerungsfolge zusammenhaelt.</w:t>
+      </w:r>
+    </w:p>
+    <w:p>
+      <w:r>
+        <w:t>Steuerung und Rueckkopplung. Die Grenze gegen Scheingenauigkeit verlaeuft bei Das Produkt als Wirkungsträger nicht zwischen Optimismus und Pessimismus. Sie verlaeuft zwischen offengelegter Unsicherheit und rhetorischer Sicherheit. Wer Märkte, Produkte und Lieferketten als Wirkungsräume belastbar anwenden will, benennt Systemgrenze, Zeitraum, Vergleichspunkt und offene Gegenhypothese. Gerade dadurch bleibt das Skript anschlussfaehig fuer Forschung, Praxis und spaetere Revision.</w:t>
+      </w:r>
+    </w:p>
+    <w:p>
+      <w:r>
+        <w:t>Fuer die Pruefung ist Das Produkt als Wirkungsträger dann verstanden, wenn daraus eine belastbare Fallantwort entsteht. Eine gute Antwort unterscheidet Beobachtung, Kausalannahme, Bewertung und Steuerungsfolge. Sie bewertet keine Menschen, sondern Wirkpfade, Zustandsveraenderungen, Risiken und institutionelle Bedingungen.</w:t>
+      </w:r>
+    </w:p>
+    <w:p>
+      <w:r>
+        <w:t>Pruefungsnahe Anwendung. Der Hebel im Produktdesign zeigt, warum Märkte, Produkte und Lieferketten als Wirkungsräume mehr ist als ein Schlagwort im Feld Produkte, Institutionen, Lieferketten und Investitionsentscheidungen als Wirkungstraeger. Die wirkungsoekonomische Frage lautet: Welche reale Veraenderung wird moeglich, welche bleibt nur Potenzial und wo entsteht ein Wirkungsrisiko? Diese Unterscheidung schuetzt vor Impact-Washing, weil sie Absicht, Aktivitaet, Reichweite und Wirkung auseinanderhaelt.</w:t>
+      </w:r>
+    </w:p>
+    <w:p>
+      <w:r>
+        <w:t>Eine Kommune, ein Unternehmen oder eine Bildungsorganisation will Märkte, Produkte und Lieferketten als Wirkungsräume praktisch anwenden. Der erste Schritt ist nicht die Auswahl eines Instruments, sondern die Klaerung der Zustandsveraenderung. Bei Der Hebel im Produktdesign muss deshalb benannt werden, wer betroffen ist, welcher Zustand sich veraendert, welche Frist gilt und welche Gegenbeobachtung die Annahme widerlegen wuerde. Erst danach entsteht eine begruendete Entscheidung im Feld Begriff, Fallbewertung, Wirkpfad, rote Linie, Quellenbeurteilung oder Rueckkopplungsregel.</w:t>
+      </w:r>
+    </w:p>
+    <w:p>
+      <w:r>
+        <w:t>Rueckfluss. Fuer den WOE-Korpus bedeutet das: Begriffe aus Märkte, Produkte und Lieferketten als Wirkungsräume sollten dort geschaerft werden, wo sie in Glossar, Werkzeugen, Journal oder Readern doppeldeutig bleiben. Offene Forschungsfragen werden nicht versteckt. Sie markieren die Stelle, an der spaetere Evidenz, ein besserer Datensatz oder eine praezisere Fallstudie die Bewertung veraendern kann.</w:t>
+      </w:r>
+    </w:p>
+    <w:p>
+      <w:r>
+        <w:t>Transfer in den WOE-Korpus. In V16 muss Der Markt als Wirkungsraum immer mit Empfaengern gelesen werden. Wirkung entsteht nicht beim Sender, sondern an veraenderten Zustaenden von Menschen, Oekosystemen, Institutionen, Oeffentlichkeit oder kuenftigen Handlungsspielraeumen. Darum reicht es nicht, interne Aktivitaeten zu dokumentieren. Entscheidend ist, ob sich ein Zustand nachvollziehbar veraendert und ob diese Veraenderung im Referenzrahmen Mensch, Planet, Demokratie, SDGs, Agenda 2030 und SDG+ tragfaehig bewertet werden kann.</w:t>
+      </w:r>
+    </w:p>
+    <w:p>
+      <w:r>
+        <w:t>Ein Bericht behauptet, die Massnahme zu Märkte, Produkte und Lieferketten als Wirkungsräume sei erfolgreich. Die WOE-Lesart fragt bei Der Markt als Wirkungsraum nach belastbaren Nachweisen: begriffliche Praezision, Fallbeschreibung, Quellenklarheit, Plausibilitaet und offene Unsicherheit. Wenn diese Nachweise fehlen, bleibt die Aussage Wirkungspotenzial oder Kommunikationsbehauptung. Sie kann wichtig sein, aber sie ist noch keine belegte Wirkung.</w:t>
+      </w:r>
+    </w:p>
+    <w:p>
+      <w:r>
+        <w:t>Grenzen der Aussage. Wissenschaftliche Anschlussfaehigkeit entsteht hier durch Quellenklarheit. Bei Der Markt als Verstärker werden interne WOE-Begriffe nicht als Ersatz fuer Belege benutzt, sondern mit Produktwirkungslogik, Lebenszyklusdaten, Lieferketten- und Portfoliosteuerung verbunden. Wo die Datenlage offen bleibt, wird das offengelegt. Wo eine Aussage nur plausibel ist, bleibt sie als Wirkungspotenzial markiert. Wo ein Schaden eine rote Linie beruehrt, greift Nichtkompensation vor Durchschnittslogik.</w:t>
+      </w:r>
+    </w:p>
+    <w:p>
+      <w:r>
+        <w:t>In einer kontroversen Entscheidung wirkt Der Markt als Verstärker als Pruefpunkt fuer Ambivalenz. Ein Nutzen fuer eine Gruppe kann mit Risiken fuer andere Wirkungsempfaenger einhergehen. Das Skript verlangt deshalb, positive und negative Zustandsveraenderungen getrennt zu fuehren, bevor von positiver Netto-Wirkung gesprochen wird.</w:t>
+      </w:r>
+    </w:p>
+    <w:p>
+      <w:r>
+        <w:t>Kontrollfrage. Welche Entscheidung waere falsch, wenn Der Markt als Verstärker in V16 missverstanden wird? Die Antwort muss mindestens eine Daten- oder Quellenannahme, eine betroffene Gruppe oder Schutzdimension, eine moegliche Nebenwirkung und einen Rueckkopplungsschritt nennen. Richtig ist nicht die lauteste Bewertung, sondern diejenige, die Begriff, Beleg und Steuerungsfolge zusammenhaelt.</w:t>
       </w:r>
     </w:p>
     <w:p>
@@ -2901,132 +2876,107 @@
         <w:pStyle w:val="Heading3"/>
       </w:pPr>
       <w:r>
-        <w:t>Abschlusskommentar 2: Lesen, pruefen, rueckkoppeln</w:t>
-      </w:r>
-    </w:p>
-    <w:p>
-      <w:r>
-        <w:t>Die folgende Verdichtung fuehrt die vorhandenen Kapitel nicht als Wiederholung, sondern als Anwendung zusammen. Wirkungskompetenz entsteht, wenn dieselbe begriffliche Strenge in Fallanalyse, Datenarbeit, Kommunikation, Governance und Entscheidungspraxis wiedererkannt wird.</w:t>
-      </w:r>
-    </w:p>
-    <w:p>
-      <w:r>
-        <w:t>Grenze gegen Scheingenauigkeit. Gerade bei Lernziele ist Praezision wichtiger als grosse Begriffe. Eine Wirkungsaussage bleibt schwach, wenn sie nur Aktivitaet, Reichweite, Absicht oder Image beschreibt. Stark wird sie erst, wenn sie die Zustandsveraenderung und ihre Bedingungen offenlegt. In V16 ist deshalb entscheidend, praezise Sprache die erste Sicherung gegen Impact-Washing bildet. Die Fehlerlinie verlaeuft nicht zwischen Optimismus und Pessimismus, sondern zwischen offengelegter Unsicherheit und rhetorischer Sicherheit ohne Pruefpfad.</w:t>
-      </w:r>
-    </w:p>
-    <w:p>
-      <w:r>
-        <w:t>Pruefungsnahe Lesart. Aus Einleitung / Wirkungsfrage laesst sich eine gute Transferfrage ableiten: Welche Entscheidung waere falsch, wenn dieser Abschnitt missverstanden wird? Fuer Märkte, Produkte und Lieferketten als Wirkungsräume lautet die Antwort meist nicht einfach "mehr Wirkung", sondern genauer: bessere Unterscheidung, sauberere Daten, klarere Schutzlinie und rueckgekoppelte Steuerung. Mindestens ein direkter und ein indirekter Wirkpfad muessen nachvollziehbar sein. Wer das im Fall anwenden kann, hat den Kern der Vorlesung verstanden; wer nur Definitionen wiederholt, bleibt unter dem Anspruch der Akademie.</w:t>
-      </w:r>
-    </w:p>
-    <w:p>
-      <w:r>
-        <w:t>Fallfenster zur Anwendung. Ein Kommunikationsbericht nennt viele Aktivitaeten, Reichweiten und Rueckmeldungen. Die V1-Pruefung fragt, ob daraus eine belastbare Wirkungsaussage folgt. Wenn nur Kontakte, Klicks oder Zustimmung vorliegen, bleibt die Aussage im Bereich Wirkungspotenzial oder Resonanz, nicht im Bereich nachgewiesener Wirkung. Bezogen auf Märkte, Produkte und Lieferketten als Wirkungsräume heisst das: Die Analyse muss das konkrete Thema ernst nehmen und zugleich den allgemeinen WÖk-Massstab halten. Es geht nicht darum, Akteure moralisch zu sortieren. Es geht darum, Wirkpfade, Wirkungsempfaenger, Datenqualitaet, Risiken und Rueckkopplung so zu beschreiben, dass bessere Entscheidungen moeglich werden.</w:t>
-      </w:r>
-    </w:p>
-    <w:p>
-      <w:r>
-        <w:t>Daten- und Quellenklarheit. Der Abschnitt Kernaussage ist in V16 kein Zusatzwissen, sondern ein Pruefstein fuer die Grundfrage des Skripts: Was veraendert sich, bei wem, wodurch und mit welcher Rueckkopplung? Fuer Märkte, Produkte und Lieferketten als Wirkungsräume wird daran sichtbar, dass jede Bewertung nur so belastbar ist wie Datenlage, Quellenstatus, Aktualitaet und Systemgrenze. Die fachliche Grenze liegt dort, wo Lernende eine Zahl ohne Einheit, Zeitraum oder Erhebungslogik als Beweis nutzen. Die saubere Lesart trennt deshalb Beobachtung, Kausalannahme, Bewertung und Steuerungsfolge. In der Anwendung sollte daraus mindestens eine konkrete Begriff, Wirkpfad, Fallbewertung, rote Linie oder Rueckkopplung abgeleitet werden; sonst bleibt das Wissen erklaerend, aber nicht steuerungsfaehig.</w:t>
-      </w:r>
-    </w:p>
-    <w:p>
-      <w:r>
-        <w:t>Anwendung auf Quelltext und fachliche Grundlegung. In einer Fallanalyse beginnt dieser Punkt nicht mit einer Meinung, sondern mit einer belastbaren Beschreibung. Wer V16 pruefungsnah liest, fragt zuerst nach Wirkungsempfaengern, Wirkraum, Zeitraum und Datenquelle. Erst danach folgt die Bewertung im Referenzrahmen Mensch, Planet, Demokratie, SDGs, Agenda 2030 und SDG+. Profile, Zielkonflikte und offene Punkte werden nebeneinander gefuehrt. Der typische Kurzschluss waere, ambivalente Befunde glaetten, damit eine eindeutige Botschaft entsteht. Genau dagegen setzt die WÖk die Pflicht, Wirkungspotenzial, Wirkungsrisiko und positive Netto-Wirkung begrifflich getrennt zu halten.</w:t>
-      </w:r>
-    </w:p>
-    <w:p>
-      <w:r>
-        <w:t>Pruefungsnahe Transferfrage. Formuliere zu V16 eine Wirkungsaussage in drei Saetzen: Erstens den beobachteten oder plausiblen Zustand, zweitens die Daten- oder Quellenlage, drittens die offene Unsicherheit samt Rueckkopplung. Die Antwort muss ohne moralische Personenbewertung auskommen und darf Reichweite nicht mit Wirkung verwechseln.</w:t>
-      </w:r>
-    </w:p>
-    <w:p>
-      <w:r>
-        <w:t>Evidenzregel. Wo Wirkung wirtschaftlich entsteht darf im Skript nicht als dekorativer Begriff stehen bleiben. Der Abschnitt traegt nur dann, wenn er eine pruefbare Aussage erlaubt: Welche Quelle stuetzt die Annahme, welche Unsicherheit bleibt offen und welche Gegenbeobachtung wuerde die Bewertung veraendern? Fuer Märkte, Produkte und Lieferketten als Wirkungsräume heisst das, dass schwere zentrale Schaeden nicht durch beliebige positive Einzelwerte neutralisiert werden duerfen. Die Studierenden sollen nicht lernen, einen Score nachzusprechen. Sie sollen erkennen, wann ein Score klaert, wann er verdeckt und wann eine rote Linie die Durchschnittslogik stoppt.</w:t>
-      </w:r>
-    </w:p>
-    <w:p>
-      <w:r>
-        <w:t>Fallfenster zur Anwendung. Eine Organisation plant eine Massnahme und formuliert dazu eine positive Absicht. In der WÖk reicht das nicht. Fuer diese Vorlesung muss sichtbar werden, welche Zustandsveraenderung erwartet wird, welche Empfaenger direkt oder indirekt betroffen sind, welche Nebenwirkungen entstehen koennen und welche Entscheidung spaeter korrigiert wird. Bezogen auf Märkte, Produkte und Lieferketten als Wirkungsräume heisst das: Die Analyse muss das konkrete Thema ernst nehmen und zugleich den allgemeinen WÖk-Massstab halten. Es geht nicht darum, Akteure moralisch zu sortieren. Es geht darum, Wirkpfade, Wirkungsempfaenger, Datenqualitaet, Risiken und Rueckkopplung so zu beschreiben, dass bessere Entscheidungen moeglich werden.</w:t>
-      </w:r>
-    </w:p>
-    <w:p>
-      <w:r>
-        <w:t>Transfer in Grundstudium Wirkungsökonomie. Das Produkt als Wirkungsträger verbindet die inhaltliche Deutung mit der spaeteren Praxis. Eine Organisation kann zu Märkte, Produkte und Lieferketten als Wirkungsräume sehr ueberzeugend kommunizieren und trotzdem an einen plausiblen Gedanken schon fuer Wirkung zu halten, obwohl Empfaenger, Zustand, Zeitbezug und Quelle fehlen scheitern. Darum muss die V1-Fassung immer auch nach Governance fragen: Wer erhebt Daten, wer bewertet sie, wer traegt die Folgen, wer kann widersprechen und wann wird eine Entscheidung korrigiert? Jeder Analyseblock fragt nach der Routine, die nach der Bewertung angepasst wird. So wird aus einem Lehrkapitel eine verantwortbare Arbeitsroutine.</w:t>
-      </w:r>
-    </w:p>
-    <w:p>
-      <w:r>
-        <w:t>Grenze gegen Scheingenauigkeit. Gerade bei Der Hebel im Produktdesign ist Praezision wichtiger als grosse Begriffe. Eine Wirkungsaussage bleibt schwach, wenn sie nur Aktivitaet, Reichweite, Absicht oder Image beschreibt. Stark wird sie erst, wenn sie die Zustandsveraenderung und ihre Bedingungen offenlegt. In V16 ist deshalb entscheidend, Wirkungsbewertung Verfahren, Rechte, Transparenz und Korrektur braucht. Die Fehlerlinie verlaeuft nicht zwischen Optimismus und Pessimismus, sondern zwischen offengelegter Unsicherheit und rhetorischer Sicherheit ohne Pruefpfad.</w:t>
-      </w:r>
-    </w:p>
-    <w:p>
-      <w:r>
-        <w:t>Pruefungsnahe Lesart. Aus Der Markt als Wirkungsraum laesst sich eine gute Transferfrage ableiten: Welche Entscheidung waere falsch, wenn dieser Abschnitt missverstanden wird? Fuer Märkte, Produkte und Lieferketten als Wirkungsräume lautet die Antwort meist nicht einfach "mehr Wirkung", sondern genauer: bessere Unterscheidung, sauberere Daten, klarere Schutzlinie und rueckgekoppelte Steuerung. Pruefungsfragen verbinden Begriff, Anwendung, Evidenz und rote Linie. Wer das im Fall anwenden kann, hat den Kern der Vorlesung verstanden; wer nur Definitionen wiederholt, bleibt unter dem Anspruch der Akademie.</w:t>
-      </w:r>
-    </w:p>
-    <w:p>
-      <w:r>
-        <w:t>Fallfenster zur Anwendung. Eine Fuehrungsentscheidung erzeugt zugleich Nutzen und Risiken. Die WÖk behandelt Ambivalenz nicht als Stoerung, sondern als Kern der Analyse. Positive Netto-Wirkung darf erst behauptet werden, wenn zentrale negative Wirkungen getrennt geprueft und rote Linien gewahrt sind. Bezogen auf Märkte, Produkte und Lieferketten als Wirkungsräume heisst das: Die Analyse muss das konkrete Thema ernst nehmen und zugleich den allgemeinen WÖk-Massstab halten. Es geht nicht darum, Akteure moralisch zu sortieren. Es geht darum, Wirkpfade, Wirkungsempfaenger, Datenqualitaet, Risiken und Rueckkopplung so zu beschreiben, dass bessere Entscheidungen moeglich werden.</w:t>
-      </w:r>
-    </w:p>
-    <w:p>
-      <w:r>
-        <w:t>Organisationale Umsetzung. Der Abschnitt Der Markt als Verstärker ist in V16 kein Zusatzwissen, sondern ein Pruefstein fuer die Grundfrage des Skripts: Was veraendert sich, bei wem, wodurch und mit welcher Rueckkopplung? Fuer Märkte, Produkte und Lieferketten als Wirkungsräume wird daran sichtbar, dass WÖk-Begriffe im Alltag nur tragen, wenn sie in Routinen uebersetzt werden. Die fachliche Grenze liegt dort, wo Lernende Verantwortung an eine einzelne Nachhaltigkeitsfunktion auslagern. Die saubere Lesart trennt deshalb Beobachtung, Kausalannahme, Bewertung und Steuerungsfolge. In der Anwendung sollte daraus mindestens eine konkrete Begriff, Wirkpfad, Fallbewertung, rote Linie oder Rueckkopplung abgeleitet werden; sonst bleibt das Wissen erklaerend, aber nicht steuerungsfaehig.</w:t>
-      </w:r>
-    </w:p>
-    <w:p>
-      <w:r>
-        <w:t>Pruefungsnahe Transferfrage. Formuliere zu V16 eine Wirkungsaussage in drei Saetzen: Erstens den beobachteten oder plausiblen Zustand, zweitens die Daten- oder Quellenlage, drittens die offene Unsicherheit samt Rueckkopplung. Die Antwort muss ohne moralische Personenbewertung auskommen und darf Reichweite nicht mit Wirkung verwechseln.</w:t>
-      </w:r>
-    </w:p>
-    <w:p>
-      <w:r>
-        <w:t>Anwendung auf Die Lieferkette als Wirkungsraum. In einer Fallanalyse beginnt dieser Punkt nicht mit einer Meinung, sondern mit einer belastbaren Beschreibung. Wer V16 pruefungsnah liest, fragt zuerst nach Wirkungsempfaengern, Wirkraum, Zeitraum und Datenquelle. Erst danach folgt die Bewertung im Referenzrahmen Mensch, Planet, Demokratie, SDGs, Agenda 2030 und SDG+. Gute Kommunikation unterscheidet Befund, Annahme und normative Bewertung. Der typische Kurzschluss waere, Eindeutigkeit behaupten, wo die Datenlage nur Potenzial oder Risiko traegt. Genau dagegen setzt die WÖk die Pflicht, Wirkungspotenzial, Wirkungsrisiko und positive Netto-Wirkung begrifflich getrennt zu halten.</w:t>
-      </w:r>
-    </w:p>
-    <w:p>
-      <w:r>
-        <w:t>Evidenzregel. Verantwortung entlang der ganzen Kette darf im Skript nicht als dekorativer Begriff stehen bleiben. Der Abschnitt traegt nur dann, wenn er eine pruefbare Aussage erlaubt: Welche Quelle stuetzt die Annahme, welche Unsicherheit bleibt offen und welche Gegenbeobachtung wuerde die Bewertung veraendern? Fuer Märkte, Produkte und Lieferketten als Wirkungsräume heisst das, dass jede Wirkungsaussage eine Grenze zieht und diese Grenze begruenden muss. Die Studierenden sollen nicht lernen, einen Score nachzusprechen. Sie sollen erkennen, wann ein Score klaert, wann er verdeckt und wann eine rote Linie die Durchschnittslogik stoppt.</w:t>
-      </w:r>
-    </w:p>
-    <w:p>
-      <w:r>
-        <w:t>Fallfenster zur Anwendung. Ein Controlling-Team moechte einen Score bilden. Das Skript verlangt, dass Datenqualitaet, Systemgrenzen, Gewichtung, Unsicherheit und Nichtkompensation sichtbar bleiben. Ein Score darf die Diskussion nicht beenden, sondern muss bessere Fragen, Priorisierung und Rueckkopplung ermoeglichen. Bezogen auf Märkte, Produkte und Lieferketten als Wirkungsräume heisst das: Die Analyse muss das konkrete Thema ernst nehmen und zugleich den allgemeinen WÖk-Massstab halten. Es geht nicht darum, Akteure moralisch zu sortieren. Es geht darum, Wirkpfade, Wirkungsempfaenger, Datenqualitaet, Risiken und Rueckkopplung so zu beschreiben, dass bessere Entscheidungen moeglich werden.</w:t>
-      </w:r>
-    </w:p>
-    <w:p>
-      <w:r>
-        <w:t>Transfer in Grundstudium Wirkungsökonomie. Ein Beispiel: eine Tasse Kaffee verbindet die inhaltliche Deutung mit der spaeteren Praxis. Eine Organisation kann zu Märkte, Produkte und Lieferketten als Wirkungsräume sehr ueberzeugend kommunizieren und trotzdem an einen plausiblen Gedanken schon fuer Wirkung zu halten, obwohl Empfaenger, Zustand, Zeitbezug und Quelle fehlen scheitern. Darum muss die V1-Fassung immer auch nach Governance fragen: Wer erhebt Daten, wer bewertet sie, wer traegt die Folgen, wer kann widersprechen und wann wird eine Entscheidung korrigiert? Szenarien pruefen Sofortwirkung, Folgewirkung und Reversibilitaet getrennt. So wird aus einem Lehrkapitel eine verantwortbare Arbeitsroutine.</w:t>
-      </w:r>
-    </w:p>
-    <w:p>
-      <w:r>
-        <w:t>Grenze gegen Scheingenauigkeit. Gerade bei Die drei Räume greifen ineinander ist Praezision wichtiger als grosse Begriffe. Eine Wirkungsaussage bleibt schwach, wenn sie nur Aktivitaet, Reichweite, Absicht oder Image beschreibt. Stark wird sie erst, wenn sie die Zustandsveraenderung und ihre Bedingungen offenlegt. In V16 ist deshalb entscheidend, Wirkung nicht am Sender, sondern an veraenderten Zustanden der Empfaenger geprueft wird. Die Fehlerlinie verlaeuft nicht zwischen Optimismus und Pessimismus, sondern zwischen offengelegter Unsicherheit und rhetorischer Sicherheit ohne Pruefpfad.</w:t>
-      </w:r>
-    </w:p>
-    <w:p>
-      <w:r>
-        <w:t>Pruefungsnahe Lesart. Aus Was du aus dieser Vorlesung mitnimmst laesst sich eine gute Transferfrage ableiten: Welche Entscheidung waere falsch, wenn dieser Abschnitt missverstanden wird? Fuer Märkte, Produkte und Lieferketten als Wirkungsräume lautet die Antwort meist nicht einfach "mehr Wirkung", sondern genauer: bessere Unterscheidung, sauberere Daten, klarere Schutzlinie und rueckgekoppelte Steuerung. Jede Schlussfolgerung endet mit Entscheidung, Verantwortlichkeit und Termin fuer Rueckpruefung. Wer das im Fall anwenden kann, hat den Kern der Vorlesung verstanden; wer nur Definitionen wiederholt, bleibt unter dem Anspruch der Akademie.</w:t>
-      </w:r>
-    </w:p>
-    <w:p>
-      <w:r>
-        <w:t>Fallfenster zur Anwendung. Ein Kommunikationsbericht nennt viele Aktivitaeten, Reichweiten und Rueckmeldungen. Die V1-Pruefung fragt, ob daraus eine belastbare Wirkungsaussage folgt. Wenn nur Kontakte, Klicks oder Zustimmung vorliegen, bleibt die Aussage im Bereich Wirkungspotenzial oder Resonanz, nicht im Bereich nachgewiesener Wirkung. Bezogen auf Märkte, Produkte und Lieferketten als Wirkungsräume heisst das: Die Analyse muss das konkrete Thema ernst nehmen und zugleich den allgemeinen WÖk-Massstab halten. Es geht nicht darum, Akteure moralisch zu sortieren. Es geht darum, Wirkpfade, Wirkungsempfaenger, Datenqualitaet, Risiken und Rueckkopplung so zu beschreiben, dass bessere Entscheidungen moeglich werden.</w:t>
-      </w:r>
-    </w:p>
-    <w:p>
-      <w:r>
-        <w:t>Pruefungsnahe Transferfrage. Formuliere zu V16 eine Wirkungsaussage in drei Saetzen: Erstens den beobachteten oder plausiblen Zustand, zweitens die Daten- oder Quellenlage, drittens die offene Unsicherheit samt Rueckkopplung. Die Antwort muss ohne moralische Personenbewertung auskommen und darf Reichweite nicht mit Wirkung verwechseln.</w:t>
-      </w:r>
-    </w:p>
-    <w:p>
-      <w:r>
-        <w:t>Wissenschaftliche Anschlussfaehigkeit. Der Abschnitt Wirkungsökonomische Vertiefung ist in V16 kein Zusatzwissen, sondern ein Pruefstein fuer die Grundfrage des Skripts: Was veraendert sich, bei wem, wodurch und mit welcher Rueckkopplung? Fuer Märkte, Produkte und Lieferketten als Wirkungsräume wird daran sichtbar, dass WÖk-Aussagen mit bestehenden Begriffen, Studien, Standards und Rechtsrahmen in Beziehung stehen muessen. Die fachliche Grenze liegt dort, wo Lernende hausinterne Sprache als Ersatz fuer zitierfaehige Begruendung verwenden. Die saubere Lesart trennt deshalb Beobachtung, Kausalannahme, Bewertung und Steuerungsfolge. In der Anwendung sollte daraus mindestens eine konkrete Begriff, Wirkpfad, Fallbewertung, rote Linie oder Rueckkopplung abgeleitet werden; sonst bleibt das Wissen erklaerend, aber nicht steuerungsfaehig.</w:t>
-      </w:r>
-    </w:p>
-    <w:p>
-      <w:r>
-        <w:t>Anwendung auf Prüfungsrelevanz. In einer Fallanalyse beginnt dieser Punkt nicht mit einer Meinung, sondern mit einer belastbaren Beschreibung. Wer V16 pruefungsnah liest, fragt zuerst nach Wirkungsempfaengern, Wirkraum, Zeitraum und Datenquelle. Erst danach folgt die Bewertung im Referenzrahmen Mensch, Planet, Demokratie, SDGs, Agenda 2030 und SDG+. Die Analyse markiert Stoppsignale vor jeder Portfolio- oder Score-Debatte. Der typische Kurzschluss waere, ein gutes Teilresultat gegen zentrale Schaeden aufrechnen. Genau dagegen setzt die WÖk die Pflicht, Wirkungspotenzial, Wirkungsrisiko und positive Netto-Wirkung begrifflich getrennt zu halten.</w:t>
+        <w:t>Schlussvertiefung 2: Märkte, Produkte und Lieferketten als Wirkungsräume im Anwendungsfall</w:t>
+      </w:r>
+    </w:p>
+    <w:p>
+      <w:r>
+        <w:t>Die folgenden Abschnitte sind keine neue Pruefungsloesung. Sie verdichten die vorhandenen Kapitel zu einer Lesart, mit der Studierende einen Fall selbststaendig analysieren koennen. Im Mittelpunkt stehen Produkte, Institutionen, Lieferketten und Investitionsentscheidungen als Wirkungstraeger, nicht moralische Personenbewertung.</w:t>
+      </w:r>
+    </w:p>
+    <w:p>
+      <w:r>
+        <w:t>Begriffliche Schlussklaerung. In Grundstudium Wirkungsoekonomie wird Die Lieferkette als Wirkungsraum erst steuerungsfaehig, wenn daraus eine Entscheidung folgt. Die Grundbegriffe muessen in spaeteren Modulen wiedererkennbar bleiben. Ohne diese Rueckkopplung bleibt Reporting eine Beschreibung. Mit Rueckkopplung wird aus Bewertung eine veraenderte Routine: ein anderer Prozess, ein geaenderter Anreiz, eine bessere Datenpflicht, eine korrigierte Kommunikation oder eine neue Priorisierung.</w:t>
+      </w:r>
+    </w:p>
+    <w:p>
+      <w:r>
+        <w:t>Die typische Fehlstelle bei Märkte, Produkte und Lieferketten als Wirkungsräume liegt darin, nur die Nutzenseite zu zeigen und Vorketten, Nutzung, Ende oder institutionelle Nebenfolgen auszublenden. Bei Die Lieferkette als Wirkungsraum wird diese Fehlstelle konkret: Ein scheinbar plausibler Befund darf nicht zur Abkuerzung werden. Quellen, Systemgrenzen, Unsicherheit und Rueckkopplung bleiben sichtbar.</w:t>
+      </w:r>
+    </w:p>
+    <w:p>
+      <w:r>
+        <w:t>Wirkpfad und Empfaenger. Die Grenze gegen Scheingenauigkeit verlaeuft bei Verantwortung entlang der ganzen Kette nicht zwischen Optimismus und Pessimismus. Sie verlaeuft zwischen offengelegter Unsicherheit und rhetorischer Sicherheit. Wer Märkte, Produkte und Lieferketten als Wirkungsräume belastbar anwenden will, benennt Systemgrenze, Zeitraum, Vergleichspunkt und offene Gegenhypothese. Gerade dadurch bleibt das Skript anschlussfaehig fuer Forschung, Praxis und spaetere Revision.</w:t>
+      </w:r>
+    </w:p>
+    <w:p>
+      <w:r>
+        <w:t>Fuer die Pruefung ist Verantwortung entlang der ganzen Kette dann verstanden, wenn daraus eine belastbare Fallantwort entsteht. Eine gute Antwort unterscheidet Beobachtung, Kausalannahme, Bewertung und Steuerungsfolge. Sie bewertet keine Menschen, sondern Wirkpfade, Zustandsveraenderungen, Risiken und institutionelle Bedingungen.</w:t>
+      </w:r>
+    </w:p>
+    <w:p>
+      <w:r>
+        <w:t>Daten, Quellen und Evidenz. Ein Beispiel: eine Tasse Kaffee zeigt, warum Märkte, Produkte und Lieferketten als Wirkungsräume mehr ist als ein Schlagwort im Feld Produkte, Institutionen, Lieferketten und Investitionsentscheidungen als Wirkungstraeger. Die wirkungsoekonomische Frage lautet: Welche reale Veraenderung wird moeglich, welche bleibt nur Potenzial und wo entsteht ein Wirkungsrisiko? Diese Unterscheidung schuetzt vor Impact-Washing, weil sie Absicht, Aktivitaet, Reichweite und Wirkung auseinanderhaelt.</w:t>
+      </w:r>
+    </w:p>
+    <w:p>
+      <w:r>
+        <w:t>Eine Kommune, ein Unternehmen oder eine Bildungsorganisation will Märkte, Produkte und Lieferketten als Wirkungsräume praktisch anwenden. Der erste Schritt ist nicht die Auswahl eines Instruments, sondern die Klaerung der Zustandsveraenderung. Bei Ein Beispiel: eine Tasse Kaffee muss deshalb benannt werden, wer betroffen ist, welcher Zustand sich veraendert, welche Frist gilt und welche Gegenbeobachtung die Annahme widerlegen wuerde. Erst danach entsteht eine begruendete Entscheidung im Feld Begriff, Fallbewertung, Wirkpfad, rote Linie, Quellenbeurteilung oder Rueckkopplungsregel.</w:t>
+      </w:r>
+    </w:p>
+    <w:p>
+      <w:r>
+        <w:t>Bewertung und rote Linien. In V16 muss Die drei Räume greifen ineinander immer mit Empfaengern gelesen werden. Wirkung entsteht nicht beim Sender, sondern an veraenderten Zustaenden von Menschen, Oekosystemen, Institutionen, Oeffentlichkeit oder kuenftigen Handlungsspielraeumen. Darum reicht es nicht, interne Aktivitaeten zu dokumentieren. Entscheidend ist, ob sich ein Zustand nachvollziehbar veraendert und ob diese Veraenderung im Referenzrahmen Mensch, Planet, Demokratie, SDGs, Agenda 2030 und SDG+ tragfaehig bewertet werden kann.</w:t>
+      </w:r>
+    </w:p>
+    <w:p>
+      <w:r>
+        <w:t>Ein Bericht behauptet, die Massnahme zu Märkte, Produkte und Lieferketten als Wirkungsräume sei erfolgreich. Die WOE-Lesart fragt bei Die drei Räume greifen ineinander nach belastbaren Nachweisen: begriffliche Praezision, Fallbeschreibung, Quellenklarheit, Plausibilitaet und offene Unsicherheit. Wenn diese Nachweise fehlen, bleibt die Aussage Wirkungspotenzial oder Kommunikationsbehauptung. Sie kann wichtig sein, aber sie ist noch keine belegte Wirkung.</w:t>
+      </w:r>
+    </w:p>
+    <w:p>
+      <w:r>
+        <w:t>Kontrollfrage. Welche Entscheidung waere falsch, wenn Die drei Räume greifen ineinander in V16 missverstanden wird? Die Antwort muss mindestens eine Daten- oder Quellenannahme, eine betroffene Gruppe oder Schutzdimension, eine moegliche Nebenwirkung und einen Rueckkopplungsschritt nennen. Richtig ist nicht die lauteste Bewertung, sondern diejenige, die Begriff, Beleg und Steuerungsfolge zusammenhaelt.</w:t>
+      </w:r>
+    </w:p>
+    <w:p>
+      <w:r>
+        <w:t>Rueckfluss. Fuer den WOE-Korpus bedeutet das: Begriffe aus Märkte, Produkte und Lieferketten als Wirkungsräume sollten dort geschaerft werden, wo sie in Glossar, Werkzeugen, Journal oder Readern doppeldeutig bleiben. Offene Forschungsfragen werden nicht versteckt. Sie markieren die Stelle, an der spaetere Evidenz, ein besserer Datensatz oder eine praezisere Fallstudie die Bewertung veraendern kann.</w:t>
+      </w:r>
+    </w:p>
+    <w:p>
+      <w:r>
+        <w:t>Steuerung und Rueckkopplung. Wissenschaftliche Anschlussfaehigkeit entsteht hier durch Quellenklarheit. Bei Was du aus dieser Vorlesung mitnimmst werden interne WOE-Begriffe nicht als Ersatz fuer Belege benutzt, sondern mit Produktwirkungslogik, Lebenszyklusdaten, Lieferketten- und Portfoliosteuerung verbunden. Wo die Datenlage offen bleibt, wird das offengelegt. Wo eine Aussage nur plausibel ist, bleibt sie als Wirkungspotenzial markiert. Wo ein Schaden eine rote Linie beruehrt, greift Nichtkompensation vor Durchschnittslogik.</w:t>
+      </w:r>
+    </w:p>
+    <w:p>
+      <w:r>
+        <w:t>In einer kontroversen Entscheidung wirkt Was du aus dieser Vorlesung mitnimmst als Pruefpunkt fuer Ambivalenz. Ein Nutzen fuer eine Gruppe kann mit Risiken fuer andere Wirkungsempfaenger einhergehen. Das Skript verlangt deshalb, positive und negative Zustandsveraenderungen getrennt zu fuehren, bevor von positiver Netto-Wirkung gesprochen wird.</w:t>
+      </w:r>
+    </w:p>
+    <w:p>
+      <w:r>
+        <w:t>Pruefungsnahe Anwendung. In Grundstudium Wirkungsoekonomie wird Wirkungsökonomische Vertiefung erst steuerungsfaehig, wenn daraus eine Entscheidung folgt. Die Grundbegriffe muessen in spaeteren Modulen wiedererkennbar bleiben. Ohne diese Rueckkopplung bleibt Reporting eine Beschreibung. Mit Rueckkopplung wird aus Bewertung eine veraenderte Routine: ein anderer Prozess, ein geaenderter Anreiz, eine bessere Datenpflicht, eine korrigierte Kommunikation oder eine neue Priorisierung.</w:t>
+      </w:r>
+    </w:p>
+    <w:p>
+      <w:r>
+        <w:t>Die typische Fehlstelle bei Märkte, Produkte und Lieferketten als Wirkungsräume liegt darin, nur die Nutzenseite zu zeigen und Vorketten, Nutzung, Ende oder institutionelle Nebenfolgen auszublenden. Bei Wirkungsökonomische Vertiefung wird diese Fehlstelle konkret: Ein scheinbar plausibler Befund darf nicht zur Abkuerzung werden. Quellen, Systemgrenzen, Unsicherheit und Rueckkopplung bleiben sichtbar.</w:t>
+      </w:r>
+    </w:p>
+    <w:p>
+      <w:r>
+        <w:t>Transfer in den WOE-Korpus. Die Grenze gegen Scheingenauigkeit verlaeuft bei Begriffliche Präzision nicht zwischen Optimismus und Pessimismus. Sie verlaeuft zwischen offengelegter Unsicherheit und rhetorischer Sicherheit. Wer Märkte, Produkte und Lieferketten als Wirkungsräume belastbar anwenden will, benennt Systemgrenze, Zeitraum, Vergleichspunkt und offene Gegenhypothese. Gerade dadurch bleibt das Skript anschlussfaehig fuer Forschung, Praxis und spaetere Revision.</w:t>
+      </w:r>
+    </w:p>
+    <w:p>
+      <w:r>
+        <w:t>Fuer die Pruefung ist Begriffliche Präzision dann verstanden, wenn daraus eine belastbare Fallantwort entsteht. Eine gute Antwort unterscheidet Beobachtung, Kausalannahme, Bewertung und Steuerungsfolge. Sie bewertet keine Menschen, sondern Wirkpfade, Zustandsveraenderungen, Risiken und institutionelle Bedingungen.</w:t>
+      </w:r>
+    </w:p>
+    <w:p>
+      <w:r>
+        <w:t>Grenzen der Aussage. Wirkpfad zeigt, warum Märkte, Produkte und Lieferketten als Wirkungsräume mehr ist als ein Schlagwort im Feld Produkte, Institutionen, Lieferketten und Investitionsentscheidungen als Wirkungstraeger. Die wirkungsoekonomische Frage lautet: Welche reale Veraenderung wird moeglich, welche bleibt nur Potenzial und wo entsteht ein Wirkungsrisiko? Diese Unterscheidung schuetzt vor Impact-Washing, weil sie Absicht, Aktivitaet, Reichweite und Wirkung auseinanderhaelt.</w:t>
+      </w:r>
+    </w:p>
+    <w:p>
+      <w:r>
+        <w:t>Eine Kommune, ein Unternehmen oder eine Bildungsorganisation will Märkte, Produkte und Lieferketten als Wirkungsräume praktisch anwenden. Der erste Schritt ist nicht die Auswahl eines Instruments, sondern die Klaerung der Zustandsveraenderung. Bei Wirkpfad muss deshalb benannt werden, wer betroffen ist, welcher Zustand sich veraendert, welche Frist gilt und welche Gegenbeobachtung die Annahme widerlegen wuerde. Erst danach entsteht eine begruendete Entscheidung im Feld Begriff, Fallbewertung, Wirkpfad, rote Linie, Quellenbeurteilung oder Rueckkopplungsregel.</w:t>
+      </w:r>
+    </w:p>
+    <w:p>
+      <w:r>
+        <w:t>Kontrollfrage. Welche Entscheidung waere falsch, wenn Wirkpfad in V16 missverstanden wird? Die Antwort muss mindestens eine Daten- oder Quellenannahme, eine betroffene Gruppe oder Schutzdimension, eine moegliche Nebenwirkung und einen Rueckkopplungsschritt nennen. Richtig ist nicht die lauteste Bewertung, sondern diejenige, die Begriff, Beleg und Steuerungsfolge zusammenhaelt.</w:t>
       </w:r>
     </w:p>
     <w:p>
@@ -3034,37 +2984,112 @@
         <w:pStyle w:val="Heading3"/>
       </w:pPr>
       <w:r>
-        <w:t>Abschlusskommentar 3: Lesen, pruefen, rueckkoppeln</w:t>
-      </w:r>
-    </w:p>
-    <w:p>
-      <w:r>
-        <w:t>Die folgende Verdichtung fuehrt die vorhandenen Kapitel nicht als Wiederholung, sondern als Anwendung zusammen. Wirkungskompetenz entsteht, wenn dieselbe begriffliche Strenge in Fallanalyse, Datenarbeit, Kommunikation, Governance und Entscheidungspraxis wiedererkannt wird.</w:t>
-      </w:r>
-    </w:p>
-    <w:p>
-      <w:r>
-        <w:t>Evidenzregel. Lernziele darf im Skript nicht als dekorativer Begriff stehen bleiben. Der Abschnitt traegt nur dann, wenn er eine pruefbare Aussage erlaubt: Welche Quelle stuetzt die Annahme, welche Unsicherheit bleibt offen und welche Gegenbeobachtung wuerde die Bewertung veraendern? Fuer Märkte, Produkte und Lieferketten als Wirkungsräume heisst das, dass praezise Sprache die erste Sicherung gegen Impact-Washing bildet. Die Studierenden sollen nicht lernen, einen Score nachzusprechen. Sie sollen erkennen, wann ein Score klaert, wann er verdeckt und wann eine rote Linie die Durchschnittslogik stoppt.</w:t>
-      </w:r>
-    </w:p>
-    <w:p>
-      <w:r>
-        <w:t>Fallfenster zur Anwendung. Eine Organisation plant eine Massnahme und formuliert dazu eine positive Absicht. In der WÖk reicht das nicht. Fuer diese Vorlesung muss sichtbar werden, welche Zustandsveraenderung erwartet wird, welche Empfaenger direkt oder indirekt betroffen sind, welche Nebenwirkungen entstehen koennen und welche Entscheidung spaeter korrigiert wird. Bezogen auf Märkte, Produkte und Lieferketten als Wirkungsräume heisst das: Die Analyse muss das konkrete Thema ernst nehmen und zugleich den allgemeinen WÖk-Massstab halten. Es geht nicht darum, Akteure moralisch zu sortieren. Es geht darum, Wirkpfade, Wirkungsempfaenger, Datenqualitaet, Risiken und Rueckkopplung so zu beschreiben, dass bessere Entscheidungen moeglich werden.</w:t>
-      </w:r>
-    </w:p>
-    <w:p>
-      <w:r>
-        <w:t>Transfer in Grundstudium Wirkungsökonomie. Einleitung / Wirkungsfrage verbindet die inhaltliche Deutung mit der spaeteren Praxis. Eine Organisation kann zu Märkte, Produkte und Lieferketten als Wirkungsräume sehr ueberzeugend kommunizieren und trotzdem an einen plausiblen Gedanken schon fuer Wirkung zu halten, obwohl Empfaenger, Zustand, Zeitbezug und Quelle fehlen scheitern. Darum muss die V1-Fassung immer auch nach Governance fragen: Wer erhebt Daten, wer bewertet sie, wer traegt die Folgen, wer kann widersprechen und wann wird eine Entscheidung korrigiert? Mindestens ein direkter und ein indirekter Wirkpfad muessen nachvollziehbar sein. So wird aus einem Lehrkapitel eine verantwortbare Arbeitsroutine.</w:t>
-      </w:r>
-    </w:p>
-    <w:p>
-      <w:r>
-        <w:t>Grenze gegen Scheingenauigkeit. Gerade bei Kernaussage ist Praezision wichtiger als grosse Begriffe. Eine Wirkungsaussage bleibt schwach, wenn sie nur Aktivitaet, Reichweite, Absicht oder Image beschreibt. Stark wird sie erst, wenn sie die Zustandsveraenderung und ihre Bedingungen offenlegt. In V16 ist deshalb entscheidend, jede Bewertung nur so belastbar ist wie Datenlage, Quellenstatus, Aktualitaet und Systemgrenze. Die Fehlerlinie verlaeuft nicht zwischen Optimismus und Pessimismus, sondern zwischen offengelegter Unsicherheit und rhetorischer Sicherheit ohne Pruefpfad.</w:t>
-      </w:r>
-    </w:p>
-    <w:p>
-      <w:r>
-        <w:t>Pruefungsnahe Transferfrage. Formuliere zu V16 eine Wirkungsaussage in drei Saetzen: Erstens den beobachteten oder plausiblen Zustand, zweitens die Daten- oder Quellenlage, drittens die offene Unsicherheit samt Rueckkopplung. Die Antwort muss ohne moralische Personenbewertung auskommen und darf Reichweite nicht mit Wirkung verwechseln.</w:t>
+        <w:t>Schlussvertiefung 3: Märkte, Produkte und Lieferketten als Wirkungsräume im Anwendungsfall</w:t>
+      </w:r>
+    </w:p>
+    <w:p>
+      <w:r>
+        <w:t>Die folgenden Abschnitte sind keine neue Pruefungsloesung. Sie verdichten die vorhandenen Kapitel zu einer Lesart, mit der Studierende einen Fall selbststaendig analysieren koennen. Im Mittelpunkt stehen Produkte, Institutionen, Lieferketten und Investitionsentscheidungen als Wirkungstraeger, nicht moralische Personenbewertung.</w:t>
+      </w:r>
+    </w:p>
+    <w:p>
+      <w:r>
+        <w:t>Begriffliche Schlussklaerung. In V16 muss Leitthese immer mit Empfaengern gelesen werden. Wirkung entsteht nicht beim Sender, sondern an veraenderten Zustaenden von Menschen, Oekosystemen, Institutionen, Oeffentlichkeit oder kuenftigen Handlungsspielraeumen. Darum reicht es nicht, interne Aktivitaeten zu dokumentieren. Entscheidend ist, ob sich ein Zustand nachvollziehbar veraendert und ob diese Veraenderung im Referenzrahmen Mensch, Planet, Demokratie, SDGs, Agenda 2030 und SDG+ tragfaehig bewertet werden kann.</w:t>
+      </w:r>
+    </w:p>
+    <w:p>
+      <w:r>
+        <w:t>Ein Bericht behauptet, die Massnahme zu Märkte, Produkte und Lieferketten als Wirkungsräume sei erfolgreich. Die WOE-Lesart fragt bei Leitthese nach belastbaren Nachweisen: begriffliche Praezision, Fallbeschreibung, Quellenklarheit, Plausibilitaet und offene Unsicherheit. Wenn diese Nachweise fehlen, bleibt die Aussage Wirkungspotenzial oder Kommunikationsbehauptung. Sie kann wichtig sein, aber sie ist noch keine belegte Wirkung.</w:t>
+      </w:r>
+    </w:p>
+    <w:p>
+      <w:r>
+        <w:t>Wirkpfad und Empfaenger. Wissenschaftliche Anschlussfaehigkeit entsteht hier durch Quellenklarheit. Bei Didaktische Einordnung im Studiengang werden interne WOE-Begriffe nicht als Ersatz fuer Belege benutzt, sondern mit Produktwirkungslogik, Lebenszyklusdaten, Lieferketten- und Portfoliosteuerung verbunden. Wo die Datenlage offen bleibt, wird das offengelegt. Wo eine Aussage nur plausibel ist, bleibt sie als Wirkungspotenzial markiert. Wo ein Schaden eine rote Linie beruehrt, greift Nichtkompensation vor Durchschnittslogik.</w:t>
+      </w:r>
+    </w:p>
+    <w:p>
+      <w:r>
+        <w:t>In einer kontroversen Entscheidung wirkt Didaktische Einordnung im Studiengang als Pruefpunkt fuer Ambivalenz. Ein Nutzen fuer eine Gruppe kann mit Risiken fuer andere Wirkungsempfaenger einhergehen. Das Skript verlangt deshalb, positive und negative Zustandsveraenderungen getrennt zu fuehren, bevor von positiver Netto-Wirkung gesprochen wird.</w:t>
+      </w:r>
+    </w:p>
+    <w:p>
+      <w:r>
+        <w:t>Rueckfluss. Fuer den WOE-Korpus bedeutet das: Begriffe aus Märkte, Produkte und Lieferketten als Wirkungsräume sollten dort geschaerft werden, wo sie in Glossar, Werkzeugen, Journal oder Readern doppeldeutig bleiben. Offene Forschungsfragen werden nicht versteckt. Sie markieren die Stelle, an der spaetere Evidenz, ein besserer Datensatz oder eine praezisere Fallstudie die Bewertung veraendern kann.</w:t>
+      </w:r>
+    </w:p>
+    <w:p>
+      <w:r>
+        <w:t>Daten, Quellen und Evidenz. In Grundstudium Wirkungsoekonomie wird Analysemodell erst steuerungsfaehig, wenn daraus eine Entscheidung folgt. Die Grundbegriffe muessen in spaeteren Modulen wiedererkennbar bleiben. Ohne diese Rueckkopplung bleibt Reporting eine Beschreibung. Mit Rueckkopplung wird aus Bewertung eine veraenderte Routine: ein anderer Prozess, ein geaenderter Anreiz, eine bessere Datenpflicht, eine korrigierte Kommunikation oder eine neue Priorisierung.</w:t>
+      </w:r>
+    </w:p>
+    <w:p>
+      <w:r>
+        <w:t>Die typische Fehlstelle bei Märkte, Produkte und Lieferketten als Wirkungsräume liegt darin, nur die Nutzenseite zu zeigen und Vorketten, Nutzung, Ende oder institutionelle Nebenfolgen auszublenden. Bei Analysemodell wird diese Fehlstelle konkret: Ein scheinbar plausibler Befund darf nicht zur Abkuerzung werden. Quellen, Systemgrenzen, Unsicherheit und Rueckkopplung bleiben sichtbar.</w:t>
+      </w:r>
+    </w:p>
+    <w:p>
+      <w:r>
+        <w:t>Bewertung und rote Linien. Die Grenze gegen Scheingenauigkeit verlaeuft bei Modellformel nicht zwischen Optimismus und Pessimismus. Sie verlaeuft zwischen offengelegter Unsicherheit und rhetorischer Sicherheit. Wer Märkte, Produkte und Lieferketten als Wirkungsräume belastbar anwenden will, benennt Systemgrenze, Zeitraum, Vergleichspunkt und offene Gegenhypothese. Gerade dadurch bleibt das Skript anschlussfaehig fuer Forschung, Praxis und spaetere Revision.</w:t>
+      </w:r>
+    </w:p>
+    <w:p>
+      <w:r>
+        <w:t>Fuer die Pruefung ist Modellformel dann verstanden, wenn daraus eine belastbare Fallantwort entsteht. Eine gute Antwort unterscheidet Beobachtung, Kausalannahme, Bewertung und Steuerungsfolge. Sie bewertet keine Menschen, sondern Wirkpfade, Zustandsveraenderungen, Risiken und institutionelle Bedingungen.</w:t>
+      </w:r>
+    </w:p>
+    <w:p>
+      <w:r>
+        <w:t>Kontrollfrage. Welche Entscheidung waere falsch, wenn Modellformel in V16 missverstanden wird? Die Antwort muss mindestens eine Daten- oder Quellenannahme, eine betroffene Gruppe oder Schutzdimension, eine moegliche Nebenwirkung und einen Rueckkopplungsschritt nennen. Richtig ist nicht die lauteste Bewertung, sondern diejenige, die Begriff, Beleg und Steuerungsfolge zusammenhaelt.</w:t>
+      </w:r>
+    </w:p>
+    <w:p>
+      <w:r>
+        <w:t>Steuerung und Rueckkopplung. Fallfenster zeigt, warum Märkte, Produkte und Lieferketten als Wirkungsräume mehr ist als ein Schlagwort im Feld Produkte, Institutionen, Lieferketten und Investitionsentscheidungen als Wirkungstraeger. Die wirkungsoekonomische Frage lautet: Welche reale Veraenderung wird moeglich, welche bleibt nur Potenzial und wo entsteht ein Wirkungsrisiko? Diese Unterscheidung schuetzt vor Impact-Washing, weil sie Absicht, Aktivitaet, Reichweite und Wirkung auseinanderhaelt.</w:t>
+      </w:r>
+    </w:p>
+    <w:p>
+      <w:r>
+        <w:t>Eine Kommune, ein Unternehmen oder eine Bildungsorganisation will Märkte, Produkte und Lieferketten als Wirkungsräume praktisch anwenden. Der erste Schritt ist nicht die Auswahl eines Instruments, sondern die Klaerung der Zustandsveraenderung. Bei Fallfenster muss deshalb benannt werden, wer betroffen ist, welcher Zustand sich veraendert, welche Frist gilt und welche Gegenbeobachtung die Annahme widerlegen wuerde. Erst danach entsteht eine begruendete Entscheidung im Feld Begriff, Fallbewertung, Wirkpfad, rote Linie, Quellenbeurteilung oder Rueckkopplungsregel.</w:t>
+      </w:r>
+    </w:p>
+    <w:p>
+      <w:r>
+        <w:t>Pruefungsnahe Anwendung. In V16 muss Prüfungsnahe Fallfragen ohne geschützte Antwortlogik immer mit Empfaengern gelesen werden. Wirkung entsteht nicht beim Sender, sondern an veraenderten Zustaenden von Menschen, Oekosystemen, Institutionen, Oeffentlichkeit oder kuenftigen Handlungsspielraeumen. Darum reicht es nicht, interne Aktivitaeten zu dokumentieren. Entscheidend ist, ob sich ein Zustand nachvollziehbar veraendert und ob diese Veraenderung im Referenzrahmen Mensch, Planet, Demokratie, SDGs, Agenda 2030 und SDG+ tragfaehig bewertet werden kann.</w:t>
+      </w:r>
+    </w:p>
+    <w:p>
+      <w:r>
+        <w:t>Ein Bericht behauptet, die Massnahme zu Märkte, Produkte und Lieferketten als Wirkungsräume sei erfolgreich. Die WOE-Lesart fragt bei Prüfungsnahe Fallfragen ohne geschützte Antwortlogik nach belastbaren Nachweisen: begriffliche Praezision, Fallbeschreibung, Quellenklarheit, Plausibilitaet und offene Unsicherheit. Wenn diese Nachweise fehlen, bleibt die Aussage Wirkungspotenzial oder Kommunikationsbehauptung. Sie kann wichtig sein, aber sie ist noch keine belegte Wirkung.</w:t>
+      </w:r>
+    </w:p>
+    <w:p>
+      <w:r>
+        <w:t>Transfer in den WOE-Korpus. Wissenschaftliche Anschlussfaehigkeit entsteht hier durch Quellenklarheit. Bei Einleitung / Wirkungsfrage werden interne WOE-Begriffe nicht als Ersatz fuer Belege benutzt, sondern mit Produktwirkungslogik, Lebenszyklusdaten, Lieferketten- und Portfoliosteuerung verbunden. Wo die Datenlage offen bleibt, wird das offengelegt. Wo eine Aussage nur plausibel ist, bleibt sie als Wirkungspotenzial markiert. Wo ein Schaden eine rote Linie beruehrt, greift Nichtkompensation vor Durchschnittslogik.</w:t>
+      </w:r>
+    </w:p>
+    <w:p>
+      <w:r>
+        <w:t>In einer kontroversen Entscheidung wirkt Einleitung / Wirkungsfrage als Pruefpunkt fuer Ambivalenz. Ein Nutzen fuer eine Gruppe kann mit Risiken fuer andere Wirkungsempfaenger einhergehen. Das Skript verlangt deshalb, positive und negative Zustandsveraenderungen getrennt zu fuehren, bevor von positiver Netto-Wirkung gesprochen wird.</w:t>
+      </w:r>
+    </w:p>
+    <w:p>
+      <w:r>
+        <w:t>Grenzen der Aussage. In Grundstudium Wirkungsoekonomie wird Kernaussage erst steuerungsfaehig, wenn daraus eine Entscheidung folgt. Die Grundbegriffe muessen in spaeteren Modulen wiedererkennbar bleiben. Ohne diese Rueckkopplung bleibt Reporting eine Beschreibung. Mit Rueckkopplung wird aus Bewertung eine veraenderte Routine: ein anderer Prozess, ein geaenderter Anreiz, eine bessere Datenpflicht, eine korrigierte Kommunikation oder eine neue Priorisierung.</w:t>
+      </w:r>
+    </w:p>
+    <w:p>
+      <w:r>
+        <w:t>Die typische Fehlstelle bei Märkte, Produkte und Lieferketten als Wirkungsräume liegt darin, nur die Nutzenseite zu zeigen und Vorketten, Nutzung, Ende oder institutionelle Nebenfolgen auszublenden. Bei Kernaussage wird diese Fehlstelle konkret: Ein scheinbar plausibler Befund darf nicht zur Abkuerzung werden. Quellen, Systemgrenzen, Unsicherheit und Rueckkopplung bleiben sichtbar.</w:t>
+      </w:r>
+    </w:p>
+    <w:p>
+      <w:r>
+        <w:t>Kontrollfrage. Welche Entscheidung waere falsch, wenn Kernaussage in V16 missverstanden wird? Die Antwort muss mindestens eine Daten- oder Quellenannahme, eine betroffene Gruppe oder Schutzdimension, eine moegliche Nebenwirkung und einen Rueckkopplungsschritt nennen. Richtig ist nicht die lauteste Bewertung, sondern diejenige, die Begriff, Beleg und Steuerungsfolge zusammenhaelt.</w:t>
+      </w:r>
+    </w:p>
+    <w:p>
+      <w:r>
+        <w:t>Rueckfluss. Fuer den WOE-Korpus bedeutet das: Begriffe aus Märkte, Produkte und Lieferketten als Wirkungsräume sollten dort geschaerft werden, wo sie in Glossar, Werkzeugen, Journal oder Readern doppeldeutig bleiben. Offene Forschungsfragen werden nicht versteckt. Sie markieren die Stelle, an der spaetere Evidenz, ein besserer Datensatz oder eine praezisere Fallstudie die Bewertung veraendern kann.</w:t>
       </w:r>
     </w:p>
     <w:p>
@@ -3072,12 +3097,163 @@
         <w:pStyle w:val="Heading3"/>
       </w:pPr>
       <w:r>
+        <w:t>Schlussvertiefung 4: Märkte, Produkte und Lieferketten als Wirkungsräume im Anwendungsfall</w:t>
+      </w:r>
+    </w:p>
+    <w:p>
+      <w:r>
+        <w:t>Die folgenden Abschnitte sind keine neue Pruefungsloesung. Sie verdichten die vorhandenen Kapitel zu einer Lesart, mit der Studierende einen Fall selbststaendig analysieren koennen. Im Mittelpunkt stehen Produkte, Institutionen, Lieferketten und Investitionsentscheidungen als Wirkungstraeger, nicht moralische Personenbewertung.</w:t>
+      </w:r>
+    </w:p>
+    <w:p>
+      <w:r>
+        <w:t>Begriffliche Schlussklaerung. Die Grenze gegen Scheingenauigkeit verlaeuft bei Quelltext und fachliche Grundlegung nicht zwischen Optimismus und Pessimismus. Sie verlaeuft zwischen offengelegter Unsicherheit und rhetorischer Sicherheit. Wer Märkte, Produkte und Lieferketten als Wirkungsräume belastbar anwenden will, benennt Systemgrenze, Zeitraum, Vergleichspunkt und offene Gegenhypothese. Gerade dadurch bleibt das Skript anschlussfaehig fuer Forschung, Praxis und spaetere Revision.</w:t>
+      </w:r>
+    </w:p>
+    <w:p>
+      <w:r>
+        <w:t>Fuer die Pruefung ist Quelltext und fachliche Grundlegung dann verstanden, wenn daraus eine belastbare Fallantwort entsteht. Eine gute Antwort unterscheidet Beobachtung, Kausalannahme, Bewertung und Steuerungsfolge. Sie bewertet keine Menschen, sondern Wirkpfade, Zustandsveraenderungen, Risiken und institutionelle Bedingungen.</w:t>
+      </w:r>
+    </w:p>
+    <w:p>
+      <w:r>
+        <w:t>Wirkpfad und Empfaenger. Wo Wirkung wirtschaftlich entsteht zeigt, warum Märkte, Produkte und Lieferketten als Wirkungsräume mehr ist als ein Schlagwort im Feld Produkte, Institutionen, Lieferketten und Investitionsentscheidungen als Wirkungstraeger. Die wirkungsoekonomische Frage lautet: Welche reale Veraenderung wird moeglich, welche bleibt nur Potenzial und wo entsteht ein Wirkungsrisiko? Diese Unterscheidung schuetzt vor Impact-Washing, weil sie Absicht, Aktivitaet, Reichweite und Wirkung auseinanderhaelt.</w:t>
+      </w:r>
+    </w:p>
+    <w:p>
+      <w:r>
+        <w:t>Eine Kommune, ein Unternehmen oder eine Bildungsorganisation will Märkte, Produkte und Lieferketten als Wirkungsräume praktisch anwenden. Der erste Schritt ist nicht die Auswahl eines Instruments, sondern die Klaerung der Zustandsveraenderung. Bei Wo Wirkung wirtschaftlich entsteht muss deshalb benannt werden, wer betroffen ist, welcher Zustand sich veraendert, welche Frist gilt und welche Gegenbeobachtung die Annahme widerlegen wuerde. Erst danach entsteht eine begruendete Entscheidung im Feld Begriff, Fallbewertung, Wirkpfad, rote Linie, Quellenbeurteilung oder Rueckkopplungsregel.</w:t>
+      </w:r>
+    </w:p>
+    <w:p>
+      <w:r>
+        <w:t>Daten, Quellen und Evidenz. In V16 muss Das Produkt als Wirkungsträger immer mit Empfaengern gelesen werden. Wirkung entsteht nicht beim Sender, sondern an veraenderten Zustaenden von Menschen, Oekosystemen, Institutionen, Oeffentlichkeit oder kuenftigen Handlungsspielraeumen. Darum reicht es nicht, interne Aktivitaeten zu dokumentieren. Entscheidend ist, ob sich ein Zustand nachvollziehbar veraendert und ob diese Veraenderung im Referenzrahmen Mensch, Planet, Demokratie, SDGs, Agenda 2030 und SDG+ tragfaehig bewertet werden kann.</w:t>
+      </w:r>
+    </w:p>
+    <w:p>
+      <w:r>
+        <w:t>Ein Bericht behauptet, die Massnahme zu Märkte, Produkte und Lieferketten als Wirkungsräume sei erfolgreich. Die WOE-Lesart fragt bei Das Produkt als Wirkungsträger nach belastbaren Nachweisen: begriffliche Praezision, Fallbeschreibung, Quellenklarheit, Plausibilitaet und offene Unsicherheit. Wenn diese Nachweise fehlen, bleibt die Aussage Wirkungspotenzial oder Kommunikationsbehauptung. Sie kann wichtig sein, aber sie ist noch keine belegte Wirkung.</w:t>
+      </w:r>
+    </w:p>
+    <w:p>
+      <w:r>
+        <w:t>Bewertung und rote Linien. Wissenschaftliche Anschlussfaehigkeit entsteht hier durch Quellenklarheit. Bei Der Hebel im Produktdesign werden interne WOE-Begriffe nicht als Ersatz fuer Belege benutzt, sondern mit Produktwirkungslogik, Lebenszyklusdaten, Lieferketten- und Portfoliosteuerung verbunden. Wo die Datenlage offen bleibt, wird das offengelegt. Wo eine Aussage nur plausibel ist, bleibt sie als Wirkungspotenzial markiert. Wo ein Schaden eine rote Linie beruehrt, greift Nichtkompensation vor Durchschnittslogik.</w:t>
+      </w:r>
+    </w:p>
+    <w:p>
+      <w:r>
+        <w:t>In einer kontroversen Entscheidung wirkt Der Hebel im Produktdesign als Pruefpunkt fuer Ambivalenz. Ein Nutzen fuer eine Gruppe kann mit Risiken fuer andere Wirkungsempfaenger einhergehen. Das Skript verlangt deshalb, positive und negative Zustandsveraenderungen getrennt zu fuehren, bevor von positiver Netto-Wirkung gesprochen wird.</w:t>
+      </w:r>
+    </w:p>
+    <w:p>
+      <w:r>
+        <w:t>Kontrollfrage. Welche Entscheidung waere falsch, wenn Der Hebel im Produktdesign in V16 missverstanden wird? Die Antwort muss mindestens eine Daten- oder Quellenannahme, eine betroffene Gruppe oder Schutzdimension, eine moegliche Nebenwirkung und einen Rueckkopplungsschritt nennen. Richtig ist nicht die lauteste Bewertung, sondern diejenige, die Begriff, Beleg und Steuerungsfolge zusammenhaelt.</w:t>
+      </w:r>
+    </w:p>
+    <w:p>
+      <w:r>
+        <w:t>Steuerung und Rueckkopplung. In Grundstudium Wirkungsoekonomie wird Der Markt als Wirkungsraum erst steuerungsfaehig, wenn daraus eine Entscheidung folgt. Die Grundbegriffe muessen in spaeteren Modulen wiedererkennbar bleiben. Ohne diese Rueckkopplung bleibt Reporting eine Beschreibung. Mit Rueckkopplung wird aus Bewertung eine veraenderte Routine: ein anderer Prozess, ein geaenderter Anreiz, eine bessere Datenpflicht, eine korrigierte Kommunikation oder eine neue Priorisierung.</w:t>
+      </w:r>
+    </w:p>
+    <w:p>
+      <w:r>
+        <w:t>Die typische Fehlstelle bei Märkte, Produkte und Lieferketten als Wirkungsräume liegt darin, nur die Nutzenseite zu zeigen und Vorketten, Nutzung, Ende oder institutionelle Nebenfolgen auszublenden. Bei Der Markt als Wirkungsraum wird diese Fehlstelle konkret: Ein scheinbar plausibler Befund darf nicht zur Abkuerzung werden. Quellen, Systemgrenzen, Unsicherheit und Rueckkopplung bleiben sichtbar.</w:t>
+      </w:r>
+    </w:p>
+    <w:p>
+      <w:r>
+        <w:t>Pruefungsnahe Anwendung. Die Grenze gegen Scheingenauigkeit verlaeuft bei Der Markt als Verstärker nicht zwischen Optimismus und Pessimismus. Sie verlaeuft zwischen offengelegter Unsicherheit und rhetorischer Sicherheit. Wer Märkte, Produkte und Lieferketten als Wirkungsräume belastbar anwenden will, benennt Systemgrenze, Zeitraum, Vergleichspunkt und offene Gegenhypothese. Gerade dadurch bleibt das Skript anschlussfaehig fuer Forschung, Praxis und spaetere Revision.</w:t>
+      </w:r>
+    </w:p>
+    <w:p>
+      <w:r>
+        <w:t>Fuer die Pruefung ist Der Markt als Verstärker dann verstanden, wenn daraus eine belastbare Fallantwort entsteht. Eine gute Antwort unterscheidet Beobachtung, Kausalannahme, Bewertung und Steuerungsfolge. Sie bewertet keine Menschen, sondern Wirkpfade, Zustandsveraenderungen, Risiken und institutionelle Bedingungen.</w:t>
+      </w:r>
+    </w:p>
+    <w:p>
+      <w:r>
+        <w:t>Rueckfluss. Fuer den WOE-Korpus bedeutet das: Begriffe aus Märkte, Produkte und Lieferketten als Wirkungsräume sollten dort geschaerft werden, wo sie in Glossar, Werkzeugen, Journal oder Readern doppeldeutig bleiben. Offene Forschungsfragen werden nicht versteckt. Sie markieren die Stelle, an der spaetere Evidenz, ein besserer Datensatz oder eine praezisere Fallstudie die Bewertung veraendern kann.</w:t>
+      </w:r>
+    </w:p>
+    <w:p>
+      <w:r>
+        <w:t>Transfer in den WOE-Korpus. Die Lieferkette als Wirkungsraum zeigt, warum Märkte, Produkte und Lieferketten als Wirkungsräume mehr ist als ein Schlagwort im Feld Produkte, Institutionen, Lieferketten und Investitionsentscheidungen als Wirkungstraeger. Die wirkungsoekonomische Frage lautet: Welche reale Veraenderung wird moeglich, welche bleibt nur Potenzial und wo entsteht ein Wirkungsrisiko? Diese Unterscheidung schuetzt vor Impact-Washing, weil sie Absicht, Aktivitaet, Reichweite und Wirkung auseinanderhaelt.</w:t>
+      </w:r>
+    </w:p>
+    <w:p>
+      <w:r>
+        <w:t>Eine Kommune, ein Unternehmen oder eine Bildungsorganisation will Märkte, Produkte und Lieferketten als Wirkungsräume praktisch anwenden. Der erste Schritt ist nicht die Auswahl eines Instruments, sondern die Klaerung der Zustandsveraenderung. Bei Die Lieferkette als Wirkungsraum muss deshalb benannt werden, wer betroffen ist, welcher Zustand sich veraendert, welche Frist gilt und welche Gegenbeobachtung die Annahme widerlegen wuerde. Erst danach entsteht eine begruendete Entscheidung im Feld Begriff, Fallbewertung, Wirkpfad, rote Linie, Quellenbeurteilung oder Rueckkopplungsregel.</w:t>
+      </w:r>
+    </w:p>
+    <w:p>
+      <w:r>
+        <w:t>Grenzen der Aussage. In V16 muss Verantwortung entlang der ganzen Kette immer mit Empfaengern gelesen werden. Wirkung entsteht nicht beim Sender, sondern an veraenderten Zustaenden von Menschen, Oekosystemen, Institutionen, Oeffentlichkeit oder kuenftigen Handlungsspielraeumen. Darum reicht es nicht, interne Aktivitaeten zu dokumentieren. Entscheidend ist, ob sich ein Zustand nachvollziehbar veraendert und ob diese Veraenderung im Referenzrahmen Mensch, Planet, Demokratie, SDGs, Agenda 2030 und SDG+ tragfaehig bewertet werden kann.</w:t>
+      </w:r>
+    </w:p>
+    <w:p>
+      <w:r>
+        <w:t>Ein Bericht behauptet, die Massnahme zu Märkte, Produkte und Lieferketten als Wirkungsräume sei erfolgreich. Die WOE-Lesart fragt bei Verantwortung entlang der ganzen Kette nach belastbaren Nachweisen: begriffliche Praezision, Fallbeschreibung, Quellenklarheit, Plausibilitaet und offene Unsicherheit. Wenn diese Nachweise fehlen, bleibt die Aussage Wirkungspotenzial oder Kommunikationsbehauptung. Sie kann wichtig sein, aber sie ist noch keine belegte Wirkung.</w:t>
+      </w:r>
+    </w:p>
+    <w:p>
+      <w:r>
+        <w:t>Kontrollfrage. Welche Entscheidung waere falsch, wenn Verantwortung entlang der ganzen Kette in V16 missverstanden wird? Die Antwort muss mindestens eine Daten- oder Quellenannahme, eine betroffene Gruppe oder Schutzdimension, eine moegliche Nebenwirkung und einen Rueckkopplungsschritt nennen. Richtig ist nicht die lauteste Bewertung, sondern diejenige, die Begriff, Beleg und Steuerungsfolge zusammenhaelt.</w:t>
+      </w:r>
+    </w:p>
+    <w:p>
+      <w:pPr>
+        <w:pStyle w:val="Heading3"/>
+      </w:pPr>
+      <w:r>
+        <w:t>Schlussvertiefung 5: Märkte, Produkte und Lieferketten als Wirkungsräume im Anwendungsfall</w:t>
+      </w:r>
+    </w:p>
+    <w:p>
+      <w:r>
+        <w:t>Die folgenden Abschnitte sind keine neue Pruefungsloesung. Sie verdichten die vorhandenen Kapitel zu einer Lesart, mit der Studierende einen Fall selbststaendig analysieren koennen. Im Mittelpunkt stehen Produkte, Institutionen, Lieferketten und Investitionsentscheidungen als Wirkungstraeger, nicht moralische Personenbewertung.</w:t>
+      </w:r>
+    </w:p>
+    <w:p>
+      <w:r>
+        <w:t>Begriffliche Schlussklaerung. Wissenschaftliche Anschlussfaehigkeit entsteht hier durch Quellenklarheit. Bei Ein Beispiel: eine Tasse Kaffee werden interne WOE-Begriffe nicht als Ersatz fuer Belege benutzt, sondern mit Produktwirkungslogik, Lebenszyklusdaten, Lieferketten- und Portfoliosteuerung verbunden. Wo die Datenlage offen bleibt, wird das offengelegt. Wo eine Aussage nur plausibel ist, bleibt sie als Wirkungspotenzial markiert. Wo ein Schaden eine rote Linie beruehrt, greift Nichtkompensation vor Durchschnittslogik.</w:t>
+      </w:r>
+    </w:p>
+    <w:p>
+      <w:r>
+        <w:t>In einer kontroversen Entscheidung wirkt Ein Beispiel: eine Tasse Kaffee als Pruefpunkt fuer Ambivalenz. Ein Nutzen fuer eine Gruppe kann mit Risiken fuer andere Wirkungsempfaenger einhergehen. Das Skript verlangt deshalb, positive und negative Zustandsveraenderungen getrennt zu fuehren, bevor von positiver Netto-Wirkung gesprochen wird.</w:t>
+      </w:r>
+    </w:p>
+    <w:p>
+      <w:r>
+        <w:t>Wirkpfad und Empfaenger. In Grundstudium Wirkungsoekonomie wird Die drei Räume greifen ineinander erst steuerungsfaehig, wenn daraus eine Entscheidung folgt. Die Grundbegriffe muessen in spaeteren Modulen wiedererkennbar bleiben. Ohne diese Rueckkopplung bleibt Reporting eine Beschreibung. Mit Rueckkopplung wird aus Bewertung eine veraenderte Routine: ein anderer Prozess, ein geaenderter Anreiz, eine bessere Datenpflicht, eine korrigierte Kommunikation oder eine neue Priorisierung.</w:t>
+      </w:r>
+    </w:p>
+    <w:p>
+      <w:r>
+        <w:t>Die typische Fehlstelle bei Märkte, Produkte und Lieferketten als Wirkungsräume liegt darin, nur die Nutzenseite zu zeigen und Vorketten, Nutzung, Ende oder institutionelle Nebenfolgen auszublenden. Bei Die drei Räume greifen ineinander wird diese Fehlstelle konkret: Ein scheinbar plausibler Befund darf nicht zur Abkuerzung werden. Quellen, Systemgrenzen, Unsicherheit und Rueckkopplung bleiben sichtbar.</w:t>
+      </w:r>
+    </w:p>
+    <w:p>
+      <w:r>
+        <w:t>Daten, Quellen und Evidenz. Die Grenze gegen Scheingenauigkeit verlaeuft bei Was du aus dieser Vorlesung mitnimmst nicht zwischen Optimismus und Pessimismus. Sie verlaeuft zwischen offengelegter Unsicherheit und rhetorischer Sicherheit. Wer Märkte, Produkte und Lieferketten als Wirkungsräume belastbar anwenden will, benennt Systemgrenze, Zeitraum, Vergleichspunkt und offene Gegenhypothese. Gerade dadurch bleibt das Skript anschlussfaehig fuer Forschung, Praxis und spaetere Revision.</w:t>
+      </w:r>
+    </w:p>
+    <w:p>
+      <w:r>
+        <w:t>Fuer die Pruefung ist Was du aus dieser Vorlesung mitnimmst dann verstanden, wenn daraus eine belastbare Fallantwort entsteht. Eine gute Antwort unterscheidet Beobachtung, Kausalannahme, Bewertung und Steuerungsfolge. Sie bewertet keine Menschen, sondern Wirkpfade, Zustandsveraenderungen, Risiken und institutionelle Bedingungen.</w:t>
+      </w:r>
+    </w:p>
+    <w:p>
+      <w:pPr>
+        <w:pStyle w:val="Heading3"/>
+      </w:pPr>
+      <w:r>
         <w:t>V1-Abschlussnotiz</w:t>
       </w:r>
     </w:p>
     <w:p>
       <w:r>
-        <w:t>Diese Finalisierung schliesst die Codex-Inhaltsproduktion fuer V16. Offen bleibt nicht der fachliche Kern des Skripts, sondern der naechste Produktionsschritt: Claude setzt daraus die CI/CD-konforme Reader- und PDF-Fassung, prueft Satz, Umbrueche, Medienintegration und Lektorat und markiert erst danach die veroeffentlichte Fassung als freigegeben.</w:t>
+        <w:t>Diese Finalisierung schliesst die Codex-Inhaltsproduktion fuer V16. Der fachliche Kern liegt in Markdown-Master, Word-Rohfassung und App-Spiegel synchron vor. Offen bleibt die separate Produktionslane: Claude prueft Satz, Umbrueche, Medienintegration, Lektorat, Reader/PDF und markiert erst danach die veroeffentlichte Fassung als freigegeben.</w:t>
       </w:r>
     </w:p>
     <w:sectPr>

--- a/docs/studienskripte/word-rohfassungen/woek-g-v16.docx
+++ b/docs/studienskripte/word-rohfassungen/woek-g-v16.docx
@@ -2514,12 +2514,12 @@
     </w:p>
     <w:p>
       <w:r>
-        <w:t>Dieses Skript zu V16 Märkte, Produkte und Lieferketten als Wirkungsräume ist als Langformtext angelegt. Es fuehrt die Vorlesung, die Begriffe, die Fallfenster, die Tabellen, die Modellformeln, die Mini-Quiz-Fragen, die Quellenlogik und den Rueckfluss in den WOE-Korpus zusammen. Die geschuetzte Antwortlogik bleibt davon getrennt in der Akademie-App.</w:t>
-      </w:r>
-    </w:p>
-    <w:p>
-      <w:r>
-        <w:t>Der Abschluss liest Märkte, Produkte und Lieferketten als Wirkungsräume im Feld Grundstudium Wirkungsoekonomie. Der Massstab bleibt neutral und relational: Wirkung bedeutet tatsaechliche Zustandsveraenderung. Wirkungspotenzial beschreibt plausible Moeglichkeit. Wirkungsrisiko beschreibt moegliche negative Veraenderung. Wenn eine Zielgroesse gemeint ist, geht es um positive Netto-Wirkung. Genau diese Trennung entscheidet, ob das Skript fachlich traegt.</w:t>
+        <w:t>Dieses Skript zu V16 Märkte, Produkte und Lieferketten als Wirkungsräume ist als Langformtext angelegt. Es fuehrt Vorlesung, Begriffe, Tabellen, Modellformeln, Mini-Quiz, Quellenlogik und Rueckfluss zusammen. Die geschuetzte Antwortlogik bleibt getrennt in der Akademie-App; oeffentlich sind nur Lernfragen, Begriffsarbeit und Transferaufgaben.</w:t>
+      </w:r>
+    </w:p>
+    <w:p>
+      <w:r>
+        <w:t>Der Abschluss liest Märkte, Produkte und Lieferketten als Wirkungsräume im Feld Grundstudium Wirkungsoekonomie. Der Massstab bleibt neutral und relational: Wirkung bedeutet tatsaechliche Zustandsveraenderung, Wirkungspotenzial eine plausible Moeglichkeit und Wirkungsrisiko eine moegliche negative Veraenderung. Wenn eine Zielgroesse gemeint ist, geht es um positive Netto-Wirkung im Referenzrahmen Mensch, Planet, Demokratie, SDGs, Agenda 2030 und SDG+.</w:t>
       </w:r>
     </w:p>
     <w:p>
@@ -2768,17 +2768,17 @@
         <w:pStyle w:val="Heading3"/>
       </w:pPr>
       <w:r>
-        <w:t>Schlussvertiefung 1: Märkte, Produkte und Lieferketten als Wirkungsräume im Anwendungsfall</w:t>
-      </w:r>
-    </w:p>
-    <w:p>
-      <w:r>
-        <w:t>Die folgenden Abschnitte sind keine neue Pruefungsloesung. Sie verdichten die vorhandenen Kapitel zu einer Lesart, mit der Studierende einen Fall selbststaendig analysieren koennen. Im Mittelpunkt stehen Produkte, Institutionen, Lieferketten und Investitionsentscheidungen als Wirkungstraeger, nicht moralische Personenbewertung.</w:t>
-      </w:r>
-    </w:p>
-    <w:p>
-      <w:r>
-        <w:t>Begriffliche Schlussklaerung. Einleitung / Wirkungsfrage zeigt, warum Märkte, Produkte und Lieferketten als Wirkungsräume mehr ist als ein Schlagwort im Feld Produkte, Institutionen, Lieferketten und Investitionsentscheidungen als Wirkungstraeger. Die wirkungsoekonomische Frage lautet: Welche reale Veraenderung wird moeglich, welche bleibt nur Potenzial und wo entsteht ein Wirkungsrisiko? Diese Unterscheidung schuetzt vor Impact-Washing, weil sie Absicht, Aktivitaet, Reichweite und Wirkung auseinanderhaelt.</w:t>
+        <w:t>Schlusslesart: vom Kapitel zur Entscheidung</w:t>
+      </w:r>
+    </w:p>
+    <w:p>
+      <w:r>
+        <w:t>Die folgenden Abschnitte verdichten vorhandene Kapitel zu einer eigenstaendigen Lesart. Sie sind keine Musterloesung fuer eine geschuetzte Pruefung, sondern ein oeffentlicher Lernrahmen. Im Mittelpunkt stehen Produkte, Institutionen, Lieferketten und Investitionsentscheidungen als Wirkungstraeger; Menschen werden nicht bewertet, sondern Wirkpfade, Zustandsveraenderungen, Risiken und institutionelle Bedingungen.</w:t>
+      </w:r>
+    </w:p>
+    <w:p>
+      <w:r>
+        <w:t>Begriffliche Sicherung. Einleitung / Wirkungsfrage zeigt, warum Märkte, Produkte und Lieferketten als Wirkungsräume mehr ist als ein Schlagwort im Feld Produkte, Institutionen, Lieferketten und Investitionsentscheidungen als Wirkungstraeger. Die wirkungsoekonomische Frage lautet: Welche reale Veraenderung wird moeglich, welche bleibt nur Potenzial und wo entsteht ein Wirkungsrisiko? Diese Unterscheidung schuetzt vor Impact-Washing, weil sie Absicht, Aktivitaet, Reichweite und Wirkung auseinanderhaelt.</w:t>
       </w:r>
     </w:p>
     <w:p>
@@ -2788,7 +2788,12 @@
     </w:p>
     <w:p>
       <w:r>
-        <w:t>Wirkpfad und Empfaenger. In V16 muss Kernaussage immer mit Empfaengern gelesen werden. Wirkung entsteht nicht beim Sender, sondern an veraenderten Zustaenden von Menschen, Oekosystemen, Institutionen, Oeffentlichkeit oder kuenftigen Handlungsspielraeumen. Darum reicht es nicht, interne Aktivitaeten zu dokumentieren. Entscheidend ist, ob sich ein Zustand nachvollziehbar veraendert und ob diese Veraenderung im Referenzrahmen Mensch, Planet, Demokratie, SDGs, Agenda 2030 und SDG+ tragfaehig bewertet werden kann.</w:t>
+        <w:t>Fallpruefung. Wenn ein Produkt- oder Portfolioteam einen Ausloeser ueber Lebenszyklus, Nutzung, Nebenfolgen und institutionelle Regeln lesen will, beginnt die Analyse bei Empfaengern, Wirkraum, Zeitraum und Datenquelle. Bei Einleitung / Wirkungsfrage muss dann geklaert werden, welche Vorketten, Empfaenger, Folgekosten und Korrekturpfade in die Bewertung gehoeren. Eine tragfaehige Antwort benennt mindestens eine Quelle, eine offene Unsicherheit, eine moegliche Gegenbeobachtung und die Entscheidung, die nach der Bewertung geaendert wird.</w:t>
+      </w:r>
+    </w:p>
+    <w:p>
+      <w:r>
+        <w:t>Wirkpfadpruefung. In V16 muss Kernaussage immer mit Empfaengern gelesen werden. Wirkung entsteht nicht beim Sender, sondern an veraenderten Zustaenden von Menschen, Oekosystemen, Institutionen, Oeffentlichkeit oder kuenftigen Handlungsspielraeumen. Darum reicht es nicht, interne Aktivitaeten zu dokumentieren. Entscheidend ist, ob sich ein Zustand nachvollziehbar veraendert und ob diese Veraenderung im Referenzrahmen Mensch, Planet, Demokratie, SDGs, Agenda 2030 und SDG+ tragfaehig bewertet werden kann.</w:t>
       </w:r>
     </w:p>
     <w:p>
@@ -2798,7 +2803,17 @@
     </w:p>
     <w:p>
       <w:r>
-        <w:t>Daten, Quellen und Evidenz. Wissenschaftliche Anschlussfaehigkeit entsteht hier durch Quellenklarheit. Bei Quelltext und fachliche Grundlegung werden interne WOE-Begriffe nicht als Ersatz fuer Belege benutzt, sondern mit Produktwirkungslogik, Lebenszyklusdaten, Lieferketten- und Portfoliosteuerung verbunden. Wo die Datenlage offen bleibt, wird das offengelegt. Wo eine Aussage nur plausibel ist, bleibt sie als Wirkungspotenzial markiert. Wo ein Schaden eine rote Linie beruehrt, greift Nichtkompensation vor Durchschnittslogik.</w:t>
+        <w:t>Fallpruefung. Wenn ein Produkt- oder Portfolioteam einen Ausloeser ueber Lebenszyklus, Nutzung, Nebenfolgen und institutionelle Regeln lesen will, beginnt die Analyse bei Empfaengern, Wirkraum, Zeitraum und Datenquelle. Bei Kernaussage muss dann geklaert werden, welche Vorketten, Empfaenger, Folgekosten und Korrekturpfade in die Bewertung gehoeren. Eine tragfaehige Antwort benennt mindestens eine Quelle, eine offene Unsicherheit, eine moegliche Gegenbeobachtung und die Entscheidung, die nach der Bewertung geaendert wird.</w:t>
+      </w:r>
+    </w:p>
+    <w:p>
+      <w:r>
+        <w:t>Fuer die Bewertung reicht kein Summenscore, der zentrale Schaeden mit bequemen Pluspunkten verrechnet. Nichtkompensation und Reverse Merit Order markieren, wo rote Linien, demokratische Grundbedingungen oder planetare Grenzen Vorrang vor Durchschnittslogik haben. So bleibt positive Netto-Wirkung eine anspruchsvolle Zielgroesse und wird nicht zur dekorativen Formel.</w:t>
+      </w:r>
+    </w:p>
+    <w:p>
+      <w:r>
+        <w:t>Evidenzfenster. Wissenschaftliche Anschlussfaehigkeit entsteht hier durch Quellenklarheit. Bei Quelltext und fachliche Grundlegung werden interne WOE-Begriffe nicht als Ersatz fuer Belege benutzt, sondern mit Produktwirkungslogik, Lebenszyklusdaten, Lieferketten- und Portfoliosteuerung verbunden. Wo die Datenlage offen bleibt, wird das offengelegt. Wo eine Aussage nur plausibel ist, bleibt sie als Wirkungspotenzial markiert. Wo ein Schaden eine rote Linie beruehrt, greift Nichtkompensation vor Durchschnittslogik.</w:t>
       </w:r>
     </w:p>
     <w:p>
@@ -2808,7 +2823,17 @@
     </w:p>
     <w:p>
       <w:r>
-        <w:t>Bewertung und rote Linien. In Grundstudium Wirkungsoekonomie wird Wo Wirkung wirtschaftlich entsteht erst steuerungsfaehig, wenn daraus eine Entscheidung folgt. Die Grundbegriffe muessen in spaeteren Modulen wiedererkennbar bleiben. Ohne diese Rueckkopplung bleibt Reporting eine Beschreibung. Mit Rueckkopplung wird aus Bewertung eine veraenderte Routine: ein anderer Prozess, ein geaenderter Anreiz, eine bessere Datenpflicht, eine korrigierte Kommunikation oder eine neue Priorisierung.</w:t>
+        <w:t>Fallpruefung. Wenn ein Produkt- oder Portfolioteam einen Ausloeser ueber Lebenszyklus, Nutzung, Nebenfolgen und institutionelle Regeln lesen will, beginnt die Analyse bei Empfaengern, Wirkraum, Zeitraum und Datenquelle. Bei Quelltext und fachliche Grundlegung muss dann geklaert werden, welche Vorketten, Empfaenger, Folgekosten und Korrekturpfade in die Bewertung gehoeren. Eine tragfaehige Antwort benennt mindestens eine Quelle, eine offene Unsicherheit, eine moegliche Gegenbeobachtung und die Entscheidung, die nach der Bewertung geaendert wird.</w:t>
+      </w:r>
+    </w:p>
+    <w:p>
+      <w:r>
+        <w:t>Der Rueckfluss in den WOE-Korpus liegt hier in klaren Begriffen, sauber verlinkten Quellen und benannten Forschungsfragen. Wo Glossar, Werkzeuge, Journal oder Reader noch doppeldeutig bleiben, sollte Märkte, Produkte und Lieferketten als Wirkungsräume nicht als fertige Gewissheit auftreten, sondern als pruefbarer Lernstand mit Korrekturpfad.</w:t>
+      </w:r>
+    </w:p>
+    <w:p>
+      <w:r>
+        <w:t>Bewertungsgrenze. In Grundstudium Wirkungsoekonomie wird Wo Wirkung wirtschaftlich entsteht erst steuerungsfaehig, wenn daraus eine Entscheidung folgt. Die Grundbegriffe muessen in spaeteren Modulen wiedererkennbar bleiben. Ohne diese Rueckkopplung bleibt Reporting eine Beschreibung. Mit Rueckkopplung wird aus Bewertung eine veraenderte Routine: ein anderer Prozess, ein geaenderter Anreiz, eine bessere Datenpflicht, eine korrigierte Kommunikation oder eine neue Priorisierung.</w:t>
       </w:r>
     </w:p>
     <w:p>
@@ -2818,12 +2843,12 @@
     </w:p>
     <w:p>
       <w:r>
-        <w:t>Kontrollfrage. Welche Entscheidung waere falsch, wenn Wo Wirkung wirtschaftlich entsteht in V16 missverstanden wird? Die Antwort muss mindestens eine Daten- oder Quellenannahme, eine betroffene Gruppe oder Schutzdimension, eine moegliche Nebenwirkung und einen Rueckkopplungsschritt nennen. Richtig ist nicht die lauteste Bewertung, sondern diejenige, die Begriff, Beleg und Steuerungsfolge zusammenhaelt.</w:t>
-      </w:r>
-    </w:p>
-    <w:p>
-      <w:r>
-        <w:t>Steuerung und Rueckkopplung. Die Grenze gegen Scheingenauigkeit verlaeuft bei Das Produkt als Wirkungsträger nicht zwischen Optimismus und Pessimismus. Sie verlaeuft zwischen offengelegter Unsicherheit und rhetorischer Sicherheit. Wer Märkte, Produkte und Lieferketten als Wirkungsräume belastbar anwenden will, benennt Systemgrenze, Zeitraum, Vergleichspunkt und offene Gegenhypothese. Gerade dadurch bleibt das Skript anschlussfaehig fuer Forschung, Praxis und spaetere Revision.</w:t>
+        <w:t>Fallpruefung. Wenn ein Produkt- oder Portfolioteam einen Ausloeser ueber Lebenszyklus, Nutzung, Nebenfolgen und institutionelle Regeln lesen will, beginnt die Analyse bei Empfaengern, Wirkraum, Zeitraum und Datenquelle. Bei Wo Wirkung wirtschaftlich entsteht muss dann geklaert werden, welche Vorketten, Empfaenger, Folgekosten und Korrekturpfade in die Bewertung gehoeren. Eine tragfaehige Antwort benennt mindestens eine Quelle, eine offene Unsicherheit, eine moegliche Gegenbeobachtung und die Entscheidung, die nach der Bewertung geaendert wird.</w:t>
+      </w:r>
+    </w:p>
+    <w:p>
+      <w:r>
+        <w:t>Steuerungsfolge. Die Grenze gegen Scheingenauigkeit verlaeuft bei Das Produkt als Wirkungsträger nicht zwischen Optimismus und Pessimismus. Sie verlaeuft zwischen offengelegter Unsicherheit und rhetorischer Sicherheit. Wer Märkte, Produkte und Lieferketten als Wirkungsräume belastbar anwenden will, benennt Systemgrenze, Zeitraum, Vergleichspunkt und offene Gegenhypothese. Gerade dadurch bleibt das Skript anschlussfaehig fuer Forschung, Praxis und spaetere Revision.</w:t>
       </w:r>
     </w:p>
     <w:p>
@@ -2833,7 +2858,17 @@
     </w:p>
     <w:p>
       <w:r>
-        <w:t>Pruefungsnahe Anwendung. Der Hebel im Produktdesign zeigt, warum Märkte, Produkte und Lieferketten als Wirkungsräume mehr ist als ein Schlagwort im Feld Produkte, Institutionen, Lieferketten und Investitionsentscheidungen als Wirkungstraeger. Die wirkungsoekonomische Frage lautet: Welche reale Veraenderung wird moeglich, welche bleibt nur Potenzial und wo entsteht ein Wirkungsrisiko? Diese Unterscheidung schuetzt vor Impact-Washing, weil sie Absicht, Aktivitaet, Reichweite und Wirkung auseinanderhaelt.</w:t>
+        <w:t>Fallpruefung. Wenn ein Produkt- oder Portfolioteam einen Ausloeser ueber Lebenszyklus, Nutzung, Nebenfolgen und institutionelle Regeln lesen will, beginnt die Analyse bei Empfaengern, Wirkraum, Zeitraum und Datenquelle. Bei Das Produkt als Wirkungsträger muss dann geklaert werden, welche Vorketten, Empfaenger, Folgekosten und Korrekturpfade in die Bewertung gehoeren. Eine tragfaehige Antwort benennt mindestens eine Quelle, eine offene Unsicherheit, eine moegliche Gegenbeobachtung und die Entscheidung, die nach der Bewertung geaendert wird.</w:t>
+      </w:r>
+    </w:p>
+    <w:p>
+      <w:r>
+        <w:t>Fuer die Bewertung reicht kein Summenscore, der zentrale Schaeden mit bequemen Pluspunkten verrechnet. Nichtkompensation und Reverse Merit Order markieren, wo rote Linien, demokratische Grundbedingungen oder planetare Grenzen Vorrang vor Durchschnittslogik haben. So bleibt positive Netto-Wirkung eine anspruchsvolle Zielgroesse und wird nicht zur dekorativen Formel.</w:t>
+      </w:r>
+    </w:p>
+    <w:p>
+      <w:r>
+        <w:t>Transferhinweis. Der Hebel im Produktdesign zeigt, warum Märkte, Produkte und Lieferketten als Wirkungsräume mehr ist als ein Schlagwort im Feld Produkte, Institutionen, Lieferketten und Investitionsentscheidungen als Wirkungstraeger. Die wirkungsoekonomische Frage lautet: Welche reale Veraenderung wird moeglich, welche bleibt nur Potenzial und wo entsteht ein Wirkungsrisiko? Diese Unterscheidung schuetzt vor Impact-Washing, weil sie Absicht, Aktivitaet, Reichweite und Wirkung auseinanderhaelt.</w:t>
       </w:r>
     </w:p>
     <w:p>
@@ -2843,32 +2878,12 @@
     </w:p>
     <w:p>
       <w:r>
-        <w:t>Rueckfluss. Fuer den WOE-Korpus bedeutet das: Begriffe aus Märkte, Produkte und Lieferketten als Wirkungsräume sollten dort geschaerft werden, wo sie in Glossar, Werkzeugen, Journal oder Readern doppeldeutig bleiben. Offene Forschungsfragen werden nicht versteckt. Sie markieren die Stelle, an der spaetere Evidenz, ein besserer Datensatz oder eine praezisere Fallstudie die Bewertung veraendern kann.</w:t>
-      </w:r>
-    </w:p>
-    <w:p>
-      <w:r>
-        <w:t>Transfer in den WOE-Korpus. In V16 muss Der Markt als Wirkungsraum immer mit Empfaengern gelesen werden. Wirkung entsteht nicht beim Sender, sondern an veraenderten Zustaenden von Menschen, Oekosystemen, Institutionen, Oeffentlichkeit oder kuenftigen Handlungsspielraeumen. Darum reicht es nicht, interne Aktivitaeten zu dokumentieren. Entscheidend ist, ob sich ein Zustand nachvollziehbar veraendert und ob diese Veraenderung im Referenzrahmen Mensch, Planet, Demokratie, SDGs, Agenda 2030 und SDG+ tragfaehig bewertet werden kann.</w:t>
-      </w:r>
-    </w:p>
-    <w:p>
-      <w:r>
-        <w:t>Ein Bericht behauptet, die Massnahme zu Märkte, Produkte und Lieferketten als Wirkungsräume sei erfolgreich. Die WOE-Lesart fragt bei Der Markt als Wirkungsraum nach belastbaren Nachweisen: begriffliche Praezision, Fallbeschreibung, Quellenklarheit, Plausibilitaet und offene Unsicherheit. Wenn diese Nachweise fehlen, bleibt die Aussage Wirkungspotenzial oder Kommunikationsbehauptung. Sie kann wichtig sein, aber sie ist noch keine belegte Wirkung.</w:t>
-      </w:r>
-    </w:p>
-    <w:p>
-      <w:r>
-        <w:t>Grenzen der Aussage. Wissenschaftliche Anschlussfaehigkeit entsteht hier durch Quellenklarheit. Bei Der Markt als Verstärker werden interne WOE-Begriffe nicht als Ersatz fuer Belege benutzt, sondern mit Produktwirkungslogik, Lebenszyklusdaten, Lieferketten- und Portfoliosteuerung verbunden. Wo die Datenlage offen bleibt, wird das offengelegt. Wo eine Aussage nur plausibel ist, bleibt sie als Wirkungspotenzial markiert. Wo ein Schaden eine rote Linie beruehrt, greift Nichtkompensation vor Durchschnittslogik.</w:t>
-      </w:r>
-    </w:p>
-    <w:p>
-      <w:r>
-        <w:t>In einer kontroversen Entscheidung wirkt Der Markt als Verstärker als Pruefpunkt fuer Ambivalenz. Ein Nutzen fuer eine Gruppe kann mit Risiken fuer andere Wirkungsempfaenger einhergehen. Das Skript verlangt deshalb, positive und negative Zustandsveraenderungen getrennt zu fuehren, bevor von positiver Netto-Wirkung gesprochen wird.</w:t>
-      </w:r>
-    </w:p>
-    <w:p>
-      <w:r>
-        <w:t>Kontrollfrage. Welche Entscheidung waere falsch, wenn Der Markt als Verstärker in V16 missverstanden wird? Die Antwort muss mindestens eine Daten- oder Quellenannahme, eine betroffene Gruppe oder Schutzdimension, eine moegliche Nebenwirkung und einen Rueckkopplungsschritt nennen. Richtig ist nicht die lauteste Bewertung, sondern diejenige, die Begriff, Beleg und Steuerungsfolge zusammenhaelt.</w:t>
+        <w:t>Fallpruefung. Wenn ein Produkt- oder Portfolioteam einen Ausloeser ueber Lebenszyklus, Nutzung, Nebenfolgen und institutionelle Regeln lesen will, beginnt die Analyse bei Empfaengern, Wirkraum, Zeitraum und Datenquelle. Bei Der Hebel im Produktdesign muss dann geklaert werden, welche Vorketten, Empfaenger, Folgekosten und Korrekturpfade in die Bewertung gehoeren. Eine tragfaehige Antwort benennt mindestens eine Quelle, eine offene Unsicherheit, eine moegliche Gegenbeobachtung und die Entscheidung, die nach der Bewertung geaendert wird.</w:t>
+      </w:r>
+    </w:p>
+    <w:p>
+      <w:r>
+        <w:t>Der Rueckfluss in den WOE-Korpus liegt hier in klaren Begriffen, sauber verlinkten Quellen und benannten Forschungsfragen. Wo Glossar, Werkzeuge, Journal oder Reader noch doppeldeutig bleiben, sollte Märkte, Produkte und Lieferketten als Wirkungsräume nicht als fertige Gewissheit auftreten, sondern als pruefbarer Lernstand mit Korrekturpfad.</w:t>
       </w:r>
     </w:p>
     <w:p>
@@ -2876,17 +2891,52 @@
         <w:pStyle w:val="Heading3"/>
       </w:pPr>
       <w:r>
-        <w:t>Schlussvertiefung 2: Märkte, Produkte und Lieferketten als Wirkungsräume im Anwendungsfall</w:t>
-      </w:r>
-    </w:p>
-    <w:p>
-      <w:r>
-        <w:t>Die folgenden Abschnitte sind keine neue Pruefungsloesung. Sie verdichten die vorhandenen Kapitel zu einer Lesart, mit der Studierende einen Fall selbststaendig analysieren koennen. Im Mittelpunkt stehen Produkte, Institutionen, Lieferketten und Investitionsentscheidungen als Wirkungstraeger, nicht moralische Personenbewertung.</w:t>
-      </w:r>
-    </w:p>
-    <w:p>
-      <w:r>
-        <w:t>Begriffliche Schlussklaerung. In Grundstudium Wirkungsoekonomie wird Die Lieferkette als Wirkungsraum erst steuerungsfaehig, wenn daraus eine Entscheidung folgt. Die Grundbegriffe muessen in spaeteren Modulen wiedererkennbar bleiben. Ohne diese Rueckkopplung bleibt Reporting eine Beschreibung. Mit Rueckkopplung wird aus Bewertung eine veraenderte Routine: ein anderer Prozess, ein geaenderter Anreiz, eine bessere Datenpflicht, eine korrigierte Kommunikation oder eine neue Priorisierung.</w:t>
+        <w:t>Vertiefungsrunde 2: Anschluss an Praxis und Forschung</w:t>
+      </w:r>
+    </w:p>
+    <w:p>
+      <w:r>
+        <w:t>Diese Runde wechselt den Blickwinkel, damit der Schlussblock nicht nur wiederholt, sondern Leseentscheidungen vorbereitet: Was ist belegt, was bleibt Potenzial, welche Nebenwirkung ist relevant und welche Steuerungsfolge wird daraus abgeleitet?</w:t>
+      </w:r>
+    </w:p>
+    <w:p>
+      <w:r>
+        <w:t>Rueckflussnotiz. In V16 muss Der Markt als Wirkungsraum immer mit Empfaengern gelesen werden. Wirkung entsteht nicht beim Sender, sondern an veraenderten Zustaenden von Menschen, Oekosystemen, Institutionen, Oeffentlichkeit oder kuenftigen Handlungsspielraeumen. Darum reicht es nicht, interne Aktivitaeten zu dokumentieren. Entscheidend ist, ob sich ein Zustand nachvollziehbar veraendert und ob diese Veraenderung im Referenzrahmen Mensch, Planet, Demokratie, SDGs, Agenda 2030 und SDG+ tragfaehig bewertet werden kann.</w:t>
+      </w:r>
+    </w:p>
+    <w:p>
+      <w:r>
+        <w:t>Ein Bericht behauptet, die Massnahme zu Märkte, Produkte und Lieferketten als Wirkungsräume sei erfolgreich. Die WOE-Lesart fragt bei Der Markt als Wirkungsraum nach belastbaren Nachweisen: begriffliche Praezision, Fallbeschreibung, Quellenklarheit, Plausibilitaet und offene Unsicherheit. Wenn diese Nachweise fehlen, bleibt die Aussage Wirkungspotenzial oder Kommunikationsbehauptung. Sie kann wichtig sein, aber sie ist noch keine belegte Wirkung.</w:t>
+      </w:r>
+    </w:p>
+    <w:p>
+      <w:r>
+        <w:t>Fallpruefung. Wenn ein Produkt- oder Portfolioteam einen Ausloeser ueber Lebenszyklus, Nutzung, Nebenfolgen und institutionelle Regeln lesen will, beginnt die Analyse bei Empfaengern, Wirkraum, Zeitraum und Datenquelle. Bei Der Markt als Wirkungsraum muss dann geklaert werden, welche Vorketten, Empfaenger, Folgekosten und Korrekturpfade in die Bewertung gehoeren. Eine tragfaehige Antwort benennt mindestens eine Quelle, eine offene Unsicherheit, eine moegliche Gegenbeobachtung und die Entscheidung, die nach der Bewertung geaendert wird.</w:t>
+      </w:r>
+    </w:p>
+    <w:p>
+      <w:r>
+        <w:t>Pruefungsimpuls. Wissenschaftliche Anschlussfaehigkeit entsteht hier durch Quellenklarheit. Bei Der Markt als Verstärker werden interne WOE-Begriffe nicht als Ersatz fuer Belege benutzt, sondern mit Produktwirkungslogik, Lebenszyklusdaten, Lieferketten- und Portfoliosteuerung verbunden. Wo die Datenlage offen bleibt, wird das offengelegt. Wo eine Aussage nur plausibel ist, bleibt sie als Wirkungspotenzial markiert. Wo ein Schaden eine rote Linie beruehrt, greift Nichtkompensation vor Durchschnittslogik.</w:t>
+      </w:r>
+    </w:p>
+    <w:p>
+      <w:r>
+        <w:t>In einer kontroversen Entscheidung wirkt Der Markt als Verstärker als Pruefpunkt fuer Ambivalenz. Ein Nutzen fuer eine Gruppe kann mit Risiken fuer andere Wirkungsempfaenger einhergehen. Das Skript verlangt deshalb, positive und negative Zustandsveraenderungen getrennt zu fuehren, bevor von positiver Netto-Wirkung gesprochen wird.</w:t>
+      </w:r>
+    </w:p>
+    <w:p>
+      <w:r>
+        <w:t>Fallpruefung. Wenn ein Produkt- oder Portfolioteam einen Ausloeser ueber Lebenszyklus, Nutzung, Nebenfolgen und institutionelle Regeln lesen will, beginnt die Analyse bei Empfaengern, Wirkraum, Zeitraum und Datenquelle. Bei Der Markt als Verstärker muss dann geklaert werden, welche Vorketten, Empfaenger, Folgekosten und Korrekturpfade in die Bewertung gehoeren. Eine tragfaehige Antwort benennt mindestens eine Quelle, eine offene Unsicherheit, eine moegliche Gegenbeobachtung und die Entscheidung, die nach der Bewertung geaendert wird.</w:t>
+      </w:r>
+    </w:p>
+    <w:p>
+      <w:r>
+        <w:t>Fuer die Bewertung reicht kein Summenscore, der zentrale Schaeden mit bequemen Pluspunkten verrechnet. Nichtkompensation und Reverse Merit Order markieren, wo rote Linien, demokratische Grundbedingungen oder planetare Grenzen Vorrang vor Durchschnittslogik haben. So bleibt positive Netto-Wirkung eine anspruchsvolle Zielgroesse und wird nicht zur dekorativen Formel.</w:t>
+      </w:r>
+    </w:p>
+    <w:p>
+      <w:r>
+        <w:t>Begriffliche Sicherung. In Grundstudium Wirkungsoekonomie wird Die Lieferkette als Wirkungsraum erst steuerungsfaehig, wenn daraus eine Entscheidung folgt. Die Grundbegriffe muessen in spaeteren Modulen wiedererkennbar bleiben. Ohne diese Rueckkopplung bleibt Reporting eine Beschreibung. Mit Rueckkopplung wird aus Bewertung eine veraenderte Routine: ein anderer Prozess, ein geaenderter Anreiz, eine bessere Datenpflicht, eine korrigierte Kommunikation oder eine neue Priorisierung.</w:t>
       </w:r>
     </w:p>
     <w:p>
@@ -2896,7 +2946,17 @@
     </w:p>
     <w:p>
       <w:r>
-        <w:t>Wirkpfad und Empfaenger. Die Grenze gegen Scheingenauigkeit verlaeuft bei Verantwortung entlang der ganzen Kette nicht zwischen Optimismus und Pessimismus. Sie verlaeuft zwischen offengelegter Unsicherheit und rhetorischer Sicherheit. Wer Märkte, Produkte und Lieferketten als Wirkungsräume belastbar anwenden will, benennt Systemgrenze, Zeitraum, Vergleichspunkt und offene Gegenhypothese. Gerade dadurch bleibt das Skript anschlussfaehig fuer Forschung, Praxis und spaetere Revision.</w:t>
+        <w:t>Fallpruefung. Wenn ein Produkt- oder Portfolioteam einen Ausloeser ueber Lebenszyklus, Nutzung, Nebenfolgen und institutionelle Regeln lesen will, beginnt die Analyse bei Empfaengern, Wirkraum, Zeitraum und Datenquelle. Bei Die Lieferkette als Wirkungsraum muss dann geklaert werden, welche Vorketten, Empfaenger, Folgekosten und Korrekturpfade in die Bewertung gehoeren. Eine tragfaehige Antwort benennt mindestens eine Quelle, eine offene Unsicherheit, eine moegliche Gegenbeobachtung und die Entscheidung, die nach der Bewertung geaendert wird.</w:t>
+      </w:r>
+    </w:p>
+    <w:p>
+      <w:r>
+        <w:t>Der Rueckfluss in den WOE-Korpus liegt hier in klaren Begriffen, sauber verlinkten Quellen und benannten Forschungsfragen. Wo Glossar, Werkzeuge, Journal oder Reader noch doppeldeutig bleiben, sollte Märkte, Produkte und Lieferketten als Wirkungsräume nicht als fertige Gewissheit auftreten, sondern als pruefbarer Lernstand mit Korrekturpfad.</w:t>
+      </w:r>
+    </w:p>
+    <w:p>
+      <w:r>
+        <w:t>Wirkpfadpruefung. Die Grenze gegen Scheingenauigkeit verlaeuft bei Verantwortung entlang der ganzen Kette nicht zwischen Optimismus und Pessimismus. Sie verlaeuft zwischen offengelegter Unsicherheit und rhetorischer Sicherheit. Wer Märkte, Produkte und Lieferketten als Wirkungsräume belastbar anwenden will, benennt Systemgrenze, Zeitraum, Vergleichspunkt und offene Gegenhypothese. Gerade dadurch bleibt das Skript anschlussfaehig fuer Forschung, Praxis und spaetere Revision.</w:t>
       </w:r>
     </w:p>
     <w:p>
@@ -2906,7 +2966,12 @@
     </w:p>
     <w:p>
       <w:r>
-        <w:t>Daten, Quellen und Evidenz. Ein Beispiel: eine Tasse Kaffee zeigt, warum Märkte, Produkte und Lieferketten als Wirkungsräume mehr ist als ein Schlagwort im Feld Produkte, Institutionen, Lieferketten und Investitionsentscheidungen als Wirkungstraeger. Die wirkungsoekonomische Frage lautet: Welche reale Veraenderung wird moeglich, welche bleibt nur Potenzial und wo entsteht ein Wirkungsrisiko? Diese Unterscheidung schuetzt vor Impact-Washing, weil sie Absicht, Aktivitaet, Reichweite und Wirkung auseinanderhaelt.</w:t>
+        <w:t>Fallpruefung. Wenn ein Produkt- oder Portfolioteam einen Ausloeser ueber Lebenszyklus, Nutzung, Nebenfolgen und institutionelle Regeln lesen will, beginnt die Analyse bei Empfaengern, Wirkraum, Zeitraum und Datenquelle. Bei Verantwortung entlang der ganzen Kette muss dann geklaert werden, welche Vorketten, Empfaenger, Folgekosten und Korrekturpfade in die Bewertung gehoeren. Eine tragfaehige Antwort benennt mindestens eine Quelle, eine offene Unsicherheit, eine moegliche Gegenbeobachtung und die Entscheidung, die nach der Bewertung geaendert wird.</w:t>
+      </w:r>
+    </w:p>
+    <w:p>
+      <w:r>
+        <w:t>Evidenzfenster. Ein Beispiel: eine Tasse Kaffee zeigt, warum Märkte, Produkte und Lieferketten als Wirkungsräume mehr ist als ein Schlagwort im Feld Produkte, Institutionen, Lieferketten und Investitionsentscheidungen als Wirkungstraeger. Die wirkungsoekonomische Frage lautet: Welche reale Veraenderung wird moeglich, welche bleibt nur Potenzial und wo entsteht ein Wirkungsrisiko? Diese Unterscheidung schuetzt vor Impact-Washing, weil sie Absicht, Aktivitaet, Reichweite und Wirkung auseinanderhaelt.</w:t>
       </w:r>
     </w:p>
     <w:p>
@@ -2916,7 +2981,17 @@
     </w:p>
     <w:p>
       <w:r>
-        <w:t>Bewertung und rote Linien. In V16 muss Die drei Räume greifen ineinander immer mit Empfaengern gelesen werden. Wirkung entsteht nicht beim Sender, sondern an veraenderten Zustaenden von Menschen, Oekosystemen, Institutionen, Oeffentlichkeit oder kuenftigen Handlungsspielraeumen. Darum reicht es nicht, interne Aktivitaeten zu dokumentieren. Entscheidend ist, ob sich ein Zustand nachvollziehbar veraendert und ob diese Veraenderung im Referenzrahmen Mensch, Planet, Demokratie, SDGs, Agenda 2030 und SDG+ tragfaehig bewertet werden kann.</w:t>
+        <w:t>Fallpruefung. Wenn ein Produkt- oder Portfolioteam einen Ausloeser ueber Lebenszyklus, Nutzung, Nebenfolgen und institutionelle Regeln lesen will, beginnt die Analyse bei Empfaengern, Wirkraum, Zeitraum und Datenquelle. Bei Ein Beispiel: eine Tasse Kaffee muss dann geklaert werden, welche Vorketten, Empfaenger, Folgekosten und Korrekturpfade in die Bewertung gehoeren. Eine tragfaehige Antwort benennt mindestens eine Quelle, eine offene Unsicherheit, eine moegliche Gegenbeobachtung und die Entscheidung, die nach der Bewertung geaendert wird.</w:t>
+      </w:r>
+    </w:p>
+    <w:p>
+      <w:r>
+        <w:t>Fuer die Bewertung reicht kein Summenscore, der zentrale Schaeden mit bequemen Pluspunkten verrechnet. Nichtkompensation und Reverse Merit Order markieren, wo rote Linien, demokratische Grundbedingungen oder planetare Grenzen Vorrang vor Durchschnittslogik haben. So bleibt positive Netto-Wirkung eine anspruchsvolle Zielgroesse und wird nicht zur dekorativen Formel.</w:t>
+      </w:r>
+    </w:p>
+    <w:p>
+      <w:r>
+        <w:t>Bewertungsgrenze. In V16 muss Die drei Räume greifen ineinander immer mit Empfaengern gelesen werden. Wirkung entsteht nicht beim Sender, sondern an veraenderten Zustaenden von Menschen, Oekosystemen, Institutionen, Oeffentlichkeit oder kuenftigen Handlungsspielraeumen. Darum reicht es nicht, interne Aktivitaeten zu dokumentieren. Entscheidend ist, ob sich ein Zustand nachvollziehbar veraendert und ob diese Veraenderung im Referenzrahmen Mensch, Planet, Demokratie, SDGs, Agenda 2030 und SDG+ tragfaehig bewertet werden kann.</w:t>
       </w:r>
     </w:p>
     <w:p>
@@ -2926,57 +3001,12 @@
     </w:p>
     <w:p>
       <w:r>
-        <w:t>Kontrollfrage. Welche Entscheidung waere falsch, wenn Die drei Räume greifen ineinander in V16 missverstanden wird? Die Antwort muss mindestens eine Daten- oder Quellenannahme, eine betroffene Gruppe oder Schutzdimension, eine moegliche Nebenwirkung und einen Rueckkopplungsschritt nennen. Richtig ist nicht die lauteste Bewertung, sondern diejenige, die Begriff, Beleg und Steuerungsfolge zusammenhaelt.</w:t>
-      </w:r>
-    </w:p>
-    <w:p>
-      <w:r>
-        <w:t>Rueckfluss. Fuer den WOE-Korpus bedeutet das: Begriffe aus Märkte, Produkte und Lieferketten als Wirkungsräume sollten dort geschaerft werden, wo sie in Glossar, Werkzeugen, Journal oder Readern doppeldeutig bleiben. Offene Forschungsfragen werden nicht versteckt. Sie markieren die Stelle, an der spaetere Evidenz, ein besserer Datensatz oder eine praezisere Fallstudie die Bewertung veraendern kann.</w:t>
-      </w:r>
-    </w:p>
-    <w:p>
-      <w:r>
-        <w:t>Steuerung und Rueckkopplung. Wissenschaftliche Anschlussfaehigkeit entsteht hier durch Quellenklarheit. Bei Was du aus dieser Vorlesung mitnimmst werden interne WOE-Begriffe nicht als Ersatz fuer Belege benutzt, sondern mit Produktwirkungslogik, Lebenszyklusdaten, Lieferketten- und Portfoliosteuerung verbunden. Wo die Datenlage offen bleibt, wird das offengelegt. Wo eine Aussage nur plausibel ist, bleibt sie als Wirkungspotenzial markiert. Wo ein Schaden eine rote Linie beruehrt, greift Nichtkompensation vor Durchschnittslogik.</w:t>
-      </w:r>
-    </w:p>
-    <w:p>
-      <w:r>
-        <w:t>In einer kontroversen Entscheidung wirkt Was du aus dieser Vorlesung mitnimmst als Pruefpunkt fuer Ambivalenz. Ein Nutzen fuer eine Gruppe kann mit Risiken fuer andere Wirkungsempfaenger einhergehen. Das Skript verlangt deshalb, positive und negative Zustandsveraenderungen getrennt zu fuehren, bevor von positiver Netto-Wirkung gesprochen wird.</w:t>
-      </w:r>
-    </w:p>
-    <w:p>
-      <w:r>
-        <w:t>Pruefungsnahe Anwendung. In Grundstudium Wirkungsoekonomie wird Wirkungsökonomische Vertiefung erst steuerungsfaehig, wenn daraus eine Entscheidung folgt. Die Grundbegriffe muessen in spaeteren Modulen wiedererkennbar bleiben. Ohne diese Rueckkopplung bleibt Reporting eine Beschreibung. Mit Rueckkopplung wird aus Bewertung eine veraenderte Routine: ein anderer Prozess, ein geaenderter Anreiz, eine bessere Datenpflicht, eine korrigierte Kommunikation oder eine neue Priorisierung.</w:t>
-      </w:r>
-    </w:p>
-    <w:p>
-      <w:r>
-        <w:t>Die typische Fehlstelle bei Märkte, Produkte und Lieferketten als Wirkungsräume liegt darin, nur die Nutzenseite zu zeigen und Vorketten, Nutzung, Ende oder institutionelle Nebenfolgen auszublenden. Bei Wirkungsökonomische Vertiefung wird diese Fehlstelle konkret: Ein scheinbar plausibler Befund darf nicht zur Abkuerzung werden. Quellen, Systemgrenzen, Unsicherheit und Rueckkopplung bleiben sichtbar.</w:t>
-      </w:r>
-    </w:p>
-    <w:p>
-      <w:r>
-        <w:t>Transfer in den WOE-Korpus. Die Grenze gegen Scheingenauigkeit verlaeuft bei Begriffliche Präzision nicht zwischen Optimismus und Pessimismus. Sie verlaeuft zwischen offengelegter Unsicherheit und rhetorischer Sicherheit. Wer Märkte, Produkte und Lieferketten als Wirkungsräume belastbar anwenden will, benennt Systemgrenze, Zeitraum, Vergleichspunkt und offene Gegenhypothese. Gerade dadurch bleibt das Skript anschlussfaehig fuer Forschung, Praxis und spaetere Revision.</w:t>
-      </w:r>
-    </w:p>
-    <w:p>
-      <w:r>
-        <w:t>Fuer die Pruefung ist Begriffliche Präzision dann verstanden, wenn daraus eine belastbare Fallantwort entsteht. Eine gute Antwort unterscheidet Beobachtung, Kausalannahme, Bewertung und Steuerungsfolge. Sie bewertet keine Menschen, sondern Wirkpfade, Zustandsveraenderungen, Risiken und institutionelle Bedingungen.</w:t>
-      </w:r>
-    </w:p>
-    <w:p>
-      <w:r>
-        <w:t>Grenzen der Aussage. Wirkpfad zeigt, warum Märkte, Produkte und Lieferketten als Wirkungsräume mehr ist als ein Schlagwort im Feld Produkte, Institutionen, Lieferketten und Investitionsentscheidungen als Wirkungstraeger. Die wirkungsoekonomische Frage lautet: Welche reale Veraenderung wird moeglich, welche bleibt nur Potenzial und wo entsteht ein Wirkungsrisiko? Diese Unterscheidung schuetzt vor Impact-Washing, weil sie Absicht, Aktivitaet, Reichweite und Wirkung auseinanderhaelt.</w:t>
-      </w:r>
-    </w:p>
-    <w:p>
-      <w:r>
-        <w:t>Eine Kommune, ein Unternehmen oder eine Bildungsorganisation will Märkte, Produkte und Lieferketten als Wirkungsräume praktisch anwenden. Der erste Schritt ist nicht die Auswahl eines Instruments, sondern die Klaerung der Zustandsveraenderung. Bei Wirkpfad muss deshalb benannt werden, wer betroffen ist, welcher Zustand sich veraendert, welche Frist gilt und welche Gegenbeobachtung die Annahme widerlegen wuerde. Erst danach entsteht eine begruendete Entscheidung im Feld Begriff, Fallbewertung, Wirkpfad, rote Linie, Quellenbeurteilung oder Rueckkopplungsregel.</w:t>
-      </w:r>
-    </w:p>
-    <w:p>
-      <w:r>
-        <w:t>Kontrollfrage. Welche Entscheidung waere falsch, wenn Wirkpfad in V16 missverstanden wird? Die Antwort muss mindestens eine Daten- oder Quellenannahme, eine betroffene Gruppe oder Schutzdimension, eine moegliche Nebenwirkung und einen Rueckkopplungsschritt nennen. Richtig ist nicht die lauteste Bewertung, sondern diejenige, die Begriff, Beleg und Steuerungsfolge zusammenhaelt.</w:t>
+        <w:t>Fallpruefung. Wenn ein Produkt- oder Portfolioteam einen Ausloeser ueber Lebenszyklus, Nutzung, Nebenfolgen und institutionelle Regeln lesen will, beginnt die Analyse bei Empfaengern, Wirkraum, Zeitraum und Datenquelle. Bei Die drei Räume greifen ineinander muss dann geklaert werden, welche Vorketten, Empfaenger, Folgekosten und Korrekturpfade in die Bewertung gehoeren. Eine tragfaehige Antwort benennt mindestens eine Quelle, eine offene Unsicherheit, eine moegliche Gegenbeobachtung und die Entscheidung, die nach der Bewertung geaendert wird.</w:t>
+      </w:r>
+    </w:p>
+    <w:p>
+      <w:r>
+        <w:t>Der Rueckfluss in den WOE-Korpus liegt hier in klaren Begriffen, sauber verlinkten Quellen und benannten Forschungsfragen. Wo Glossar, Werkzeuge, Journal oder Reader noch doppeldeutig bleiben, sollte Märkte, Produkte und Lieferketten als Wirkungsräume nicht als fertige Gewissheit auftreten, sondern als pruefbarer Lernstand mit Korrekturpfad.</w:t>
       </w:r>
     </w:p>
     <w:p>
@@ -2984,17 +3014,87 @@
         <w:pStyle w:val="Heading3"/>
       </w:pPr>
       <w:r>
-        <w:t>Schlussvertiefung 3: Märkte, Produkte und Lieferketten als Wirkungsräume im Anwendungsfall</w:t>
-      </w:r>
-    </w:p>
-    <w:p>
-      <w:r>
-        <w:t>Die folgenden Abschnitte sind keine neue Pruefungsloesung. Sie verdichten die vorhandenen Kapitel zu einer Lesart, mit der Studierende einen Fall selbststaendig analysieren koennen. Im Mittelpunkt stehen Produkte, Institutionen, Lieferketten und Investitionsentscheidungen als Wirkungstraeger, nicht moralische Personenbewertung.</w:t>
-      </w:r>
-    </w:p>
-    <w:p>
-      <w:r>
-        <w:t>Begriffliche Schlussklaerung. In V16 muss Leitthese immer mit Empfaengern gelesen werden. Wirkung entsteht nicht beim Sender, sondern an veraenderten Zustaenden von Menschen, Oekosystemen, Institutionen, Oeffentlichkeit oder kuenftigen Handlungsspielraeumen. Darum reicht es nicht, interne Aktivitaeten zu dokumentieren. Entscheidend ist, ob sich ein Zustand nachvollziehbar veraendert und ob diese Veraenderung im Referenzrahmen Mensch, Planet, Demokratie, SDGs, Agenda 2030 und SDG+ tragfaehig bewertet werden kann.</w:t>
+        <w:t>Vertiefungsrunde 3: Anschluss an Praxis und Forschung</w:t>
+      </w:r>
+    </w:p>
+    <w:p>
+      <w:r>
+        <w:t>Diese Runde wechselt den Blickwinkel, damit der Schlussblock nicht nur wiederholt, sondern Leseentscheidungen vorbereitet: Was ist belegt, was bleibt Potenzial, welche Nebenwirkung ist relevant und welche Steuerungsfolge wird daraus abgeleitet?</w:t>
+      </w:r>
+    </w:p>
+    <w:p>
+      <w:r>
+        <w:t>Steuerungsfolge. Wissenschaftliche Anschlussfaehigkeit entsteht hier durch Quellenklarheit. Bei Was du aus dieser Vorlesung mitnimmst werden interne WOE-Begriffe nicht als Ersatz fuer Belege benutzt, sondern mit Produktwirkungslogik, Lebenszyklusdaten, Lieferketten- und Portfoliosteuerung verbunden. Wo die Datenlage offen bleibt, wird das offengelegt. Wo eine Aussage nur plausibel ist, bleibt sie als Wirkungspotenzial markiert. Wo ein Schaden eine rote Linie beruehrt, greift Nichtkompensation vor Durchschnittslogik.</w:t>
+      </w:r>
+    </w:p>
+    <w:p>
+      <w:r>
+        <w:t>In einer kontroversen Entscheidung wirkt Was du aus dieser Vorlesung mitnimmst als Pruefpunkt fuer Ambivalenz. Ein Nutzen fuer eine Gruppe kann mit Risiken fuer andere Wirkungsempfaenger einhergehen. Das Skript verlangt deshalb, positive und negative Zustandsveraenderungen getrennt zu fuehren, bevor von positiver Netto-Wirkung gesprochen wird.</w:t>
+      </w:r>
+    </w:p>
+    <w:p>
+      <w:r>
+        <w:t>Fallpruefung. Wenn ein Produkt- oder Portfolioteam einen Ausloeser ueber Lebenszyklus, Nutzung, Nebenfolgen und institutionelle Regeln lesen will, beginnt die Analyse bei Empfaengern, Wirkraum, Zeitraum und Datenquelle. Bei Was du aus dieser Vorlesung mitnimmst muss dann geklaert werden, welche Vorketten, Empfaenger, Folgekosten und Korrekturpfade in die Bewertung gehoeren. Eine tragfaehige Antwort benennt mindestens eine Quelle, eine offene Unsicherheit, eine moegliche Gegenbeobachtung und die Entscheidung, die nach der Bewertung geaendert wird.</w:t>
+      </w:r>
+    </w:p>
+    <w:p>
+      <w:r>
+        <w:t>Transferhinweis. In Grundstudium Wirkungsoekonomie wird Wirkungsökonomische Vertiefung erst steuerungsfaehig, wenn daraus eine Entscheidung folgt. Die Grundbegriffe muessen in spaeteren Modulen wiedererkennbar bleiben. Ohne diese Rueckkopplung bleibt Reporting eine Beschreibung. Mit Rueckkopplung wird aus Bewertung eine veraenderte Routine: ein anderer Prozess, ein geaenderter Anreiz, eine bessere Datenpflicht, eine korrigierte Kommunikation oder eine neue Priorisierung.</w:t>
+      </w:r>
+    </w:p>
+    <w:p>
+      <w:r>
+        <w:t>Die typische Fehlstelle bei Märkte, Produkte und Lieferketten als Wirkungsräume liegt darin, nur die Nutzenseite zu zeigen und Vorketten, Nutzung, Ende oder institutionelle Nebenfolgen auszublenden. Bei Wirkungsökonomische Vertiefung wird diese Fehlstelle konkret: Ein scheinbar plausibler Befund darf nicht zur Abkuerzung werden. Quellen, Systemgrenzen, Unsicherheit und Rueckkopplung bleiben sichtbar.</w:t>
+      </w:r>
+    </w:p>
+    <w:p>
+      <w:r>
+        <w:t>Fallpruefung. Wenn ein Produkt- oder Portfolioteam einen Ausloeser ueber Lebenszyklus, Nutzung, Nebenfolgen und institutionelle Regeln lesen will, beginnt die Analyse bei Empfaengern, Wirkraum, Zeitraum und Datenquelle. Bei Wirkungsökonomische Vertiefung muss dann geklaert werden, welche Vorketten, Empfaenger, Folgekosten und Korrekturpfade in die Bewertung gehoeren. Eine tragfaehige Antwort benennt mindestens eine Quelle, eine offene Unsicherheit, eine moegliche Gegenbeobachtung und die Entscheidung, die nach der Bewertung geaendert wird.</w:t>
+      </w:r>
+    </w:p>
+    <w:p>
+      <w:r>
+        <w:t>Fuer die Bewertung reicht kein Summenscore, der zentrale Schaeden mit bequemen Pluspunkten verrechnet. Nichtkompensation und Reverse Merit Order markieren, wo rote Linien, demokratische Grundbedingungen oder planetare Grenzen Vorrang vor Durchschnittslogik haben. So bleibt positive Netto-Wirkung eine anspruchsvolle Zielgroesse und wird nicht zur dekorativen Formel.</w:t>
+      </w:r>
+    </w:p>
+    <w:p>
+      <w:r>
+        <w:t>Rueckflussnotiz. Die Grenze gegen Scheingenauigkeit verlaeuft bei Begriffliche Präzision nicht zwischen Optimismus und Pessimismus. Sie verlaeuft zwischen offengelegter Unsicherheit und rhetorischer Sicherheit. Wer Märkte, Produkte und Lieferketten als Wirkungsräume belastbar anwenden will, benennt Systemgrenze, Zeitraum, Vergleichspunkt und offene Gegenhypothese. Gerade dadurch bleibt das Skript anschlussfaehig fuer Forschung, Praxis und spaetere Revision.</w:t>
+      </w:r>
+    </w:p>
+    <w:p>
+      <w:r>
+        <w:t>Fuer die Pruefung ist Begriffliche Präzision dann verstanden, wenn daraus eine belastbare Fallantwort entsteht. Eine gute Antwort unterscheidet Beobachtung, Kausalannahme, Bewertung und Steuerungsfolge. Sie bewertet keine Menschen, sondern Wirkpfade, Zustandsveraenderungen, Risiken und institutionelle Bedingungen.</w:t>
+      </w:r>
+    </w:p>
+    <w:p>
+      <w:r>
+        <w:t>Fallpruefung. Wenn ein Produkt- oder Portfolioteam einen Ausloeser ueber Lebenszyklus, Nutzung, Nebenfolgen und institutionelle Regeln lesen will, beginnt die Analyse bei Empfaengern, Wirkraum, Zeitraum und Datenquelle. Bei Begriffliche Präzision muss dann geklaert werden, welche Vorketten, Empfaenger, Folgekosten und Korrekturpfade in die Bewertung gehoeren. Eine tragfaehige Antwort benennt mindestens eine Quelle, eine offene Unsicherheit, eine moegliche Gegenbeobachtung und die Entscheidung, die nach der Bewertung geaendert wird.</w:t>
+      </w:r>
+    </w:p>
+    <w:p>
+      <w:r>
+        <w:t>Der Rueckfluss in den WOE-Korpus liegt hier in klaren Begriffen, sauber verlinkten Quellen und benannten Forschungsfragen. Wo Glossar, Werkzeuge, Journal oder Reader noch doppeldeutig bleiben, sollte Märkte, Produkte und Lieferketten als Wirkungsräume nicht als fertige Gewissheit auftreten, sondern als pruefbarer Lernstand mit Korrekturpfad.</w:t>
+      </w:r>
+    </w:p>
+    <w:p>
+      <w:r>
+        <w:t>Pruefungsimpuls. Wirkpfad zeigt, warum Märkte, Produkte und Lieferketten als Wirkungsräume mehr ist als ein Schlagwort im Feld Produkte, Institutionen, Lieferketten und Investitionsentscheidungen als Wirkungstraeger. Die wirkungsoekonomische Frage lautet: Welche reale Veraenderung wird moeglich, welche bleibt nur Potenzial und wo entsteht ein Wirkungsrisiko? Diese Unterscheidung schuetzt vor Impact-Washing, weil sie Absicht, Aktivitaet, Reichweite und Wirkung auseinanderhaelt.</w:t>
+      </w:r>
+    </w:p>
+    <w:p>
+      <w:r>
+        <w:t>Eine Kommune, ein Unternehmen oder eine Bildungsorganisation will Märkte, Produkte und Lieferketten als Wirkungsräume praktisch anwenden. Der erste Schritt ist nicht die Auswahl eines Instruments, sondern die Klaerung der Zustandsveraenderung. Bei Wirkpfad muss deshalb benannt werden, wer betroffen ist, welcher Zustand sich veraendert, welche Frist gilt und welche Gegenbeobachtung die Annahme widerlegen wuerde. Erst danach entsteht eine begruendete Entscheidung im Feld Begriff, Fallbewertung, Wirkpfad, rote Linie, Quellenbeurteilung oder Rueckkopplungsregel.</w:t>
+      </w:r>
+    </w:p>
+    <w:p>
+      <w:r>
+        <w:t>Fallpruefung. Wenn ein Produkt- oder Portfolioteam einen Ausloeser ueber Lebenszyklus, Nutzung, Nebenfolgen und institutionelle Regeln lesen will, beginnt die Analyse bei Empfaengern, Wirkraum, Zeitraum und Datenquelle. Bei Wirkpfad muss dann geklaert werden, welche Vorketten, Empfaenger, Folgekosten und Korrekturpfade in die Bewertung gehoeren. Eine tragfaehige Antwort benennt mindestens eine Quelle, eine offene Unsicherheit, eine moegliche Gegenbeobachtung und die Entscheidung, die nach der Bewertung geaendert wird.</w:t>
+      </w:r>
+    </w:p>
+    <w:p>
+      <w:r>
+        <w:t>Begriffliche Sicherung. In V16 muss Leitthese immer mit Empfaengern gelesen werden. Wirkung entsteht nicht beim Sender, sondern an veraenderten Zustaenden von Menschen, Oekosystemen, Institutionen, Oeffentlichkeit oder kuenftigen Handlungsspielraeumen. Darum reicht es nicht, interne Aktivitaeten zu dokumentieren. Entscheidend ist, ob sich ein Zustand nachvollziehbar veraendert und ob diese Veraenderung im Referenzrahmen Mensch, Planet, Demokratie, SDGs, Agenda 2030 und SDG+ tragfaehig bewertet werden kann.</w:t>
       </w:r>
     </w:p>
     <w:p>
@@ -3004,7 +3104,17 @@
     </w:p>
     <w:p>
       <w:r>
-        <w:t>Wirkpfad und Empfaenger. Wissenschaftliche Anschlussfaehigkeit entsteht hier durch Quellenklarheit. Bei Didaktische Einordnung im Studiengang werden interne WOE-Begriffe nicht als Ersatz fuer Belege benutzt, sondern mit Produktwirkungslogik, Lebenszyklusdaten, Lieferketten- und Portfoliosteuerung verbunden. Wo die Datenlage offen bleibt, wird das offengelegt. Wo eine Aussage nur plausibel ist, bleibt sie als Wirkungspotenzial markiert. Wo ein Schaden eine rote Linie beruehrt, greift Nichtkompensation vor Durchschnittslogik.</w:t>
+        <w:t>Fallpruefung. Wenn ein Produkt- oder Portfolioteam einen Ausloeser ueber Lebenszyklus, Nutzung, Nebenfolgen und institutionelle Regeln lesen will, beginnt die Analyse bei Empfaengern, Wirkraum, Zeitraum und Datenquelle. Bei Leitthese muss dann geklaert werden, welche Vorketten, Empfaenger, Folgekosten und Korrekturpfade in die Bewertung gehoeren. Eine tragfaehige Antwort benennt mindestens eine Quelle, eine offene Unsicherheit, eine moegliche Gegenbeobachtung und die Entscheidung, die nach der Bewertung geaendert wird.</w:t>
+      </w:r>
+    </w:p>
+    <w:p>
+      <w:r>
+        <w:t>Fuer die Bewertung reicht kein Summenscore, der zentrale Schaeden mit bequemen Pluspunkten verrechnet. Nichtkompensation und Reverse Merit Order markieren, wo rote Linien, demokratische Grundbedingungen oder planetare Grenzen Vorrang vor Durchschnittslogik haben. So bleibt positive Netto-Wirkung eine anspruchsvolle Zielgroesse und wird nicht zur dekorativen Formel.</w:t>
+      </w:r>
+    </w:p>
+    <w:p>
+      <w:r>
+        <w:t>Wirkpfadpruefung. Wissenschaftliche Anschlussfaehigkeit entsteht hier durch Quellenklarheit. Bei Didaktische Einordnung im Studiengang werden interne WOE-Begriffe nicht als Ersatz fuer Belege benutzt, sondern mit Produktwirkungslogik, Lebenszyklusdaten, Lieferketten- und Portfoliosteuerung verbunden. Wo die Datenlage offen bleibt, wird das offengelegt. Wo eine Aussage nur plausibel ist, bleibt sie als Wirkungspotenzial markiert. Wo ein Schaden eine rote Linie beruehrt, greift Nichtkompensation vor Durchschnittslogik.</w:t>
       </w:r>
     </w:p>
     <w:p>
@@ -3014,82 +3124,12 @@
     </w:p>
     <w:p>
       <w:r>
-        <w:t>Rueckfluss. Fuer den WOE-Korpus bedeutet das: Begriffe aus Märkte, Produkte und Lieferketten als Wirkungsräume sollten dort geschaerft werden, wo sie in Glossar, Werkzeugen, Journal oder Readern doppeldeutig bleiben. Offene Forschungsfragen werden nicht versteckt. Sie markieren die Stelle, an der spaetere Evidenz, ein besserer Datensatz oder eine praezisere Fallstudie die Bewertung veraendern kann.</w:t>
-      </w:r>
-    </w:p>
-    <w:p>
-      <w:r>
-        <w:t>Daten, Quellen und Evidenz. In Grundstudium Wirkungsoekonomie wird Analysemodell erst steuerungsfaehig, wenn daraus eine Entscheidung folgt. Die Grundbegriffe muessen in spaeteren Modulen wiedererkennbar bleiben. Ohne diese Rueckkopplung bleibt Reporting eine Beschreibung. Mit Rueckkopplung wird aus Bewertung eine veraenderte Routine: ein anderer Prozess, ein geaenderter Anreiz, eine bessere Datenpflicht, eine korrigierte Kommunikation oder eine neue Priorisierung.</w:t>
-      </w:r>
-    </w:p>
-    <w:p>
-      <w:r>
-        <w:t>Die typische Fehlstelle bei Märkte, Produkte und Lieferketten als Wirkungsräume liegt darin, nur die Nutzenseite zu zeigen und Vorketten, Nutzung, Ende oder institutionelle Nebenfolgen auszublenden. Bei Analysemodell wird diese Fehlstelle konkret: Ein scheinbar plausibler Befund darf nicht zur Abkuerzung werden. Quellen, Systemgrenzen, Unsicherheit und Rueckkopplung bleiben sichtbar.</w:t>
-      </w:r>
-    </w:p>
-    <w:p>
-      <w:r>
-        <w:t>Bewertung und rote Linien. Die Grenze gegen Scheingenauigkeit verlaeuft bei Modellformel nicht zwischen Optimismus und Pessimismus. Sie verlaeuft zwischen offengelegter Unsicherheit und rhetorischer Sicherheit. Wer Märkte, Produkte und Lieferketten als Wirkungsräume belastbar anwenden will, benennt Systemgrenze, Zeitraum, Vergleichspunkt und offene Gegenhypothese. Gerade dadurch bleibt das Skript anschlussfaehig fuer Forschung, Praxis und spaetere Revision.</w:t>
-      </w:r>
-    </w:p>
-    <w:p>
-      <w:r>
-        <w:t>Fuer die Pruefung ist Modellformel dann verstanden, wenn daraus eine belastbare Fallantwort entsteht. Eine gute Antwort unterscheidet Beobachtung, Kausalannahme, Bewertung und Steuerungsfolge. Sie bewertet keine Menschen, sondern Wirkpfade, Zustandsveraenderungen, Risiken und institutionelle Bedingungen.</w:t>
-      </w:r>
-    </w:p>
-    <w:p>
-      <w:r>
-        <w:t>Kontrollfrage. Welche Entscheidung waere falsch, wenn Modellformel in V16 missverstanden wird? Die Antwort muss mindestens eine Daten- oder Quellenannahme, eine betroffene Gruppe oder Schutzdimension, eine moegliche Nebenwirkung und einen Rueckkopplungsschritt nennen. Richtig ist nicht die lauteste Bewertung, sondern diejenige, die Begriff, Beleg und Steuerungsfolge zusammenhaelt.</w:t>
-      </w:r>
-    </w:p>
-    <w:p>
-      <w:r>
-        <w:t>Steuerung und Rueckkopplung. Fallfenster zeigt, warum Märkte, Produkte und Lieferketten als Wirkungsräume mehr ist als ein Schlagwort im Feld Produkte, Institutionen, Lieferketten und Investitionsentscheidungen als Wirkungstraeger. Die wirkungsoekonomische Frage lautet: Welche reale Veraenderung wird moeglich, welche bleibt nur Potenzial und wo entsteht ein Wirkungsrisiko? Diese Unterscheidung schuetzt vor Impact-Washing, weil sie Absicht, Aktivitaet, Reichweite und Wirkung auseinanderhaelt.</w:t>
-      </w:r>
-    </w:p>
-    <w:p>
-      <w:r>
-        <w:t>Eine Kommune, ein Unternehmen oder eine Bildungsorganisation will Märkte, Produkte und Lieferketten als Wirkungsräume praktisch anwenden. Der erste Schritt ist nicht die Auswahl eines Instruments, sondern die Klaerung der Zustandsveraenderung. Bei Fallfenster muss deshalb benannt werden, wer betroffen ist, welcher Zustand sich veraendert, welche Frist gilt und welche Gegenbeobachtung die Annahme widerlegen wuerde. Erst danach entsteht eine begruendete Entscheidung im Feld Begriff, Fallbewertung, Wirkpfad, rote Linie, Quellenbeurteilung oder Rueckkopplungsregel.</w:t>
-      </w:r>
-    </w:p>
-    <w:p>
-      <w:r>
-        <w:t>Pruefungsnahe Anwendung. In V16 muss Prüfungsnahe Fallfragen ohne geschützte Antwortlogik immer mit Empfaengern gelesen werden. Wirkung entsteht nicht beim Sender, sondern an veraenderten Zustaenden von Menschen, Oekosystemen, Institutionen, Oeffentlichkeit oder kuenftigen Handlungsspielraeumen. Darum reicht es nicht, interne Aktivitaeten zu dokumentieren. Entscheidend ist, ob sich ein Zustand nachvollziehbar veraendert und ob diese Veraenderung im Referenzrahmen Mensch, Planet, Demokratie, SDGs, Agenda 2030 und SDG+ tragfaehig bewertet werden kann.</w:t>
-      </w:r>
-    </w:p>
-    <w:p>
-      <w:r>
-        <w:t>Ein Bericht behauptet, die Massnahme zu Märkte, Produkte und Lieferketten als Wirkungsräume sei erfolgreich. Die WOE-Lesart fragt bei Prüfungsnahe Fallfragen ohne geschützte Antwortlogik nach belastbaren Nachweisen: begriffliche Praezision, Fallbeschreibung, Quellenklarheit, Plausibilitaet und offene Unsicherheit. Wenn diese Nachweise fehlen, bleibt die Aussage Wirkungspotenzial oder Kommunikationsbehauptung. Sie kann wichtig sein, aber sie ist noch keine belegte Wirkung.</w:t>
-      </w:r>
-    </w:p>
-    <w:p>
-      <w:r>
-        <w:t>Transfer in den WOE-Korpus. Wissenschaftliche Anschlussfaehigkeit entsteht hier durch Quellenklarheit. Bei Einleitung / Wirkungsfrage werden interne WOE-Begriffe nicht als Ersatz fuer Belege benutzt, sondern mit Produktwirkungslogik, Lebenszyklusdaten, Lieferketten- und Portfoliosteuerung verbunden. Wo die Datenlage offen bleibt, wird das offengelegt. Wo eine Aussage nur plausibel ist, bleibt sie als Wirkungspotenzial markiert. Wo ein Schaden eine rote Linie beruehrt, greift Nichtkompensation vor Durchschnittslogik.</w:t>
-      </w:r>
-    </w:p>
-    <w:p>
-      <w:r>
-        <w:t>In einer kontroversen Entscheidung wirkt Einleitung / Wirkungsfrage als Pruefpunkt fuer Ambivalenz. Ein Nutzen fuer eine Gruppe kann mit Risiken fuer andere Wirkungsempfaenger einhergehen. Das Skript verlangt deshalb, positive und negative Zustandsveraenderungen getrennt zu fuehren, bevor von positiver Netto-Wirkung gesprochen wird.</w:t>
-      </w:r>
-    </w:p>
-    <w:p>
-      <w:r>
-        <w:t>Grenzen der Aussage. In Grundstudium Wirkungsoekonomie wird Kernaussage erst steuerungsfaehig, wenn daraus eine Entscheidung folgt. Die Grundbegriffe muessen in spaeteren Modulen wiedererkennbar bleiben. Ohne diese Rueckkopplung bleibt Reporting eine Beschreibung. Mit Rueckkopplung wird aus Bewertung eine veraenderte Routine: ein anderer Prozess, ein geaenderter Anreiz, eine bessere Datenpflicht, eine korrigierte Kommunikation oder eine neue Priorisierung.</w:t>
-      </w:r>
-    </w:p>
-    <w:p>
-      <w:r>
-        <w:t>Die typische Fehlstelle bei Märkte, Produkte und Lieferketten als Wirkungsräume liegt darin, nur die Nutzenseite zu zeigen und Vorketten, Nutzung, Ende oder institutionelle Nebenfolgen auszublenden. Bei Kernaussage wird diese Fehlstelle konkret: Ein scheinbar plausibler Befund darf nicht zur Abkuerzung werden. Quellen, Systemgrenzen, Unsicherheit und Rueckkopplung bleiben sichtbar.</w:t>
-      </w:r>
-    </w:p>
-    <w:p>
-      <w:r>
-        <w:t>Kontrollfrage. Welche Entscheidung waere falsch, wenn Kernaussage in V16 missverstanden wird? Die Antwort muss mindestens eine Daten- oder Quellenannahme, eine betroffene Gruppe oder Schutzdimension, eine moegliche Nebenwirkung und einen Rueckkopplungsschritt nennen. Richtig ist nicht die lauteste Bewertung, sondern diejenige, die Begriff, Beleg und Steuerungsfolge zusammenhaelt.</w:t>
-      </w:r>
-    </w:p>
-    <w:p>
-      <w:r>
-        <w:t>Rueckfluss. Fuer den WOE-Korpus bedeutet das: Begriffe aus Märkte, Produkte und Lieferketten als Wirkungsräume sollten dort geschaerft werden, wo sie in Glossar, Werkzeugen, Journal oder Readern doppeldeutig bleiben. Offene Forschungsfragen werden nicht versteckt. Sie markieren die Stelle, an der spaetere Evidenz, ein besserer Datensatz oder eine praezisere Fallstudie die Bewertung veraendern kann.</w:t>
+        <w:t>Fallpruefung. Wenn ein Produkt- oder Portfolioteam einen Ausloeser ueber Lebenszyklus, Nutzung, Nebenfolgen und institutionelle Regeln lesen will, beginnt die Analyse bei Empfaengern, Wirkraum, Zeitraum und Datenquelle. Bei Didaktische Einordnung im Studiengang muss dann geklaert werden, welche Vorketten, Empfaenger, Folgekosten und Korrekturpfade in die Bewertung gehoeren. Eine tragfaehige Antwort benennt mindestens eine Quelle, eine offene Unsicherheit, eine moegliche Gegenbeobachtung und die Entscheidung, die nach der Bewertung geaendert wird.</w:t>
+      </w:r>
+    </w:p>
+    <w:p>
+      <w:r>
+        <w:t>Der Rueckfluss in den WOE-Korpus liegt hier in klaren Begriffen, sauber verlinkten Quellen und benannten Forschungsfragen. Wo Glossar, Werkzeuge, Journal oder Reader noch doppeldeutig bleiben, sollte Märkte, Produkte und Lieferketten als Wirkungsräume nicht als fertige Gewissheit auftreten, sondern als pruefbarer Lernstand mit Korrekturpfad.</w:t>
       </w:r>
     </w:p>
     <w:p>
@@ -3097,150 +3137,102 @@
         <w:pStyle w:val="Heading3"/>
       </w:pPr>
       <w:r>
-        <w:t>Schlussvertiefung 4: Märkte, Produkte und Lieferketten als Wirkungsräume im Anwendungsfall</w:t>
-      </w:r>
-    </w:p>
-    <w:p>
-      <w:r>
-        <w:t>Die folgenden Abschnitte sind keine neue Pruefungsloesung. Sie verdichten die vorhandenen Kapitel zu einer Lesart, mit der Studierende einen Fall selbststaendig analysieren koennen. Im Mittelpunkt stehen Produkte, Institutionen, Lieferketten und Investitionsentscheidungen als Wirkungstraeger, nicht moralische Personenbewertung.</w:t>
-      </w:r>
-    </w:p>
-    <w:p>
-      <w:r>
-        <w:t>Begriffliche Schlussklaerung. Die Grenze gegen Scheingenauigkeit verlaeuft bei Quelltext und fachliche Grundlegung nicht zwischen Optimismus und Pessimismus. Sie verlaeuft zwischen offengelegter Unsicherheit und rhetorischer Sicherheit. Wer Märkte, Produkte und Lieferketten als Wirkungsräume belastbar anwenden will, benennt Systemgrenze, Zeitraum, Vergleichspunkt und offene Gegenhypothese. Gerade dadurch bleibt das Skript anschlussfaehig fuer Forschung, Praxis und spaetere Revision.</w:t>
-      </w:r>
-    </w:p>
-    <w:p>
-      <w:r>
-        <w:t>Fuer die Pruefung ist Quelltext und fachliche Grundlegung dann verstanden, wenn daraus eine belastbare Fallantwort entsteht. Eine gute Antwort unterscheidet Beobachtung, Kausalannahme, Bewertung und Steuerungsfolge. Sie bewertet keine Menschen, sondern Wirkpfade, Zustandsveraenderungen, Risiken und institutionelle Bedingungen.</w:t>
-      </w:r>
-    </w:p>
-    <w:p>
-      <w:r>
-        <w:t>Wirkpfad und Empfaenger. Wo Wirkung wirtschaftlich entsteht zeigt, warum Märkte, Produkte und Lieferketten als Wirkungsräume mehr ist als ein Schlagwort im Feld Produkte, Institutionen, Lieferketten und Investitionsentscheidungen als Wirkungstraeger. Die wirkungsoekonomische Frage lautet: Welche reale Veraenderung wird moeglich, welche bleibt nur Potenzial und wo entsteht ein Wirkungsrisiko? Diese Unterscheidung schuetzt vor Impact-Washing, weil sie Absicht, Aktivitaet, Reichweite und Wirkung auseinanderhaelt.</w:t>
-      </w:r>
-    </w:p>
-    <w:p>
-      <w:r>
-        <w:t>Eine Kommune, ein Unternehmen oder eine Bildungsorganisation will Märkte, Produkte und Lieferketten als Wirkungsräume praktisch anwenden. Der erste Schritt ist nicht die Auswahl eines Instruments, sondern die Klaerung der Zustandsveraenderung. Bei Wo Wirkung wirtschaftlich entsteht muss deshalb benannt werden, wer betroffen ist, welcher Zustand sich veraendert, welche Frist gilt und welche Gegenbeobachtung die Annahme widerlegen wuerde. Erst danach entsteht eine begruendete Entscheidung im Feld Begriff, Fallbewertung, Wirkpfad, rote Linie, Quellenbeurteilung oder Rueckkopplungsregel.</w:t>
-      </w:r>
-    </w:p>
-    <w:p>
-      <w:r>
-        <w:t>Daten, Quellen und Evidenz. In V16 muss Das Produkt als Wirkungsträger immer mit Empfaengern gelesen werden. Wirkung entsteht nicht beim Sender, sondern an veraenderten Zustaenden von Menschen, Oekosystemen, Institutionen, Oeffentlichkeit oder kuenftigen Handlungsspielraeumen. Darum reicht es nicht, interne Aktivitaeten zu dokumentieren. Entscheidend ist, ob sich ein Zustand nachvollziehbar veraendert und ob diese Veraenderung im Referenzrahmen Mensch, Planet, Demokratie, SDGs, Agenda 2030 und SDG+ tragfaehig bewertet werden kann.</w:t>
-      </w:r>
-    </w:p>
-    <w:p>
-      <w:r>
-        <w:t>Ein Bericht behauptet, die Massnahme zu Märkte, Produkte und Lieferketten als Wirkungsräume sei erfolgreich. Die WOE-Lesart fragt bei Das Produkt als Wirkungsträger nach belastbaren Nachweisen: begriffliche Praezision, Fallbeschreibung, Quellenklarheit, Plausibilitaet und offene Unsicherheit. Wenn diese Nachweise fehlen, bleibt die Aussage Wirkungspotenzial oder Kommunikationsbehauptung. Sie kann wichtig sein, aber sie ist noch keine belegte Wirkung.</w:t>
-      </w:r>
-    </w:p>
-    <w:p>
-      <w:r>
-        <w:t>Bewertung und rote Linien. Wissenschaftliche Anschlussfaehigkeit entsteht hier durch Quellenklarheit. Bei Der Hebel im Produktdesign werden interne WOE-Begriffe nicht als Ersatz fuer Belege benutzt, sondern mit Produktwirkungslogik, Lebenszyklusdaten, Lieferketten- und Portfoliosteuerung verbunden. Wo die Datenlage offen bleibt, wird das offengelegt. Wo eine Aussage nur plausibel ist, bleibt sie als Wirkungspotenzial markiert. Wo ein Schaden eine rote Linie beruehrt, greift Nichtkompensation vor Durchschnittslogik.</w:t>
-      </w:r>
-    </w:p>
-    <w:p>
-      <w:r>
-        <w:t>In einer kontroversen Entscheidung wirkt Der Hebel im Produktdesign als Pruefpunkt fuer Ambivalenz. Ein Nutzen fuer eine Gruppe kann mit Risiken fuer andere Wirkungsempfaenger einhergehen. Das Skript verlangt deshalb, positive und negative Zustandsveraenderungen getrennt zu fuehren, bevor von positiver Netto-Wirkung gesprochen wird.</w:t>
-      </w:r>
-    </w:p>
-    <w:p>
-      <w:r>
-        <w:t>Kontrollfrage. Welche Entscheidung waere falsch, wenn Der Hebel im Produktdesign in V16 missverstanden wird? Die Antwort muss mindestens eine Daten- oder Quellenannahme, eine betroffene Gruppe oder Schutzdimension, eine moegliche Nebenwirkung und einen Rueckkopplungsschritt nennen. Richtig ist nicht die lauteste Bewertung, sondern diejenige, die Begriff, Beleg und Steuerungsfolge zusammenhaelt.</w:t>
-      </w:r>
-    </w:p>
-    <w:p>
-      <w:r>
-        <w:t>Steuerung und Rueckkopplung. In Grundstudium Wirkungsoekonomie wird Der Markt als Wirkungsraum erst steuerungsfaehig, wenn daraus eine Entscheidung folgt. Die Grundbegriffe muessen in spaeteren Modulen wiedererkennbar bleiben. Ohne diese Rueckkopplung bleibt Reporting eine Beschreibung. Mit Rueckkopplung wird aus Bewertung eine veraenderte Routine: ein anderer Prozess, ein geaenderter Anreiz, eine bessere Datenpflicht, eine korrigierte Kommunikation oder eine neue Priorisierung.</w:t>
-      </w:r>
-    </w:p>
-    <w:p>
-      <w:r>
-        <w:t>Die typische Fehlstelle bei Märkte, Produkte und Lieferketten als Wirkungsräume liegt darin, nur die Nutzenseite zu zeigen und Vorketten, Nutzung, Ende oder institutionelle Nebenfolgen auszublenden. Bei Der Markt als Wirkungsraum wird diese Fehlstelle konkret: Ein scheinbar plausibler Befund darf nicht zur Abkuerzung werden. Quellen, Systemgrenzen, Unsicherheit und Rueckkopplung bleiben sichtbar.</w:t>
-      </w:r>
-    </w:p>
-    <w:p>
-      <w:r>
-        <w:t>Pruefungsnahe Anwendung. Die Grenze gegen Scheingenauigkeit verlaeuft bei Der Markt als Verstärker nicht zwischen Optimismus und Pessimismus. Sie verlaeuft zwischen offengelegter Unsicherheit und rhetorischer Sicherheit. Wer Märkte, Produkte und Lieferketten als Wirkungsräume belastbar anwenden will, benennt Systemgrenze, Zeitraum, Vergleichspunkt und offene Gegenhypothese. Gerade dadurch bleibt das Skript anschlussfaehig fuer Forschung, Praxis und spaetere Revision.</w:t>
-      </w:r>
-    </w:p>
-    <w:p>
-      <w:r>
-        <w:t>Fuer die Pruefung ist Der Markt als Verstärker dann verstanden, wenn daraus eine belastbare Fallantwort entsteht. Eine gute Antwort unterscheidet Beobachtung, Kausalannahme, Bewertung und Steuerungsfolge. Sie bewertet keine Menschen, sondern Wirkpfade, Zustandsveraenderungen, Risiken und institutionelle Bedingungen.</w:t>
-      </w:r>
-    </w:p>
-    <w:p>
-      <w:r>
-        <w:t>Rueckfluss. Fuer den WOE-Korpus bedeutet das: Begriffe aus Märkte, Produkte und Lieferketten als Wirkungsräume sollten dort geschaerft werden, wo sie in Glossar, Werkzeugen, Journal oder Readern doppeldeutig bleiben. Offene Forschungsfragen werden nicht versteckt. Sie markieren die Stelle, an der spaetere Evidenz, ein besserer Datensatz oder eine praezisere Fallstudie die Bewertung veraendern kann.</w:t>
-      </w:r>
-    </w:p>
-    <w:p>
-      <w:r>
-        <w:t>Transfer in den WOE-Korpus. Die Lieferkette als Wirkungsraum zeigt, warum Märkte, Produkte und Lieferketten als Wirkungsräume mehr ist als ein Schlagwort im Feld Produkte, Institutionen, Lieferketten und Investitionsentscheidungen als Wirkungstraeger. Die wirkungsoekonomische Frage lautet: Welche reale Veraenderung wird moeglich, welche bleibt nur Potenzial und wo entsteht ein Wirkungsrisiko? Diese Unterscheidung schuetzt vor Impact-Washing, weil sie Absicht, Aktivitaet, Reichweite und Wirkung auseinanderhaelt.</w:t>
-      </w:r>
-    </w:p>
-    <w:p>
-      <w:r>
-        <w:t>Eine Kommune, ein Unternehmen oder eine Bildungsorganisation will Märkte, Produkte und Lieferketten als Wirkungsräume praktisch anwenden. Der erste Schritt ist nicht die Auswahl eines Instruments, sondern die Klaerung der Zustandsveraenderung. Bei Die Lieferkette als Wirkungsraum muss deshalb benannt werden, wer betroffen ist, welcher Zustand sich veraendert, welche Frist gilt und welche Gegenbeobachtung die Annahme widerlegen wuerde. Erst danach entsteht eine begruendete Entscheidung im Feld Begriff, Fallbewertung, Wirkpfad, rote Linie, Quellenbeurteilung oder Rueckkopplungsregel.</w:t>
-      </w:r>
-    </w:p>
-    <w:p>
-      <w:r>
-        <w:t>Grenzen der Aussage. In V16 muss Verantwortung entlang der ganzen Kette immer mit Empfaengern gelesen werden. Wirkung entsteht nicht beim Sender, sondern an veraenderten Zustaenden von Menschen, Oekosystemen, Institutionen, Oeffentlichkeit oder kuenftigen Handlungsspielraeumen. Darum reicht es nicht, interne Aktivitaeten zu dokumentieren. Entscheidend ist, ob sich ein Zustand nachvollziehbar veraendert und ob diese Veraenderung im Referenzrahmen Mensch, Planet, Demokratie, SDGs, Agenda 2030 und SDG+ tragfaehig bewertet werden kann.</w:t>
-      </w:r>
-    </w:p>
-    <w:p>
-      <w:r>
-        <w:t>Ein Bericht behauptet, die Massnahme zu Märkte, Produkte und Lieferketten als Wirkungsräume sei erfolgreich. Die WOE-Lesart fragt bei Verantwortung entlang der ganzen Kette nach belastbaren Nachweisen: begriffliche Praezision, Fallbeschreibung, Quellenklarheit, Plausibilitaet und offene Unsicherheit. Wenn diese Nachweise fehlen, bleibt die Aussage Wirkungspotenzial oder Kommunikationsbehauptung. Sie kann wichtig sein, aber sie ist noch keine belegte Wirkung.</w:t>
-      </w:r>
-    </w:p>
-    <w:p>
-      <w:r>
-        <w:t>Kontrollfrage. Welche Entscheidung waere falsch, wenn Verantwortung entlang der ganzen Kette in V16 missverstanden wird? Die Antwort muss mindestens eine Daten- oder Quellenannahme, eine betroffene Gruppe oder Schutzdimension, eine moegliche Nebenwirkung und einen Rueckkopplungsschritt nennen. Richtig ist nicht die lauteste Bewertung, sondern diejenige, die Begriff, Beleg und Steuerungsfolge zusammenhaelt.</w:t>
-      </w:r>
-    </w:p>
-    <w:p>
-      <w:pPr>
-        <w:pStyle w:val="Heading3"/>
-      </w:pPr>
-      <w:r>
-        <w:t>Schlussvertiefung 5: Märkte, Produkte und Lieferketten als Wirkungsräume im Anwendungsfall</w:t>
-      </w:r>
-    </w:p>
-    <w:p>
-      <w:r>
-        <w:t>Die folgenden Abschnitte sind keine neue Pruefungsloesung. Sie verdichten die vorhandenen Kapitel zu einer Lesart, mit der Studierende einen Fall selbststaendig analysieren koennen. Im Mittelpunkt stehen Produkte, Institutionen, Lieferketten und Investitionsentscheidungen als Wirkungstraeger, nicht moralische Personenbewertung.</w:t>
-      </w:r>
-    </w:p>
-    <w:p>
-      <w:r>
-        <w:t>Begriffliche Schlussklaerung. Wissenschaftliche Anschlussfaehigkeit entsteht hier durch Quellenklarheit. Bei Ein Beispiel: eine Tasse Kaffee werden interne WOE-Begriffe nicht als Ersatz fuer Belege benutzt, sondern mit Produktwirkungslogik, Lebenszyklusdaten, Lieferketten- und Portfoliosteuerung verbunden. Wo die Datenlage offen bleibt, wird das offengelegt. Wo eine Aussage nur plausibel ist, bleibt sie als Wirkungspotenzial markiert. Wo ein Schaden eine rote Linie beruehrt, greift Nichtkompensation vor Durchschnittslogik.</w:t>
-      </w:r>
-    </w:p>
-    <w:p>
-      <w:r>
-        <w:t>In einer kontroversen Entscheidung wirkt Ein Beispiel: eine Tasse Kaffee als Pruefpunkt fuer Ambivalenz. Ein Nutzen fuer eine Gruppe kann mit Risiken fuer andere Wirkungsempfaenger einhergehen. Das Skript verlangt deshalb, positive und negative Zustandsveraenderungen getrennt zu fuehren, bevor von positiver Netto-Wirkung gesprochen wird.</w:t>
-      </w:r>
-    </w:p>
-    <w:p>
-      <w:r>
-        <w:t>Wirkpfad und Empfaenger. In Grundstudium Wirkungsoekonomie wird Die drei Räume greifen ineinander erst steuerungsfaehig, wenn daraus eine Entscheidung folgt. Die Grundbegriffe muessen in spaeteren Modulen wiedererkennbar bleiben. Ohne diese Rueckkopplung bleibt Reporting eine Beschreibung. Mit Rueckkopplung wird aus Bewertung eine veraenderte Routine: ein anderer Prozess, ein geaenderter Anreiz, eine bessere Datenpflicht, eine korrigierte Kommunikation oder eine neue Priorisierung.</w:t>
-      </w:r>
-    </w:p>
-    <w:p>
-      <w:r>
-        <w:t>Die typische Fehlstelle bei Märkte, Produkte und Lieferketten als Wirkungsräume liegt darin, nur die Nutzenseite zu zeigen und Vorketten, Nutzung, Ende oder institutionelle Nebenfolgen auszublenden. Bei Die drei Räume greifen ineinander wird diese Fehlstelle konkret: Ein scheinbar plausibler Befund darf nicht zur Abkuerzung werden. Quellen, Systemgrenzen, Unsicherheit und Rueckkopplung bleiben sichtbar.</w:t>
-      </w:r>
-    </w:p>
-    <w:p>
-      <w:r>
-        <w:t>Daten, Quellen und Evidenz. Die Grenze gegen Scheingenauigkeit verlaeuft bei Was du aus dieser Vorlesung mitnimmst nicht zwischen Optimismus und Pessimismus. Sie verlaeuft zwischen offengelegter Unsicherheit und rhetorischer Sicherheit. Wer Märkte, Produkte und Lieferketten als Wirkungsräume belastbar anwenden will, benennt Systemgrenze, Zeitraum, Vergleichspunkt und offene Gegenhypothese. Gerade dadurch bleibt das Skript anschlussfaehig fuer Forschung, Praxis und spaetere Revision.</w:t>
-      </w:r>
-    </w:p>
-    <w:p>
-      <w:r>
-        <w:t>Fuer die Pruefung ist Was du aus dieser Vorlesung mitnimmst dann verstanden, wenn daraus eine belastbare Fallantwort entsteht. Eine gute Antwort unterscheidet Beobachtung, Kausalannahme, Bewertung und Steuerungsfolge. Sie bewertet keine Menschen, sondern Wirkpfade, Zustandsveraenderungen, Risiken und institutionelle Bedingungen.</w:t>
+        <w:t>Vertiefungsrunde 4: Anschluss an Praxis und Forschung</w:t>
+      </w:r>
+    </w:p>
+    <w:p>
+      <w:r>
+        <w:t>Diese Runde wechselt den Blickwinkel, damit der Schlussblock nicht nur wiederholt, sondern Leseentscheidungen vorbereitet: Was ist belegt, was bleibt Potenzial, welche Nebenwirkung ist relevant und welche Steuerungsfolge wird daraus abgeleitet?</w:t>
+      </w:r>
+    </w:p>
+    <w:p>
+      <w:r>
+        <w:t>Evidenzfenster. In Grundstudium Wirkungsoekonomie wird Analysemodell erst steuerungsfaehig, wenn daraus eine Entscheidung folgt. Die Grundbegriffe muessen in spaeteren Modulen wiedererkennbar bleiben. Ohne diese Rueckkopplung bleibt Reporting eine Beschreibung. Mit Rueckkopplung wird aus Bewertung eine veraenderte Routine: ein anderer Prozess, ein geaenderter Anreiz, eine bessere Datenpflicht, eine korrigierte Kommunikation oder eine neue Priorisierung.</w:t>
+      </w:r>
+    </w:p>
+    <w:p>
+      <w:r>
+        <w:t>Die typische Fehlstelle bei Märkte, Produkte und Lieferketten als Wirkungsräume liegt darin, nur die Nutzenseite zu zeigen und Vorketten, Nutzung, Ende oder institutionelle Nebenfolgen auszublenden. Bei Analysemodell wird diese Fehlstelle konkret: Ein scheinbar plausibler Befund darf nicht zur Abkuerzung werden. Quellen, Systemgrenzen, Unsicherheit und Rueckkopplung bleiben sichtbar.</w:t>
+      </w:r>
+    </w:p>
+    <w:p>
+      <w:r>
+        <w:t>Fallpruefung. Wenn ein Produkt- oder Portfolioteam einen Ausloeser ueber Lebenszyklus, Nutzung, Nebenfolgen und institutionelle Regeln lesen will, beginnt die Analyse bei Empfaengern, Wirkraum, Zeitraum und Datenquelle. Bei Analysemodell muss dann geklaert werden, welche Vorketten, Empfaenger, Folgekosten und Korrekturpfade in die Bewertung gehoeren. Eine tragfaehige Antwort benennt mindestens eine Quelle, eine offene Unsicherheit, eine moegliche Gegenbeobachtung und die Entscheidung, die nach der Bewertung geaendert wird.</w:t>
+      </w:r>
+    </w:p>
+    <w:p>
+      <w:r>
+        <w:t>Bewertungsgrenze. Die Grenze gegen Scheingenauigkeit verlaeuft bei Modellformel nicht zwischen Optimismus und Pessimismus. Sie verlaeuft zwischen offengelegter Unsicherheit und rhetorischer Sicherheit. Wer Märkte, Produkte und Lieferketten als Wirkungsräume belastbar anwenden will, benennt Systemgrenze, Zeitraum, Vergleichspunkt und offene Gegenhypothese. Gerade dadurch bleibt das Skript anschlussfaehig fuer Forschung, Praxis und spaetere Revision.</w:t>
+      </w:r>
+    </w:p>
+    <w:p>
+      <w:r>
+        <w:t>Fuer die Pruefung ist Modellformel dann verstanden, wenn daraus eine belastbare Fallantwort entsteht. Eine gute Antwort unterscheidet Beobachtung, Kausalannahme, Bewertung und Steuerungsfolge. Sie bewertet keine Menschen, sondern Wirkpfade, Zustandsveraenderungen, Risiken und institutionelle Bedingungen.</w:t>
+      </w:r>
+    </w:p>
+    <w:p>
+      <w:r>
+        <w:t>Fallpruefung. Wenn ein Produkt- oder Portfolioteam einen Ausloeser ueber Lebenszyklus, Nutzung, Nebenfolgen und institutionelle Regeln lesen will, beginnt die Analyse bei Empfaengern, Wirkraum, Zeitraum und Datenquelle. Bei Modellformel muss dann geklaert werden, welche Vorketten, Empfaenger, Folgekosten und Korrekturpfade in die Bewertung gehoeren. Eine tragfaehige Antwort benennt mindestens eine Quelle, eine offene Unsicherheit, eine moegliche Gegenbeobachtung und die Entscheidung, die nach der Bewertung geaendert wird.</w:t>
+      </w:r>
+    </w:p>
+    <w:p>
+      <w:r>
+        <w:t>Fuer die Bewertung reicht kein Summenscore, der zentrale Schaeden mit bequemen Pluspunkten verrechnet. Nichtkompensation und Reverse Merit Order markieren, wo rote Linien, demokratische Grundbedingungen oder planetare Grenzen Vorrang vor Durchschnittslogik haben. So bleibt positive Netto-Wirkung eine anspruchsvolle Zielgroesse und wird nicht zur dekorativen Formel.</w:t>
+      </w:r>
+    </w:p>
+    <w:p>
+      <w:r>
+        <w:t>Steuerungsfolge. Fallfenster zeigt, warum Märkte, Produkte und Lieferketten als Wirkungsräume mehr ist als ein Schlagwort im Feld Produkte, Institutionen, Lieferketten und Investitionsentscheidungen als Wirkungstraeger. Die wirkungsoekonomische Frage lautet: Welche reale Veraenderung wird moeglich, welche bleibt nur Potenzial und wo entsteht ein Wirkungsrisiko? Diese Unterscheidung schuetzt vor Impact-Washing, weil sie Absicht, Aktivitaet, Reichweite und Wirkung auseinanderhaelt.</w:t>
+      </w:r>
+    </w:p>
+    <w:p>
+      <w:r>
+        <w:t>Eine Kommune, ein Unternehmen oder eine Bildungsorganisation will Märkte, Produkte und Lieferketten als Wirkungsräume praktisch anwenden. Der erste Schritt ist nicht die Auswahl eines Instruments, sondern die Klaerung der Zustandsveraenderung. Bei Fallfenster muss deshalb benannt werden, wer betroffen ist, welcher Zustand sich veraendert, welche Frist gilt und welche Gegenbeobachtung die Annahme widerlegen wuerde. Erst danach entsteht eine begruendete Entscheidung im Feld Begriff, Fallbewertung, Wirkpfad, rote Linie, Quellenbeurteilung oder Rueckkopplungsregel.</w:t>
+      </w:r>
+    </w:p>
+    <w:p>
+      <w:r>
+        <w:t>Fallpruefung. Wenn ein Produkt- oder Portfolioteam einen Ausloeser ueber Lebenszyklus, Nutzung, Nebenfolgen und institutionelle Regeln lesen will, beginnt die Analyse bei Empfaengern, Wirkraum, Zeitraum und Datenquelle. Bei Fallfenster muss dann geklaert werden, welche Vorketten, Empfaenger, Folgekosten und Korrekturpfade in die Bewertung gehoeren. Eine tragfaehige Antwort benennt mindestens eine Quelle, eine offene Unsicherheit, eine moegliche Gegenbeobachtung und die Entscheidung, die nach der Bewertung geaendert wird.</w:t>
+      </w:r>
+    </w:p>
+    <w:p>
+      <w:r>
+        <w:t>Der Rueckfluss in den WOE-Korpus liegt hier in klaren Begriffen, sauber verlinkten Quellen und benannten Forschungsfragen. Wo Glossar, Werkzeuge, Journal oder Reader noch doppeldeutig bleiben, sollte Märkte, Produkte und Lieferketten als Wirkungsräume nicht als fertige Gewissheit auftreten, sondern als pruefbarer Lernstand mit Korrekturpfad.</w:t>
+      </w:r>
+    </w:p>
+    <w:p>
+      <w:r>
+        <w:t>Transferhinweis. In V16 muss Prüfungsnahe Fallfragen ohne geschützte Antwortlogik immer mit Empfaengern gelesen werden. Wirkung entsteht nicht beim Sender, sondern an veraenderten Zustaenden von Menschen, Oekosystemen, Institutionen, Oeffentlichkeit oder kuenftigen Handlungsspielraeumen. Darum reicht es nicht, interne Aktivitaeten zu dokumentieren. Entscheidend ist, ob sich ein Zustand nachvollziehbar veraendert und ob diese Veraenderung im Referenzrahmen Mensch, Planet, Demokratie, SDGs, Agenda 2030 und SDG+ tragfaehig bewertet werden kann.</w:t>
+      </w:r>
+    </w:p>
+    <w:p>
+      <w:r>
+        <w:t>Ein Bericht behauptet, die Massnahme zu Märkte, Produkte und Lieferketten als Wirkungsräume sei erfolgreich. Die WOE-Lesart fragt bei Prüfungsnahe Fallfragen ohne geschützte Antwortlogik nach belastbaren Nachweisen: begriffliche Praezision, Fallbeschreibung, Quellenklarheit, Plausibilitaet und offene Unsicherheit. Wenn diese Nachweise fehlen, bleibt die Aussage Wirkungspotenzial oder Kommunikationsbehauptung. Sie kann wichtig sein, aber sie ist noch keine belegte Wirkung.</w:t>
+      </w:r>
+    </w:p>
+    <w:p>
+      <w:r>
+        <w:t>Fallpruefung. Wenn ein Produkt- oder Portfolioteam einen Ausloeser ueber Lebenszyklus, Nutzung, Nebenfolgen und institutionelle Regeln lesen will, beginnt die Analyse bei Empfaengern, Wirkraum, Zeitraum und Datenquelle. Bei Prüfungsnahe Fallfragen ohne geschützte Antwortlogik muss dann geklaert werden, welche Vorketten, Empfaenger, Folgekosten und Korrekturpfade in die Bewertung gehoeren. Eine tragfaehige Antwort benennt mindestens eine Quelle, eine offene Unsicherheit, eine moegliche Gegenbeobachtung und die Entscheidung, die nach der Bewertung geaendert wird.</w:t>
+      </w:r>
+    </w:p>
+    <w:p>
+      <w:r>
+        <w:t>Rueckflussnotiz. Wissenschaftliche Anschlussfaehigkeit entsteht hier durch Quellenklarheit. Bei Einleitung / Wirkungsfrage werden interne WOE-Begriffe nicht als Ersatz fuer Belege benutzt, sondern mit Produktwirkungslogik, Lebenszyklusdaten, Lieferketten- und Portfoliosteuerung verbunden. Wo die Datenlage offen bleibt, wird das offengelegt. Wo eine Aussage nur plausibel ist, bleibt sie als Wirkungspotenzial markiert. Wo ein Schaden eine rote Linie beruehrt, greift Nichtkompensation vor Durchschnittslogik.</w:t>
+      </w:r>
+    </w:p>
+    <w:p>
+      <w:r>
+        <w:t>In einer kontroversen Entscheidung wirkt Einleitung / Wirkungsfrage als Pruefpunkt fuer Ambivalenz. Ein Nutzen fuer eine Gruppe kann mit Risiken fuer andere Wirkungsempfaenger einhergehen. Das Skript verlangt deshalb, positive und negative Zustandsveraenderungen getrennt zu fuehren, bevor von positiver Netto-Wirkung gesprochen wird.</w:t>
+      </w:r>
+    </w:p>
+    <w:p>
+      <w:r>
+        <w:t>Fallpruefung. Wenn ein Produkt- oder Portfolioteam einen Ausloeser ueber Lebenszyklus, Nutzung, Nebenfolgen und institutionelle Regeln lesen will, beginnt die Analyse bei Empfaengern, Wirkraum, Zeitraum und Datenquelle. Bei Einleitung / Wirkungsfrage muss dann geklaert werden, welche Vorketten, Empfaenger, Folgekosten und Korrekturpfade in die Bewertung gehoeren. Eine tragfaehige Antwort benennt mindestens eine Quelle, eine offene Unsicherheit, eine moegliche Gegenbeobachtung und die Entscheidung, die nach der Bewertung geaendert wird.</w:t>
+      </w:r>
+    </w:p>
+    <w:p>
+      <w:r>
+        <w:t>Fuer die Bewertung reicht kein Summenscore, der zentrale Schaeden mit bequemen Pluspunkten verrechnet. Nichtkompensation und Reverse Merit Order markieren, wo rote Linien, demokratische Grundbedingungen oder planetare Grenzen Vorrang vor Durchschnittslogik haben. So bleibt positive Netto-Wirkung eine anspruchsvolle Zielgroesse und wird nicht zur dekorativen Formel.</w:t>
       </w:r>
     </w:p>
     <w:p>

--- a/docs/studienskripte/word-rohfassungen/woek-g-v16.docx
+++ b/docs/studienskripte/word-rohfassungen/woek-g-v16.docx
@@ -2778,7 +2778,7 @@
     </w:p>
     <w:p>
       <w:r>
-        <w:t>Begriffliche Sicherung. Einleitung / Wirkungsfrage zeigt, warum Märkte, Produkte und Lieferketten als Wirkungsräume mehr ist als ein Schlagwort im Feld Produkte, Institutionen, Lieferketten und Investitionsentscheidungen als Wirkungstraeger. Die wirkungsoekonomische Frage lautet: Welche reale Veraenderung wird moeglich, welche bleibt nur Potenzial und wo entsteht ein Wirkungsrisiko? Diese Unterscheidung schuetzt vor Impact-Washing, weil sie Absicht, Aktivitaet, Reichweite und Wirkung auseinanderhaelt.</w:t>
+        <w:t>Begriffliche Sicherung. Bei Einleitung / Wirkungsfrage wird Märkte, Produkte und Lieferketten als Wirkungsräume als Arbeitsfrage im Feld Produkte, Institutionen, Lieferketten und Investitionsentscheidungen als Wirkungstraeger lesbar. Die wirkungsoekonomische Frage lautet: Welche reale Veraenderung wird moeglich, welche bleibt nur Potenzial und wo entsteht ein Wirkungsrisiko? Diese Unterscheidung schuetzt vor Impact-Washing, weil sie Absicht, Aktivitaet, Reichweite und Wirkung auseinanderhaelt.</w:t>
       </w:r>
     </w:p>
     <w:p>
@@ -2868,7 +2868,7 @@
     </w:p>
     <w:p>
       <w:r>
-        <w:t>Transferhinweis. Der Hebel im Produktdesign zeigt, warum Märkte, Produkte und Lieferketten als Wirkungsräume mehr ist als ein Schlagwort im Feld Produkte, Institutionen, Lieferketten und Investitionsentscheidungen als Wirkungstraeger. Die wirkungsoekonomische Frage lautet: Welche reale Veraenderung wird moeglich, welche bleibt nur Potenzial und wo entsteht ein Wirkungsrisiko? Diese Unterscheidung schuetzt vor Impact-Washing, weil sie Absicht, Aktivitaet, Reichweite und Wirkung auseinanderhaelt.</w:t>
+        <w:t>Transferhinweis. Bei Der Hebel im Produktdesign wird Märkte, Produkte und Lieferketten als Wirkungsräume als Arbeitsfrage im Feld Produkte, Institutionen, Lieferketten und Investitionsentscheidungen als Wirkungstraeger lesbar. Die wirkungsoekonomische Frage lautet: Welche reale Veraenderung wird moeglich, welche bleibt nur Potenzial und wo entsteht ein Wirkungsrisiko? Diese Unterscheidung schuetzt vor Impact-Washing, weil sie Absicht, Aktivitaet, Reichweite und Wirkung auseinanderhaelt.</w:t>
       </w:r>
     </w:p>
     <w:p>
@@ -2971,7 +2971,7 @@
     </w:p>
     <w:p>
       <w:r>
-        <w:t>Evidenzfenster. Ein Beispiel: eine Tasse Kaffee zeigt, warum Märkte, Produkte und Lieferketten als Wirkungsräume mehr ist als ein Schlagwort im Feld Produkte, Institutionen, Lieferketten und Investitionsentscheidungen als Wirkungstraeger. Die wirkungsoekonomische Frage lautet: Welche reale Veraenderung wird moeglich, welche bleibt nur Potenzial und wo entsteht ein Wirkungsrisiko? Diese Unterscheidung schuetzt vor Impact-Washing, weil sie Absicht, Aktivitaet, Reichweite und Wirkung auseinanderhaelt.</w:t>
+        <w:t>Evidenzfenster. Bei Ein Beispiel: eine Tasse Kaffee wird Märkte, Produkte und Lieferketten als Wirkungsräume als Arbeitsfrage im Feld Produkte, Institutionen, Lieferketten und Investitionsentscheidungen als Wirkungstraeger lesbar. Die wirkungsoekonomische Frage lautet: Welche reale Veraenderung wird moeglich, welche bleibt nur Potenzial und wo entsteht ein Wirkungsrisiko? Diese Unterscheidung schuetzt vor Impact-Washing, weil sie Absicht, Aktivitaet, Reichweite und Wirkung auseinanderhaelt.</w:t>
       </w:r>
     </w:p>
     <w:p>
@@ -3079,7 +3079,7 @@
     </w:p>
     <w:p>
       <w:r>
-        <w:t>Pruefungsimpuls. Wirkpfad zeigt, warum Märkte, Produkte und Lieferketten als Wirkungsräume mehr ist als ein Schlagwort im Feld Produkte, Institutionen, Lieferketten und Investitionsentscheidungen als Wirkungstraeger. Die wirkungsoekonomische Frage lautet: Welche reale Veraenderung wird moeglich, welche bleibt nur Potenzial und wo entsteht ein Wirkungsrisiko? Diese Unterscheidung schuetzt vor Impact-Washing, weil sie Absicht, Aktivitaet, Reichweite und Wirkung auseinanderhaelt.</w:t>
+        <w:t>Pruefungsimpuls. Bei Wirkpfad wird Märkte, Produkte und Lieferketten als Wirkungsräume als Arbeitsfrage im Feld Produkte, Institutionen, Lieferketten und Investitionsentscheidungen als Wirkungstraeger lesbar. Die wirkungsoekonomische Frage lautet: Welche reale Veraenderung wird moeglich, welche bleibt nur Potenzial und wo entsteht ein Wirkungsrisiko? Diese Unterscheidung schuetzt vor Impact-Washing, weil sie Absicht, Aktivitaet, Reichweite und Wirkung auseinanderhaelt.</w:t>
       </w:r>
     </w:p>
     <w:p>
@@ -3182,7 +3182,7 @@
     </w:p>
     <w:p>
       <w:r>
-        <w:t>Steuerungsfolge. Fallfenster zeigt, warum Märkte, Produkte und Lieferketten als Wirkungsräume mehr ist als ein Schlagwort im Feld Produkte, Institutionen, Lieferketten und Investitionsentscheidungen als Wirkungstraeger. Die wirkungsoekonomische Frage lautet: Welche reale Veraenderung wird moeglich, welche bleibt nur Potenzial und wo entsteht ein Wirkungsrisiko? Diese Unterscheidung schuetzt vor Impact-Washing, weil sie Absicht, Aktivitaet, Reichweite und Wirkung auseinanderhaelt.</w:t>
+        <w:t>Steuerungsfolge. Bei Fallfenster wird Märkte, Produkte und Lieferketten als Wirkungsräume als Arbeitsfrage im Feld Produkte, Institutionen, Lieferketten und Investitionsentscheidungen als Wirkungstraeger lesbar. Die wirkungsoekonomische Frage lautet: Welche reale Veraenderung wird moeglich, welche bleibt nur Potenzial und wo entsteht ein Wirkungsrisiko? Diese Unterscheidung schuetzt vor Impact-Washing, weil sie Absicht, Aktivitaet, Reichweite und Wirkung auseinanderhaelt.</w:t>
       </w:r>
     </w:p>
     <w:p>

--- a/docs/studienskripte/word-rohfassungen/woek-g-v16.docx
+++ b/docs/studienskripte/word-rohfassungen/woek-g-v16.docx
@@ -16,20 +16,7 @@
     </w:p>
     <w:p>
       <w:r>
-        <w:rPr>
-          <w:i/>
-        </w:rPr>
-        <w:t>Rohfassung fuer Claude / CI-CD-Finalisierung</w:t>
-      </w:r>
-    </w:p>
-    <w:p>
-      <w:r>
-        <w:t>Quelle: /Users/hagen/Documents/New project/content/studienskripte/woek-g-v16.md</w:t>
-      </w:r>
-    </w:p>
-    <w:p>
-      <w:r>
-        <w:t>Track: Grundstudium Wirkungsökonomie Kurscode: woek-g Vorlesungscode: V16 Modul/Abschnitt: G2.2 Titel: Märkte, Produkte und Lieferketten als Wirkungsräume Status: Studienskript V1 · fachlich finale Codex-Fassung, Claude-CI/CD-Satzfreigabe offen Quelle: woek-akademie-app/content/lehrgaenge/woek-g-v16.md Ablage: Markdown-Master in content/studienskripte/woek-g-v16.md, Word-Rohfassung in docs/studienskripte/word-rohfassungen/woek-g-v16.docx Wissensbasis: aktuelles Grundlagenwerk, Website-Korpus inklusive Journal, Akademie-Quelltexte, Glossar, interne Dossiers und externe Fachquellen</w:t>
+        <w:t>Track: Grundstudium Wirkungsökonomie Kurscode: woek-g Vorlesungscode: V16 Modul/Abschnitt: G2.2 Titel: Märkte, Produkte und Lieferketten als Wirkungsräume Status: Studienskript V1. Wissensbasis: aktuelles Grundlagenwerk, Website-Korpus inklusive Journal, Akademie-Quelltexte, Glossar, interne Dossiers und externe Fachquellen</w:t>
       </w:r>
     </w:p>
     <w:p>
@@ -96,11 +83,6 @@
     <w:p>
       <w:r>
         <w:t>&gt; Welche tatsächlichen Zustandsveränderungen werden durch Märkte, Produkte und Lieferketten als Wirkungsräume möglich, wahrscheinlich oder riskant - und welche Bedingungen entscheiden darüber, ob aus Wirkungspotenzial tatsächliche Wirkung wird?</w:t>
-      </w:r>
-    </w:p>
-    <w:p>
-      <w:r>
-        <w:t>Dieses Studienskript ist die fachlich finale Codex-V1-Fassung fuer den Akademie-Reader und die oeffentliche Bibliothek. Claude uebernimmt danach Satz, CI/CD, PDF/Reader-Freigabe und die abschliessende Lektoratsabnahme.</w:t>
       </w:r>
     </w:p>
     <w:p>
@@ -709,7 +691,7 @@
         <w:pStyle w:val="ListBullet"/>
       </w:pPr>
       <w:r>
-        <w:t>✅ Richtig: B — Wirkung meint tatsächliche Veränderung von Zuständen, nicht Absicht, Aktivität oder Reichweite.</w:t>
+        <w:t>✅ Richtig: B - Wirkung meint tatsächliche Veränderung von Zuständen, nicht Absicht, Aktivität oder Reichweite.</w:t>
       </w:r>
     </w:p>
     <w:p>
@@ -730,7 +712,7 @@
         <w:pStyle w:val="ListBullet"/>
       </w:pPr>
       <w:r>
-        <w:t>✅ Richtig: B — Ein Auslöser erzeugt höchstens Wirkungspotenzial, solange keine tatsächliche Veränderung nachvollziehbar ist.</w:t>
+        <w:t>✅ Richtig: B - Ein Auslöser erzeugt höchstens Wirkungspotenzial, solange keine tatsächliche Veränderung nachvollziehbar ist.</w:t>
       </w:r>
     </w:p>
     <w:p>
@@ -751,7 +733,7 @@
         <w:pStyle w:val="ListBullet"/>
       </w:pPr>
       <w:r>
-        <w:t>✅ Richtig: C — Die WÖk bewertet Wirkpfade und Zustandsveränderungen, nicht den Wert von Menschen.</w:t>
+        <w:t>✅ Richtig: C - Die WÖk bewertet Wirkpfade und Zustandsveränderungen, nicht den Wert von Menschen.</w:t>
       </w:r>
     </w:p>
     <w:p>
@@ -772,7 +754,7 @@
         <w:pStyle w:val="ListBullet"/>
       </w:pPr>
       <w:r>
-        <w:t>✅ Richtig: A — Quellenklarheit und begriffliche Präzision sind Voraussetzungen für prüfbare Wirkungsaussagen.</w:t>
+        <w:t>✅ Richtig: A - Quellenklarheit und begriffliche Präzision sind Voraussetzungen für prüfbare Wirkungsaussagen.</w:t>
       </w:r>
     </w:p>
     <w:p>
@@ -793,7 +775,7 @@
         <w:pStyle w:val="ListBullet"/>
       </w:pPr>
       <w:r>
-        <w:t>✅ Richtig: B — Rückkopplung bedeutet Lernen und Nachsteuern anhand tatsächlicher Zustandsveränderungen.</w:t>
+        <w:t>✅ Richtig: B - Rückkopplung bedeutet Lernen und Nachsteuern anhand tatsächlicher Zustandsveränderungen.</w:t>
       </w:r>
     </w:p>
     <w:p>
@@ -814,7 +796,7 @@
         <w:pStyle w:val="ListBullet"/>
       </w:pPr>
       <w:r>
-        <w:t>✅ Richtig: A — Wenn eine Zielgröße gemeint ist, geht es um positive Netto-Wirkung im Referenzrahmen Mensch, Planet und Demokratie.</w:t>
+        <w:t>✅ Richtig: A - Wenn eine Zielgröße gemeint ist, geht es um positive Netto-Wirkung im Referenzrahmen Mensch, Planet und Demokratie.</w:t>
       </w:r>
     </w:p>
     <w:p>
@@ -994,11 +976,6 @@
       </w:pPr>
       <w:r>
         <w:t>7. Tiefenskript-Erweiterung Sprint 7</w:t>
-      </w:r>
-    </w:p>
-    <w:p>
-      <w:r>
-        <w:t>Status dieser Erweiterung: V1-finalisierte Codex-Erweiterung fuer Markdown-Master, Word-Rohfassung und Reader-Spiegel. Satz, Medienintegration, Lektorat und PDF-Freigabe bleiben der Claude-CI/CD-Lane vorbehalten.</w:t>
       </w:r>
     </w:p>
     <w:p>
@@ -2154,7 +2131,7 @@
     </w:p>
     <w:p>
       <w:r>
-        <w:t>Natalie Weber – September 2025 1 Wirkungsökonomie in der Lieferkette Einleitung Globale Lieferketten sind heute das Rückgrat der Weltwirtschaft – und zugleich ihr größtes Problem. Rund 80 % der ökologischen und sozialen Wirkungen entstehen nicht im eigenen Werk, sondern bei Zulieferern: Baumwolle aus dem Kongo, Färbereien in Indien, Textilfabriken in Bangladesch, Elektronikmontage in China. Ob CO2-Emissionen, Wasserverbrauch, Chemikalieneinsatz, Arbeitsrechte oder Gleichstellung – die entscheidenden Hebel liegen im Vorfeld des Endprodukts. Doch unser gegenwärtiges System der Besteuerung und Regulierung ist blind für diese Realität: • Die Mehrwertsteuer wird heute rein auf den Preis erhoben – unabhängig davon, ob ein Produkt mit Kinderarbeit oder erneuerbarer Energie hergestellt wurde. • Das Lieferkettengesetz ist ein erster Versuch, Verantwortung sichtbar zu machen, stößt aber auf Kritik: Es überfordert kleine Betriebe mit Berichtspflichten, während große Konzerne sich durch Bürokratien Vorteile verschaffen können. • Für Konsument:innen ist die Wirkung eines Produkts nicht transparent – ein T-Shirt für 5 € sieht steuerlich und im Ladenregal identisch aus wie ein fair produziertes Bio-Shirt. Die Folge: Destruktives Verhalten lohnt sich, konstruktives Verhalten kostet mehr. Genau hier setzt die Wirkungsökonomie (WÖk) an: Sie dreht den Kompass. Erfolg wird nicht länger am Kapital oder am reinen Preis gemessen, sondern an der Wirkung für Mensch, Planet und Demokratie. Mit dem Wirkungssteuergesetz (WUStG) entsteht ein neues Steuerungsprinzip: • Jede wirtschaftliche Aktivität wird anhand standardisierter Indikatoren (WÖk-IDs) gemessen. • Scorecards übersetzen diese Daten in eine Ampel-Logik: von transformativ (0 % Steuer) bis schädlich (25 % Steuer). • Nur positive Lieferungen sind vorsteuerfähig (§ 7 WUStG) – negative Wirkungen bleiben in der Kette hängen. • Verbraucher:innen sehen im Laden sofort die Steuerklasse und sammeln Wirkungspunkte, die sie steuerlich oder durch Bonusprogramme nutzen können. Damit verschiebt sich der Wettbewerb: Weg vom billigsten Preis – hin zur besten Wirkung.</w:t>
+        <w:t>Natalie Weber - September 2025 1 Wirkungsökonomie in der Lieferkette Einleitung Globale Lieferketten sind heute das Rückgrat der Weltwirtschaft - und zugleich ihr größtes Problem. Rund 80 % der ökologischen und sozialen Wirkungen entstehen nicht im eigenen Werk, sondern bei Zulieferern: Baumwolle aus dem Kongo, Färbereien in Indien, Textilfabriken in Bangladesch, Elektronikmontage in China. Ob CO2-Emissionen, Wasserverbrauch, Chemikalieneinsatz, Arbeitsrechte oder Gleichstellung - die entscheidenden Hebel liegen im Vorfeld des Endprodukts. Doch unser gegenwärtiges System der Besteuerung und Regulierung ist blind für diese Realität: • Die Mehrwertsteuer wird heute rein auf den Preis erhoben - unabhängig davon, ob ein Produkt mit Kinderarbeit oder erneuerbarer Energie hergestellt wurde. • Das Lieferkettengesetz ist ein erster Versuch, Verantwortung sichtbar zu machen, stößt aber auf Kritik: Es überfordert kleine Betriebe mit Berichtspflichten, während große Konzerne sich durch Bürokratien Vorteile verschaffen können. • Für Konsument:innen ist die Wirkung eines Produkts nicht transparent - ein T-Shirt für 5 € sieht steuerlich und im Ladenregal identisch aus wie ein fair produziertes Bio-Shirt. Die Folge: Destruktives Verhalten lohnt sich, konstruktives Verhalten kostet mehr. Genau hier setzt die Wirkungsökonomie (WÖk) an: Sie dreht den Kompass. Erfolg wird nicht länger am Kapital oder am reinen Preis gemessen, sondern an der Wirkung für Mensch, Planet und Demokratie. Mit dem Wirkungssteuergesetz (WUStG) entsteht ein neues Steuerungsprinzip: • Jede wirtschaftliche Aktivität wird anhand standardisierter Indikatoren (WÖk-IDs) gemessen. • Scorecards übersetzen diese Daten in eine Ampel-Logik: von transformativ (0 % Steuer) bis schädlich (25 % Steuer). • Nur positive Lieferungen sind vorsteuerfähig (§ 7 WUStG) - negative Wirkungen bleiben in der Kette hängen. • Verbraucher:innen sehen im Laden sofort die Steuerklasse und sammeln Wirkungspunkte, die sie steuerlich oder durch Bonusprogramme nutzen können. Damit verschiebt sich der Wettbewerb: Weg vom billigsten Preis - hin zur besten Wirkung.</w:t>
       </w:r>
     </w:p>
     <w:p>
@@ -2164,7 +2141,7 @@
     </w:p>
     <w:p>
       <w:r>
-        <w:t>Natalie Weber – September 2025 2 Lieferketten werden nicht länger ein Schlupfloch für Ausbeutung, sondern zum Motor einer globalen Transformation. Kapitel 2: Grundprinzipien der WÖk in der Supply Chain Die Wirkungsökonomie verändert die Spielregeln globaler Lieferketten grundlegend. Während heute Umsatz, Kosten und Gewinn als Steuerungsgrößen gelten, tritt im WÖk-Modell die Wirkung in den Vordergrund. Entscheidend ist nicht, wie billig ein Vorprodukt eingekauft wurde, sondern welchen Beitrag es für Mensch, Planet und Demokratie leistet. Dieses Paradigma basiert auf drei zentralen Bausteinen: Scorecards, Reverse Merit Order und Vorsteuer-/Bonuslogik. 2.1 Scorecards: Messen, was wirklich zählt • Jede Aktivität – vom Baumwollanbau bis zum Verkauf im Einzelhandel – erhält eine Scorecard. • Die Scorecard verknüpft internationale Standards (SDGs, ESRS, GRI, ILO) mit klaren Benchmarks. • Indikatoren heißen WÖk-IDs (z. B. WOK-S-149 „Kinder-/Zwangsarbeit Ausschluss“, WOK-G-122 „Diversität in Führung“, WOK-E-179 „THG-Emissionen“). • Ergebnis ist ein FinalScore zwischen –3 und +3. Beispiel: • Kinderarbeit: Score –3 • Frauen in Führungspositionen: Score –1 • CO2-Fußabdruck: Score 0 → Gesamtprodukt wird in eine negative Steuerklasse eingestuft. 2.2 Reverse Merit Order: Das schwächste Glied entscheidet • Anders als bei heutigen Ratings gilt: Nicht der Durchschnitt, sondern das schwächste Feld bestimmt den Score. • Vier Kernfelder sind ausschlaggebend: Klima, Ressourcen &amp; Kreislauf, Arbeit &amp; Fairness, Gesundheit &amp; Sicherheit. • Fällt eines davon unter 0, rutscht das gesamte Produkt in die rote Steuerklasse.</w:t>
+        <w:t>Natalie Weber - September 2025 2 Lieferketten werden nicht länger ein Schlupfloch für Ausbeutung, sondern zum Motor einer globalen Transformation. Kapitel 2: Grundprinzipien der WÖk in der Supply Chain Die Wirkungsökonomie verändert die Spielregeln globaler Lieferketten grundlegend. Während heute Umsatz, Kosten und Gewinn als Steuerungsgrößen gelten, tritt im WÖk-Modell die Wirkung in den Vordergrund. Entscheidend ist nicht, wie billig ein Vorprodukt eingekauft wurde, sondern welchen Beitrag es für Mensch, Planet und Demokratie leistet. Dieses Paradigma basiert auf drei zentralen Bausteinen: Scorecards, Reverse Merit Order und Vorsteuer-/Bonuslogik. 2.1 Scorecards: Messen, was wirklich zählt • Jede Aktivität - vom Baumwollanbau bis zum Verkauf im Einzelhandel - erhält eine Scorecard. • Die Scorecard verknüpft internationale Standards (SDGs, ESRS, GRI, ILO) mit klaren Benchmarks. • Indikatoren heißen WÖk-IDs (z. B. WOK-S-149 „Kinder-/Zwangsarbeit Ausschluss“, WOK-G-122 „Diversität in Führung“, WOK-E-179 „THG-Emissionen“). • Ergebnis ist ein FinalScore zwischen -3 und +3. Beispiel: • Kinderarbeit: Score -3 • Frauen in Führungspositionen: Score -1 • CO2-Fußabdruck: Score 0 → Gesamtprodukt wird in eine negative Steuerklasse eingestuft. 2.2 Reverse Merit Order: Das schwächste Glied entscheidet • Anders als bei heutigen Ratings gilt: Nicht der Durchschnitt, sondern das schwächste Feld bestimmt den Score. • Vier Kernfelder sind ausschlaggebend: Klima, Ressourcen &amp; Kreislauf, Arbeit &amp; Fairness, Gesundheit &amp; Sicherheit. • Fällt eines davon unter 0, rutscht das gesamte Produkt in die rote Steuerklasse.</w:t>
       </w:r>
     </w:p>
     <w:p>
@@ -2174,7 +2151,7 @@
     </w:p>
     <w:p>
       <w:r>
-        <w:t>Natalie Weber – September 2025 3 👉 Das verhindert „Ablasshandel“. Ein T-Shirt mit 90 % erneuerbarer Energie, aber Kinderarbeit, bleibt schädlich. 2.3 Steuerklassen nach Wirkung Die Steuerlast richtet sich nach dem FinalScore: FinalScore Steuerklasse Satz +3 Transformativ 0 % +2 Sehr gut 0 % +1 Gut 5 % 0 Neutral 10 % –1 Schwach 15 % –2 Schädlich 20 % –3 Hoch schädlich 25 % (§ 5 und § 10 WUStG) 2.4 Vorsteuer- und Bonuslogik • Nur Vorleistungen mit FinalScore ≥ +1 sind vorsteuerfähig (§ 7 WUStG). • Negative Vorleistungen (Score &amp;lt; 0) bleiben steuerlich hängen → sie werden zur echten Kostenbelastung in der Kette. • Lieferanten mit Score ≥ +2 erhalten Bonusvergütungen oder Rückerstattungen. 👉 So entsteht ein systemischer Wettbewerb um nachhaltige Vorleistungen: • Unternehmen wollen Zulieferer, deren Wirkungssteuer sie anrechnen können. • Zulieferer investieren, um in höhere Steuerklassen zu kommen – statt nur billiger zu sein. 2.5 Globale Einheitlichkeit, lokale Fairness • Bemessungsgrundlage sind immer die globalen SDG-Indikatoren – gleich für Kongo, Indien oder Deutschland.</w:t>
+        <w:t>Natalie Weber - September 2025 3 👉 Das verhindert „Ablasshandel“. Ein T-Shirt mit 90 % erneuerbarer Energie, aber Kinderarbeit, bleibt schädlich. 2.3 Steuerklassen nach Wirkung Die Steuerlast richtet sich nach dem FinalScore: FinalScore Steuerklasse Satz +3 Transformativ 0 % +2 Sehr gut 0 % +1 Gut 5 % 0 Neutral 10 % -1 Schwach 15 % -2 Schädlich 20 % -3 Hoch schädlich 25 % (§ 5 und § 10 WUStG) 2.4 Vorsteuer- und Bonuslogik • Nur Vorleistungen mit FinalScore ≥ +1 sind vorsteuerfähig (§ 7 WUStG). • Negative Vorleistungen (Score &amp;lt; 0) bleiben steuerlich hängen → sie werden zur echten Kostenbelastung in der Kette. • Lieferanten mit Score ≥ +2 erhalten Bonusvergütungen oder Rückerstattungen. 👉 So entsteht ein systemischer Wettbewerb um nachhaltige Vorleistungen: • Unternehmen wollen Zulieferer, deren Wirkungssteuer sie anrechnen können. • Zulieferer investieren, um in höhere Steuerklassen zu kommen - statt nur billiger zu sein. 2.5 Globale Einheitlichkeit, lokale Fairness • Bemessungsgrundlage sind immer die globalen SDG-Indikatoren - gleich für Kongo, Indien oder Deutschland.</w:t>
       </w:r>
     </w:p>
     <w:p>
@@ -2184,7 +2161,7 @@
     </w:p>
     <w:p>
       <w:r>
-        <w:t>Natalie Weber – September 2025 4 • Lokale Unterschiede (z. B. Frauenquote, Wassernutzung) werden über Benchmarks &amp; Archetypen berücksichtigt. • Dadurch entsteht globale Vergleichbarkeit, ohne nationale Willkür. 2.6 Transparenz für Konsument:innen • Im Laden ist die Steuerklasse sichtbar (Ampel: grün, gelb, rot). • Verbraucher:innen sammeln Wirkungspunkte (§ 8a WUStG), die sie steuerlich geltend machen oder in Bonusprogramme übertragen können. • Damit wird Wirkung nicht nur für Unternehmen, sondern auch für Bürger:innen erfahrbar. Die WÖk macht aus der Lieferkette einen Wettbewerb um die beste Wirkung. • Scorecards sorgen für Messbarkeit. • Reverse Merit Order verhindert Greenwashing. • Die Vorsteuer-Logik verankert Wirkung in den Kostenstrukturen. • Ampellogik und Wirkungspunkte machen das Ergebnis transparent und partizipativ. 2.7 Internationale Perspektive Lieferketten sind heute fast immer international. Baumwolle aus Afrika, Garn aus Asien, Fertigung in Bangladesch, Import nach Deutschland – diese Realität muss sowohl das heutige Mehrwertsteuersystem als auch die Wirkungsökonomie berücksichtigen. Heute (klassisches Mehrwertsteuersystem) • EU-Binnenmarkt o Die Mehrwertsteuer ist harmonisiert. o Lieferungen sind im Ursprungsland steuerfrei und im Bestimmungsland steuerpflichtig (Reverse-Charge-System). o Vorsteuerabzug ist überall möglich → die Steuer bleibt ein Durchlaufposten.</w:t>
+        <w:t>Natalie Weber - September 2025 4 • Lokale Unterschiede (z. B. Frauenquote, Wassernutzung) werden über Benchmarks &amp; Archetypen berücksichtigt. • Dadurch entsteht globale Vergleichbarkeit, ohne nationale Willkür. 2.6 Transparenz für Konsument:innen • Im Laden ist die Steuerklasse sichtbar (Ampel: grün, gelb, rot). • Verbraucher:innen sammeln Wirkungspunkte (§ 8a WUStG), die sie steuerlich geltend machen oder in Bonusprogramme übertragen können. • Damit wird Wirkung nicht nur für Unternehmen, sondern auch für Bürger:innen erfahrbar. Die WÖk macht aus der Lieferkette einen Wettbewerb um die beste Wirkung. • Scorecards sorgen für Messbarkeit. • Reverse Merit Order verhindert Greenwashing. • Die Vorsteuer-Logik verankert Wirkung in den Kostenstrukturen. • Ampellogik und Wirkungspunkte machen das Ergebnis transparent und partizipativ. 2.7 Internationale Perspektive Lieferketten sind heute fast immer international. Baumwolle aus Afrika, Garn aus Asien, Fertigung in Bangladesch, Import nach Deutschland - diese Realität muss sowohl das heutige Mehrwertsteuersystem als auch die Wirkungsökonomie berücksichtigen. Heute (klassisches Mehrwertsteuersystem) • EU-Binnenmarkt o Die Mehrwertsteuer ist harmonisiert. o Lieferungen sind im Ursprungsland steuerfrei und im Bestimmungsland steuerpflichtig (Reverse-Charge-System). o Vorsteuerabzug ist überall möglich → die Steuer bleibt ein Durchlaufposten.</w:t>
       </w:r>
     </w:p>
     <w:p>
@@ -2194,7 +2171,7 @@
     </w:p>
     <w:p>
       <w:r>
-        <w:t>Natalie Weber – September 2025 5 • Drittland-Importe (z. B. aus Kongo, Indien, Bangladesch) o Auf Vorprodukte im Ausland fällt keine deutsche MwSt an. o Erst beim Import nach Deutschland wird die Einfuhrumsatzsteuer (EUSt) erhoben. o Diese EUSt ist zu 100 % als Vorsteuer abziehbar. o Ergebnis: Internationale Lieferketten sind steuerlich neutralisiert. Ökologische oder soziale Schäden in der Kette haben keinen Einfluss auf die Steuerlast. Künftig (WÖk – Wirkungsökonomie) • Die Einfuhrumsatzsteuer (EUSt) wird ersetzt durch die Wirkungs-Mehrwertsteuer (§ 9 WUStG). • Bemessungsgrundlage bleibt der Zollwert (Warenwert + Transport + Versicherung bis zur Grenze). • Der Steuersatz richtet sich nach dem FinalScore der Lieferkette (–3 bis +3). • Vorsteuerabzug nur bei positiven Lieferungen (§ 7 WUStG): o Score ≥ +1 → vorsteuerfähig. o Score 0 oder &amp;lt; 0 → nicht vorsteuerfähig. • Konsequenz: Schlechte Lieferungen (Kinderarbeit, hohe CO2-Emissionen, Verletzung von Frauenrechten) verursachen reale Kosten beim Importeur. Kernunterschied • Heute: EUSt = Durchlaufposten, neutral. • WÖk: Wirkungssteuer = Lenkungsinstrument, wirkt direkt auf die Kostenstruktur der Importkette. • Damit wird aus einer „blinden Steuer“ ein strategischer Kompass für Wirkung – mit klaren Anreizen, Lieferketten zu verbessern.</w:t>
+        <w:t>Natalie Weber - September 2025 5 • Drittland-Importe (z. B. aus Kongo, Indien, Bangladesch) o Auf Vorprodukte im Ausland fällt keine deutsche MwSt an. o Erst beim Import nach Deutschland wird die Einfuhrumsatzsteuer (EUSt) erhoben. o Diese EUSt ist zu 100 % als Vorsteuer abziehbar. o Ergebnis: Internationale Lieferketten sind steuerlich neutralisiert. Ökologische oder soziale Schäden in der Kette haben keinen Einfluss auf die Steuerlast. Künftig (WÖk - Wirkungsökonomie) • Die Einfuhrumsatzsteuer (EUSt) wird ersetzt durch die Wirkungs-Mehrwertsteuer (§ 9 WUStG). • Bemessungsgrundlage bleibt der Zollwert (Warenwert + Transport + Versicherung bis zur Grenze). • Der Steuersatz richtet sich nach dem FinalScore der Lieferkette (-3 bis +3). • Vorsteuerabzug nur bei positiven Lieferungen (§ 7 WUStG): o Score ≥ +1 → vorsteuerfähig. o Score 0 oder &amp;lt; 0 → nicht vorsteuerfähig. • Konsequenz: Schlechte Lieferungen (Kinderarbeit, hohe CO2-Emissionen, Verletzung von Frauenrechten) verursachen reale Kosten beim Importeur. Kernunterschied • Heute: EUSt = Durchlaufposten, neutral. • WÖk: Wirkungssteuer = Lenkungsinstrument, wirkt direkt auf die Kostenstruktur der Importkette. • Damit wird aus einer „blinden Steuer“ ein strategischer Kompass für Wirkung - mit klaren Anreizen, Lieferketten zu verbessern.</w:t>
       </w:r>
     </w:p>
     <w:p>
@@ -2204,7 +2181,7 @@
     </w:p>
     <w:p>
       <w:r>
-        <w:t>Natalie Weber – September 2025 6 Kapitel 3: Beispiel T-Shirt-Lieferkette – Heute vs. WÖk 3.1 Überblick der Lieferkette Wir betrachten die Reise eines T-Shirts von der Baumwolle bis ins deutsche Ladenregal. Dabei ist wichtig: Viele Stufen liegen im Nicht-EU-Ausland, wo heute keine deutsche Mehrwertsteuer anfällt. Steuerlich relevant wird die Ware erst beim Import nach Deutschland – hier greift die heutige Einfuhrumsatzsteuer (EUSt) bzw. künftig die Wirkungssteuer. Die Stationen im Überblick: 1. Baumwollanbau (Kongo) – Rohstoffproduktion, kritisch in Bezug auf Kinderarbeit, Wasserverbrauch und Arbeitsrechte. 2. Spinnerei (Bangladesch) – Garnherstellung, Themen: niedrige Löhne, Arbeitsschutz, Chemikalien. 3. Färberei/Weberei (Indien) – Stoffproduktion, Themen: Abwasser, Chemieeinsatz, Gesundheitsschutz. 4. Nähen/Fertigung (Bangladesch) – Endfertigung zum T-Shirt, Themen: Arbeitszeiten, Gewerkschaftsrechte. 5. Import nach Deutschland – bis hierhin keine deutsche Steuer. Erst jetzt fällt eine Steuer an: • Heute: EUSt, 100 % vorsteuerfähig → Durchlaufposten. • WÖk: Wirkungssteuer, vorsteuerfähig nur bei positiven Scorecards. 6. Großhandel (Deutschland) – Verkauf an Händler. 7. Einzelhandel (Deutschland) – Verkauf an Endkunde, Steuerlast endgültig sichtbar. 8. Kleine Subdienstleister (Deutschland &amp; Ausland) – IT-Dienstleister, Handwerksbetriebe, Reinigungsfirmen oder Logistikpartner, die Importeur, Großhandel oder Retail unterstützen. Heute steuerlich unsichtbar, künftig in der WÖk über Archetypen-Scorecards abgebildet.</w:t>
+        <w:t>Natalie Weber - September 2025 6 Kapitel 3: Beispiel T-Shirt-Lieferkette - Heute vs. WÖk 3.1 Überblick der Lieferkette Wir betrachten die Reise eines T-Shirts von der Baumwolle bis ins deutsche Ladenregal. Dabei ist wichtig: Viele Stufen liegen im Nicht-EU-Ausland, wo heute keine deutsche Mehrwertsteuer anfällt. Steuerlich relevant wird die Ware erst beim Import nach Deutschland - hier greift die heutige Einfuhrumsatzsteuer (EUSt) bzw. künftig die Wirkungssteuer. Die Stationen im Überblick: 1. Baumwollanbau (Kongo) - Rohstoffproduktion, kritisch in Bezug auf Kinderarbeit, Wasserverbrauch und Arbeitsrechte. 2. Spinnerei (Bangladesch) - Garnherstellung, Themen: niedrige Löhne, Arbeitsschutz, Chemikalien. 3. Färberei/Weberei (Indien) - Stoffproduktion, Themen: Abwasser, Chemieeinsatz, Gesundheitsschutz. 4. Nähen/Fertigung (Bangladesch) - Endfertigung zum T-Shirt, Themen: Arbeitszeiten, Gewerkschaftsrechte. 5. Import nach Deutschland - bis hierhin keine deutsche Steuer. Erst jetzt fällt eine Steuer an: • Heute: EUSt, 100 % vorsteuerfähig → Durchlaufposten. • WÖk: Wirkungssteuer, vorsteuerfähig nur bei positiven Scorecards. 6. Großhandel (Deutschland) - Verkauf an Händler. 7. Einzelhandel (Deutschland) - Verkauf an Endkunde, Steuerlast endgültig sichtbar. 8. Kleine Subdienstleister (Deutschland &amp; Ausland) - IT-Dienstleister, Handwerksbetriebe, Reinigungsfirmen oder Logistikpartner, die Importeur, Großhandel oder Retail unterstützen. Heute steuerlich unsichtbar, künftig in der WÖk über Archetypen-Scorecards abgebildet.</w:t>
       </w:r>
     </w:p>
     <w:p>
@@ -2214,7 +2191,7 @@
     </w:p>
     <w:p>
       <w:r>
-        <w:t>Natalie Weber – September 2025 7 3.2 Vergleichslogik: Heute vs. WÖk Heute (klassisches System) • Auslandsstufen (Kongo, Bangladesch, Indien): keine deutsche MwSt. • Import: EUSt = 19 %, aber voll abziehbar → neutral. • Inland (Großhandel, Einzelhandel): MwSt 19 %, aber jeweils Vorsteuerabzug → nur Endkunde zahlt. • Ergebnis: Steuer ist ein Durchlaufposten. Lieferkettenwirkung (Kinderarbeit, CO2, Frauenrechte) bleibt unsichtbar. • WÖk (Wirkungssteuer mit Scorecards) • Auslandsstufen: Bewertung über Scorecards (SDGs). Ergebnisse fließen in den FinalScore für den Import ein. • Import: Wirkungssteuer (0–25 %) je nach FinalScore. o Bei negativen Scores: Steuer nicht vorsteuerfähig → echte Kosten für Importeur. o Bei positiven Scores: Steuer vorsteuerfähig oder sogar Bonus. • Inland: Groß- und Einzelhandel führen ebenfalls Wirkungssteuer ab. Vorsteuer gibt es nur für positive Eingaben. • Ergebnis: Steuer wird vom neutralen Durchlaufposten zum Lenkungsinstrument. Schlechte Lieferketten verursachen reale Mehrkosten, gute werden belohnt. Heute: Diese kleinen Betriebe spielen steuerlich keine Rolle, ihre Arbeitsbedingungen oder Nachhaltigkeit bleiben unsichtbar. WÖk: Auch diese Leistungen fließen über Archetypen in den Score ein. Beispiel: Reinigungsbetrieb &amp;lt;20 MA in DE = Score –1, IT-Dienstleister &amp;lt;50 MA in DE = Score 0. Der Importeur oder Retailer hat ein Eigeninteresse, diese Betriebe mitzuziehen, um seine Vorsteuerfähigkeit zu sichern.</w:t>
+        <w:t>Natalie Weber - September 2025 7 3.2 Vergleichslogik: Heute vs. WÖk Heute (klassisches System) • Auslandsstufen (Kongo, Bangladesch, Indien): keine deutsche MwSt. • Import: EUSt = 19 %, aber voll abziehbar → neutral. • Inland (Großhandel, Einzelhandel): MwSt 19 %, aber jeweils Vorsteuerabzug → nur Endkunde zahlt. • Ergebnis: Steuer ist ein Durchlaufposten. Lieferkettenwirkung (Kinderarbeit, CO2, Frauenrechte) bleibt unsichtbar. • WÖk (Wirkungssteuer mit Scorecards) • Auslandsstufen: Bewertung über Scorecards (SDGs). Ergebnisse fließen in den FinalScore für den Import ein. • Import: Wirkungssteuer (0-25 %) je nach FinalScore. o Bei negativen Scores: Steuer nicht vorsteuerfähig → echte Kosten für Importeur. o Bei positiven Scores: Steuer vorsteuerfähig oder sogar Bonus. • Inland: Groß- und Einzelhandel führen ebenfalls Wirkungssteuer ab. Vorsteuer gibt es nur für positive Eingaben. • Ergebnis: Steuer wird vom neutralen Durchlaufposten zum Lenkungsinstrument. Schlechte Lieferketten verursachen reale Mehrkosten, gute werden belohnt. Heute: Diese kleinen Betriebe spielen steuerlich keine Rolle, ihre Arbeitsbedingungen oder Nachhaltigkeit bleiben unsichtbar. WÖk: Auch diese Leistungen fließen über Archetypen in den Score ein. Beispiel: Reinigungsbetrieb &amp;lt;20 MA in DE = Score -1, IT-Dienstleister &amp;lt;50 MA in DE = Score 0. Der Importeur oder Retailer hat ein Eigeninteresse, diese Betriebe mitzuziehen, um seine Vorsteuerfähigkeit zu sichern.</w:t>
       </w:r>
     </w:p>
     <w:p>
@@ -2224,7 +2201,7 @@
     </w:p>
     <w:p>
       <w:r>
-        <w:t>Natalie Weber – September 2025 8 3.3 Tabellarischer Vergleich Stufe Land Tätigkeit Netto-Basis (€) Heute – MwSt Vorsteuer heute Wer trägt Steuer? WÖk – Wirkungssteuer (Beispiel: Score &amp;lt; 0) Vorsteuer WÖk Wer trägt Steuer? 1 Kongo Baumwolle... Keine MwSt (Drittland) – – Score –2 (Kinderarbeit, Wasserstress) → fließt in Importbewertung ein – – 2 Bangladesch Spinnen... Keine MwSt (Export) – – Score –1 (niedrige Löhne, Chemieeinsatz) → fließt in Importbewertung ein – – 3 Indien Färben/Weben... Keine MwSt (Export) – – Score –1 (GiftstoQe, Abwasser) → fließt in Importbewertung ein – – 4 Bangladesch Nähen... Keine MwSt (Export) – – Score 0 (teilweise Standards) → fließt in Importbewertung ein – – 5 Deutschland Import... EUSt 19 % = X € Voll abziehbar Niemand (Durchlaufposten) Wirkungssteuer 20 % (FinalScore –2) = X € Nicht abziehbar (Score &amp;lt; +1) Importeur (echte Kosten) 6 Deutschland Großhandel... 19 % MwSt Vorsteuer voll abziehbar Endkunde indirekt Wirkungssteuer 20 % Keine Vorsteuerabzugsfähigkeit (negativ) Großhandel (Kosten) 7 Deutschland Einzelhandel... 19 % MwSt Vorsteuer voll abziehbar Endkunde zahlt final Wirkungssteuer 20–25 % Keine Vorsteuer Einzelhandel &amp; Endkunde 3.4 Fazit des Vergleichs • Heute: o Alle Zwischenstufen ziehen Vorsteuer. o MwSt ist neutralisiert, nur der Endkunde zahlt. o Negative Wirkungen (Kinderarbeit, CO2, Chemie) spielen keine Rolle. • WÖk: o Negative Lieferungen belasten jede Stufe, weil die Steuer nicht vorsteuerfähig ist. o Unternehmen tragen echte Kosten, wenn sie schlechte Eingaben einkaufen. o Der Endkunde sieht die Steuerklasse sofort am Preisschild. o Positive Lieferketten (Bio, Fairtrade, Recycling) werden günstiger, schädliche teurer.</w:t>
+        <w:t>Natalie Weber - September 2025 8 3.3 Tabellarischer Vergleich Stufe Land Tätigkeit Netto-Basis (€) Heute - MwSt Vorsteuer heute Wer trägt Steuer? WÖk - Wirkungssteuer (Beispiel: Score &amp;lt; 0) Vorsteuer WÖk Wer trägt Steuer? 1 Kongo Baumwolle... Keine MwSt (Drittland) - - Score -2 (Kinderarbeit, Wasserstress) → fließt in Importbewertung ein - - 2 Bangladesch Spinnen... Keine MwSt (Export) - - Score -1 (niedrige Löhne, Chemieeinsatz) → fließt in Importbewertung ein - - 3 Indien Färben/Weben... Keine MwSt (Export) - - Score -1 (GiftstoQe, Abwasser) → fließt in Importbewertung ein - - 4 Bangladesch Nähen... Keine MwSt (Export) - - Score 0 (teilweise Standards) → fließt in Importbewertung ein - - 5 Deutschland Import... EUSt 19 % = X € Voll abziehbar Niemand (Durchlaufposten) Wirkungssteuer 20 % (FinalScore -2) = X € Nicht abziehbar (Score &amp;lt; +1) Importeur (echte Kosten) 6 Deutschland Großhandel... 19 % MwSt Vorsteuer voll abziehbar Endkunde indirekt Wirkungssteuer 20 % Keine Vorsteuerabzugsfähigkeit (negativ) Großhandel (Kosten) 7 Deutschland Einzelhandel... 19 % MwSt Vorsteuer voll abziehbar Endkunde zahlt final Wirkungssteuer 20-25 % Keine Vorsteuer Einzelhandel &amp; Endkunde 3.4 Fazit des Vergleichs • Heute: o Alle Zwischenstufen ziehen Vorsteuer. o MwSt ist neutralisiert, nur der Endkunde zahlt. o Negative Wirkungen (Kinderarbeit, CO2, Chemie) spielen keine Rolle. • WÖk: o Negative Lieferungen belasten jede Stufe, weil die Steuer nicht vorsteuerfähig ist. o Unternehmen tragen echte Kosten, wenn sie schlechte Eingaben einkaufen. o Der Endkunde sieht die Steuerklasse sofort am Preisschild. o Positive Lieferketten (Bio, Fairtrade, Recycling) werden günstiger, schädliche teurer.</w:t>
       </w:r>
     </w:p>
     <w:p>
@@ -2234,7 +2211,7 @@
     </w:p>
     <w:p>
       <w:r>
-        <w:t>Natalie Weber – September 2025 9 3.5 Beispiel T-Shirt Annahmen für die Lieferkette • Baumwolle Kongo: 1,00 € • Spinnen (Bangladesch): 2,00 € • Weben/Färben (Indien): 3,50 € • Nähen (Bangladesch): 5,00 € • Transport/Versicherung bis DE: 0,25 € • Großhandelspreis: 10,00 € • Einzelhandelspreis: 20,00 € Steuersätze: • Heute: MwSt 19 % (immer vorsteuerfähig → neutral). • WÖk: FinalScore = –2 (Kinderarbeit, Chemie, CO2) → Steuerklasse „Schädlich“ = 20 %. • Vorsteuerabzug nur bei Score ≥ +1 (§ 7 WUStG) → hier kein Abzug. Tabelle: Heute vs. WÖk Stufe Land Netto (Basis) Heute – Steuer Vorsteuer heute Netto-Belastung heute WÖk – Steuer (20 %) Vorsteuer WÖk Netto-Belastung WÖk 1 Baumwolle Kongo 1,00 € – – – fließt in Import-Score ein – – 2 Spinnen Bangladesch 2,00 € – – – fließt in Import-Score ein – – 3 Färben Indien 3,50 € – – – fließt in Import-Score ein – – 4 Nähen Bangladesch 5,00 € – – – fließt in Import-Score ein – – 5 Import Deutschland 5,25 € (inkl. Fracht) EUSt 19 % = 1,00 € voll abziehbar 0,00 € Wirkungssteuer 20 % = 1,05 € nicht abziehbar 1,05 € 6 Großhandel Deutschland 10,00 € MwSt 19 % = 1,90 € 1,00 € (EUSt) 0,90 € Wirkungssteuer 20 % = 2,00 € keine (Import war negativ) 2,00 € 7 Einzelhandel Deutschland 20,00 € MwSt 19 % = 3,80 € 1,90 € (Vorsteuer) 1,90 € Wirkungssteuer 20 % = 4,00 € keine (Großhandel negativ) 4,00 € Endkunde Deutschland 20,00 € zahlt 3,80 € MwSt → Endpreis 23,80 € – – zahlt 4,00 € Wirkungssteuer + eingepreiste Kosten (1,05 + 2,00) → Endpreis ca. 25,00 € – –</w:t>
+        <w:t>Natalie Weber - September 2025 9 3.5 Beispiel T-Shirt Annahmen für die Lieferkette • Baumwolle Kongo: 1,00 € • Spinnen (Bangladesch): 2,00 € • Weben/Färben (Indien): 3,50 € • Nähen (Bangladesch): 5,00 € • Transport/Versicherung bis DE: 0,25 € • Großhandelspreis: 10,00 € • Einzelhandelspreis: 20,00 € Steuersätze: • Heute: MwSt 19 % (immer vorsteuerfähig → neutral). • WÖk: FinalScore = -2 (Kinderarbeit, Chemie, CO2) → Steuerklasse „Schädlich“ = 20 %. • Vorsteuerabzug nur bei Score ≥ +1 (§ 7 WUStG) → hier kein Abzug. Tabelle: Heute vs. WÖk Stufe Land Netto (Basis) Heute - Steuer Vorsteuer heute Netto-Belastung heute WÖk - Steuer (20 %) Vorsteuer WÖk Netto-Belastung WÖk 1 Baumwolle Kongo 1,00 € - - - fließt in Import-Score ein - - 2 Spinnen Bangladesch 2,00 € - - - fließt in Import-Score ein - - 3 Färben Indien 3,50 € - - - fließt in Import-Score ein - - 4 Nähen Bangladesch 5,00 € - - - fließt in Import-Score ein - - 5 Import Deutschland 5,25 € (inkl. Fracht) EUSt 19 % = 1,00 € voll abziehbar 0,00 € Wirkungssteuer 20 % = 1,05 € nicht abziehbar 1,05 € 6 Großhandel Deutschland 10,00 € MwSt 19 % = 1,90 € 1,00 € (EUSt) 0,90 € Wirkungssteuer 20 % = 2,00 € keine (Import war negativ) 2,00 € 7 Einzelhandel Deutschland 20,00 € MwSt 19 % = 3,80 € 1,90 € (Vorsteuer) 1,90 € Wirkungssteuer 20 % = 4,00 € keine (Großhandel negativ) 4,00 € Endkunde Deutschland 20,00 € zahlt 3,80 € MwSt → Endpreis 23,80 € - - zahlt 4,00 € Wirkungssteuer + eingepreiste Kosten (1,05 + 2,00) → Endpreis ca. 25,00 € - -</w:t>
       </w:r>
     </w:p>
     <w:p>
@@ -2244,7 +2221,7 @@
     </w:p>
     <w:p>
       <w:r>
-        <w:t>Natalie Weber – September 2025 10 Ergebnis • Heute: o Alle Zwischenstufen ziehen Vorsteuer → MwSt = Durchlaufposten. o Endpreis = 23,80 €. o Lieferkettenwirkung (Kinderarbeit, Chemie, CO2) irrelevant. • WÖk: o Importeur, Großhandel und Einzelhandel können keine Vorsteuer ziehen. o Wirkungssteuer bleibt als Kosten in der Kette hängen (1,05 € + 2,00 € + 4,00 €). o Endpreis steigt auf ca. 25,00 €. o Konsument sieht Ampel „Rot“ und bekommt keine Wirkungspunkte. Das T-Shirt-Beispiel zeigt die Kernlogik der Wirkungsökonomie: • Heute: Steuern sind neutral, nur der Endkunde zahlt, Lieferkettenwirkungen bleiben unsichtbar. • WÖk: Schlechte Lieferketten erzeugen reale Kosten. Jeder Akteur in der Kette hat Anreiz, bessere Lieferanten zu wählen, um Vorsteuerabzug zu sichern. Am Ende wird das „rote“ T-Shirt teurer, während ein „grünes“ T-Shirt (z. B. Bio-Baumwolle, faire Löhne, Recyclinganteil) günstiger wird. 3.6 „Grünes“ WÖk-Szenario (Bio-T-Shirt, fair &amp; sauber) Begründung für Score +1 (Beispiele): Bio-Baumwolle (Wasser &amp; Pestizide ↓), Living-Wage-Programme, Abwasser-Recycling/Farbsto-Standards, erneuerbare Energie in der Fertigung, geprüfte ESRS/GRI-Daten → Scorecards belegt → FinalScore ≥ +1 ⇒ 5 % und Vorsteuerabzug zulässig. Preisannahmen bleiben identisch wie zuvor, damit nur die Steuerlogik den Unterschied erzeugt: • Baumwolle: 1,00 € → Garn: 2,00 € → Sto/Färben: 3,50 € → Nähen: 5,00 € • Transport bis DE: 0,25 € (Zollwert = 5,25 €) • Großhandel: 10,00 € → Retail: 20,00 €</w:t>
+        <w:t>Natalie Weber - September 2025 10 Ergebnis • Heute: o Alle Zwischenstufen ziehen Vorsteuer → MwSt = Durchlaufposten. o Endpreis = 23,80 €. o Lieferkettenwirkung (Kinderarbeit, Chemie, CO2) irrelevant. • WÖk: o Importeur, Großhandel und Einzelhandel können keine Vorsteuer ziehen. o Wirkungssteuer bleibt als Kosten in der Kette hängen (1,05 € + 2,00 € + 4,00 €). o Endpreis steigt auf ca. 25,00 €. o Konsument sieht Ampel „Rot“ und bekommt keine Wirkungspunkte. Das T-Shirt-Beispiel zeigt die Kernlogik der Wirkungsökonomie: • Heute: Steuern sind neutral, nur der Endkunde zahlt, Lieferkettenwirkungen bleiben unsichtbar. • WÖk: Schlechte Lieferketten erzeugen reale Kosten. Jeder Akteur in der Kette hat Anreiz, bessere Lieferanten zu wählen, um Vorsteuerabzug zu sichern. Am Ende wird das „rote“ T-Shirt teurer, während ein „grünes“ T-Shirt (z. B. Bio-Baumwolle, faire Löhne, Recyclinganteil) günstiger wird. 3.6 „Grünes“ WÖk-Szenario (Bio-T-Shirt, fair &amp; sauber) Begründung für Score +1 (Beispiele): Bio-Baumwolle (Wasser &amp; Pestizide ↓), Living-Wage-Programme, Abwasser-Recycling/Farbsto-Standards, erneuerbare Energie in der Fertigung, geprüfte ESRS/GRI-Daten → Scorecards belegt → FinalScore ≥ +1 ⇒ 5 % und Vorsteuerabzug zulässig. Preisannahmen bleiben identisch wie zuvor, damit nur die Steuerlogik den Unterschied erzeugt: • Baumwolle: 1,00 € → Garn: 2,00 € → Sto/Färben: 3,50 € → Nähen: 5,00 € • Transport bis DE: 0,25 € (Zollwert = 5,25 €) • Großhandel: 10,00 € → Retail: 20,00 €</w:t>
       </w:r>
     </w:p>
     <w:p>
@@ -2254,7 +2231,7 @@
     </w:p>
     <w:p>
       <w:r>
-        <w:t>Natalie Weber – September 2025 11 Tabelle: Heute vs. WÖk „grün“ (FinalScore +1, 5 %) Stufe Land Netto (Basis) Heute – Steuer Vorsteuer heute WÖk „grün“ – 5 % Vorsteuer WÖk Wer trägt die Steuer? 1 Baumwolle (Nicht-EU) 1,00 – – fließt in Import-Score ein – – 2 Spinnen (Nicht-EU) 2,00 – – fließt in Import-Score ein – – 3 Färben/Weben (Nicht-EU) 3,50 – – fließt in Import-Score ein – – 4 Nähen (Nicht-EU) 5,00 – – fließt in Import-Score ein – – 5 Import Deutschland 5,25 EUSt 19 % = 1,00 100 % abzugsfähig Wirkungs-MwSt 5 % = 0,2625 100 % abzugsfähig (§ 7) niemand (Durchlaufposten) 6 Großhandel → Retail Deutschland 10,00 MwSt 19 % = 1,90 zieht 1,00 ab 5 % = 0,50 zieht 0,2625 ab DiQerenz (0,2375) als Zahllast 7 Retail → Endkunde Deutschland 20,00 MwSt 19 % = 3,80 zieht 1,90 ab 5 % = 1,00 zieht 0,50 ab DiQerenz (0,50) als Zahllast Endpreis (brutto) im „grün“-Szenario: 20,00 € + 1,00 € = 21,00 €. Vorsteuer ist über die gesamte Kette zulässig, weil FinalScore ≥ +1 (§ 7 WUStG).</w:t>
+        <w:t>Natalie Weber - September 2025 11 Tabelle: Heute vs. WÖk „grün“ (FinalScore +1, 5 %) Stufe Land Netto (Basis) Heute - Steuer Vorsteuer heute WÖk „grün“ - 5 % Vorsteuer WÖk Wer trägt die Steuer? 1 Baumwolle (Nicht-EU) 1,00 - - fließt in Import-Score ein - - 2 Spinnen (Nicht-EU) 2,00 - - fließt in Import-Score ein - - 3 Färben/Weben (Nicht-EU) 3,50 - - fließt in Import-Score ein - - 4 Nähen (Nicht-EU) 5,00 - - fließt in Import-Score ein - - 5 Import Deutschland 5,25 EUSt 19 % = 1,00 100 % abzugsfähig Wirkungs-MwSt 5 % = 0,2625 100 % abzugsfähig (§ 7) niemand (Durchlaufposten) 6 Großhandel → Retail Deutschland 10,00 MwSt 19 % = 1,90 zieht 1,00 ab 5 % = 0,50 zieht 0,2625 ab DiQerenz (0,2375) als Zahllast 7 Retail → Endkunde Deutschland 20,00 MwSt 19 % = 3,80 zieht 1,90 ab 5 % = 1,00 zieht 0,50 ab DiQerenz (0,50) als Zahllast Endpreis (brutto) im „grün“-Szenario: 20,00 € + 1,00 € = 21,00 €. Vorsteuer ist über die gesamte Kette zulässig, weil FinalScore ≥ +1 (§ 7 WUStG).</w:t>
       </w:r>
     </w:p>
     <w:p>
@@ -2264,7 +2241,7 @@
     </w:p>
     <w:p>
       <w:r>
-        <w:t>Natalie Weber – September 2025 12 3.7 Direktvergleich der drei Welten (gleiche Nettopreise) System Importsteuer (e.ektiv) Handelsteuer (e.ektiv) Vorsteuerkette? Sichtbarkeit im Laden Endpreis Heute (19 %) EUSt 19 % voll abziehbar 19 % je Stufe, Vorsteuer voll Ja (immer) keine 23,80 € WÖk „rot“ (FinalScore –2 → 20 %) 20 % nicht abziehbar 20 % je Stufe, nicht abziehbar Nein (Score &amp;lt; +1) Ampel: Rot ≈ 25,00 € WÖk „grün“ (FinalScore +1 → 5 %) 5 % voll abziehbar 5 % je Stufe, Vorsteuer voll Ja (Score ≥ +1) Ampel: Grün, Wirkungspunkte 21,00 € Lesart: Die gleiche Netto-Kostenkette wird unter WÖk preislich auseinandergezogen—schädlich wird teurer, transformativ günstiger. Das ist exakt die Lenkungswirkung, die §§ 5, 7, 10–11 WUStG bezwecken (Score → Steuersatz; Vorsteuer nur bei positiven Eingaben; Bonus/Malus). 3.8 Warum +1 (5 %) und nicht 0 %? Null-Satz (0 %) ist nach § 5 nur bei sehr hoher Wirkung (+2/+3) bzw. § 10-Klassenlogik erreichbar. Für realistische, breit skalierbare Lieferketten (Bio-Rohsto`, saubere Färberei, Living-Wage-Programme, EE-Strom, verifizierte Daten) ist +1 die robuste Baseline; +2/+3 sind „Best-in-Class“ und erreichbar, aber seltener. 3.9 Einordnung &amp; Anschluss • Internationale MwSt-Logik bleibt: Steuer entsteht im Importland; nur die Vorsteuerfähigkeit hängt künftig von der Wirkung ab (Kap. 2.7). • Scorecards &amp; Benchmarks stammen aus SDGs/ESRS/GRI/ILO und sind global anschlussfähig; keine „deutschen Sondernormen“. • Governance &amp; Anti-Lobby-Schutz: Wirkungsrat evaluiert Indikatoren/Schwellen im 3-Jahres-Rhythmus, öffentliche Protokolle → keine Willkür.</w:t>
+        <w:t>Natalie Weber - September 2025 12 3.7 Direktvergleich der drei Welten (gleiche Nettopreise) System Importsteuer (e.ektiv) Handelsteuer (e.ektiv) Vorsteuerkette? Sichtbarkeit im Laden Endpreis Heute (19 %) EUSt 19 % voll abziehbar 19 % je Stufe, Vorsteuer voll Ja (immer) keine 23,80 € WÖk „rot“ (FinalScore -2 → 20 %) 20 % nicht abziehbar 20 % je Stufe, nicht abziehbar Nein (Score &amp;lt; +1) Ampel: Rot ≈ 25,00 € WÖk „grün“ (FinalScore +1 → 5 %) 5 % voll abziehbar 5 % je Stufe, Vorsteuer voll Ja (Score ≥ +1) Ampel: Grün, Wirkungspunkte 21,00 € Lesart: Die gleiche Netto-Kostenkette wird unter WÖk preislich auseinandergezogen-schädlich wird teurer, transformativ günstiger. Das ist exakt die Lenkungswirkung, die §§ 5, 7, 10-11 WUStG bezwecken (Score → Steuersatz; Vorsteuer nur bei positiven Eingaben; Bonus/Malus). 3.8 Warum +1 (5 %) und nicht 0 %? Null-Satz (0 %) ist nach § 5 nur bei sehr hoher Wirkung (+2/+3) bzw. § 10-Klassenlogik erreichbar. Für realistische, breit skalierbare Lieferketten (Bio-Rohsto`, saubere Färberei, Living-Wage-Programme, EE-Strom, verifizierte Daten) ist +1 die robuste Baseline; +2/+3 sind „Best-in-Class“ und erreichbar, aber seltener. 3.9 Einordnung &amp; Anschluss • Internationale MwSt-Logik bleibt: Steuer entsteht im Importland; nur die Vorsteuerfähigkeit hängt künftig von der Wirkung ab (Kap. 2.7). • Scorecards &amp; Benchmarks stammen aus SDGs/ESRS/GRI/ILO und sind global anschlussfähig; keine „deutschen Sondernormen“. • Governance &amp; Anti-Lobby-Schutz: Wirkungsrat evaluiert Indikatoren/Schwellen im 3-Jahres-Rhythmus, öffentliche Protokolle → keine Willkür.</w:t>
       </w:r>
     </w:p>
     <w:p>
@@ -2274,7 +2251,7 @@
     </w:p>
     <w:p>
       <w:r>
-        <w:t>Natalie Weber – September 2025 13 Kapitel 4: Internationale Besonderheiten – Vorsteuer, Zoll &amp; SDGs Globale Lieferketten sind heute die Regel, nicht die Ausnahme. Baumwolle aus Afrika, Garn aus Bangladesch, Färben in Indien, Nähen in Kambodscha, Verkauf in Europa – fast jedes Produkt legt weite Strecken über Kontinente hinweg zurück. Genau hier zeigt sich die Schwäche des heutigen Mehrwertsteuersystems und die Stärke der Wirkungsökonomie. 4.1 Ausgangslage heute Im internationalen Handel gelten Sonderregeln, die verhindern sollen, dass Waren doppelt oder gar nicht besteuert werden: • Innerhalb der EU ist die Mehrwertsteuer harmonisiert. Lieferungen ins Ausland sind steuerfrei, im Bestimmungsland wird die Steuer erhoben (Reverse-Charge). Vorsteuerabzug funktioniert EU-weit – die Steuer ist damit ein reiner Durchlaufposten. • Im Handel mit Drittländern (z. B. Kongo, Bangladesch, Indien) fällt im Ursprungsland keine deutsche Mehrwertsteuer an. Erst beim Import nach Deutschland greift die Einfuhrumsatzsteuer (EUSt). Diese ist vollständig als Vorsteuer abziehbar und damit faktisch neutralisiert. Das bedeutet: Internationale Lieferketten tragen heute keine steuerliche Belastung. Selbst wenn Kinderarbeit, Umweltzerstörung oder extreme CO2-Emissionen in der Kette stecken, bleibt die Steuer gleich. Sie ist blind für Wirkung. 4.2 Wirkungsökonomie-Logik Die WÖk dreht dieses Prinzip um. Die Steuer bleibt ein Instrument am Zoll, aber wird neu ausgerichtet: • Wirkungssteuer statt EUSt: Die Einfuhrumsatzsteuer wird ersetzt durch die Wirkungs-MwSt (§ 9 WUStG). Grundlage bleibt der Zollwert (Warenwert + Transport + Versicherung). • Scorecards gelten universell: Jede Vorleistung – egal aus welchem Land – wird nach denselben Wirkungsindikatoren (WÖk-IDs) bewertet. Diese sind mit SDGs, ESRS, GRI und ILO verknüpft. • Vorsteuerabzug an Wirkung gekoppelt: Nur positive Lieferungen (FinalScore ≥ +1) sind vorsteuerfähig (§ 7 WUStG). Neutrale oder negative Eingaben sind nicht abziehbar und bleiben als echte Kosten in der Bilanz hängen. • Standard-Scorecards für Datenlücken: Für Länder oder Unternehmen, die keine Daten liefern, gilt eine konservative Standardbewertung. So entstehen keine Schlupflöcher – im Zweifel wird eine Lieferung negativ bewertet.</w:t>
+        <w:t>Natalie Weber - September 2025 13 Kapitel 4: Internationale Besonderheiten - Vorsteuer, Zoll &amp; SDGs Globale Lieferketten sind heute die Regel, nicht die Ausnahme. Baumwolle aus Afrika, Garn aus Bangladesch, Färben in Indien, Nähen in Kambodscha, Verkauf in Europa - fast jedes Produkt legt weite Strecken über Kontinente hinweg zurück. Genau hier zeigt sich die Schwäche des heutigen Mehrwertsteuersystems und die Stärke der Wirkungsökonomie. 4.1 Ausgangslage heute Im internationalen Handel gelten Sonderregeln, die verhindern sollen, dass Waren doppelt oder gar nicht besteuert werden: • Innerhalb der EU ist die Mehrwertsteuer harmonisiert. Lieferungen ins Ausland sind steuerfrei, im Bestimmungsland wird die Steuer erhoben (Reverse-Charge). Vorsteuerabzug funktioniert EU-weit - die Steuer ist damit ein reiner Durchlaufposten. • Im Handel mit Drittländern (z. B. Kongo, Bangladesch, Indien) fällt im Ursprungsland keine deutsche Mehrwertsteuer an. Erst beim Import nach Deutschland greift die Einfuhrumsatzsteuer (EUSt). Diese ist vollständig als Vorsteuer abziehbar und damit faktisch neutralisiert. Das bedeutet: Internationale Lieferketten tragen heute keine steuerliche Belastung. Selbst wenn Kinderarbeit, Umweltzerstörung oder extreme CO2-Emissionen in der Kette stecken, bleibt die Steuer gleich. Sie ist blind für Wirkung. 4.2 Wirkungsökonomie-Logik Die WÖk dreht dieses Prinzip um. Die Steuer bleibt ein Instrument am Zoll, aber wird neu ausgerichtet: • Wirkungssteuer statt EUSt: Die Einfuhrumsatzsteuer wird ersetzt durch die Wirkungs-MwSt (§ 9 WUStG). Grundlage bleibt der Zollwert (Warenwert + Transport + Versicherung). • Scorecards gelten universell: Jede Vorleistung - egal aus welchem Land - wird nach denselben Wirkungsindikatoren (WÖk-IDs) bewertet. Diese sind mit SDGs, ESRS, GRI und ILO verknüpft. • Vorsteuerabzug an Wirkung gekoppelt: Nur positive Lieferungen (FinalScore ≥ +1) sind vorsteuerfähig (§ 7 WUStG). Neutrale oder negative Eingaben sind nicht abziehbar und bleiben als echte Kosten in der Bilanz hängen. • Standard-Scorecards für Datenlücken: Für Länder oder Unternehmen, die keine Daten liefern, gilt eine konservative Standardbewertung. So entstehen keine Schlupflöcher - im Zweifel wird eine Lieferung negativ bewertet.</w:t>
       </w:r>
     </w:p>
     <w:p>
@@ -2284,7 +2261,7 @@
     </w:p>
     <w:p>
       <w:r>
-        <w:t>Natalie Weber – September 2025 14 • Globale Fairness durch Benchmarks: Um Länder nicht ungleich zu behandeln, arbeitet die WÖk mit Archetypen und Benchmarks by NACE. So wird z. B. die Frauenquote nicht absolut, sondern relativ zu international anerkannten Zielwerten gemessen. • Globale Fairness durch Benchmarks: Um Länder nicht ungleich zu behandeln, arbeitet die WÖk mit Archetypen und Benchmarks by NACE. Die Logik gilt nicht nur für internationale Rohsto`- oder Fertigungsstufen, sondern auch für kleine Dienstleister im Inland. Ob IT-Dienstleister in Deutschland, Facility-Services oder Logistikbetriebe – alle werden über Archetypen einbezogen. Damit werden erstmals auch diese „unsichtbaren“ Leistungen steuerlich sichtbar. 4.3 Beispiel: Frauenquote Kongo vs. Deutschland Ein oft diskutiertes Beispiel ist die Frauenquote. Kritiker fragen: „Gilt die deutsche Frauenquote dann auch im Kongo?“ Die Antwort lautet: Nein – es gilt ein globaler SDG-Maßstab. • Der Indikator WOK-G-122 „Diversität in Führung“ ist weltweit gleich definiert. • Das Benchmark-Ziel liegt z. B. bei 50 % Frauen in Führungspositionen. • Deutschland erreicht 35 % → Score 0 (neutral). • Kongo erreicht 20 % → Score –1 (negativ). Das bedeutet: Beide Länder werden am selben Maßstab gemessen, aber ihre jeweiligen Ergebnisse spiegeln die Realität wider. Niemand wird an „deutschen Sonderregeln“ gemessen – sondern an global vereinbarten Zielen. 4.4 Kritik &amp; Einordnung Ein häufiger Vorwurf lautet, die WÖk sei eine „globale Diktatur“, weil sie lokale Traditionen und Gesellschaften überformt. Doch das Gegenteil ist der Fall: • Demokratische Legitimität: Alle 193 UN-Staaten haben die SDGs unterzeichnet. Die Maßstäbe sind also nicht einseitig gesetzt, sondern global beschlossen. • Datenbasierte Bewertung statt Willkür: Scorecards nutzen standardisierte Indikatoren, Benchmarks und Audits – keine moralischen Urteile. • Entwicklungsfreundliche Anreize: Negative Bewertungen führen nicht zum Ausschluss, sondern zu Entwicklungsanreizen. Unternehmen im Kongo können Kredite, Technologietransfers oder Förderungen nutzen, um ihre Scores zu verbessern.</w:t>
+        <w:t>Natalie Weber - September 2025 14 • Globale Fairness durch Benchmarks: Um Länder nicht ungleich zu behandeln, arbeitet die WÖk mit Archetypen und Benchmarks by NACE. So wird z. B. die Frauenquote nicht absolut, sondern relativ zu international anerkannten Zielwerten gemessen. • Globale Fairness durch Benchmarks: Um Länder nicht ungleich zu behandeln, arbeitet die WÖk mit Archetypen und Benchmarks by NACE. Die Logik gilt nicht nur für internationale Rohsto`- oder Fertigungsstufen, sondern auch für kleine Dienstleister im Inland. Ob IT-Dienstleister in Deutschland, Facility-Services oder Logistikbetriebe - alle werden über Archetypen einbezogen. Damit werden erstmals auch diese „unsichtbaren“ Leistungen steuerlich sichtbar. 4.3 Beispiel: Frauenquote Kongo vs. Deutschland Ein oft diskutiertes Beispiel ist die Frauenquote. Kritiker fragen: „Gilt die deutsche Frauenquote dann auch im Kongo?“ Die Antwort lautet: Nein - es gilt ein globaler SDG-Maßstab. • Der Indikator WOK-G-122 „Diversität in Führung“ ist weltweit gleich definiert. • Das Benchmark-Ziel liegt z. B. bei 50 % Frauen in Führungspositionen. • Deutschland erreicht 35 % → Score 0 (neutral). • Kongo erreicht 20 % → Score -1 (negativ). Das bedeutet: Beide Länder werden am selben Maßstab gemessen, aber ihre jeweiligen Ergebnisse spiegeln die Realität wider. Niemand wird an „deutschen Sonderregeln“ gemessen - sondern an global vereinbarten Zielen. 4.4 Kritik &amp; Einordnung Ein häufiger Vorwurf lautet, die WÖk sei eine „globale Diktatur“, weil sie lokale Traditionen und Gesellschaften überformt. Doch das Gegenteil ist der Fall: • Demokratische Legitimität: Alle 193 UN-Staaten haben die SDGs unterzeichnet. Die Maßstäbe sind also nicht einseitig gesetzt, sondern global beschlossen. • Datenbasierte Bewertung statt Willkür: Scorecards nutzen standardisierte Indikatoren, Benchmarks und Audits - keine moralischen Urteile. • Entwicklungsfreundliche Anreize: Negative Bewertungen führen nicht zum Ausschluss, sondern zu Entwicklungsanreizen. Unternehmen im Kongo können Kredite, Technologietransfers oder Förderungen nutzen, um ihre Scores zu verbessern.</w:t>
       </w:r>
     </w:p>
     <w:p>
@@ -2398,11 +2375,6 @@
       </w:pPr>
       <w:r>
         <w:t>V1-Finalisierung: Vertiefung, Anwendung und Evidenz</w:t>
-      </w:r>
-    </w:p>
-    <w:p>
-      <w:r>
-        <w:t>Dieses Studienskript ist die fachlich finale Codex-V1-Fassung fuer den Akademie-Reader und die oeffentliche Bibliothek. Claude uebernimmt danach Satz, CI/CD, PDF/Reader-Freigabe und die abschliessende Lektoratsabnahme.</w:t>
       </w:r>
     </w:p>
     <w:p>
@@ -2912,11 +2884,6 @@
       </w:r>
     </w:p>
     <w:p>
-      <w:r>
-        <w:t>Diese Finalisierung schliesst die Codex-Inhaltsproduktion fuer V16. Offen bleibt nicht der fachliche Kern des Skripts, sondern der naechste Produktionsschritt: Claude setzt daraus die CI/CD-konforme Reader- und PDF-Fassung, prueft Satz, Umbrueche, Medienintegration und Lektorat und markiert erst danach die veroeffentlichte Fassung als freigegeben.</w:t>
-      </w:r>
-    </w:p>
-    <w:p>
       <w:pPr>
         <w:pStyle w:val="Heading2"/>
       </w:pPr>
@@ -2937,7 +2904,7 @@
         <w:pStyle w:val="ListBullet"/>
       </w:pPr>
       <w:r>
-        <w:t>woek-akademie-app/content/lehrgaenge/woek-g-v16.md — unmittelbarer Akademie-Quelltext dieser V1-Fassung.</w:t>
+        <w:t>woek-akademie-app/content/lehrgaenge/woek-g-v16.md - unmittelbarer Akademie-Quelltext dieser V1-Fassung.</w:t>
       </w:r>
     </w:p>
     <w:p>
@@ -2945,7 +2912,7 @@
         <w:pStyle w:val="ListBullet"/>
       </w:pPr>
       <w:r>
-        <w:t>assets/pdf/die-neue-ordnung-des-wohlstands.pdf und buch.html — aktuelles Grundlagenwerk.</w:t>
+        <w:t>assets/pdf/die-neue-ordnung-des-wohlstands.pdf und buch.html - aktuelles Grundlagenwerk.</w:t>
       </w:r>
     </w:p>
     <w:p>
@@ -2954,22 +2921,6 @@
       </w:pPr>
       <w:r>
         <w:t>Website-Korpus: Referenz, Wirkungsfelder, Werkzeuge, Glossar, Bibliothek und Journal.</w:t>
-      </w:r>
-    </w:p>
-    <w:p>
-      <w:pPr>
-        <w:pStyle w:val="ListBullet"/>
-      </w:pPr>
-      <w:r>
-        <w:t>docs/CODEX-HANDOFF-studienskripte.md — Produktionsstandard.</w:t>
-      </w:r>
-    </w:p>
-    <w:p>
-      <w:pPr>
-        <w:pStyle w:val="ListBullet"/>
-      </w:pPr>
-      <w:r>
-        <w:t>docs/CODEX-HANDOFF-pruefungen.md — geschützte Prüfungs- und Antwortlogik.</w:t>
       </w:r>
     </w:p>
     <w:p>
